--- a/GUEVARA_LA_PARABOLA_INTEGRALE_1928-1967.docx
+++ b/GUEVARA_LA_PARABOLA_INTEGRALE_1928-1967.docx
@@ -116,7 +116,7 @@
           <w:sz w:val="24"/>
           <w:szCs w:val="24"/>
         </w:rPr>
-        <w:t xml:space="preserve"> Questo volume rilega senza perdite i cinque studi che compongono la parabola completa di Ernesto Guevara prodotti nel corpus: dalle origini e l'esilio messicano, alla Sierra Maestra e all'Avana, dall'ONU 1964 al Congo, fino alla campagna boliviana e alla morte a La Higuera. Ricostruzione storica su cronologia consolidata, con le correzioni post-triangolazione segnalate nelle note di revisione di ciascun testo. Senza agiografia né il suo rovescio.</w:t>
+        <w:t xml:space="preserve"> Questo volume rilega senza perdite i cinque studi che compongono la parabola completa di Ernesto Guevara prodotti nel corpus: dalle origini e l'esilio messicano, alla Sierra Maestra e all'Avana, dall'ONU 1964 al Congo, fino alla campagna boliviana e alla morte a La Higuera. Ricostruzione storica su cronologia consolidata, con le correzioni post-triangolazione e le sostituzioni di fonte segnalate nelle note di revisione di ciascun testo. Senza agiografia né il suo rovescio.</w:t>
       </w:r>
     </w:p>
     <w:p>
@@ -2164,7 +2164,7 @@
           <w:sz w:val="24"/>
           <w:szCs w:val="24"/>
         </w:rPr>
-        <w:t xml:space="preserve">] —, Guevara si recò a New York come capo della delegazione cubana per partecipare alla diciannovesima sessione dell'Assemblea Generale delle Nazioni Unite. L'11 dicembre 1964, pronunciò uno dei discorsi più incendiari della storia dell'istituzione, noto come il discorso "Il colonialismo è condannato", in cui denunciò con implacabile durezza l'incapacità delle Nazioni Unite di arginare le disuguaglianze globali e di fermare la "brutale politica dell'apartheid" in Sudafrica (URL: https://military-history.fandom.com/wiki/Che_Guevara). Durante questo intervento, Guevara accusò esplicitamente gli Stati Uniti e le potenze occidentali di perpetuare una divisione neocoloniale del mondo, sfidando l'inazione della comunità internazionale.</w:t>
+        <w:t xml:space="preserve">] —, Guevara si recò a New York come capo della delegazione cubana per partecipare alla diciannovesima sessione dell'Assemblea Generale delle Nazioni Unite. L'11 dicembre 1964, pronunciò uno dei discorsi più incendiari della storia dell'istituzione, noto come il discorso "Il colonialismo è condannato", in cui denunciò con implacabile durezza l'incapacità delle Nazioni Unite di arginare le disuguaglianze globali e di fermare la "brutale politica dell'apartheid" in Sudafrica (testo del discorso all'ONU dell'11/12/1964: [Marxists Internet Archive](https://www.marxists.org/archive/guevara/1964/12/11.htm); registrazione: [Smithsonian Folkways](https://folkways.si.edu/che-guevara/speech-at-the-united-nations-general-assembly-december-11-1964-19th-assembly/caribbean-oral-history-biography-world-history/track/smithsonian)). Durante questo intervento, Guevara accusò esplicitamente gli Stati Uniti e le potenze occidentali di perpetuare una divisione neocoloniale del mondo, sfidando l'inazione della comunità internazionale.</w:t>
       </w:r>
     </w:p>
     <w:p>
@@ -2196,7 +2196,7 @@
           <w:sz w:val="24"/>
           <w:szCs w:val="24"/>
         </w:rPr>
-        <w:t xml:space="preserve">, consolidando la sua immagine di interlocutore sofisticato e intransigente (URL: https://uploads.strikinglycdn.com/files/27b7a8e7-c929-45e4-9b16-3ded6220f920/golewojobonudo.pdf). In quegli stessi giorni, il suo carisma attrasse l'attenzione dei vertici del radicalismo afroamericano. Malcolm X lo invitò a intervenire davanti all'Organization of Afro-American Unity all'Audubon Ballroom di Harlem; Guevara accettò in un primo momento, ma vi rinunciò per ragioni di sicurezza, facendo pervenire un messaggio scritto che Malcolm X lesse personalmente in sala il 13 dicembre 1964 — un saluto "caloroso del popolo cubano e specialmente di Fidel, che ricorda con entusiasmo la sua visita a Harlem di qualche anno fa", chiuso dalla formula "uniti vinceremo". L'episodio, pur senza un faccia a faccia, sottolineò la convergenza tra le lotte anticoloniali del Terzo Mondo e i movimenti per i diritti civili all'interno del blocco occidentale [→ </w:t>
+        <w:t xml:space="preserve">, consolidando la sua immagine di interlocutore sofisticato e intransigente (episodio documentato negli archivi CBS; cfr. [CBS News, «60 anni di Face the Nation»](https://www.cbsnews.com/pictures/60-years-of-face-the-nation/)). In quegli stessi giorni, il suo carisma attrasse l'attenzione dei vertici del radicalismo afroamericano. Malcolm X lo invitò a intervenire davanti all'Organization of Afro-American Unity all'Audubon Ballroom di Harlem; Guevara accettò in un primo momento, ma vi rinunciò per ragioni di sicurezza, facendo pervenire un messaggio scritto che Malcolm X lesse personalmente in sala il 13 dicembre 1964 — un saluto "caloroso del popolo cubano e specialmente di Fidel, che ricorda con entusiasmo la sua visita a Harlem di qualche anno fa", chiuso dalla formula "uniti vinceremo". L'episodio, pur senza un faccia a faccia, sottolineò la convergenza tra le lotte anticoloniali del Terzo Mondo e i movimenti per i diritti civili all'interno del blocco occidentale [→ </w:t>
       </w:r>
       <w:r>
         <w:rPr>
@@ -2246,7 +2246,7 @@
           <w:sz w:val="24"/>
           <w:szCs w:val="24"/>
         </w:rPr>
-        <w:t xml:space="preserve">] (URL: https://www.thecitizen.in/index.php/en/NewsDetail/index/1/1826/The-First-Terrorist-Attack-on-the-UN-was-Against-Che-Guevera). Informato degli eventi, Guevara mantenne la sua consueta flemma fatalista, commentando con un gesto languido della mano che "è meglio essere uccisi da una donna con un coltello che da un uomo con una pistola" (URL: https://military-history.fandom.com/wiki/Che_Guevara).</w:t>
+        <w:t xml:space="preserve">] (URL: https://www.thecitizen.in/index.php/en/NewsDetail/index/1/1826/The-First-Terrorist-Attack-on-the-UN-was-Against-Che-Guevera). Informato degli eventi, Guevara mantenne la sua consueta flemma fatalista, commentando con un gesto languido della mano che "è meglio essere uccisi da una donna con un coltello che da un uomo con una pistola" (riportato dalle cronache dell'epoca; cfr. [The Citizen](https://www.thecitizen.in/index.php/en/NewsDetail/index/1/1826/The-First-Terrorist-Attack-on-the-UN-was-Against-Che-Guevera)).</w:t>
       </w:r>
     </w:p>
     <w:p>
@@ -2278,7 +2278,25 @@
           <w:sz w:val="24"/>
           <w:szCs w:val="24"/>
         </w:rPr>
-        <w:t xml:space="preserve">] (URL: https://avantionline.it/linsostenibile-leggerezza-dellimperativo-categorico-del-che/).</w:t>
+        <w:t xml:space="preserve">] (fonte: Michael Ratner e Michael Steven Smith, </w:t>
+      </w:r>
+      <w:r>
+        <w:rPr>
+          <w:rFonts w:ascii="Times New Roman" w:cs="Times New Roman" w:eastAsia="Times New Roman" w:hAnsi="Times New Roman"/>
+          <w:i/>
+          <w:iCs/>
+          <w:sz w:val="24"/>
+          <w:szCs w:val="24"/>
+        </w:rPr>
+        <w:t xml:space="preserve">Who Killed Che? How the CIA Got Away with Murder</w:t>
+      </w:r>
+      <w:r>
+        <w:rPr>
+          <w:rFonts w:ascii="Times New Roman" w:cs="Times New Roman" w:eastAsia="Times New Roman" w:hAnsi="Times New Roman"/>
+          <w:sz w:val="24"/>
+          <w:szCs w:val="24"/>
+        </w:rPr>
+        <w:t xml:space="preserve">, OR Books, 2011, fondato sui documenti CIA declassificati).</w:t>
       </w:r>
     </w:p>
     <w:p>
@@ -2306,7 +2324,25 @@
           <w:sz w:val="24"/>
           <w:szCs w:val="24"/>
         </w:rPr>
-        <w:t xml:space="preserve">Successivamente agli impegni newyorkesi, tra la fine del 1964 e i primi mesi del 1965, Guevara intraprese una massiccia missione diplomatica che toccò numerosi paesi, fungendo da ambasciatore itinerante per la Rivoluzione Cubana. Il suo itinerario incluse tappe in Cina, Corea del Nord, Berlino Est, Unione Sovietica, Mali, Congo-Brazzaville, Ghana, Tanzania, Egitto e Algeria (URL: https://www.policycenter.ma/blog/cuban-medical-assistance-diplomatic-tool). Questo viaggio fu cruciale per due ragioni: in primo luogo, permise a Guevara di valutare direttamente la fattibilità di esportare il foco guerrigliero nel continente africano, considerato l'anello debole dell'imperialismo; in secondo luogo, acuì irreparabilmente la sua insofferenza verso le politiche di "coesistenza pacifica" perseguite dall'URSS (URL: https://www.tandfonline.com/doi/full/10.1080/14747731.2022.2066055).</w:t>
+        <w:t xml:space="preserve">Successivamente agli impegni newyorkesi, tra la fine del 1964 e i primi mesi del 1965, Guevara intraprese una massiccia missione diplomatica che toccò numerosi paesi, fungendo da ambasciatore itinerante per la Rivoluzione Cubana. Il suo itinerario incluse tappe in Cina, Corea del Nord, Berlino Est, Unione Sovietica, Mali, Congo-Brazzaville, Ghana, Tanzania, Egitto e Algeria (fonte: cronologia in Jon Lee Anderson, </w:t>
+      </w:r>
+      <w:r>
+        <w:rPr>
+          <w:rFonts w:ascii="Times New Roman" w:cs="Times New Roman" w:eastAsia="Times New Roman" w:hAnsi="Times New Roman"/>
+          <w:i/>
+          <w:iCs/>
+          <w:sz w:val="24"/>
+          <w:szCs w:val="24"/>
+        </w:rPr>
+        <w:t xml:space="preserve">Che Guevara: A Revolutionary Life</w:t>
+      </w:r>
+      <w:r>
+        <w:rPr>
+          <w:rFonts w:ascii="Times New Roman" w:cs="Times New Roman" w:eastAsia="Times New Roman" w:hAnsi="Times New Roman"/>
+          <w:sz w:val="24"/>
+          <w:szCs w:val="24"/>
+        </w:rPr>
+        <w:t xml:space="preserve">, 1997; cfr. [Wikipedia](https://it.wikipedia.org/wiki/Che_Guevara)). Questo viaggio fu cruciale per due ragioni: in primo luogo, permise a Guevara di valutare direttamente la fattibilità di esportare il foco guerrigliero nel continente africano, considerato l'anello debole dell'imperialismo; in secondo luogo, acuì irreparabilmente la sua insofferenza verso le politiche di "coesistenza pacifica" perseguite dall'URSS (URL: https://www.tandfonline.com/doi/full/10.1080/14747731.2022.2066055).</w:t>
       </w:r>
     </w:p>
     <w:p>
@@ -2334,7 +2370,7 @@
           <w:sz w:val="24"/>
           <w:szCs w:val="24"/>
         </w:rPr>
-        <w:t xml:space="preserve">Un momento topico di questo viaggio fu l'incontro avvenuto nel marzo del 1965 al Cairo con il presidente egiziano Gamal Abdel Nasser. Guevara, spinto da un internazionalismo romantico e intransigente, rivelò a Nasser il suo piano segreto: recarsi in Congo per guidare personalmente un'insurrezione militare contro le forze neocoloniali. Guevara sosteneva che la situazione africana fosse matura per un'escalation rivoluzionaria in grado di colpire l'imperialismo statunitense "al cuore dei suoi interessi", precisando che una vittoria nel Congo avrebbe avuto un impatto su scala continentale, ben oltre la sconfitta del governo fantoccio di Moise Tshombe (URL: https://liberatedtexts.com/reviews/the-question-of-proletarian-internationalism-che-guevara-the-african-dream/).</w:t>
+        <w:t xml:space="preserve">Un momento topico di questo viaggio fu l'incontro avvenuto nel marzo del 1965 al Cairo con il presidente egiziano Gamal Abdel Nasser. Guevara, spinto da un internazionalismo romantico e intransigente, rivelò a Nasser il suo piano segreto: recarsi in Congo per guidare personalmente un'insurrezione militare contro le forze neocoloniali. Guevara sosteneva che la situazione africana fosse matura per un'escalation rivoluzionaria in grado di colpire l'imperialismo statunitense "al cuore dei suoi interessi", precisando che una vittoria nel Congo avrebbe avuto un impatto su scala continentale, ben oltre la sconfitta del governo fantoccio di Moise Tshombe (fonti: [Jacobin, «Che Guevara in the Congo»](https://jacobin.com/2017/04/che-guevara-cuba-castro-congo-patrice-lumumba-colonialism); [ROAPE](https://roape.net/2017/04/05/che-guevara-congo/)).</w:t>
       </w:r>
     </w:p>
     <w:p>
@@ -2348,7 +2384,7 @@
           <w:sz w:val="24"/>
           <w:szCs w:val="24"/>
         </w:rPr>
-        <w:t xml:space="preserve">Nasser, pragmatico veterano della nazionalizzazione del Canale di Suez, reagì con profondo sconcerto e scetticismo. Egli ammonì Guevara sui rischi insiti nel proiettarsi in una realtà etnica, tribale e culturale a lui del tutto estranea, dicendogli esplicitamente: "Mi stupisci... non voglio interferire, ma se vuoi essere un altro Tarzan, un uomo bianco tra i neri, che li guida e li protegge, ti dico che questa è un'impresa destinata a finire male" (URL: https://revista.drclas.harvard.edu/latin-american-revolutionaries-and-the-arab-world/). L'avvertimento del leader egiziano, che evidenziava i limiti del volontarismo guevariano di fronte alla complessa sociologia africana, rimase tragicamente inascoltato (URL: https://translatingcuba.com/che-guevara-was-not-james-bond-and-thats-why-it-ended-badly/).</w:t>
+        <w:t xml:space="preserve">Nasser, pragmatico veterano della nazionalizzazione del Canale di Suez, reagì con profondo sconcerto e scetticismo. Egli ammonì Guevara sui rischi insiti nel proiettarsi in una realtà etnica, tribale e culturale a lui del tutto estranea, dicendogli esplicitamente: "Mi stupisci... non voglio interferire, ma se vuoi essere un altro Tarzan, un uomo bianco tra i neri, che li guida e li protegge, ti dico che questa è un'impresa destinata a finire male" (URL: https://revista.drclas.harvard.edu/latin-american-revolutionaries-and-the-arab-world/). L'avvertimento del leader egiziano, che evidenziava i limiti del volontarismo guevariano di fronte alla complessa sociologia africana, rimase tragicamente inascoltato (l'episodio proviene dal resoconto di Mohamed Heikal; cfr. [Harvard ReVista](https://revista.drclas.harvard.edu/latin-american-revolutionaries-and-the-arab-world/)).</w:t>
       </w:r>
     </w:p>
     <w:p>
@@ -2376,7 +2412,7 @@
           <w:sz w:val="24"/>
           <w:szCs w:val="24"/>
         </w:rPr>
-        <w:t xml:space="preserve">Il culmine teorico e la cesura diplomatica di questo lungo viaggio si consumarono il 24 febbraio 1965 ad Algeri, in occasione del Secondo Seminario Economico sulla Solidarietà Afro-Asiatica. In quella sede, Guevara pronunciò un discorso che costituì una requisitoria frontale e inaudita contro l'Unione Sovietica e il blocco orientale (URL: https://www.iacopi.org/joomla/images/Articoli/2015/Che,%20Comandante%20delle%20guerre%20perse,%2007-2015.pdf).</w:t>
+        <w:t xml:space="preserve">Il culmine teorico e la cesura diplomatica di questo lungo viaggio si consumarono il 24 febbraio 1965 ad Algeri, in occasione del Secondo Seminario Economico sulla Solidarietà Afro-Asiatica. In quella sede, Guevara pronunciò un discorso che costituì una requisitoria frontale e inaudita contro l'Unione Sovietica e il blocco orientale (testo del discorso: [Marxists Internet Archive](https://www.marxists.org/archive/guevara/1965/02/24.htm)).</w:t>
       </w:r>
     </w:p>
     <w:p>
@@ -2390,7 +2426,7 @@
           <w:sz w:val="24"/>
           <w:szCs w:val="24"/>
         </w:rPr>
-        <w:t xml:space="preserve">L'architettura logica dell'intervento guevariano si fondava sull'analisi della "divisione internazionale del lavoro" e sullo "scambio ineguale". Guevara argomentò che i paesi del socialismo reale, adottando i prezzi e le logiche del mercato mondiale capitalistico per regolare i loro scambi commerciali con le nazioni sottosviluppate, si rendevano "obiettivamente complici dello sfruttamento imperialistico" (URL: http://www.rifondazione.it/primapagina/?p=31356). Egli denunciò l'emisfero settentrionale — guidato a ovest da Washington e a est da Mosca — come un'unica entità sfruttatrice a danno dell'emisfero meridionale (URL: https://it.wikipedia.org/wiki/Che_Guevara).</w:t>
+        <w:t xml:space="preserve">L'architettura logica dell'intervento guevariano si fondava sull'analisi della "divisione internazionale del lavoro" e sullo "scambio ineguale". Guevara argomentò che i paesi del socialismo reale, adottando i prezzi e le logiche del mercato mondiale capitalistico per regolare i loro scambi commerciali con le nazioni sottosviluppate, si rendevano "obiettivamente complici dello sfruttamento imperialistico" ([testo del discorso, Marxists Internet Archive](https://www.marxists.org/archive/guevara/1965/02/24.htm)). Egli denunciò l'emisfero settentrionale — guidato a ovest da Washington e a est da Mosca — come un'unica entità sfruttatrice a danno dell'emisfero meridionale (URL: https://it.wikipedia.org/wiki/Che_Guevara).</w:t>
       </w:r>
     </w:p>
     <w:p>
@@ -2404,7 +2440,7 @@
           <w:sz w:val="24"/>
           <w:szCs w:val="24"/>
         </w:rPr>
-        <w:t xml:space="preserve">Per Guevara, lo sviluppo socialista non poteva fondarsi sul debito o sull'usura commerciale. Propose un modello alternativo basato su accordi paritari: gli investimenti nei paesi sottosviluppati dovevano essere considerati un dovere internazionalista. Gli stati riceventi avrebbero dovuto esercitare i diritti di proprietà sovrana senza pagamenti in valuta forte, impegnandosi unicamente a rimborsare il debito attraverso la fornitura di beni a prezzi e quantità predeterminate a lungo termine (URL: http://tempofertile.blogspot.com/2019/10/ernesto-che-guevara-discorso-di-algeri.html). Dichiarò fermamente che "il socialismo non può esistere se nelle coscienze non si opera una trasformazione che determini un ordine nuovo" e condannò aspramente le scorie del "revisionismo borghese" all'interno delle potenze comuniste (URL: https://mps-ti.ch/2017/10/che-guevara-tra-marx-e-america-latina/). Questa eresia teorica causò lo sdegno palese della delegazione sovietica presente ad Algeri, sancendo la fine irrevocabile della permanenza di Guevara all'interno dei confini della diplomazia formale di Stato (URL: http://spainshobo.net/html/user_data/detalle/176182detalle.pdf).</w:t>
+        <w:t xml:space="preserve">Per Guevara, lo sviluppo socialista non poteva fondarsi sul debito o sull'usura commerciale. Propose un modello alternativo basato su accordi paritari: gli investimenti nei paesi sottosviluppati dovevano essere considerati un dovere internazionalista. Gli stati riceventi avrebbero dovuto esercitare i diritti di proprietà sovrana senza pagamenti in valuta forte, impegnandosi unicamente a rimborsare il debito attraverso la fornitura di beni a prezzi e quantità predeterminate a lungo termine. Dichiarò fermamente che "il socialismo non può esistere se nelle coscienze non si opera una trasformazione che determini un ordine nuovo" e condannò aspramente le scorie del "revisionismo borghese" all'interno delle potenze comuniste ([testo integrale del discorso, Marxists Internet Archive](https://www.marxists.org/archive/guevara/1965/02/24.htm)). Questa eresia teorica causò lo sdegno palese della delegazione sovietica presente ad Algeri, sancendo la fine irrevocabile della permanenza di Guevara all'interno dei confini della diplomazia formale di Stato.</w:t>
       </w:r>
     </w:p>
     <w:p>
@@ -2432,7 +2468,25 @@
           <w:sz w:val="24"/>
           <w:szCs w:val="24"/>
         </w:rPr>
-        <w:t xml:space="preserve">Guevara rientrò a Cuba il 14 marzo 1965, dopo oltre tre mesi di frenetica attività internazionale. Ad attenderlo all'aeroporto vi erano le massime cariche dello Stato: Fidel Castro, Raúl Castro e altri leader rivoluzionari. Tuttavia, la presenza del vice primo ministro sovietico Anastas Mikoyan all'Avana in quegli stessi giorni, impegnato nell'inaugurazione di un'esposizione scientifica e tecnica dell'URSS, simboleggiava plasticamente le pressioni geopolitiche a cui Cuba era sottoposta (URL: https://es.scribd.com/document/625195967/Ernesto-Che-Guevara-I-Lavretski).</w:t>
+        <w:t xml:space="preserve">Guevara rientrò a Cuba il 14 marzo 1965, dopo oltre tre mesi di frenetica attività internazionale. Ad attenderlo all'aeroporto vi erano le massime cariche dello Stato: Fidel Castro, Raúl Castro e altri leader rivoluzionari. Tuttavia, la presenza del vice primo ministro sovietico Anastas Mikoyan all'Avana in quegli stessi giorni, impegnato nell'inaugurazione di un'esposizione scientifica e tecnica dell'URSS, simboleggiava plasticamente le pressioni geopolitiche a cui Cuba era sottoposta (dettaglio riportato dalla biografia sovietica di Iosif Lavretski, </w:t>
+      </w:r>
+      <w:r>
+        <w:rPr>
+          <w:rFonts w:ascii="Times New Roman" w:cs="Times New Roman" w:eastAsia="Times New Roman" w:hAnsi="Times New Roman"/>
+          <w:i/>
+          <w:iCs/>
+          <w:sz w:val="24"/>
+          <w:szCs w:val="24"/>
+        </w:rPr>
+        <w:t xml:space="preserve">Ernesto Che Guevara</w:t>
+      </w:r>
+      <w:r>
+        <w:rPr>
+          <w:rFonts w:ascii="Times New Roman" w:cs="Times New Roman" w:eastAsia="Times New Roman" w:hAnsi="Times New Roman"/>
+          <w:sz w:val="24"/>
+          <w:szCs w:val="24"/>
+        </w:rPr>
+        <w:t xml:space="preserve">, Progress Publishers — fonte di parte, non riscontrata altrove).</w:t>
       </w:r>
     </w:p>
     <w:p>
@@ -2446,7 +2500,7 @@
           <w:sz w:val="24"/>
           <w:szCs w:val="24"/>
         </w:rPr>
-        <w:t xml:space="preserve">Il discorso di Algeri aveva generato fortissimi attriti. Documentazioni dell'epoca testimoniano di discussioni prolungate e accese tra Guevara e Castro. Mentre Guevara era fautore di un'economia altamente centralizzata, svincolata dai criteri di redditività e fondata esclusivamente sugli incentivi morali e sul lavoro volontario, Castro doveva bilanciare l'impeto rivoluzionario con la necessità di mantenere il vitale cordone ombelicale economico e militare con Mosca (URL: https://www.academia.edu/39537106/NICOL%C3%81S_M%C3%81RQUEZ_EL_CANALLA_LA_VERDADERA_HISTORIA_DEL_CHE). In quel periodo l'isola fronteggiava una pressione inaudita; come lo stesso Guevara aveva ricordato in un programma televisivo intitolato "Universidad Popular", nei primi undici mesi del 1964 Cuba aveva subito oltre 1.323 atti di sovversione orchestrati dalle sfere governative nordamericane — dato riportato dalla sola biografia sovietica di Lavretski e non riscontrato altrove [→ </w:t>
+        <w:t xml:space="preserve">Il discorso di Algeri aveva generato fortissimi attriti. Documentazioni dell'epoca testimoniano di discussioni prolungate e accese tra Guevara e Castro. Mentre Guevara era fautore di un'economia altamente centralizzata, svincolata dai criteri di redditività e fondata esclusivamente sugli incentivi morali e sul lavoro volontario, Castro doveva bilanciare l'impeto rivoluzionario con la necessità di mantenere il vitale cordone ombelicale economico e militare con Mosca (cfr. Jon Lee Anderson, </w:t>
       </w:r>
       <w:r>
         <w:rPr>
@@ -2456,6 +2510,42 @@
           <w:sz w:val="24"/>
           <w:szCs w:val="24"/>
         </w:rPr>
+        <w:t xml:space="preserve">Che Guevara: A Revolutionary Life</w:t>
+      </w:r>
+      <w:r>
+        <w:rPr>
+          <w:rFonts w:ascii="Times New Roman" w:cs="Times New Roman" w:eastAsia="Times New Roman" w:hAnsi="Times New Roman"/>
+          <w:sz w:val="24"/>
+          <w:szCs w:val="24"/>
+        </w:rPr>
+        <w:t xml:space="preserve">, 1997, parte finale). In quel periodo l'isola fronteggiava una pressione inaudita; come lo stesso Guevara aveva ricordato in un programma televisivo intitolato "Universidad Popular", nei primi undici mesi del 1964 Cuba aveva subito oltre 1.323 atti di sovversione orchestrati dalle sfere governative nordamericane — dato riportato dalla sola biografia sovietica di Iosif Lavretski (</w:t>
+      </w:r>
+      <w:r>
+        <w:rPr>
+          <w:rFonts w:ascii="Times New Roman" w:cs="Times New Roman" w:eastAsia="Times New Roman" w:hAnsi="Times New Roman"/>
+          <w:i/>
+          <w:iCs/>
+          <w:sz w:val="24"/>
+          <w:szCs w:val="24"/>
+        </w:rPr>
+        <w:t xml:space="preserve">Ernesto Che Guevara</w:t>
+      </w:r>
+      <w:r>
+        <w:rPr>
+          <w:rFonts w:ascii="Times New Roman" w:cs="Times New Roman" w:eastAsia="Times New Roman" w:hAnsi="Times New Roman"/>
+          <w:sz w:val="24"/>
+          <w:szCs w:val="24"/>
+        </w:rPr>
+        <w:t xml:space="preserve">, Progress Publishers), fonte di parte e non riscontrata altrove [→ </w:t>
+      </w:r>
+      <w:r>
+        <w:rPr>
+          <w:rFonts w:ascii="Times New Roman" w:cs="Times New Roman" w:eastAsia="Times New Roman" w:hAnsi="Times New Roman"/>
+          <w:i/>
+          <w:iCs/>
+          <w:sz w:val="24"/>
+          <w:szCs w:val="24"/>
+        </w:rPr>
         <w:t xml:space="preserve">Nota di revisione 5</w:t>
       </w:r>
       <w:r>
@@ -2464,7 +2554,7 @@
           <w:sz w:val="24"/>
           <w:szCs w:val="24"/>
         </w:rPr>
-        <w:t xml:space="preserve">] (URL: https://es.scribd.com/document/625195967/Ernesto-Che-Guevara-I-Lavretski).</w:t>
+        <w:t xml:space="preserve">].</w:t>
       </w:r>
     </w:p>
     <w:p>
@@ -2478,7 +2568,7 @@
           <w:sz w:val="24"/>
           <w:szCs w:val="24"/>
         </w:rPr>
-        <w:t xml:space="preserve">Da quel 14 marzo, Guevara sparì letteralmente dalla circolazione. Non si presentò più in pubblico. La sua assenza innescò una ridda di speculazioni internazionali: la stampa speculò su una sua defezione, su un suo presunto assassinio per divergenze politiche, o su un ricovero in un ospedale psichiatrico (URL: https://www.storiain.net/storia/che-guevara-comandante-delle-guerre-perse/). A fronte di queste voci, Fidel Castro rilasciò una dichiarazione lapidaria il 16 giugno 1965, affermando che il destino di Guevara sarebbe stato reso noto "quando lo stesso Guevara avesse ritenuto opportuno farlo" (URL: https://it.wikipedia.org/wiki/Che_Guevara). La rivelazione giunse solo mesi dopo, il 3 ottobre 1965, quando Fidel lesse pubblicamente la celebre lettera in cui il Che rassegnava le dimissioni da ogni carica governativa e militare, restituiva la cittadinanza cubana onoraria e dichiarava di partire verso nuovi campi di battaglia, poiché "altri luoghi del mondo reclamano il concorso dei miei modesti sforzi" (URL: https://www.milenio.com/opinion/rafael-perez-gay/practicas-indecibles/che-guevara).</w:t>
+        <w:t xml:space="preserve">Da quel 14 marzo, Guevara sparì letteralmente dalla circolazione. Non si presentò più in pubblico. La sua assenza innescò una ridda di speculazioni internazionali: la stampa speculò su una sua defezione, su un suo presunto assassinio per divergenze politiche, o su un ricovero in un ospedale psichiatrico (cfr. [Wikipedia](https://it.wikipedia.org/wiki/Che_Guevara), con la rassegna delle speculazioni dell'epoca). A fronte di queste voci, Fidel Castro rilasciò una dichiarazione lapidaria il 16 giugno 1965, affermando che il destino di Guevara sarebbe stato reso noto "quando lo stesso Guevara avesse ritenuto opportuno farlo" (URL: https://it.wikipedia.org/wiki/Che_Guevara). La rivelazione giunse solo mesi dopo, il 3 ottobre 1965, quando Fidel lesse pubblicamente la celebre lettera in cui il Che rassegnava le dimissioni da ogni carica governativa e militare, restituiva la cittadinanza cubana onoraria e dichiarava di partire verso nuovi campi di battaglia, poiché "altri luoghi del mondo reclamano il concorso dei miei modesti sforzi" (testo della lettera d'addio a Fidel Castro: [Marxists Internet Archive](https://www.marxists.org/archive/guevara/1965/04/01.htm)).</w:t>
       </w:r>
     </w:p>
     <w:p>
@@ -2506,7 +2596,7 @@
           <w:sz w:val="24"/>
           <w:szCs w:val="24"/>
         </w:rPr>
-        <w:t xml:space="preserve">In realtà, mesi prima che la sua lettera venisse letta in pubblico, Guevara aveva già lasciato Cuba. L'1 aprile 1965, ampiamente travestito per eludere lo spionaggio internazionale, partì per l'Africa con l'intento di innescare una guerra di liberazione in Congo-Léopoldville, supportando il movimento rivoluzionario contro il governo sostenuto dall'Occidente (URL: https://rebelion.org/che-guevara-tambien-era-africano/).</w:t>
+        <w:t xml:space="preserve">In realtà, mesi prima che la sua lettera venisse letta in pubblico, Guevara aveva già lasciato Cuba. L'1 aprile 1965, ampiamente travestito per eludere lo spionaggio internazionale, partì per l'Africa con l'intento di innescare una guerra di liberazione in Congo-Léopoldville, supportando il movimento rivoluzionario contro il governo sostenuto dall'Occidente (cfr. [Jacobin, «Che Guevara in the Congo»](https://jacobin.com/2017/04/che-guevara-cuba-castro-congo-patrice-lumumba-colonialism)).</w:t>
       </w:r>
     </w:p>
     <w:p>
@@ -2534,7 +2624,7 @@
           <w:sz w:val="24"/>
           <w:szCs w:val="24"/>
         </w:rPr>
-        <w:t xml:space="preserve">Il Congo era il principale teatro di scontro della Guerra Fredda in Africa. Dopo l'assassinio del leader indipendentista Patrice Lumumba, il paese era scivolato nel caos. A metà del 1964, le milizie ribelli controllavano vasti territori: a nord-est operavano Gaston Soumaliot e il suo tenente Laurent-Désiré Kabila, mentre Christophe Gbenye, supportato da Unione Sovietica e Cina, dominava altre zone (URL: https://rebelion.org/che-guevara-en-congo/). Preoccupato dall'avanzata comunista, il presidente USA Lyndon B. Johnson aveva inviato Averell Harriman e il vicesegretario della difesa Cyrus Vance per organizzare un ponte aereo e dispiegare supporto logistico al governo. Nel luglio 1964, Moise Tshombe era stato nominato primo ministro, ingaggiando mercenari bianchi (belgi, sudafricani, francesi, americani, rodesiani) per sopprimere la rivolta (URL: https://rebelion.org/che-guevara-tambien-era-africano/).</w:t>
+        <w:t xml:space="preserve">Il Congo era il principale teatro di scontro della Guerra Fredda in Africa. Dopo l'assassinio del leader indipendentista Patrice Lumumba, il paese era scivolato nel caos. A metà del 1964, le milizie ribelli controllavano vasti territori: a nord-est operavano Gaston Soumaliot e il suo tenente Laurent-Désiré Kabila, mentre Christophe Gbenye, supportato da Unione Sovietica e Cina, dominava altre zone ([ROAPE, «Che Guevara in the Congo»](https://roape.net/2017/04/05/che-guevara-congo/)). Preoccupato dall'avanzata comunista, il presidente USA Lyndon B. Johnson aveva inviato Averell Harriman e il vicesegretario della difesa Cyrus Vance per organizzare un ponte aereo e dispiegare supporto logistico al governo. Nel luglio 1964, Moise Tshombe era stato nominato primo ministro, ingaggiando mercenari bianchi (belgi, sudafricani, francesi, americani, rodesiani) per sopprimere la rivolta ([Jacobin](https://jacobin.com/2017/04/che-guevara-cuba-castro-congo-patrice-lumumba-colonialism)).</w:t>
       </w:r>
     </w:p>
     <w:p>
@@ -3288,15 +3378,15 @@
           <w:sz w:val="24"/>
           <w:szCs w:val="24"/>
         </w:rPr>
-        <w:t xml:space="preserve">Fonti da sostituire in una futura revisione.</w:t>
-      </w:r>
-      <w:r>
-        <w:rPr>
-          <w:rFonts w:ascii="Times New Roman" w:cs="Times New Roman" w:eastAsia="Times New Roman" w:hAnsi="Times New Roman"/>
-          <w:sz w:val="24"/>
-          <w:szCs w:val="24"/>
-        </w:rPr>
-        <w:t xml:space="preserve"> Restano nel testo alcuni rimandi di qualità insufficiente per un uso accademico: il PDF ospitato su CDN anonimo (strikinglycdn) a sostegno dell'intervista a </w:t>
+        <w:t xml:space="preserve">Fonti deboli sostituite (revisione del 24 agosto 2026).</w:t>
+      </w:r>
+      <w:r>
+        <w:rPr>
+          <w:rFonts w:ascii="Times New Roman" w:cs="Times New Roman" w:eastAsia="Times New Roman" w:hAnsi="Times New Roman"/>
+          <w:sz w:val="24"/>
+          <w:szCs w:val="24"/>
+        </w:rPr>
+        <w:t xml:space="preserve"> Tutti i rimandi di qualità insufficiente presenti nella stesura originale sono stati sostituiti con fonti solide: il PDF su CDN anonimo (strikinglycdn) per </w:t>
       </w:r>
       <w:r>
         <w:rPr>
@@ -3314,7 +3404,25 @@
           <w:sz w:val="24"/>
           <w:szCs w:val="24"/>
         </w:rPr>
-        <w:t xml:space="preserve"> del 13 dicembre 1964 — episodio in sé documentato, che andrebbe però ancorato agli archivi CBS; i documenti su Scribd e dokumen.pub; e il blog che riprende il pamphlet di Nicolás Márquez, testo apertamente militante, citato a sostegno della ricostruzione delle discussioni fra Guevara e Castro.</w:t>
+        <w:t xml:space="preserve"> con l'archivio CBS; i testi del discorso di Algeri e della lettera d'addio con il </w:t>
+      </w:r>
+      <w:r>
+        <w:rPr>
+          <w:rFonts w:ascii="Times New Roman" w:cs="Times New Roman" w:eastAsia="Times New Roman" w:hAnsi="Times New Roman"/>
+          <w:b/>
+          <w:bCs/>
+          <w:sz w:val="24"/>
+          <w:szCs w:val="24"/>
+        </w:rPr>
+        <w:t xml:space="preserve">Marxists Internet Archive</w:t>
+      </w:r>
+      <w:r>
+        <w:rPr>
+          <w:rFonts w:ascii="Times New Roman" w:cs="Times New Roman" w:eastAsia="Times New Roman" w:hAnsi="Times New Roman"/>
+          <w:sz w:val="24"/>
+          <w:szCs w:val="24"/>
+        </w:rPr>
+        <w:t xml:space="preserve"> (fonti primarie); il discorso all'ONU con Marxists Internet Archive e Smithsonian Folkways; il pamphlet militante di Nicolás Márquez (via academia.edu) e la biografia sovietica di Lavretski (via Scribd) rispettivamente con Jon Lee Anderson e con la citazione diretta di Lavretski marcata come fonte di parte non riscontrata; i rimandi al Congo (rebelion.org) con Jacobin e ROAPE; il fandom wiki con le fonti primarie corrispondenti. Restano in nota, e solo come tali, i due dati che poggiano sulla sola biografia di Lavretski (la presenza di Mikoyan e i 1.323 atti di sovversione), esplicitamente segnalati come non riscontrati.</w:t>
       </w:r>
     </w:p>
     <w:p>

--- a/GUEVARA_LA_PARABOLA_INTEGRALE_1928-1967.docx
+++ b/GUEVARA_LA_PARABOLA_INTEGRALE_1928-1967.docx
@@ -2164,7 +2164,7 @@
           <w:sz w:val="24"/>
           <w:szCs w:val="24"/>
         </w:rPr>
-        <w:t xml:space="preserve">] —, Guevara si recò a New York come capo della delegazione cubana per partecipare alla diciannovesima sessione dell'Assemblea Generale delle Nazioni Unite. L'11 dicembre 1964, pronunciò uno dei discorsi più incendiari della storia dell'istituzione, noto come il discorso "Il colonialismo è condannato", in cui denunciò con implacabile durezza l'incapacità delle Nazioni Unite di arginare le disuguaglianze globali e di fermare la "brutale politica dell'apartheid" in Sudafrica (testo del discorso all'ONU dell'11/12/1964: [Marxists Internet Archive](https://www.marxists.org/archive/guevara/1964/12/11.htm); registrazione: [Smithsonian Folkways](https://folkways.si.edu/che-guevara/speech-at-the-united-nations-general-assembly-december-11-1964-19th-assembly/caribbean-oral-history-biography-world-history/track/smithsonian)). Durante questo intervento, Guevara accusò esplicitamente gli Stati Uniti e le potenze occidentali di perpetuare una divisione neocoloniale del mondo, sfidando l'inazione della comunità internazionale.</w:t>
+        <w:t xml:space="preserve">] —, Guevara si recò a New York come capo della delegazione cubana per partecipare alla diciannovesima sessione dell'Assemblea Generale delle Nazioni Unite. L'11 dicembre 1964, pronunciò uno dei discorsi più incendiari della storia dell'istituzione, noto come il discorso "Il colonialismo è condannato", in cui denunciò con implacabile durezza l'incapacità delle Nazioni Unite di arginare le disuguaglianze globali e di fermare la "brutale politica dell'apartheid" in Sudafrica (testo del discorso all'ONU dell'11/12/1964, «Colonialism is Doomed»: [Marxists Internet Archive](https://www.marxists.org/archive/guevara/1964/12/11-alt.htm); registrazione: [Smithsonian Folkways](https://folkways.si.edu/che-guevara/speech-at-the-united-nations-general-assembly-december-11-1964-19th-assembly/caribbean-oral-history-biography-world-history/track/smithsonian)). Durante questo intervento, Guevara accusò esplicitamente gli Stati Uniti e le potenze occidentali di perpetuare una divisione neocoloniale del mondo, sfidando l'inazione della comunità internazionale.</w:t>
       </w:r>
     </w:p>
     <w:p>

--- a/GUEVARA_LA_PARABOLA_INTEGRALE_1928-1967.docx
+++ b/GUEVARA_LA_PARABOLA_INTEGRALE_1928-1967.docx
@@ -9,7 +9,7 @@
       </w:pPr>
       <w:r>
         <w:rPr>
-          <w:rFonts w:ascii="Times New Roman" w:cs="Times New Roman" w:eastAsia="Times New Roman" w:hAnsi="Times New Roman"/>
+          <w:rFonts w:ascii="Barlow Semi Condensed" w:cs="Barlow Semi Condensed" w:eastAsia="Barlow Semi Condensed" w:hAnsi="Barlow Semi Condensed"/>
           <w:b/>
           <w:bCs/>
           <w:color w:val="1F3864"/>
@@ -50,7 +50,7 @@
       </w:pPr>
       <w:r>
         <w:rPr>
-          <w:rFonts w:ascii="Times New Roman" w:cs="Times New Roman" w:eastAsia="Times New Roman" w:hAnsi="Times New Roman"/>
+          <w:rFonts w:ascii="Barlow Semi Condensed" w:cs="Barlow Semi Condensed" w:eastAsia="Barlow Semi Condensed" w:hAnsi="Barlow Semi Condensed"/>
           <w:sz w:val="24"/>
           <w:szCs w:val="24"/>
         </w:rPr>
@@ -64,7 +64,7 @@
       </w:pPr>
       <w:r>
         <w:rPr>
-          <w:rFonts w:ascii="Times New Roman" w:cs="Times New Roman" w:eastAsia="Times New Roman" w:hAnsi="Times New Roman"/>
+          <w:rFonts w:ascii="Barlow Semi Condensed" w:cs="Barlow Semi Condensed" w:eastAsia="Barlow Semi Condensed" w:hAnsi="Barlow Semi Condensed"/>
           <w:sz w:val="24"/>
           <w:szCs w:val="24"/>
         </w:rPr>
@@ -78,13 +78,13 @@
       </w:pPr>
       <w:r>
         <w:rPr>
-          <w:rFonts w:ascii="Times New Roman" w:cs="Times New Roman" w:eastAsia="Times New Roman" w:hAnsi="Times New Roman"/>
+          <w:rFonts w:ascii="Barlow Semi Condensed" w:cs="Barlow Semi Condensed" w:eastAsia="Barlow Semi Condensed" w:hAnsi="Barlow Semi Condensed"/>
           <w:i/>
           <w:iCs/>
           <w:sz w:val="24"/>
           <w:szCs w:val="24"/>
         </w:rPr>
-        <w:t xml:space="preserve">Volume rilegato — 24 agosto 2026 · Standard tipografico: Times New Roman 12, A4, giustificato</w:t>
+        <w:t xml:space="preserve">Volume rilegato — 24 agosto 2026 · Standard tipografico: Barlow Semi Condensed 12, A4, giustificato</w:t>
       </w:r>
     </w:p>
     <w:p>
@@ -98,7 +98,7 @@
       </w:pPr>
       <w:r>
         <w:rPr>
-          <w:rFonts w:ascii="Times New Roman" w:cs="Times New Roman" w:eastAsia="Times New Roman" w:hAnsi="Times New Roman"/>
+          <w:rFonts w:ascii="Barlow Semi Condensed" w:cs="Barlow Semi Condensed" w:eastAsia="Barlow Semi Condensed" w:hAnsi="Barlow Semi Condensed"/>
           <w:b/>
           <w:bCs/>
           <w:i w:val="false"/>
@@ -110,7 +110,7 @@
       </w:r>
       <w:r>
         <w:rPr>
-          <w:rFonts w:ascii="Times New Roman" w:cs="Times New Roman" w:eastAsia="Times New Roman" w:hAnsi="Times New Roman"/>
+          <w:rFonts w:ascii="Barlow Semi Condensed" w:cs="Barlow Semi Condensed" w:eastAsia="Barlow Semi Condensed" w:hAnsi="Barlow Semi Condensed"/>
           <w:i w:val="false"/>
           <w:iCs w:val="false"/>
           <w:sz w:val="24"/>
@@ -131,7 +131,7 @@
       </w:pPr>
       <w:r>
         <w:rPr>
-          <w:rFonts w:ascii="Times New Roman" w:cs="Times New Roman" w:eastAsia="Times New Roman" w:hAnsi="Times New Roman"/>
+          <w:rFonts w:ascii="Barlow Semi Condensed" w:cs="Barlow Semi Condensed" w:eastAsia="Barlow Semi Condensed" w:hAnsi="Barlow Semi Condensed"/>
           <w:sz w:val="24"/>
           <w:szCs w:val="24"/>
         </w:rPr>
@@ -145,7 +145,7 @@
       </w:pPr>
       <w:r>
         <w:rPr>
-          <w:rFonts w:ascii="Times New Roman" w:cs="Times New Roman" w:eastAsia="Times New Roman" w:hAnsi="Times New Roman"/>
+          <w:rFonts w:ascii="Barlow Semi Condensed" w:cs="Barlow Semi Condensed" w:eastAsia="Barlow Semi Condensed" w:hAnsi="Barlow Semi Condensed"/>
           <w:sz w:val="24"/>
           <w:szCs w:val="24"/>
         </w:rPr>
@@ -159,7 +159,7 @@
       </w:pPr>
       <w:r>
         <w:rPr>
-          <w:rFonts w:ascii="Times New Roman" w:cs="Times New Roman" w:eastAsia="Times New Roman" w:hAnsi="Times New Roman"/>
+          <w:rFonts w:ascii="Barlow Semi Condensed" w:cs="Barlow Semi Condensed" w:eastAsia="Barlow Semi Condensed" w:hAnsi="Barlow Semi Condensed"/>
           <w:sz w:val="24"/>
           <w:szCs w:val="24"/>
         </w:rPr>
@@ -173,7 +173,7 @@
       </w:pPr>
       <w:r>
         <w:rPr>
-          <w:rFonts w:ascii="Times New Roman" w:cs="Times New Roman" w:eastAsia="Times New Roman" w:hAnsi="Times New Roman"/>
+          <w:rFonts w:ascii="Barlow Semi Condensed" w:cs="Barlow Semi Condensed" w:eastAsia="Barlow Semi Condensed" w:hAnsi="Barlow Semi Condensed"/>
           <w:sz w:val="24"/>
           <w:szCs w:val="24"/>
         </w:rPr>
@@ -187,7 +187,7 @@
       </w:pPr>
       <w:r>
         <w:rPr>
-          <w:rFonts w:ascii="Times New Roman" w:cs="Times New Roman" w:eastAsia="Times New Roman" w:hAnsi="Times New Roman"/>
+          <w:rFonts w:ascii="Barlow Semi Condensed" w:cs="Barlow Semi Condensed" w:eastAsia="Barlow Semi Condensed" w:hAnsi="Barlow Semi Condensed"/>
           <w:sz w:val="24"/>
           <w:szCs w:val="24"/>
         </w:rPr>
@@ -201,7 +201,7 @@
       </w:pPr>
       <w:r>
         <w:rPr>
-          <w:rFonts w:ascii="Times New Roman" w:cs="Times New Roman" w:eastAsia="Times New Roman" w:hAnsi="Times New Roman"/>
+          <w:rFonts w:ascii="Barlow Semi Condensed" w:cs="Barlow Semi Condensed" w:eastAsia="Barlow Semi Condensed" w:hAnsi="Barlow Semi Condensed"/>
           <w:sz w:val="24"/>
           <w:szCs w:val="24"/>
         </w:rPr>
@@ -215,7 +215,7 @@
       </w:pPr>
       <w:r>
         <w:rPr>
-          <w:rFonts w:ascii="Times New Roman" w:cs="Times New Roman" w:eastAsia="Times New Roman" w:hAnsi="Times New Roman"/>
+          <w:rFonts w:ascii="Barlow Semi Condensed" w:cs="Barlow Semi Condensed" w:eastAsia="Barlow Semi Condensed" w:hAnsi="Barlow Semi Condensed"/>
           <w:sz w:val="24"/>
           <w:szCs w:val="24"/>
         </w:rPr>
@@ -229,7 +229,7 @@
       </w:pPr>
       <w:r>
         <w:rPr>
-          <w:rFonts w:ascii="Times New Roman" w:cs="Times New Roman" w:eastAsia="Times New Roman" w:hAnsi="Times New Roman"/>
+          <w:rFonts w:ascii="Barlow Semi Condensed" w:cs="Barlow Semi Condensed" w:eastAsia="Barlow Semi Condensed" w:hAnsi="Barlow Semi Condensed"/>
           <w:sz w:val="24"/>
           <w:szCs w:val="24"/>
         </w:rPr>
@@ -243,7 +243,7 @@
       </w:pPr>
       <w:r>
         <w:rPr>
-          <w:rFonts w:ascii="Times New Roman" w:cs="Times New Roman" w:eastAsia="Times New Roman" w:hAnsi="Times New Roman"/>
+          <w:rFonts w:ascii="Barlow Semi Condensed" w:cs="Barlow Semi Condensed" w:eastAsia="Barlow Semi Condensed" w:hAnsi="Barlow Semi Condensed"/>
           <w:sz w:val="24"/>
           <w:szCs w:val="24"/>
         </w:rPr>
@@ -257,7 +257,7 @@
       </w:pPr>
       <w:r>
         <w:rPr>
-          <w:rFonts w:ascii="Times New Roman" w:cs="Times New Roman" w:eastAsia="Times New Roman" w:hAnsi="Times New Roman"/>
+          <w:rFonts w:ascii="Barlow Semi Condensed" w:cs="Barlow Semi Condensed" w:eastAsia="Barlow Semi Condensed" w:hAnsi="Barlow Semi Condensed"/>
           <w:sz w:val="24"/>
           <w:szCs w:val="24"/>
         </w:rPr>
@@ -271,7 +271,7 @@
       </w:pPr>
       <w:r>
         <w:rPr>
-          <w:rFonts w:ascii="Times New Roman" w:cs="Times New Roman" w:eastAsia="Times New Roman" w:hAnsi="Times New Roman"/>
+          <w:rFonts w:ascii="Barlow Semi Condensed" w:cs="Barlow Semi Condensed" w:eastAsia="Barlow Semi Condensed" w:hAnsi="Barlow Semi Condensed"/>
           <w:sz w:val="24"/>
           <w:szCs w:val="24"/>
         </w:rPr>
@@ -285,7 +285,7 @@
       </w:pPr>
       <w:r>
         <w:rPr>
-          <w:rFonts w:ascii="Times New Roman" w:cs="Times New Roman" w:eastAsia="Times New Roman" w:hAnsi="Times New Roman"/>
+          <w:rFonts w:ascii="Barlow Semi Condensed" w:cs="Barlow Semi Condensed" w:eastAsia="Barlow Semi Condensed" w:hAnsi="Barlow Semi Condensed"/>
           <w:sz w:val="24"/>
           <w:szCs w:val="24"/>
         </w:rPr>
@@ -299,7 +299,7 @@
       </w:pPr>
       <w:r>
         <w:rPr>
-          <w:rFonts w:ascii="Times New Roman" w:cs="Times New Roman" w:eastAsia="Times New Roman" w:hAnsi="Times New Roman"/>
+          <w:rFonts w:ascii="Barlow Semi Condensed" w:cs="Barlow Semi Condensed" w:eastAsia="Barlow Semi Condensed" w:hAnsi="Barlow Semi Condensed"/>
           <w:sz w:val="24"/>
           <w:szCs w:val="24"/>
         </w:rPr>
@@ -313,7 +313,7 @@
       </w:pPr>
       <w:r>
         <w:rPr>
-          <w:rFonts w:ascii="Times New Roman" w:cs="Times New Roman" w:eastAsia="Times New Roman" w:hAnsi="Times New Roman"/>
+          <w:rFonts w:ascii="Barlow Semi Condensed" w:cs="Barlow Semi Condensed" w:eastAsia="Barlow Semi Condensed" w:hAnsi="Barlow Semi Condensed"/>
           <w:sz w:val="24"/>
           <w:szCs w:val="24"/>
         </w:rPr>
@@ -327,7 +327,7 @@
       </w:pPr>
       <w:r>
         <w:rPr>
-          <w:rFonts w:ascii="Times New Roman" w:cs="Times New Roman" w:eastAsia="Times New Roman" w:hAnsi="Times New Roman"/>
+          <w:rFonts w:ascii="Barlow Semi Condensed" w:cs="Barlow Semi Condensed" w:eastAsia="Barlow Semi Condensed" w:hAnsi="Barlow Semi Condensed"/>
           <w:sz w:val="24"/>
           <w:szCs w:val="24"/>
         </w:rPr>
@@ -349,7 +349,7 @@
       </w:pPr>
       <w:r>
         <w:rPr>
-          <w:rFonts w:ascii="Times New Roman" w:cs="Times New Roman" w:eastAsia="Times New Roman" w:hAnsi="Times New Roman"/>
+          <w:rFonts w:ascii="Barlow Semi Condensed" w:cs="Barlow Semi Condensed" w:eastAsia="Barlow Semi Condensed" w:hAnsi="Barlow Semi Condensed"/>
           <w:sz w:val="24"/>
           <w:szCs w:val="24"/>
         </w:rPr>
@@ -363,7 +363,7 @@
       </w:pPr>
       <w:r>
         <w:rPr>
-          <w:rFonts w:ascii="Times New Roman" w:cs="Times New Roman" w:eastAsia="Times New Roman" w:hAnsi="Times New Roman"/>
+          <w:rFonts w:ascii="Barlow Semi Condensed" w:cs="Barlow Semi Condensed" w:eastAsia="Barlow Semi Condensed" w:hAnsi="Barlow Semi Condensed"/>
           <w:i/>
           <w:iCs/>
           <w:sz w:val="24"/>
@@ -379,7 +379,7 @@
       </w:pPr>
       <w:r>
         <w:rPr>
-          <w:rFonts w:ascii="Times New Roman" w:cs="Times New Roman" w:eastAsia="Times New Roman" w:hAnsi="Times New Roman"/>
+          <w:rFonts w:ascii="Barlow Semi Condensed" w:cs="Barlow Semi Condensed" w:eastAsia="Barlow Semi Condensed" w:hAnsi="Barlow Semi Condensed"/>
           <w:sz w:val="24"/>
           <w:szCs w:val="24"/>
         </w:rPr>
@@ -393,7 +393,7 @@
       </w:pPr>
       <w:r>
         <w:rPr>
-          <w:rFonts w:ascii="Times New Roman" w:cs="Times New Roman" w:eastAsia="Times New Roman" w:hAnsi="Times New Roman"/>
+          <w:rFonts w:ascii="Barlow Semi Condensed" w:cs="Barlow Semi Condensed" w:eastAsia="Barlow Semi Condensed" w:hAnsi="Barlow Semi Condensed"/>
           <w:sz w:val="24"/>
           <w:szCs w:val="24"/>
         </w:rPr>
@@ -407,7 +407,7 @@
       </w:pPr>
       <w:r>
         <w:rPr>
-          <w:rFonts w:ascii="Times New Roman" w:cs="Times New Roman" w:eastAsia="Times New Roman" w:hAnsi="Times New Roman"/>
+          <w:rFonts w:ascii="Barlow Semi Condensed" w:cs="Barlow Semi Condensed" w:eastAsia="Barlow Semi Condensed" w:hAnsi="Barlow Semi Condensed"/>
           <w:sz w:val="24"/>
           <w:szCs w:val="24"/>
         </w:rPr>
@@ -421,7 +421,7 @@
       </w:pPr>
       <w:r>
         <w:rPr>
-          <w:rFonts w:ascii="Times New Roman" w:cs="Times New Roman" w:eastAsia="Times New Roman" w:hAnsi="Times New Roman"/>
+          <w:rFonts w:ascii="Barlow Semi Condensed" w:cs="Barlow Semi Condensed" w:eastAsia="Barlow Semi Condensed" w:hAnsi="Barlow Semi Condensed"/>
           <w:sz w:val="24"/>
           <w:szCs w:val="24"/>
         </w:rPr>
@@ -435,7 +435,7 @@
       </w:pPr>
       <w:r>
         <w:rPr>
-          <w:rFonts w:ascii="Times New Roman" w:cs="Times New Roman" w:eastAsia="Times New Roman" w:hAnsi="Times New Roman"/>
+          <w:rFonts w:ascii="Barlow Semi Condensed" w:cs="Barlow Semi Condensed" w:eastAsia="Barlow Semi Condensed" w:hAnsi="Barlow Semi Condensed"/>
           <w:sz w:val="24"/>
           <w:szCs w:val="24"/>
         </w:rPr>
@@ -449,7 +449,7 @@
       </w:pPr>
       <w:r>
         <w:rPr>
-          <w:rFonts w:ascii="Times New Roman" w:cs="Times New Roman" w:eastAsia="Times New Roman" w:hAnsi="Times New Roman"/>
+          <w:rFonts w:ascii="Barlow Semi Condensed" w:cs="Barlow Semi Condensed" w:eastAsia="Barlow Semi Condensed" w:hAnsi="Barlow Semi Condensed"/>
           <w:sz w:val="24"/>
           <w:szCs w:val="24"/>
         </w:rPr>
@@ -463,7 +463,7 @@
       </w:pPr>
       <w:r>
         <w:rPr>
-          <w:rFonts w:ascii="Times New Roman" w:cs="Times New Roman" w:eastAsia="Times New Roman" w:hAnsi="Times New Roman"/>
+          <w:rFonts w:ascii="Barlow Semi Condensed" w:cs="Barlow Semi Condensed" w:eastAsia="Barlow Semi Condensed" w:hAnsi="Barlow Semi Condensed"/>
           <w:sz w:val="24"/>
           <w:szCs w:val="24"/>
         </w:rPr>
@@ -477,7 +477,7 @@
       </w:pPr>
       <w:r>
         <w:rPr>
-          <w:rFonts w:ascii="Times New Roman" w:cs="Times New Roman" w:eastAsia="Times New Roman" w:hAnsi="Times New Roman"/>
+          <w:rFonts w:ascii="Barlow Semi Condensed" w:cs="Barlow Semi Condensed" w:eastAsia="Barlow Semi Condensed" w:hAnsi="Barlow Semi Condensed"/>
           <w:sz w:val="24"/>
           <w:szCs w:val="24"/>
         </w:rPr>
@@ -491,7 +491,7 @@
       </w:pPr>
       <w:r>
         <w:rPr>
-          <w:rFonts w:ascii="Times New Roman" w:cs="Times New Roman" w:eastAsia="Times New Roman" w:hAnsi="Times New Roman"/>
+          <w:rFonts w:ascii="Barlow Semi Condensed" w:cs="Barlow Semi Condensed" w:eastAsia="Barlow Semi Condensed" w:hAnsi="Barlow Semi Condensed"/>
           <w:i/>
           <w:iCs/>
           <w:sz w:val="24"/>
@@ -515,7 +515,7 @@
       </w:pPr>
       <w:r>
         <w:rPr>
-          <w:rFonts w:ascii="Times New Roman" w:cs="Times New Roman" w:eastAsia="Times New Roman" w:hAnsi="Times New Roman"/>
+          <w:rFonts w:ascii="Barlow Semi Condensed" w:cs="Barlow Semi Condensed" w:eastAsia="Barlow Semi Condensed" w:hAnsi="Barlow Semi Condensed"/>
           <w:sz w:val="24"/>
           <w:szCs w:val="24"/>
         </w:rPr>
@@ -529,7 +529,7 @@
       </w:pPr>
       <w:r>
         <w:rPr>
-          <w:rFonts w:ascii="Times New Roman" w:cs="Times New Roman" w:eastAsia="Times New Roman" w:hAnsi="Times New Roman"/>
+          <w:rFonts w:ascii="Barlow Semi Condensed" w:cs="Barlow Semi Condensed" w:eastAsia="Barlow Semi Condensed" w:hAnsi="Barlow Semi Condensed"/>
           <w:sz w:val="24"/>
           <w:szCs w:val="24"/>
         </w:rPr>
@@ -537,7 +537,7 @@
       </w:r>
       <w:r>
         <w:rPr>
-          <w:rFonts w:ascii="Times New Roman" w:cs="Times New Roman" w:eastAsia="Times New Roman" w:hAnsi="Times New Roman"/>
+          <w:rFonts w:ascii="Barlow Semi Condensed" w:cs="Barlow Semi Condensed" w:eastAsia="Barlow Semi Condensed" w:hAnsi="Barlow Semi Condensed"/>
           <w:sz w:val="24"/>
           <w:szCs w:val="24"/>
         </w:rPr>
@@ -545,7 +545,7 @@
       </w:r>
       <w:r>
         <w:rPr>
-          <w:rFonts w:ascii="Times New Roman" w:cs="Times New Roman" w:eastAsia="Times New Roman" w:hAnsi="Times New Roman"/>
+          <w:rFonts w:ascii="Barlow Semi Condensed" w:cs="Barlow Semi Condensed" w:eastAsia="Barlow Semi Condensed" w:hAnsi="Barlow Semi Condensed"/>
           <w:sz w:val="24"/>
           <w:szCs w:val="24"/>
         </w:rPr>
@@ -553,7 +553,7 @@
       </w:r>
       <w:r>
         <w:rPr>
-          <w:rFonts w:ascii="Times New Roman" w:cs="Times New Roman" w:eastAsia="Times New Roman" w:hAnsi="Times New Roman"/>
+          <w:rFonts w:ascii="Barlow Semi Condensed" w:cs="Barlow Semi Condensed" w:eastAsia="Barlow Semi Condensed" w:hAnsi="Barlow Semi Condensed"/>
           <w:b/>
           <w:bCs/>
           <w:sz w:val="24"/>
@@ -563,7 +563,7 @@
       </w:r>
       <w:r>
         <w:rPr>
-          <w:rFonts w:ascii="Times New Roman" w:cs="Times New Roman" w:eastAsia="Times New Roman" w:hAnsi="Times New Roman"/>
+          <w:rFonts w:ascii="Barlow Semi Condensed" w:cs="Barlow Semi Condensed" w:eastAsia="Barlow Semi Condensed" w:hAnsi="Barlow Semi Condensed"/>
           <w:sz w:val="24"/>
           <w:szCs w:val="24"/>
         </w:rPr>
@@ -582,7 +582,7 @@
       </w:pPr>
       <w:r>
         <w:rPr>
-          <w:rFonts w:ascii="Times New Roman" w:cs="Times New Roman" w:eastAsia="Times New Roman" w:hAnsi="Times New Roman"/>
+          <w:rFonts w:ascii="Barlow Semi Condensed" w:cs="Barlow Semi Condensed" w:eastAsia="Barlow Semi Condensed" w:hAnsi="Barlow Semi Condensed"/>
           <w:sz w:val="24"/>
           <w:szCs w:val="24"/>
         </w:rPr>
@@ -596,7 +596,7 @@
       </w:pPr>
       <w:r>
         <w:rPr>
-          <w:rFonts w:ascii="Times New Roman" w:cs="Times New Roman" w:eastAsia="Times New Roman" w:hAnsi="Times New Roman"/>
+          <w:rFonts w:ascii="Barlow Semi Condensed" w:cs="Barlow Semi Condensed" w:eastAsia="Barlow Semi Condensed" w:hAnsi="Barlow Semi Condensed"/>
           <w:sz w:val="24"/>
           <w:szCs w:val="24"/>
         </w:rPr>
@@ -610,7 +610,7 @@
       </w:pPr>
       <w:r>
         <w:rPr>
-          <w:rFonts w:ascii="Times New Roman" w:cs="Times New Roman" w:eastAsia="Times New Roman" w:hAnsi="Times New Roman"/>
+          <w:rFonts w:ascii="Barlow Semi Condensed" w:cs="Barlow Semi Condensed" w:eastAsia="Barlow Semi Condensed" w:hAnsi="Barlow Semi Condensed"/>
           <w:sz w:val="24"/>
           <w:szCs w:val="24"/>
         </w:rPr>
@@ -624,7 +624,7 @@
       </w:pPr>
       <w:r>
         <w:rPr>
-          <w:rFonts w:ascii="Times New Roman" w:cs="Times New Roman" w:eastAsia="Times New Roman" w:hAnsi="Times New Roman"/>
+          <w:rFonts w:ascii="Barlow Semi Condensed" w:cs="Barlow Semi Condensed" w:eastAsia="Barlow Semi Condensed" w:hAnsi="Barlow Semi Condensed"/>
           <w:sz w:val="24"/>
           <w:szCs w:val="24"/>
         </w:rPr>
@@ -638,7 +638,7 @@
       </w:pPr>
       <w:r>
         <w:rPr>
-          <w:rFonts w:ascii="Times New Roman" w:cs="Times New Roman" w:eastAsia="Times New Roman" w:hAnsi="Times New Roman"/>
+          <w:rFonts w:ascii="Barlow Semi Condensed" w:cs="Barlow Semi Condensed" w:eastAsia="Barlow Semi Condensed" w:hAnsi="Barlow Semi Condensed"/>
           <w:sz w:val="24"/>
           <w:szCs w:val="24"/>
         </w:rPr>
@@ -652,7 +652,7 @@
       </w:pPr>
       <w:r>
         <w:rPr>
-          <w:rFonts w:ascii="Times New Roman" w:cs="Times New Roman" w:eastAsia="Times New Roman" w:hAnsi="Times New Roman"/>
+          <w:rFonts w:ascii="Barlow Semi Condensed" w:cs="Barlow Semi Condensed" w:eastAsia="Barlow Semi Condensed" w:hAnsi="Barlow Semi Condensed"/>
           <w:sz w:val="24"/>
           <w:szCs w:val="24"/>
         </w:rPr>
@@ -666,7 +666,7 @@
       </w:pPr>
       <w:r>
         <w:rPr>
-          <w:rFonts w:ascii="Times New Roman" w:cs="Times New Roman" w:eastAsia="Times New Roman" w:hAnsi="Times New Roman"/>
+          <w:rFonts w:ascii="Barlow Semi Condensed" w:cs="Barlow Semi Condensed" w:eastAsia="Barlow Semi Condensed" w:hAnsi="Barlow Semi Condensed"/>
           <w:sz w:val="24"/>
           <w:szCs w:val="24"/>
         </w:rPr>
@@ -680,7 +680,7 @@
       </w:pPr>
       <w:r>
         <w:rPr>
-          <w:rFonts w:ascii="Times New Roman" w:cs="Times New Roman" w:eastAsia="Times New Roman" w:hAnsi="Times New Roman"/>
+          <w:rFonts w:ascii="Barlow Semi Condensed" w:cs="Barlow Semi Condensed" w:eastAsia="Barlow Semi Condensed" w:hAnsi="Barlow Semi Condensed"/>
           <w:sz w:val="24"/>
           <w:szCs w:val="24"/>
         </w:rPr>
@@ -694,7 +694,7 @@
       </w:pPr>
       <w:r>
         <w:rPr>
-          <w:rFonts w:ascii="Times New Roman" w:cs="Times New Roman" w:eastAsia="Times New Roman" w:hAnsi="Times New Roman"/>
+          <w:rFonts w:ascii="Barlow Semi Condensed" w:cs="Barlow Semi Condensed" w:eastAsia="Barlow Semi Condensed" w:hAnsi="Barlow Semi Condensed"/>
           <w:sz w:val="24"/>
           <w:szCs w:val="24"/>
         </w:rPr>
@@ -702,7 +702,7 @@
       </w:r>
       <w:r>
         <w:rPr>
-          <w:rFonts w:ascii="Times New Roman" w:cs="Times New Roman" w:eastAsia="Times New Roman" w:hAnsi="Times New Roman"/>
+          <w:rFonts w:ascii="Barlow Semi Condensed" w:cs="Barlow Semi Condensed" w:eastAsia="Barlow Semi Condensed" w:hAnsi="Barlow Semi Condensed"/>
           <w:i/>
           <w:iCs/>
           <w:sz w:val="24"/>
@@ -712,7 +712,7 @@
       </w:r>
       <w:r>
         <w:rPr>
-          <w:rFonts w:ascii="Times New Roman" w:cs="Times New Roman" w:eastAsia="Times New Roman" w:hAnsi="Times New Roman"/>
+          <w:rFonts w:ascii="Barlow Semi Condensed" w:cs="Barlow Semi Condensed" w:eastAsia="Barlow Semi Condensed" w:hAnsi="Barlow Semi Condensed"/>
           <w:sz w:val="24"/>
           <w:szCs w:val="24"/>
         </w:rPr>
@@ -720,7 +720,7 @@
       </w:r>
       <w:r>
         <w:rPr>
-          <w:rFonts w:ascii="Times New Roman" w:cs="Times New Roman" w:eastAsia="Times New Roman" w:hAnsi="Times New Roman"/>
+          <w:rFonts w:ascii="Barlow Semi Condensed" w:cs="Barlow Semi Condensed" w:eastAsia="Barlow Semi Condensed" w:hAnsi="Barlow Semi Condensed"/>
           <w:i/>
           <w:iCs/>
           <w:sz w:val="24"/>
@@ -730,7 +730,7 @@
       </w:r>
       <w:r>
         <w:rPr>
-          <w:rFonts w:ascii="Times New Roman" w:cs="Times New Roman" w:eastAsia="Times New Roman" w:hAnsi="Times New Roman"/>
+          <w:rFonts w:ascii="Barlow Semi Condensed" w:cs="Barlow Semi Condensed" w:eastAsia="Barlow Semi Condensed" w:hAnsi="Barlow Semi Condensed"/>
           <w:sz w:val="24"/>
           <w:szCs w:val="24"/>
         </w:rPr>
@@ -738,7 +738,7 @@
       </w:r>
       <w:r>
         <w:rPr>
-          <w:rFonts w:ascii="Times New Roman" w:cs="Times New Roman" w:eastAsia="Times New Roman" w:hAnsi="Times New Roman"/>
+          <w:rFonts w:ascii="Barlow Semi Condensed" w:cs="Barlow Semi Condensed" w:eastAsia="Barlow Semi Condensed" w:hAnsi="Barlow Semi Condensed"/>
           <w:i/>
           <w:iCs/>
           <w:sz w:val="24"/>
@@ -748,7 +748,7 @@
       </w:r>
       <w:r>
         <w:rPr>
-          <w:rFonts w:ascii="Times New Roman" w:cs="Times New Roman" w:eastAsia="Times New Roman" w:hAnsi="Times New Roman"/>
+          <w:rFonts w:ascii="Barlow Semi Condensed" w:cs="Barlow Semi Condensed" w:eastAsia="Barlow Semi Condensed" w:hAnsi="Barlow Semi Condensed"/>
           <w:sz w:val="24"/>
           <w:szCs w:val="24"/>
         </w:rPr>
@@ -756,7 +756,7 @@
       </w:r>
       <w:r>
         <w:rPr>
-          <w:rFonts w:ascii="Times New Roman" w:cs="Times New Roman" w:eastAsia="Times New Roman" w:hAnsi="Times New Roman"/>
+          <w:rFonts w:ascii="Barlow Semi Condensed" w:cs="Barlow Semi Condensed" w:eastAsia="Barlow Semi Condensed" w:hAnsi="Barlow Semi Condensed"/>
           <w:i/>
           <w:iCs/>
           <w:sz w:val="24"/>
@@ -766,7 +766,7 @@
       </w:r>
       <w:r>
         <w:rPr>
-          <w:rFonts w:ascii="Times New Roman" w:cs="Times New Roman" w:eastAsia="Times New Roman" w:hAnsi="Times New Roman"/>
+          <w:rFonts w:ascii="Barlow Semi Condensed" w:cs="Barlow Semi Condensed" w:eastAsia="Barlow Semi Condensed" w:hAnsi="Barlow Semi Condensed"/>
           <w:sz w:val="24"/>
           <w:szCs w:val="24"/>
         </w:rPr>
@@ -780,7 +780,7 @@
       </w:pPr>
       <w:r>
         <w:rPr>
-          <w:rFonts w:ascii="Times New Roman" w:cs="Times New Roman" w:eastAsia="Times New Roman" w:hAnsi="Times New Roman"/>
+          <w:rFonts w:ascii="Barlow Semi Condensed" w:cs="Barlow Semi Condensed" w:eastAsia="Barlow Semi Condensed" w:hAnsi="Barlow Semi Condensed"/>
           <w:sz w:val="24"/>
           <w:szCs w:val="24"/>
         </w:rPr>
@@ -794,7 +794,7 @@
       </w:pPr>
       <w:r>
         <w:rPr>
-          <w:rFonts w:ascii="Times New Roman" w:cs="Times New Roman" w:eastAsia="Times New Roman" w:hAnsi="Times New Roman"/>
+          <w:rFonts w:ascii="Barlow Semi Condensed" w:cs="Barlow Semi Condensed" w:eastAsia="Barlow Semi Condensed" w:hAnsi="Barlow Semi Condensed"/>
           <w:sz w:val="24"/>
           <w:szCs w:val="24"/>
         </w:rPr>
@@ -808,7 +808,7 @@
       </w:pPr>
       <w:r>
         <w:rPr>
-          <w:rFonts w:ascii="Times New Roman" w:cs="Times New Roman" w:eastAsia="Times New Roman" w:hAnsi="Times New Roman"/>
+          <w:rFonts w:ascii="Barlow Semi Condensed" w:cs="Barlow Semi Condensed" w:eastAsia="Barlow Semi Condensed" w:hAnsi="Barlow Semi Condensed"/>
           <w:sz w:val="24"/>
           <w:szCs w:val="24"/>
         </w:rPr>
@@ -822,7 +822,7 @@
       </w:pPr>
       <w:r>
         <w:rPr>
-          <w:rFonts w:ascii="Times New Roman" w:cs="Times New Roman" w:eastAsia="Times New Roman" w:hAnsi="Times New Roman"/>
+          <w:rFonts w:ascii="Barlow Semi Condensed" w:cs="Barlow Semi Condensed" w:eastAsia="Barlow Semi Condensed" w:hAnsi="Barlow Semi Condensed"/>
           <w:sz w:val="24"/>
           <w:szCs w:val="24"/>
         </w:rPr>
@@ -830,7 +830,7 @@
       </w:r>
       <w:r>
         <w:rPr>
-          <w:rFonts w:ascii="Times New Roman" w:cs="Times New Roman" w:eastAsia="Times New Roman" w:hAnsi="Times New Roman"/>
+          <w:rFonts w:ascii="Barlow Semi Condensed" w:cs="Barlow Semi Condensed" w:eastAsia="Barlow Semi Condensed" w:hAnsi="Barlow Semi Condensed"/>
           <w:i/>
           <w:iCs/>
           <w:sz w:val="24"/>
@@ -840,7 +840,7 @@
       </w:r>
       <w:r>
         <w:rPr>
-          <w:rFonts w:ascii="Times New Roman" w:cs="Times New Roman" w:eastAsia="Times New Roman" w:hAnsi="Times New Roman"/>
+          <w:rFonts w:ascii="Barlow Semi Condensed" w:cs="Barlow Semi Condensed" w:eastAsia="Barlow Semi Condensed" w:hAnsi="Barlow Semi Condensed"/>
           <w:sz w:val="24"/>
           <w:szCs w:val="24"/>
         </w:rPr>
@@ -848,7 +848,7 @@
       </w:r>
       <w:r>
         <w:rPr>
-          <w:rFonts w:ascii="Times New Roman" w:cs="Times New Roman" w:eastAsia="Times New Roman" w:hAnsi="Times New Roman"/>
+          <w:rFonts w:ascii="Barlow Semi Condensed" w:cs="Barlow Semi Condensed" w:eastAsia="Barlow Semi Condensed" w:hAnsi="Barlow Semi Condensed"/>
           <w:i/>
           <w:iCs/>
           <w:sz w:val="24"/>
@@ -858,7 +858,7 @@
       </w:r>
       <w:r>
         <w:rPr>
-          <w:rFonts w:ascii="Times New Roman" w:cs="Times New Roman" w:eastAsia="Times New Roman" w:hAnsi="Times New Roman"/>
+          <w:rFonts w:ascii="Barlow Semi Condensed" w:cs="Barlow Semi Condensed" w:eastAsia="Barlow Semi Condensed" w:hAnsi="Barlow Semi Condensed"/>
           <w:sz w:val="24"/>
           <w:szCs w:val="24"/>
         </w:rPr>
@@ -891,11 +891,11 @@
           <w:p>
             <w:pPr>
               <w:spacing w:after="20" w:before="20"/>
-              <w:jc w:val="left"/>
-            </w:pPr>
-            <w:r>
-              <w:rPr>
-                <w:rFonts w:ascii="Times New Roman" w:cs="Times New Roman" w:eastAsia="Times New Roman" w:hAnsi="Times New Roman"/>
+              <w:jc w:val="both"/>
+            </w:pPr>
+            <w:r>
+              <w:rPr>
+                <w:rFonts w:ascii="Barlow Semi Condensed" w:cs="Barlow Semi Condensed" w:eastAsia="Barlow Semi Condensed" w:hAnsi="Barlow Semi Condensed"/>
                 <w:b/>
                 <w:bCs/>
                 <w:color w:val="FFFFFF"/>
@@ -914,11 +914,11 @@
           <w:p>
             <w:pPr>
               <w:spacing w:after="20" w:before="20"/>
-              <w:jc w:val="left"/>
-            </w:pPr>
-            <w:r>
-              <w:rPr>
-                <w:rFonts w:ascii="Times New Roman" w:cs="Times New Roman" w:eastAsia="Times New Roman" w:hAnsi="Times New Roman"/>
+              <w:jc w:val="both"/>
+            </w:pPr>
+            <w:r>
+              <w:rPr>
+                <w:rFonts w:ascii="Barlow Semi Condensed" w:cs="Barlow Semi Condensed" w:eastAsia="Barlow Semi Condensed" w:hAnsi="Barlow Semi Condensed"/>
                 <w:b/>
                 <w:bCs/>
                 <w:color w:val="FFFFFF"/>
@@ -937,11 +937,11 @@
           <w:p>
             <w:pPr>
               <w:spacing w:after="20" w:before="20"/>
-              <w:jc w:val="left"/>
-            </w:pPr>
-            <w:r>
-              <w:rPr>
-                <w:rFonts w:ascii="Times New Roman" w:cs="Times New Roman" w:eastAsia="Times New Roman" w:hAnsi="Times New Roman"/>
+              <w:jc w:val="both"/>
+            </w:pPr>
+            <w:r>
+              <w:rPr>
+                <w:rFonts w:ascii="Barlow Semi Condensed" w:cs="Barlow Semi Condensed" w:eastAsia="Barlow Semi Condensed" w:hAnsi="Barlow Semi Condensed"/>
                 <w:b/>
                 <w:bCs/>
                 <w:color w:val="FFFFFF"/>
@@ -961,11 +961,11 @@
           <w:p>
             <w:pPr>
               <w:spacing w:after="20" w:before="20"/>
-              <w:jc w:val="left"/>
-            </w:pPr>
-            <w:r>
-              <w:rPr>
-                <w:rFonts w:ascii="Times New Roman" w:cs="Times New Roman" w:eastAsia="Times New Roman" w:hAnsi="Times New Roman"/>
+              <w:jc w:val="both"/>
+            </w:pPr>
+            <w:r>
+              <w:rPr>
+                <w:rFonts w:ascii="Barlow Semi Condensed" w:cs="Barlow Semi Condensed" w:eastAsia="Barlow Semi Condensed" w:hAnsi="Barlow Semi Condensed"/>
                 <w:sz w:val="20"/>
                 <w:szCs w:val="20"/>
               </w:rPr>
@@ -980,11 +980,11 @@
           <w:p>
             <w:pPr>
               <w:spacing w:after="20" w:before="20"/>
-              <w:jc w:val="left"/>
-            </w:pPr>
-            <w:r>
-              <w:rPr>
-                <w:rFonts w:ascii="Times New Roman" w:cs="Times New Roman" w:eastAsia="Times New Roman" w:hAnsi="Times New Roman"/>
+              <w:jc w:val="both"/>
+            </w:pPr>
+            <w:r>
+              <w:rPr>
+                <w:rFonts w:ascii="Barlow Semi Condensed" w:cs="Barlow Semi Condensed" w:eastAsia="Barlow Semi Condensed" w:hAnsi="Barlow Semi Condensed"/>
                 <w:sz w:val="20"/>
                 <w:szCs w:val="20"/>
               </w:rPr>
@@ -992,7 +992,7 @@
             </w:r>
             <w:r>
               <w:rPr>
-                <w:rFonts w:ascii="Times New Roman" w:cs="Times New Roman" w:eastAsia="Times New Roman" w:hAnsi="Times New Roman"/>
+                <w:rFonts w:ascii="Barlow Semi Condensed" w:cs="Barlow Semi Condensed" w:eastAsia="Barlow Semi Condensed" w:hAnsi="Barlow Semi Condensed"/>
                 <w:i/>
                 <w:iCs/>
                 <w:sz w:val="20"/>
@@ -1009,11 +1009,11 @@
           <w:p>
             <w:pPr>
               <w:spacing w:after="20" w:before="20"/>
-              <w:jc w:val="left"/>
-            </w:pPr>
-            <w:r>
-              <w:rPr>
-                <w:rFonts w:ascii="Times New Roman" w:cs="Times New Roman" w:eastAsia="Times New Roman" w:hAnsi="Times New Roman"/>
+              <w:jc w:val="both"/>
+            </w:pPr>
+            <w:r>
+              <w:rPr>
+                <w:rFonts w:ascii="Barlow Semi Condensed" w:cs="Barlow Semi Condensed" w:eastAsia="Barlow Semi Condensed" w:hAnsi="Barlow Semi Condensed"/>
                 <w:sz w:val="20"/>
                 <w:szCs w:val="20"/>
               </w:rPr>
@@ -1030,11 +1030,11 @@
           <w:p>
             <w:pPr>
               <w:spacing w:after="20" w:before="20"/>
-              <w:jc w:val="left"/>
-            </w:pPr>
-            <w:r>
-              <w:rPr>
-                <w:rFonts w:ascii="Times New Roman" w:cs="Times New Roman" w:eastAsia="Times New Roman" w:hAnsi="Times New Roman"/>
+              <w:jc w:val="both"/>
+            </w:pPr>
+            <w:r>
+              <w:rPr>
+                <w:rFonts w:ascii="Barlow Semi Condensed" w:cs="Barlow Semi Condensed" w:eastAsia="Barlow Semi Condensed" w:hAnsi="Barlow Semi Condensed"/>
                 <w:sz w:val="20"/>
                 <w:szCs w:val="20"/>
               </w:rPr>
@@ -1049,11 +1049,11 @@
           <w:p>
             <w:pPr>
               <w:spacing w:after="20" w:before="20"/>
-              <w:jc w:val="left"/>
-            </w:pPr>
-            <w:r>
-              <w:rPr>
-                <w:rFonts w:ascii="Times New Roman" w:cs="Times New Roman" w:eastAsia="Times New Roman" w:hAnsi="Times New Roman"/>
+              <w:jc w:val="both"/>
+            </w:pPr>
+            <w:r>
+              <w:rPr>
+                <w:rFonts w:ascii="Barlow Semi Condensed" w:cs="Barlow Semi Condensed" w:eastAsia="Barlow Semi Condensed" w:hAnsi="Barlow Semi Condensed"/>
                 <w:sz w:val="20"/>
                 <w:szCs w:val="20"/>
               </w:rPr>
@@ -1068,11 +1068,11 @@
           <w:p>
             <w:pPr>
               <w:spacing w:after="20" w:before="20"/>
-              <w:jc w:val="left"/>
-            </w:pPr>
-            <w:r>
-              <w:rPr>
-                <w:rFonts w:ascii="Times New Roman" w:cs="Times New Roman" w:eastAsia="Times New Roman" w:hAnsi="Times New Roman"/>
+              <w:jc w:val="both"/>
+            </w:pPr>
+            <w:r>
+              <w:rPr>
+                <w:rFonts w:ascii="Barlow Semi Condensed" w:cs="Barlow Semi Condensed" w:eastAsia="Barlow Semi Condensed" w:hAnsi="Barlow Semi Condensed"/>
                 <w:sz w:val="20"/>
                 <w:szCs w:val="20"/>
               </w:rPr>
@@ -1089,11 +1089,11 @@
           <w:p>
             <w:pPr>
               <w:spacing w:after="20" w:before="20"/>
-              <w:jc w:val="left"/>
-            </w:pPr>
-            <w:r>
-              <w:rPr>
-                <w:rFonts w:ascii="Times New Roman" w:cs="Times New Roman" w:eastAsia="Times New Roman" w:hAnsi="Times New Roman"/>
+              <w:jc w:val="both"/>
+            </w:pPr>
+            <w:r>
+              <w:rPr>
+                <w:rFonts w:ascii="Barlow Semi Condensed" w:cs="Barlow Semi Condensed" w:eastAsia="Barlow Semi Condensed" w:hAnsi="Barlow Semi Condensed"/>
                 <w:sz w:val="20"/>
                 <w:szCs w:val="20"/>
               </w:rPr>
@@ -1108,11 +1108,11 @@
           <w:p>
             <w:pPr>
               <w:spacing w:after="20" w:before="20"/>
-              <w:jc w:val="left"/>
-            </w:pPr>
-            <w:r>
-              <w:rPr>
-                <w:rFonts w:ascii="Times New Roman" w:cs="Times New Roman" w:eastAsia="Times New Roman" w:hAnsi="Times New Roman"/>
+              <w:jc w:val="both"/>
+            </w:pPr>
+            <w:r>
+              <w:rPr>
+                <w:rFonts w:ascii="Barlow Semi Condensed" w:cs="Barlow Semi Condensed" w:eastAsia="Barlow Semi Condensed" w:hAnsi="Barlow Semi Condensed"/>
                 <w:sz w:val="20"/>
                 <w:szCs w:val="20"/>
               </w:rPr>
@@ -1120,7 +1120,7 @@
             </w:r>
             <w:r>
               <w:rPr>
-                <w:rFonts w:ascii="Times New Roman" w:cs="Times New Roman" w:eastAsia="Times New Roman" w:hAnsi="Times New Roman"/>
+                <w:rFonts w:ascii="Barlow Semi Condensed" w:cs="Barlow Semi Condensed" w:eastAsia="Barlow Semi Condensed" w:hAnsi="Barlow Semi Condensed"/>
                 <w:i/>
                 <w:iCs/>
                 <w:sz w:val="20"/>
@@ -1130,7 +1130,7 @@
             </w:r>
             <w:r>
               <w:rPr>
-                <w:rFonts w:ascii="Times New Roman" w:cs="Times New Roman" w:eastAsia="Times New Roman" w:hAnsi="Times New Roman"/>
+                <w:rFonts w:ascii="Barlow Semi Condensed" w:cs="Barlow Semi Condensed" w:eastAsia="Barlow Semi Condensed" w:hAnsi="Barlow Semi Condensed"/>
                 <w:sz w:val="20"/>
                 <w:szCs w:val="20"/>
               </w:rPr>
@@ -1138,7 +1138,7 @@
             </w:r>
             <w:r>
               <w:rPr>
-                <w:rFonts w:ascii="Times New Roman" w:cs="Times New Roman" w:eastAsia="Times New Roman" w:hAnsi="Times New Roman"/>
+                <w:rFonts w:ascii="Barlow Semi Condensed" w:cs="Barlow Semi Condensed" w:eastAsia="Barlow Semi Condensed" w:hAnsi="Barlow Semi Condensed"/>
                 <w:i/>
                 <w:iCs/>
                 <w:sz w:val="20"/>
@@ -1148,7 +1148,7 @@
             </w:r>
             <w:r>
               <w:rPr>
-                <w:rFonts w:ascii="Times New Roman" w:cs="Times New Roman" w:eastAsia="Times New Roman" w:hAnsi="Times New Roman"/>
+                <w:rFonts w:ascii="Barlow Semi Condensed" w:cs="Barlow Semi Condensed" w:eastAsia="Barlow Semi Condensed" w:hAnsi="Barlow Semi Condensed"/>
                 <w:sz w:val="20"/>
                 <w:szCs w:val="20"/>
               </w:rPr>
@@ -1163,11 +1163,11 @@
           <w:p>
             <w:pPr>
               <w:spacing w:after="20" w:before="20"/>
-              <w:jc w:val="left"/>
-            </w:pPr>
-            <w:r>
-              <w:rPr>
-                <w:rFonts w:ascii="Times New Roman" w:cs="Times New Roman" w:eastAsia="Times New Roman" w:hAnsi="Times New Roman"/>
+              <w:jc w:val="both"/>
+            </w:pPr>
+            <w:r>
+              <w:rPr>
+                <w:rFonts w:ascii="Barlow Semi Condensed" w:cs="Barlow Semi Condensed" w:eastAsia="Barlow Semi Condensed" w:hAnsi="Barlow Semi Condensed"/>
                 <w:sz w:val="20"/>
                 <w:szCs w:val="20"/>
               </w:rPr>
@@ -1189,7 +1189,7 @@
       </w:pPr>
       <w:r>
         <w:rPr>
-          <w:rFonts w:ascii="Times New Roman" w:cs="Times New Roman" w:eastAsia="Times New Roman" w:hAnsi="Times New Roman"/>
+          <w:rFonts w:ascii="Barlow Semi Condensed" w:cs="Barlow Semi Condensed" w:eastAsia="Barlow Semi Condensed" w:hAnsi="Barlow Semi Condensed"/>
           <w:sz w:val="24"/>
           <w:szCs w:val="24"/>
         </w:rPr>
@@ -1203,7 +1203,7 @@
       </w:pPr>
       <w:r>
         <w:rPr>
-          <w:rFonts w:ascii="Times New Roman" w:cs="Times New Roman" w:eastAsia="Times New Roman" w:hAnsi="Times New Roman"/>
+          <w:rFonts w:ascii="Barlow Semi Condensed" w:cs="Barlow Semi Condensed" w:eastAsia="Barlow Semi Condensed" w:hAnsi="Barlow Semi Condensed"/>
           <w:sz w:val="24"/>
           <w:szCs w:val="24"/>
         </w:rPr>
@@ -1217,7 +1217,7 @@
       </w:pPr>
       <w:r>
         <w:rPr>
-          <w:rFonts w:ascii="Times New Roman" w:cs="Times New Roman" w:eastAsia="Times New Roman" w:hAnsi="Times New Roman"/>
+          <w:rFonts w:ascii="Barlow Semi Condensed" w:cs="Barlow Semi Condensed" w:eastAsia="Barlow Semi Condensed" w:hAnsi="Barlow Semi Condensed"/>
           <w:sz w:val="24"/>
           <w:szCs w:val="24"/>
         </w:rPr>
@@ -1231,7 +1231,7 @@
       </w:pPr>
       <w:r>
         <w:rPr>
-          <w:rFonts w:ascii="Times New Roman" w:cs="Times New Roman" w:eastAsia="Times New Roman" w:hAnsi="Times New Roman"/>
+          <w:rFonts w:ascii="Barlow Semi Condensed" w:cs="Barlow Semi Condensed" w:eastAsia="Barlow Semi Condensed" w:hAnsi="Barlow Semi Condensed"/>
           <w:sz w:val="24"/>
           <w:szCs w:val="24"/>
         </w:rPr>
@@ -1245,7 +1245,7 @@
       </w:pPr>
       <w:r>
         <w:rPr>
-          <w:rFonts w:ascii="Times New Roman" w:cs="Times New Roman" w:eastAsia="Times New Roman" w:hAnsi="Times New Roman"/>
+          <w:rFonts w:ascii="Barlow Semi Condensed" w:cs="Barlow Semi Condensed" w:eastAsia="Barlow Semi Condensed" w:hAnsi="Barlow Semi Condensed"/>
           <w:sz w:val="24"/>
           <w:szCs w:val="24"/>
         </w:rPr>
@@ -1259,7 +1259,7 @@
       </w:pPr>
       <w:r>
         <w:rPr>
-          <w:rFonts w:ascii="Times New Roman" w:cs="Times New Roman" w:eastAsia="Times New Roman" w:hAnsi="Times New Roman"/>
+          <w:rFonts w:ascii="Barlow Semi Condensed" w:cs="Barlow Semi Condensed" w:eastAsia="Barlow Semi Condensed" w:hAnsi="Barlow Semi Condensed"/>
           <w:sz w:val="24"/>
           <w:szCs w:val="24"/>
         </w:rPr>
@@ -1273,7 +1273,7 @@
       </w:pPr>
       <w:r>
         <w:rPr>
-          <w:rFonts w:ascii="Times New Roman" w:cs="Times New Roman" w:eastAsia="Times New Roman" w:hAnsi="Times New Roman"/>
+          <w:rFonts w:ascii="Barlow Semi Condensed" w:cs="Barlow Semi Condensed" w:eastAsia="Barlow Semi Condensed" w:hAnsi="Barlow Semi Condensed"/>
           <w:sz w:val="24"/>
           <w:szCs w:val="24"/>
         </w:rPr>
@@ -1287,7 +1287,7 @@
       </w:pPr>
       <w:r>
         <w:rPr>
-          <w:rFonts w:ascii="Times New Roman" w:cs="Times New Roman" w:eastAsia="Times New Roman" w:hAnsi="Times New Roman"/>
+          <w:rFonts w:ascii="Barlow Semi Condensed" w:cs="Barlow Semi Condensed" w:eastAsia="Barlow Semi Condensed" w:hAnsi="Barlow Semi Condensed"/>
           <w:sz w:val="24"/>
           <w:szCs w:val="24"/>
         </w:rPr>
@@ -1301,7 +1301,7 @@
       </w:pPr>
       <w:r>
         <w:rPr>
-          <w:rFonts w:ascii="Times New Roman" w:cs="Times New Roman" w:eastAsia="Times New Roman" w:hAnsi="Times New Roman"/>
+          <w:rFonts w:ascii="Barlow Semi Condensed" w:cs="Barlow Semi Condensed" w:eastAsia="Barlow Semi Condensed" w:hAnsi="Barlow Semi Condensed"/>
           <w:sz w:val="24"/>
           <w:szCs w:val="24"/>
         </w:rPr>
@@ -1309,7 +1309,7 @@
       </w:r>
       <w:r>
         <w:rPr>
-          <w:rFonts w:ascii="Times New Roman" w:cs="Times New Roman" w:eastAsia="Times New Roman" w:hAnsi="Times New Roman"/>
+          <w:rFonts w:ascii="Barlow Semi Condensed" w:cs="Barlow Semi Condensed" w:eastAsia="Barlow Semi Condensed" w:hAnsi="Barlow Semi Condensed"/>
           <w:i/>
           <w:iCs/>
           <w:sz w:val="24"/>
@@ -1319,7 +1319,7 @@
       </w:r>
       <w:r>
         <w:rPr>
-          <w:rFonts w:ascii="Times New Roman" w:cs="Times New Roman" w:eastAsia="Times New Roman" w:hAnsi="Times New Roman"/>
+          <w:rFonts w:ascii="Barlow Semi Condensed" w:cs="Barlow Semi Condensed" w:eastAsia="Barlow Semi Condensed" w:hAnsi="Barlow Semi Condensed"/>
           <w:sz w:val="24"/>
           <w:szCs w:val="24"/>
         </w:rPr>
@@ -1333,7 +1333,7 @@
       </w:pPr>
       <w:r>
         <w:rPr>
-          <w:rFonts w:ascii="Times New Roman" w:cs="Times New Roman" w:eastAsia="Times New Roman" w:hAnsi="Times New Roman"/>
+          <w:rFonts w:ascii="Barlow Semi Condensed" w:cs="Barlow Semi Condensed" w:eastAsia="Barlow Semi Condensed" w:hAnsi="Barlow Semi Condensed"/>
           <w:sz w:val="24"/>
           <w:szCs w:val="24"/>
         </w:rPr>
@@ -1341,7 +1341,7 @@
       </w:r>
       <w:r>
         <w:rPr>
-          <w:rFonts w:ascii="Times New Roman" w:cs="Times New Roman" w:eastAsia="Times New Roman" w:hAnsi="Times New Roman"/>
+          <w:rFonts w:ascii="Barlow Semi Condensed" w:cs="Barlow Semi Condensed" w:eastAsia="Barlow Semi Condensed" w:hAnsi="Barlow Semi Condensed"/>
           <w:i/>
           <w:iCs/>
           <w:sz w:val="24"/>
@@ -1351,7 +1351,7 @@
       </w:r>
       <w:r>
         <w:rPr>
-          <w:rFonts w:ascii="Times New Roman" w:cs="Times New Roman" w:eastAsia="Times New Roman" w:hAnsi="Times New Roman"/>
+          <w:rFonts w:ascii="Barlow Semi Condensed" w:cs="Barlow Semi Condensed" w:eastAsia="Barlow Semi Condensed" w:hAnsi="Barlow Semi Condensed"/>
           <w:sz w:val="24"/>
           <w:szCs w:val="24"/>
         </w:rPr>
@@ -1365,7 +1365,7 @@
       </w:pPr>
       <w:r>
         <w:rPr>
-          <w:rFonts w:ascii="Times New Roman" w:cs="Times New Roman" w:eastAsia="Times New Roman" w:hAnsi="Times New Roman"/>
+          <w:rFonts w:ascii="Barlow Semi Condensed" w:cs="Barlow Semi Condensed" w:eastAsia="Barlow Semi Condensed" w:hAnsi="Barlow Semi Condensed"/>
           <w:sz w:val="24"/>
           <w:szCs w:val="24"/>
         </w:rPr>
@@ -1379,7 +1379,7 @@
       </w:pPr>
       <w:r>
         <w:rPr>
-          <w:rFonts w:ascii="Times New Roman" w:cs="Times New Roman" w:eastAsia="Times New Roman" w:hAnsi="Times New Roman"/>
+          <w:rFonts w:ascii="Barlow Semi Condensed" w:cs="Barlow Semi Condensed" w:eastAsia="Barlow Semi Condensed" w:hAnsi="Barlow Semi Condensed"/>
           <w:sz w:val="24"/>
           <w:szCs w:val="24"/>
         </w:rPr>
@@ -1393,7 +1393,7 @@
       </w:pPr>
       <w:r>
         <w:rPr>
-          <w:rFonts w:ascii="Times New Roman" w:cs="Times New Roman" w:eastAsia="Times New Roman" w:hAnsi="Times New Roman"/>
+          <w:rFonts w:ascii="Barlow Semi Condensed" w:cs="Barlow Semi Condensed" w:eastAsia="Barlow Semi Condensed" w:hAnsi="Barlow Semi Condensed"/>
           <w:sz w:val="24"/>
           <w:szCs w:val="24"/>
         </w:rPr>
@@ -1407,7 +1407,7 @@
       </w:pPr>
       <w:r>
         <w:rPr>
-          <w:rFonts w:ascii="Times New Roman" w:cs="Times New Roman" w:eastAsia="Times New Roman" w:hAnsi="Times New Roman"/>
+          <w:rFonts w:ascii="Barlow Semi Condensed" w:cs="Barlow Semi Condensed" w:eastAsia="Barlow Semi Condensed" w:hAnsi="Barlow Semi Condensed"/>
           <w:sz w:val="24"/>
           <w:szCs w:val="24"/>
         </w:rPr>
@@ -1421,7 +1421,7 @@
       </w:pPr>
       <w:r>
         <w:rPr>
-          <w:rFonts w:ascii="Times New Roman" w:cs="Times New Roman" w:eastAsia="Times New Roman" w:hAnsi="Times New Roman"/>
+          <w:rFonts w:ascii="Barlow Semi Condensed" w:cs="Barlow Semi Condensed" w:eastAsia="Barlow Semi Condensed" w:hAnsi="Barlow Semi Condensed"/>
           <w:sz w:val="24"/>
           <w:szCs w:val="24"/>
         </w:rPr>
@@ -1435,7 +1435,7 @@
       </w:pPr>
       <w:r>
         <w:rPr>
-          <w:rFonts w:ascii="Times New Roman" w:cs="Times New Roman" w:eastAsia="Times New Roman" w:hAnsi="Times New Roman"/>
+          <w:rFonts w:ascii="Barlow Semi Condensed" w:cs="Barlow Semi Condensed" w:eastAsia="Barlow Semi Condensed" w:hAnsi="Barlow Semi Condensed"/>
           <w:sz w:val="24"/>
           <w:szCs w:val="24"/>
         </w:rPr>
@@ -1443,7 +1443,7 @@
       </w:r>
       <w:r>
         <w:rPr>
-          <w:rFonts w:ascii="Times New Roman" w:cs="Times New Roman" w:eastAsia="Times New Roman" w:hAnsi="Times New Roman"/>
+          <w:rFonts w:ascii="Barlow Semi Condensed" w:cs="Barlow Semi Condensed" w:eastAsia="Barlow Semi Condensed" w:hAnsi="Barlow Semi Condensed"/>
           <w:i/>
           <w:iCs/>
           <w:sz w:val="24"/>
@@ -1453,7 +1453,7 @@
       </w:r>
       <w:r>
         <w:rPr>
-          <w:rFonts w:ascii="Times New Roman" w:cs="Times New Roman" w:eastAsia="Times New Roman" w:hAnsi="Times New Roman"/>
+          <w:rFonts w:ascii="Barlow Semi Condensed" w:cs="Barlow Semi Condensed" w:eastAsia="Barlow Semi Condensed" w:hAnsi="Barlow Semi Condensed"/>
           <w:sz w:val="24"/>
           <w:szCs w:val="24"/>
         </w:rPr>
@@ -1467,7 +1467,7 @@
       </w:pPr>
       <w:r>
         <w:rPr>
-          <w:rFonts w:ascii="Times New Roman" w:cs="Times New Roman" w:eastAsia="Times New Roman" w:hAnsi="Times New Roman"/>
+          <w:rFonts w:ascii="Barlow Semi Condensed" w:cs="Barlow Semi Condensed" w:eastAsia="Barlow Semi Condensed" w:hAnsi="Barlow Semi Condensed"/>
           <w:sz w:val="24"/>
           <w:szCs w:val="24"/>
         </w:rPr>
@@ -1481,7 +1481,7 @@
       </w:pPr>
       <w:r>
         <w:rPr>
-          <w:rFonts w:ascii="Times New Roman" w:cs="Times New Roman" w:eastAsia="Times New Roman" w:hAnsi="Times New Roman"/>
+          <w:rFonts w:ascii="Barlow Semi Condensed" w:cs="Barlow Semi Condensed" w:eastAsia="Barlow Semi Condensed" w:hAnsi="Barlow Semi Condensed"/>
           <w:sz w:val="24"/>
           <w:szCs w:val="24"/>
         </w:rPr>
@@ -1495,7 +1495,7 @@
       </w:pPr>
       <w:r>
         <w:rPr>
-          <w:rFonts w:ascii="Times New Roman" w:cs="Times New Roman" w:eastAsia="Times New Roman" w:hAnsi="Times New Roman"/>
+          <w:rFonts w:ascii="Barlow Semi Condensed" w:cs="Barlow Semi Condensed" w:eastAsia="Barlow Semi Condensed" w:hAnsi="Barlow Semi Condensed"/>
           <w:sz w:val="24"/>
           <w:szCs w:val="24"/>
         </w:rPr>
@@ -1509,7 +1509,7 @@
       </w:pPr>
       <w:r>
         <w:rPr>
-          <w:rFonts w:ascii="Times New Roman" w:cs="Times New Roman" w:eastAsia="Times New Roman" w:hAnsi="Times New Roman"/>
+          <w:rFonts w:ascii="Barlow Semi Condensed" w:cs="Barlow Semi Condensed" w:eastAsia="Barlow Semi Condensed" w:hAnsi="Barlow Semi Condensed"/>
           <w:sz w:val="24"/>
           <w:szCs w:val="24"/>
         </w:rPr>
@@ -1523,7 +1523,7 @@
       </w:pPr>
       <w:r>
         <w:rPr>
-          <w:rFonts w:ascii="Times New Roman" w:cs="Times New Roman" w:eastAsia="Times New Roman" w:hAnsi="Times New Roman"/>
+          <w:rFonts w:ascii="Barlow Semi Condensed" w:cs="Barlow Semi Condensed" w:eastAsia="Barlow Semi Condensed" w:hAnsi="Barlow Semi Condensed"/>
           <w:sz w:val="24"/>
           <w:szCs w:val="24"/>
         </w:rPr>
@@ -1531,7 +1531,7 @@
       </w:r>
       <w:r>
         <w:rPr>
-          <w:rFonts w:ascii="Times New Roman" w:cs="Times New Roman" w:eastAsia="Times New Roman" w:hAnsi="Times New Roman"/>
+          <w:rFonts w:ascii="Barlow Semi Condensed" w:cs="Barlow Semi Condensed" w:eastAsia="Barlow Semi Condensed" w:hAnsi="Barlow Semi Condensed"/>
           <w:i/>
           <w:iCs/>
           <w:sz w:val="24"/>
@@ -1541,7 +1541,7 @@
       </w:r>
       <w:r>
         <w:rPr>
-          <w:rFonts w:ascii="Times New Roman" w:cs="Times New Roman" w:eastAsia="Times New Roman" w:hAnsi="Times New Roman"/>
+          <w:rFonts w:ascii="Barlow Semi Condensed" w:cs="Barlow Semi Condensed" w:eastAsia="Barlow Semi Condensed" w:hAnsi="Barlow Semi Condensed"/>
           <w:sz w:val="24"/>
           <w:szCs w:val="24"/>
         </w:rPr>
@@ -1563,7 +1563,7 @@
       </w:pPr>
       <w:r>
         <w:rPr>
-          <w:rFonts w:ascii="Times New Roman" w:cs="Times New Roman" w:eastAsia="Times New Roman" w:hAnsi="Times New Roman"/>
+          <w:rFonts w:ascii="Barlow Semi Condensed" w:cs="Barlow Semi Condensed" w:eastAsia="Barlow Semi Condensed" w:hAnsi="Barlow Semi Condensed"/>
           <w:sz w:val="24"/>
           <w:szCs w:val="24"/>
         </w:rPr>
@@ -1577,7 +1577,7 @@
       </w:pPr>
       <w:r>
         <w:rPr>
-          <w:rFonts w:ascii="Times New Roman" w:cs="Times New Roman" w:eastAsia="Times New Roman" w:hAnsi="Times New Roman"/>
+          <w:rFonts w:ascii="Barlow Semi Condensed" w:cs="Barlow Semi Condensed" w:eastAsia="Barlow Semi Condensed" w:hAnsi="Barlow Semi Condensed"/>
           <w:i/>
           <w:iCs/>
           <w:sz w:val="24"/>
@@ -1593,7 +1593,7 @@
       </w:pPr>
       <w:r>
         <w:rPr>
-          <w:rFonts w:ascii="Times New Roman" w:cs="Times New Roman" w:eastAsia="Times New Roman" w:hAnsi="Times New Roman"/>
+          <w:rFonts w:ascii="Barlow Semi Condensed" w:cs="Barlow Semi Condensed" w:eastAsia="Barlow Semi Condensed" w:hAnsi="Barlow Semi Condensed"/>
           <w:sz w:val="24"/>
           <w:szCs w:val="24"/>
         </w:rPr>
@@ -1607,7 +1607,7 @@
       </w:pPr>
       <w:r>
         <w:rPr>
-          <w:rFonts w:ascii="Times New Roman" w:cs="Times New Roman" w:eastAsia="Times New Roman" w:hAnsi="Times New Roman"/>
+          <w:rFonts w:ascii="Barlow Semi Condensed" w:cs="Barlow Semi Condensed" w:eastAsia="Barlow Semi Condensed" w:hAnsi="Barlow Semi Condensed"/>
           <w:sz w:val="24"/>
           <w:szCs w:val="24"/>
         </w:rPr>
@@ -1615,7 +1615,7 @@
       </w:r>
       <w:r>
         <w:rPr>
-          <w:rFonts w:ascii="Times New Roman" w:cs="Times New Roman" w:eastAsia="Times New Roman" w:hAnsi="Times New Roman"/>
+          <w:rFonts w:ascii="Barlow Semi Condensed" w:cs="Barlow Semi Condensed" w:eastAsia="Barlow Semi Condensed" w:hAnsi="Barlow Semi Condensed"/>
           <w:b/>
           <w:bCs/>
           <w:sz w:val="24"/>
@@ -1625,7 +1625,7 @@
       </w:r>
       <w:r>
         <w:rPr>
-          <w:rFonts w:ascii="Times New Roman" w:cs="Times New Roman" w:eastAsia="Times New Roman" w:hAnsi="Times New Roman"/>
+          <w:rFonts w:ascii="Barlow Semi Condensed" w:cs="Barlow Semi Condensed" w:eastAsia="Barlow Semi Condensed" w:hAnsi="Barlow Semi Condensed"/>
           <w:sz w:val="24"/>
           <w:szCs w:val="24"/>
         </w:rPr>
@@ -1633,7 +1633,7 @@
       </w:r>
       <w:r>
         <w:rPr>
-          <w:rFonts w:ascii="Times New Roman" w:cs="Times New Roman" w:eastAsia="Times New Roman" w:hAnsi="Times New Roman"/>
+          <w:rFonts w:ascii="Barlow Semi Condensed" w:cs="Barlow Semi Condensed" w:eastAsia="Barlow Semi Condensed" w:hAnsi="Barlow Semi Condensed"/>
           <w:b/>
           <w:bCs/>
           <w:sz w:val="24"/>
@@ -1643,7 +1643,7 @@
       </w:r>
       <w:r>
         <w:rPr>
-          <w:rFonts w:ascii="Times New Roman" w:cs="Times New Roman" w:eastAsia="Times New Roman" w:hAnsi="Times New Roman"/>
+          <w:rFonts w:ascii="Barlow Semi Condensed" w:cs="Barlow Semi Condensed" w:eastAsia="Barlow Semi Condensed" w:hAnsi="Barlow Semi Condensed"/>
           <w:sz w:val="24"/>
           <w:szCs w:val="24"/>
         </w:rPr>
@@ -1651,7 +1651,7 @@
       </w:r>
       <w:r>
         <w:rPr>
-          <w:rFonts w:ascii="Times New Roman" w:cs="Times New Roman" w:eastAsia="Times New Roman" w:hAnsi="Times New Roman"/>
+          <w:rFonts w:ascii="Barlow Semi Condensed" w:cs="Barlow Semi Condensed" w:eastAsia="Barlow Semi Condensed" w:hAnsi="Barlow Semi Condensed"/>
           <w:b/>
           <w:bCs/>
           <w:sz w:val="24"/>
@@ -1661,7 +1661,7 @@
       </w:r>
       <w:r>
         <w:rPr>
-          <w:rFonts w:ascii="Times New Roman" w:cs="Times New Roman" w:eastAsia="Times New Roman" w:hAnsi="Times New Roman"/>
+          <w:rFonts w:ascii="Barlow Semi Condensed" w:cs="Barlow Semi Condensed" w:eastAsia="Barlow Semi Condensed" w:hAnsi="Barlow Semi Condensed"/>
           <w:sz w:val="24"/>
           <w:szCs w:val="24"/>
         </w:rPr>
@@ -1675,7 +1675,7 @@
       </w:pPr>
       <w:r>
         <w:rPr>
-          <w:rFonts w:ascii="Times New Roman" w:cs="Times New Roman" w:eastAsia="Times New Roman" w:hAnsi="Times New Roman"/>
+          <w:rFonts w:ascii="Barlow Semi Condensed" w:cs="Barlow Semi Condensed" w:eastAsia="Barlow Semi Condensed" w:hAnsi="Barlow Semi Condensed"/>
           <w:sz w:val="24"/>
           <w:szCs w:val="24"/>
         </w:rPr>
@@ -1689,7 +1689,7 @@
       </w:pPr>
       <w:r>
         <w:rPr>
-          <w:rFonts w:ascii="Times New Roman" w:cs="Times New Roman" w:eastAsia="Times New Roman" w:hAnsi="Times New Roman"/>
+          <w:rFonts w:ascii="Barlow Semi Condensed" w:cs="Barlow Semi Condensed" w:eastAsia="Barlow Semi Condensed" w:hAnsi="Barlow Semi Condensed"/>
           <w:sz w:val="24"/>
           <w:szCs w:val="24"/>
         </w:rPr>
@@ -1697,7 +1697,7 @@
       </w:r>
       <w:r>
         <w:rPr>
-          <w:rFonts w:ascii="Times New Roman" w:cs="Times New Roman" w:eastAsia="Times New Roman" w:hAnsi="Times New Roman"/>
+          <w:rFonts w:ascii="Barlow Semi Condensed" w:cs="Barlow Semi Condensed" w:eastAsia="Barlow Semi Condensed" w:hAnsi="Barlow Semi Condensed"/>
           <w:b/>
           <w:bCs/>
           <w:sz w:val="24"/>
@@ -1707,7 +1707,7 @@
       </w:r>
       <w:r>
         <w:rPr>
-          <w:rFonts w:ascii="Times New Roman" w:cs="Times New Roman" w:eastAsia="Times New Roman" w:hAnsi="Times New Roman"/>
+          <w:rFonts w:ascii="Barlow Semi Condensed" w:cs="Barlow Semi Condensed" w:eastAsia="Barlow Semi Condensed" w:hAnsi="Barlow Semi Condensed"/>
           <w:sz w:val="24"/>
           <w:szCs w:val="24"/>
         </w:rPr>
@@ -1721,7 +1721,7 @@
       </w:pPr>
       <w:r>
         <w:rPr>
-          <w:rFonts w:ascii="Times New Roman" w:cs="Times New Roman" w:eastAsia="Times New Roman" w:hAnsi="Times New Roman"/>
+          <w:rFonts w:ascii="Barlow Semi Condensed" w:cs="Barlow Semi Condensed" w:eastAsia="Barlow Semi Condensed" w:hAnsi="Barlow Semi Condensed"/>
           <w:sz w:val="24"/>
           <w:szCs w:val="24"/>
         </w:rPr>
@@ -1735,7 +1735,7 @@
       </w:pPr>
       <w:r>
         <w:rPr>
-          <w:rFonts w:ascii="Times New Roman" w:cs="Times New Roman" w:eastAsia="Times New Roman" w:hAnsi="Times New Roman"/>
+          <w:rFonts w:ascii="Barlow Semi Condensed" w:cs="Barlow Semi Condensed" w:eastAsia="Barlow Semi Condensed" w:hAnsi="Barlow Semi Condensed"/>
           <w:sz w:val="24"/>
           <w:szCs w:val="24"/>
         </w:rPr>
@@ -1743,7 +1743,7 @@
       </w:r>
       <w:r>
         <w:rPr>
-          <w:rFonts w:ascii="Times New Roman" w:cs="Times New Roman" w:eastAsia="Times New Roman" w:hAnsi="Times New Roman"/>
+          <w:rFonts w:ascii="Barlow Semi Condensed" w:cs="Barlow Semi Condensed" w:eastAsia="Barlow Semi Condensed" w:hAnsi="Barlow Semi Condensed"/>
           <w:b/>
           <w:bCs/>
           <w:sz w:val="24"/>
@@ -1753,7 +1753,7 @@
       </w:r>
       <w:r>
         <w:rPr>
-          <w:rFonts w:ascii="Times New Roman" w:cs="Times New Roman" w:eastAsia="Times New Roman" w:hAnsi="Times New Roman"/>
+          <w:rFonts w:ascii="Barlow Semi Condensed" w:cs="Barlow Semi Condensed" w:eastAsia="Barlow Semi Condensed" w:hAnsi="Barlow Semi Condensed"/>
           <w:sz w:val="24"/>
           <w:szCs w:val="24"/>
         </w:rPr>
@@ -1761,7 +1761,7 @@
       </w:r>
       <w:r>
         <w:rPr>
-          <w:rFonts w:ascii="Times New Roman" w:cs="Times New Roman" w:eastAsia="Times New Roman" w:hAnsi="Times New Roman"/>
+          <w:rFonts w:ascii="Barlow Semi Condensed" w:cs="Barlow Semi Condensed" w:eastAsia="Barlow Semi Condensed" w:hAnsi="Barlow Semi Condensed"/>
           <w:b/>
           <w:bCs/>
           <w:sz w:val="24"/>
@@ -1771,7 +1771,7 @@
       </w:r>
       <w:r>
         <w:rPr>
-          <w:rFonts w:ascii="Times New Roman" w:cs="Times New Roman" w:eastAsia="Times New Roman" w:hAnsi="Times New Roman"/>
+          <w:rFonts w:ascii="Barlow Semi Condensed" w:cs="Barlow Semi Condensed" w:eastAsia="Barlow Semi Condensed" w:hAnsi="Barlow Semi Condensed"/>
           <w:sz w:val="24"/>
           <w:szCs w:val="24"/>
         </w:rPr>
@@ -1779,7 +1779,7 @@
       </w:r>
       <w:r>
         <w:rPr>
-          <w:rFonts w:ascii="Times New Roman" w:cs="Times New Roman" w:eastAsia="Times New Roman" w:hAnsi="Times New Roman"/>
+          <w:rFonts w:ascii="Barlow Semi Condensed" w:cs="Barlow Semi Condensed" w:eastAsia="Barlow Semi Condensed" w:hAnsi="Barlow Semi Condensed"/>
           <w:b/>
           <w:bCs/>
           <w:sz w:val="24"/>
@@ -1789,7 +1789,7 @@
       </w:r>
       <w:r>
         <w:rPr>
-          <w:rFonts w:ascii="Times New Roman" w:cs="Times New Roman" w:eastAsia="Times New Roman" w:hAnsi="Times New Roman"/>
+          <w:rFonts w:ascii="Barlow Semi Condensed" w:cs="Barlow Semi Condensed" w:eastAsia="Barlow Semi Condensed" w:hAnsi="Barlow Semi Condensed"/>
           <w:sz w:val="24"/>
           <w:szCs w:val="24"/>
         </w:rPr>
@@ -1797,7 +1797,7 @@
       </w:r>
       <w:r>
         <w:rPr>
-          <w:rFonts w:ascii="Times New Roman" w:cs="Times New Roman" w:eastAsia="Times New Roman" w:hAnsi="Times New Roman"/>
+          <w:rFonts w:ascii="Barlow Semi Condensed" w:cs="Barlow Semi Condensed" w:eastAsia="Barlow Semi Condensed" w:hAnsi="Barlow Semi Condensed"/>
           <w:b/>
           <w:bCs/>
           <w:sz w:val="24"/>
@@ -1807,7 +1807,7 @@
       </w:r>
       <w:r>
         <w:rPr>
-          <w:rFonts w:ascii="Times New Roman" w:cs="Times New Roman" w:eastAsia="Times New Roman" w:hAnsi="Times New Roman"/>
+          <w:rFonts w:ascii="Barlow Semi Condensed" w:cs="Barlow Semi Condensed" w:eastAsia="Barlow Semi Condensed" w:hAnsi="Barlow Semi Condensed"/>
           <w:sz w:val="24"/>
           <w:szCs w:val="24"/>
         </w:rPr>
@@ -1815,7 +1815,7 @@
       </w:r>
       <w:r>
         <w:rPr>
-          <w:rFonts w:ascii="Times New Roman" w:cs="Times New Roman" w:eastAsia="Times New Roman" w:hAnsi="Times New Roman"/>
+          <w:rFonts w:ascii="Barlow Semi Condensed" w:cs="Barlow Semi Condensed" w:eastAsia="Barlow Semi Condensed" w:hAnsi="Barlow Semi Condensed"/>
           <w:b/>
           <w:bCs/>
           <w:sz w:val="24"/>
@@ -1825,7 +1825,7 @@
       </w:r>
       <w:r>
         <w:rPr>
-          <w:rFonts w:ascii="Times New Roman" w:cs="Times New Roman" w:eastAsia="Times New Roman" w:hAnsi="Times New Roman"/>
+          <w:rFonts w:ascii="Barlow Semi Condensed" w:cs="Barlow Semi Condensed" w:eastAsia="Barlow Semi Condensed" w:hAnsi="Barlow Semi Condensed"/>
           <w:sz w:val="24"/>
           <w:szCs w:val="24"/>
         </w:rPr>
@@ -1833,7 +1833,7 @@
       </w:r>
       <w:r>
         <w:rPr>
-          <w:rFonts w:ascii="Times New Roman" w:cs="Times New Roman" w:eastAsia="Times New Roman" w:hAnsi="Times New Roman"/>
+          <w:rFonts w:ascii="Barlow Semi Condensed" w:cs="Barlow Semi Condensed" w:eastAsia="Barlow Semi Condensed" w:hAnsi="Barlow Semi Condensed"/>
           <w:i/>
           <w:iCs/>
           <w:sz w:val="24"/>
@@ -1843,7 +1843,7 @@
       </w:r>
       <w:r>
         <w:rPr>
-          <w:rFonts w:ascii="Times New Roman" w:cs="Times New Roman" w:eastAsia="Times New Roman" w:hAnsi="Times New Roman"/>
+          <w:rFonts w:ascii="Barlow Semi Condensed" w:cs="Barlow Semi Condensed" w:eastAsia="Barlow Semi Condensed" w:hAnsi="Barlow Semi Condensed"/>
           <w:sz w:val="24"/>
           <w:szCs w:val="24"/>
         </w:rPr>
@@ -1857,7 +1857,7 @@
       </w:pPr>
       <w:r>
         <w:rPr>
-          <w:rFonts w:ascii="Times New Roman" w:cs="Times New Roman" w:eastAsia="Times New Roman" w:hAnsi="Times New Roman"/>
+          <w:rFonts w:ascii="Barlow Semi Condensed" w:cs="Barlow Semi Condensed" w:eastAsia="Barlow Semi Condensed" w:hAnsi="Barlow Semi Condensed"/>
           <w:sz w:val="24"/>
           <w:szCs w:val="24"/>
         </w:rPr>
@@ -1871,7 +1871,7 @@
       </w:pPr>
       <w:r>
         <w:rPr>
-          <w:rFonts w:ascii="Times New Roman" w:cs="Times New Roman" w:eastAsia="Times New Roman" w:hAnsi="Times New Roman"/>
+          <w:rFonts w:ascii="Barlow Semi Condensed" w:cs="Barlow Semi Condensed" w:eastAsia="Barlow Semi Condensed" w:hAnsi="Barlow Semi Condensed"/>
           <w:sz w:val="24"/>
           <w:szCs w:val="24"/>
         </w:rPr>
@@ -1885,7 +1885,7 @@
       </w:pPr>
       <w:r>
         <w:rPr>
-          <w:rFonts w:ascii="Times New Roman" w:cs="Times New Roman" w:eastAsia="Times New Roman" w:hAnsi="Times New Roman"/>
+          <w:rFonts w:ascii="Barlow Semi Condensed" w:cs="Barlow Semi Condensed" w:eastAsia="Barlow Semi Condensed" w:hAnsi="Barlow Semi Condensed"/>
           <w:i/>
           <w:iCs/>
           <w:sz w:val="24"/>
@@ -1909,7 +1909,7 @@
       </w:pPr>
       <w:r>
         <w:rPr>
-          <w:rFonts w:ascii="Times New Roman" w:cs="Times New Roman" w:eastAsia="Times New Roman" w:hAnsi="Times New Roman"/>
+          <w:rFonts w:ascii="Barlow Semi Condensed" w:cs="Barlow Semi Condensed" w:eastAsia="Barlow Semi Condensed" w:hAnsi="Barlow Semi Condensed"/>
           <w:sz w:val="24"/>
           <w:szCs w:val="24"/>
         </w:rPr>
@@ -1923,7 +1923,7 @@
       </w:pPr>
       <w:r>
         <w:rPr>
-          <w:rFonts w:ascii="Times New Roman" w:cs="Times New Roman" w:eastAsia="Times New Roman" w:hAnsi="Times New Roman"/>
+          <w:rFonts w:ascii="Barlow Semi Condensed" w:cs="Barlow Semi Condensed" w:eastAsia="Barlow Semi Condensed" w:hAnsi="Barlow Semi Condensed"/>
           <w:sz w:val="24"/>
           <w:szCs w:val="24"/>
         </w:rPr>
@@ -1931,7 +1931,7 @@
       </w:r>
       <w:r>
         <w:rPr>
-          <w:rFonts w:ascii="Times New Roman" w:cs="Times New Roman" w:eastAsia="Times New Roman" w:hAnsi="Times New Roman"/>
+          <w:rFonts w:ascii="Barlow Semi Condensed" w:cs="Barlow Semi Condensed" w:eastAsia="Barlow Semi Condensed" w:hAnsi="Barlow Semi Condensed"/>
           <w:sz w:val="24"/>
           <w:szCs w:val="24"/>
         </w:rPr>
@@ -1939,7 +1939,7 @@
       </w:r>
       <w:r>
         <w:rPr>
-          <w:rFonts w:ascii="Times New Roman" w:cs="Times New Roman" w:eastAsia="Times New Roman" w:hAnsi="Times New Roman"/>
+          <w:rFonts w:ascii="Barlow Semi Condensed" w:cs="Barlow Semi Condensed" w:eastAsia="Barlow Semi Condensed" w:hAnsi="Barlow Semi Condensed"/>
           <w:sz w:val="24"/>
           <w:szCs w:val="24"/>
         </w:rPr>
@@ -1953,7 +1953,7 @@
       </w:pPr>
       <w:r>
         <w:rPr>
-          <w:rFonts w:ascii="Times New Roman" w:cs="Times New Roman" w:eastAsia="Times New Roman" w:hAnsi="Times New Roman"/>
+          <w:rFonts w:ascii="Barlow Semi Condensed" w:cs="Barlow Semi Condensed" w:eastAsia="Barlow Semi Condensed" w:hAnsi="Barlow Semi Condensed"/>
           <w:sz w:val="24"/>
           <w:szCs w:val="24"/>
         </w:rPr>
@@ -1961,7 +1961,7 @@
       </w:r>
       <w:r>
         <w:rPr>
-          <w:rFonts w:ascii="Times New Roman" w:cs="Times New Roman" w:eastAsia="Times New Roman" w:hAnsi="Times New Roman"/>
+          <w:rFonts w:ascii="Barlow Semi Condensed" w:cs="Barlow Semi Condensed" w:eastAsia="Barlow Semi Condensed" w:hAnsi="Barlow Semi Condensed"/>
           <w:b/>
           <w:bCs/>
           <w:sz w:val="24"/>
@@ -1971,7 +1971,7 @@
       </w:r>
       <w:r>
         <w:rPr>
-          <w:rFonts w:ascii="Times New Roman" w:cs="Times New Roman" w:eastAsia="Times New Roman" w:hAnsi="Times New Roman"/>
+          <w:rFonts w:ascii="Barlow Semi Condensed" w:cs="Barlow Semi Condensed" w:eastAsia="Barlow Semi Condensed" w:hAnsi="Barlow Semi Condensed"/>
           <w:sz w:val="24"/>
           <w:szCs w:val="24"/>
         </w:rPr>
@@ -1979,7 +1979,7 @@
       </w:r>
       <w:r>
         <w:rPr>
-          <w:rFonts w:ascii="Times New Roman" w:cs="Times New Roman" w:eastAsia="Times New Roman" w:hAnsi="Times New Roman"/>
+          <w:rFonts w:ascii="Barlow Semi Condensed" w:cs="Barlow Semi Condensed" w:eastAsia="Barlow Semi Condensed" w:hAnsi="Barlow Semi Condensed"/>
           <w:b/>
           <w:bCs/>
           <w:sz w:val="24"/>
@@ -1989,7 +1989,7 @@
       </w:r>
       <w:r>
         <w:rPr>
-          <w:rFonts w:ascii="Times New Roman" w:cs="Times New Roman" w:eastAsia="Times New Roman" w:hAnsi="Times New Roman"/>
+          <w:rFonts w:ascii="Barlow Semi Condensed" w:cs="Barlow Semi Condensed" w:eastAsia="Barlow Semi Condensed" w:hAnsi="Barlow Semi Condensed"/>
           <w:sz w:val="24"/>
           <w:szCs w:val="24"/>
         </w:rPr>
@@ -2003,7 +2003,7 @@
       </w:pPr>
       <w:r>
         <w:rPr>
-          <w:rFonts w:ascii="Times New Roman" w:cs="Times New Roman" w:eastAsia="Times New Roman" w:hAnsi="Times New Roman"/>
+          <w:rFonts w:ascii="Barlow Semi Condensed" w:cs="Barlow Semi Condensed" w:eastAsia="Barlow Semi Condensed" w:hAnsi="Barlow Semi Condensed"/>
           <w:sz w:val="24"/>
           <w:szCs w:val="24"/>
         </w:rPr>
@@ -2011,7 +2011,7 @@
       </w:r>
       <w:r>
         <w:rPr>
-          <w:rFonts w:ascii="Times New Roman" w:cs="Times New Roman" w:eastAsia="Times New Roman" w:hAnsi="Times New Roman"/>
+          <w:rFonts w:ascii="Barlow Semi Condensed" w:cs="Barlow Semi Condensed" w:eastAsia="Barlow Semi Condensed" w:hAnsi="Barlow Semi Condensed"/>
           <w:b/>
           <w:bCs/>
           <w:sz w:val="24"/>
@@ -2021,7 +2021,7 @@
       </w:r>
       <w:r>
         <w:rPr>
-          <w:rFonts w:ascii="Times New Roman" w:cs="Times New Roman" w:eastAsia="Times New Roman" w:hAnsi="Times New Roman"/>
+          <w:rFonts w:ascii="Barlow Semi Condensed" w:cs="Barlow Semi Condensed" w:eastAsia="Barlow Semi Condensed" w:hAnsi="Barlow Semi Condensed"/>
           <w:sz w:val="24"/>
           <w:szCs w:val="24"/>
         </w:rPr>
@@ -2035,7 +2035,7 @@
       </w:pPr>
       <w:r>
         <w:rPr>
-          <w:rFonts w:ascii="Times New Roman" w:cs="Times New Roman" w:eastAsia="Times New Roman" w:hAnsi="Times New Roman"/>
+          <w:rFonts w:ascii="Barlow Semi Condensed" w:cs="Barlow Semi Condensed" w:eastAsia="Barlow Semi Condensed" w:hAnsi="Barlow Semi Condensed"/>
           <w:sz w:val="24"/>
           <w:szCs w:val="24"/>
         </w:rPr>
@@ -2043,7 +2043,7 @@
       </w:r>
       <w:r>
         <w:rPr>
-          <w:rFonts w:ascii="Times New Roman" w:cs="Times New Roman" w:eastAsia="Times New Roman" w:hAnsi="Times New Roman"/>
+          <w:rFonts w:ascii="Barlow Semi Condensed" w:cs="Barlow Semi Condensed" w:eastAsia="Barlow Semi Condensed" w:hAnsi="Barlow Semi Condensed"/>
           <w:b/>
           <w:bCs/>
           <w:sz w:val="24"/>
@@ -2053,7 +2053,7 @@
       </w:r>
       <w:r>
         <w:rPr>
-          <w:rFonts w:ascii="Times New Roman" w:cs="Times New Roman" w:eastAsia="Times New Roman" w:hAnsi="Times New Roman"/>
+          <w:rFonts w:ascii="Barlow Semi Condensed" w:cs="Barlow Semi Condensed" w:eastAsia="Barlow Semi Condensed" w:hAnsi="Barlow Semi Condensed"/>
           <w:sz w:val="24"/>
           <w:szCs w:val="24"/>
         </w:rPr>
@@ -2067,7 +2067,7 @@
       </w:pPr>
       <w:r>
         <w:rPr>
-          <w:rFonts w:ascii="Times New Roman" w:cs="Times New Roman" w:eastAsia="Times New Roman" w:hAnsi="Times New Roman"/>
+          <w:rFonts w:ascii="Barlow Semi Condensed" w:cs="Barlow Semi Condensed" w:eastAsia="Barlow Semi Condensed" w:hAnsi="Barlow Semi Condensed"/>
           <w:sz w:val="24"/>
           <w:szCs w:val="24"/>
         </w:rPr>
@@ -2086,7 +2086,7 @@
       </w:pPr>
       <w:r>
         <w:rPr>
-          <w:rFonts w:ascii="Times New Roman" w:cs="Times New Roman" w:eastAsia="Times New Roman" w:hAnsi="Times New Roman"/>
+          <w:rFonts w:ascii="Barlow Semi Condensed" w:cs="Barlow Semi Condensed" w:eastAsia="Barlow Semi Condensed" w:hAnsi="Barlow Semi Condensed"/>
           <w:sz w:val="24"/>
           <w:szCs w:val="24"/>
         </w:rPr>
@@ -2100,7 +2100,7 @@
       </w:pPr>
       <w:r>
         <w:rPr>
-          <w:rFonts w:ascii="Times New Roman" w:cs="Times New Roman" w:eastAsia="Times New Roman" w:hAnsi="Times New Roman"/>
+          <w:rFonts w:ascii="Barlow Semi Condensed" w:cs="Barlow Semi Condensed" w:eastAsia="Barlow Semi Condensed" w:hAnsi="Barlow Semi Condensed"/>
           <w:sz w:val="24"/>
           <w:szCs w:val="24"/>
         </w:rPr>
@@ -2114,7 +2114,7 @@
       </w:pPr>
       <w:r>
         <w:rPr>
-          <w:rFonts w:ascii="Times New Roman" w:cs="Times New Roman" w:eastAsia="Times New Roman" w:hAnsi="Times New Roman"/>
+          <w:rFonts w:ascii="Barlow Semi Condensed" w:cs="Barlow Semi Condensed" w:eastAsia="Barlow Semi Condensed" w:hAnsi="Barlow Semi Condensed"/>
           <w:sz w:val="24"/>
           <w:szCs w:val="24"/>
         </w:rPr>
@@ -2128,7 +2128,7 @@
       </w:pPr>
       <w:r>
         <w:rPr>
-          <w:rFonts w:ascii="Times New Roman" w:cs="Times New Roman" w:eastAsia="Times New Roman" w:hAnsi="Times New Roman"/>
+          <w:rFonts w:ascii="Barlow Semi Condensed" w:cs="Barlow Semi Condensed" w:eastAsia="Barlow Semi Condensed" w:hAnsi="Barlow Semi Condensed"/>
           <w:sz w:val="24"/>
           <w:szCs w:val="24"/>
         </w:rPr>
@@ -2142,7 +2142,7 @@
       </w:pPr>
       <w:r>
         <w:rPr>
-          <w:rFonts w:ascii="Times New Roman" w:cs="Times New Roman" w:eastAsia="Times New Roman" w:hAnsi="Times New Roman"/>
+          <w:rFonts w:ascii="Barlow Semi Condensed" w:cs="Barlow Semi Condensed" w:eastAsia="Barlow Semi Condensed" w:hAnsi="Barlow Semi Condensed"/>
           <w:sz w:val="24"/>
           <w:szCs w:val="24"/>
         </w:rPr>
@@ -2150,7 +2150,7 @@
       </w:r>
       <w:r>
         <w:rPr>
-          <w:rFonts w:ascii="Times New Roman" w:cs="Times New Roman" w:eastAsia="Times New Roman" w:hAnsi="Times New Roman"/>
+          <w:rFonts w:ascii="Barlow Semi Condensed" w:cs="Barlow Semi Condensed" w:eastAsia="Barlow Semi Condensed" w:hAnsi="Barlow Semi Condensed"/>
           <w:i/>
           <w:iCs/>
           <w:sz w:val="24"/>
@@ -2160,7 +2160,7 @@
       </w:r>
       <w:r>
         <w:rPr>
-          <w:rFonts w:ascii="Times New Roman" w:cs="Times New Roman" w:eastAsia="Times New Roman" w:hAnsi="Times New Roman"/>
+          <w:rFonts w:ascii="Barlow Semi Condensed" w:cs="Barlow Semi Condensed" w:eastAsia="Barlow Semi Condensed" w:hAnsi="Barlow Semi Condensed"/>
           <w:sz w:val="24"/>
           <w:szCs w:val="24"/>
         </w:rPr>
@@ -2174,7 +2174,7 @@
       </w:pPr>
       <w:r>
         <w:rPr>
-          <w:rFonts w:ascii="Times New Roman" w:cs="Times New Roman" w:eastAsia="Times New Roman" w:hAnsi="Times New Roman"/>
+          <w:rFonts w:ascii="Barlow Semi Condensed" w:cs="Barlow Semi Condensed" w:eastAsia="Barlow Semi Condensed" w:hAnsi="Barlow Semi Condensed"/>
           <w:sz w:val="24"/>
           <w:szCs w:val="24"/>
         </w:rPr>
@@ -2182,7 +2182,7 @@
       </w:r>
       <w:r>
         <w:rPr>
-          <w:rFonts w:ascii="Times New Roman" w:cs="Times New Roman" w:eastAsia="Times New Roman" w:hAnsi="Times New Roman"/>
+          <w:rFonts w:ascii="Barlow Semi Condensed" w:cs="Barlow Semi Condensed" w:eastAsia="Barlow Semi Condensed" w:hAnsi="Barlow Semi Condensed"/>
           <w:i/>
           <w:iCs/>
           <w:sz w:val="24"/>
@@ -2192,7 +2192,7 @@
       </w:r>
       <w:r>
         <w:rPr>
-          <w:rFonts w:ascii="Times New Roman" w:cs="Times New Roman" w:eastAsia="Times New Roman" w:hAnsi="Times New Roman"/>
+          <w:rFonts w:ascii="Barlow Semi Condensed" w:cs="Barlow Semi Condensed" w:eastAsia="Barlow Semi Condensed" w:hAnsi="Barlow Semi Condensed"/>
           <w:sz w:val="24"/>
           <w:szCs w:val="24"/>
         </w:rPr>
@@ -2200,7 +2200,7 @@
       </w:r>
       <w:r>
         <w:rPr>
-          <w:rFonts w:ascii="Times New Roman" w:cs="Times New Roman" w:eastAsia="Times New Roman" w:hAnsi="Times New Roman"/>
+          <w:rFonts w:ascii="Barlow Semi Condensed" w:cs="Barlow Semi Condensed" w:eastAsia="Barlow Semi Condensed" w:hAnsi="Barlow Semi Condensed"/>
           <w:i/>
           <w:iCs/>
           <w:sz w:val="24"/>
@@ -2210,7 +2210,7 @@
       </w:r>
       <w:r>
         <w:rPr>
-          <w:rFonts w:ascii="Times New Roman" w:cs="Times New Roman" w:eastAsia="Times New Roman" w:hAnsi="Times New Roman"/>
+          <w:rFonts w:ascii="Barlow Semi Condensed" w:cs="Barlow Semi Condensed" w:eastAsia="Barlow Semi Condensed" w:hAnsi="Barlow Semi Condensed"/>
           <w:sz w:val="24"/>
           <w:szCs w:val="24"/>
         </w:rPr>
@@ -2224,7 +2224,7 @@
       </w:pPr>
       <w:r>
         <w:rPr>
-          <w:rFonts w:ascii="Times New Roman" w:cs="Times New Roman" w:eastAsia="Times New Roman" w:hAnsi="Times New Roman"/>
+          <w:rFonts w:ascii="Barlow Semi Condensed" w:cs="Barlow Semi Condensed" w:eastAsia="Barlow Semi Condensed" w:hAnsi="Barlow Semi Condensed"/>
           <w:sz w:val="24"/>
           <w:szCs w:val="24"/>
         </w:rPr>
@@ -2232,7 +2232,7 @@
       </w:r>
       <w:r>
         <w:rPr>
-          <w:rFonts w:ascii="Times New Roman" w:cs="Times New Roman" w:eastAsia="Times New Roman" w:hAnsi="Times New Roman"/>
+          <w:rFonts w:ascii="Barlow Semi Condensed" w:cs="Barlow Semi Condensed" w:eastAsia="Barlow Semi Condensed" w:hAnsi="Barlow Semi Condensed"/>
           <w:i/>
           <w:iCs/>
           <w:sz w:val="24"/>
@@ -2242,7 +2242,7 @@
       </w:r>
       <w:r>
         <w:rPr>
-          <w:rFonts w:ascii="Times New Roman" w:cs="Times New Roman" w:eastAsia="Times New Roman" w:hAnsi="Times New Roman"/>
+          <w:rFonts w:ascii="Barlow Semi Condensed" w:cs="Barlow Semi Condensed" w:eastAsia="Barlow Semi Condensed" w:hAnsi="Barlow Semi Condensed"/>
           <w:sz w:val="24"/>
           <w:szCs w:val="24"/>
         </w:rPr>
@@ -2256,7 +2256,7 @@
       </w:pPr>
       <w:r>
         <w:rPr>
-          <w:rFonts w:ascii="Times New Roman" w:cs="Times New Roman" w:eastAsia="Times New Roman" w:hAnsi="Times New Roman"/>
+          <w:rFonts w:ascii="Barlow Semi Condensed" w:cs="Barlow Semi Condensed" w:eastAsia="Barlow Semi Condensed" w:hAnsi="Barlow Semi Condensed"/>
           <w:sz w:val="24"/>
           <w:szCs w:val="24"/>
         </w:rPr>
@@ -2264,7 +2264,7 @@
       </w:r>
       <w:r>
         <w:rPr>
-          <w:rFonts w:ascii="Times New Roman" w:cs="Times New Roman" w:eastAsia="Times New Roman" w:hAnsi="Times New Roman"/>
+          <w:rFonts w:ascii="Barlow Semi Condensed" w:cs="Barlow Semi Condensed" w:eastAsia="Barlow Semi Condensed" w:hAnsi="Barlow Semi Condensed"/>
           <w:i/>
           <w:iCs/>
           <w:sz w:val="24"/>
@@ -2274,7 +2274,7 @@
       </w:r>
       <w:r>
         <w:rPr>
-          <w:rFonts w:ascii="Times New Roman" w:cs="Times New Roman" w:eastAsia="Times New Roman" w:hAnsi="Times New Roman"/>
+          <w:rFonts w:ascii="Barlow Semi Condensed" w:cs="Barlow Semi Condensed" w:eastAsia="Barlow Semi Condensed" w:hAnsi="Barlow Semi Condensed"/>
           <w:sz w:val="24"/>
           <w:szCs w:val="24"/>
         </w:rPr>
@@ -2282,7 +2282,7 @@
       </w:r>
       <w:r>
         <w:rPr>
-          <w:rFonts w:ascii="Times New Roman" w:cs="Times New Roman" w:eastAsia="Times New Roman" w:hAnsi="Times New Roman"/>
+          <w:rFonts w:ascii="Barlow Semi Condensed" w:cs="Barlow Semi Condensed" w:eastAsia="Barlow Semi Condensed" w:hAnsi="Barlow Semi Condensed"/>
           <w:i/>
           <w:iCs/>
           <w:sz w:val="24"/>
@@ -2292,7 +2292,7 @@
       </w:r>
       <w:r>
         <w:rPr>
-          <w:rFonts w:ascii="Times New Roman" w:cs="Times New Roman" w:eastAsia="Times New Roman" w:hAnsi="Times New Roman"/>
+          <w:rFonts w:ascii="Barlow Semi Condensed" w:cs="Barlow Semi Condensed" w:eastAsia="Barlow Semi Condensed" w:hAnsi="Barlow Semi Condensed"/>
           <w:sz w:val="24"/>
           <w:szCs w:val="24"/>
         </w:rPr>
@@ -2306,7 +2306,7 @@
       </w:pPr>
       <w:r>
         <w:rPr>
-          <w:rFonts w:ascii="Times New Roman" w:cs="Times New Roman" w:eastAsia="Times New Roman" w:hAnsi="Times New Roman"/>
+          <w:rFonts w:ascii="Barlow Semi Condensed" w:cs="Barlow Semi Condensed" w:eastAsia="Barlow Semi Condensed" w:hAnsi="Barlow Semi Condensed"/>
           <w:sz w:val="24"/>
           <w:szCs w:val="24"/>
         </w:rPr>
@@ -2320,7 +2320,7 @@
       </w:pPr>
       <w:r>
         <w:rPr>
-          <w:rFonts w:ascii="Times New Roman" w:cs="Times New Roman" w:eastAsia="Times New Roman" w:hAnsi="Times New Roman"/>
+          <w:rFonts w:ascii="Barlow Semi Condensed" w:cs="Barlow Semi Condensed" w:eastAsia="Barlow Semi Condensed" w:hAnsi="Barlow Semi Condensed"/>
           <w:sz w:val="24"/>
           <w:szCs w:val="24"/>
         </w:rPr>
@@ -2328,7 +2328,7 @@
       </w:r>
       <w:r>
         <w:rPr>
-          <w:rFonts w:ascii="Times New Roman" w:cs="Times New Roman" w:eastAsia="Times New Roman" w:hAnsi="Times New Roman"/>
+          <w:rFonts w:ascii="Barlow Semi Condensed" w:cs="Barlow Semi Condensed" w:eastAsia="Barlow Semi Condensed" w:hAnsi="Barlow Semi Condensed"/>
           <w:i/>
           <w:iCs/>
           <w:sz w:val="24"/>
@@ -2338,7 +2338,7 @@
       </w:r>
       <w:r>
         <w:rPr>
-          <w:rFonts w:ascii="Times New Roman" w:cs="Times New Roman" w:eastAsia="Times New Roman" w:hAnsi="Times New Roman"/>
+          <w:rFonts w:ascii="Barlow Semi Condensed" w:cs="Barlow Semi Condensed" w:eastAsia="Barlow Semi Condensed" w:hAnsi="Barlow Semi Condensed"/>
           <w:sz w:val="24"/>
           <w:szCs w:val="24"/>
         </w:rPr>
@@ -2352,7 +2352,7 @@
       </w:pPr>
       <w:r>
         <w:rPr>
-          <w:rFonts w:ascii="Times New Roman" w:cs="Times New Roman" w:eastAsia="Times New Roman" w:hAnsi="Times New Roman"/>
+          <w:rFonts w:ascii="Barlow Semi Condensed" w:cs="Barlow Semi Condensed" w:eastAsia="Barlow Semi Condensed" w:hAnsi="Barlow Semi Condensed"/>
           <w:sz w:val="24"/>
           <w:szCs w:val="24"/>
         </w:rPr>
@@ -2366,7 +2366,7 @@
       </w:pPr>
       <w:r>
         <w:rPr>
-          <w:rFonts w:ascii="Times New Roman" w:cs="Times New Roman" w:eastAsia="Times New Roman" w:hAnsi="Times New Roman"/>
+          <w:rFonts w:ascii="Barlow Semi Condensed" w:cs="Barlow Semi Condensed" w:eastAsia="Barlow Semi Condensed" w:hAnsi="Barlow Semi Condensed"/>
           <w:sz w:val="24"/>
           <w:szCs w:val="24"/>
         </w:rPr>
@@ -2380,7 +2380,7 @@
       </w:pPr>
       <w:r>
         <w:rPr>
-          <w:rFonts w:ascii="Times New Roman" w:cs="Times New Roman" w:eastAsia="Times New Roman" w:hAnsi="Times New Roman"/>
+          <w:rFonts w:ascii="Barlow Semi Condensed" w:cs="Barlow Semi Condensed" w:eastAsia="Barlow Semi Condensed" w:hAnsi="Barlow Semi Condensed"/>
           <w:sz w:val="24"/>
           <w:szCs w:val="24"/>
         </w:rPr>
@@ -2394,7 +2394,7 @@
       </w:pPr>
       <w:r>
         <w:rPr>
-          <w:rFonts w:ascii="Times New Roman" w:cs="Times New Roman" w:eastAsia="Times New Roman" w:hAnsi="Times New Roman"/>
+          <w:rFonts w:ascii="Barlow Semi Condensed" w:cs="Barlow Semi Condensed" w:eastAsia="Barlow Semi Condensed" w:hAnsi="Barlow Semi Condensed"/>
           <w:sz w:val="24"/>
           <w:szCs w:val="24"/>
         </w:rPr>
@@ -2408,7 +2408,7 @@
       </w:pPr>
       <w:r>
         <w:rPr>
-          <w:rFonts w:ascii="Times New Roman" w:cs="Times New Roman" w:eastAsia="Times New Roman" w:hAnsi="Times New Roman"/>
+          <w:rFonts w:ascii="Barlow Semi Condensed" w:cs="Barlow Semi Condensed" w:eastAsia="Barlow Semi Condensed" w:hAnsi="Barlow Semi Condensed"/>
           <w:sz w:val="24"/>
           <w:szCs w:val="24"/>
         </w:rPr>
@@ -2422,7 +2422,7 @@
       </w:pPr>
       <w:r>
         <w:rPr>
-          <w:rFonts w:ascii="Times New Roman" w:cs="Times New Roman" w:eastAsia="Times New Roman" w:hAnsi="Times New Roman"/>
+          <w:rFonts w:ascii="Barlow Semi Condensed" w:cs="Barlow Semi Condensed" w:eastAsia="Barlow Semi Condensed" w:hAnsi="Barlow Semi Condensed"/>
           <w:sz w:val="24"/>
           <w:szCs w:val="24"/>
         </w:rPr>
@@ -2436,7 +2436,7 @@
       </w:pPr>
       <w:r>
         <w:rPr>
-          <w:rFonts w:ascii="Times New Roman" w:cs="Times New Roman" w:eastAsia="Times New Roman" w:hAnsi="Times New Roman"/>
+          <w:rFonts w:ascii="Barlow Semi Condensed" w:cs="Barlow Semi Condensed" w:eastAsia="Barlow Semi Condensed" w:hAnsi="Barlow Semi Condensed"/>
           <w:sz w:val="24"/>
           <w:szCs w:val="24"/>
         </w:rPr>
@@ -2450,7 +2450,7 @@
       </w:pPr>
       <w:r>
         <w:rPr>
-          <w:rFonts w:ascii="Times New Roman" w:cs="Times New Roman" w:eastAsia="Times New Roman" w:hAnsi="Times New Roman"/>
+          <w:rFonts w:ascii="Barlow Semi Condensed" w:cs="Barlow Semi Condensed" w:eastAsia="Barlow Semi Condensed" w:hAnsi="Barlow Semi Condensed"/>
           <w:sz w:val="24"/>
           <w:szCs w:val="24"/>
         </w:rPr>
@@ -2464,7 +2464,7 @@
       </w:pPr>
       <w:r>
         <w:rPr>
-          <w:rFonts w:ascii="Times New Roman" w:cs="Times New Roman" w:eastAsia="Times New Roman" w:hAnsi="Times New Roman"/>
+          <w:rFonts w:ascii="Barlow Semi Condensed" w:cs="Barlow Semi Condensed" w:eastAsia="Barlow Semi Condensed" w:hAnsi="Barlow Semi Condensed"/>
           <w:sz w:val="24"/>
           <w:szCs w:val="24"/>
         </w:rPr>
@@ -2472,7 +2472,7 @@
       </w:r>
       <w:r>
         <w:rPr>
-          <w:rFonts w:ascii="Times New Roman" w:cs="Times New Roman" w:eastAsia="Times New Roman" w:hAnsi="Times New Roman"/>
+          <w:rFonts w:ascii="Barlow Semi Condensed" w:cs="Barlow Semi Condensed" w:eastAsia="Barlow Semi Condensed" w:hAnsi="Barlow Semi Condensed"/>
           <w:i/>
           <w:iCs/>
           <w:sz w:val="24"/>
@@ -2482,7 +2482,7 @@
       </w:r>
       <w:r>
         <w:rPr>
-          <w:rFonts w:ascii="Times New Roman" w:cs="Times New Roman" w:eastAsia="Times New Roman" w:hAnsi="Times New Roman"/>
+          <w:rFonts w:ascii="Barlow Semi Condensed" w:cs="Barlow Semi Condensed" w:eastAsia="Barlow Semi Condensed" w:hAnsi="Barlow Semi Condensed"/>
           <w:sz w:val="24"/>
           <w:szCs w:val="24"/>
         </w:rPr>
@@ -2496,7 +2496,7 @@
       </w:pPr>
       <w:r>
         <w:rPr>
-          <w:rFonts w:ascii="Times New Roman" w:cs="Times New Roman" w:eastAsia="Times New Roman" w:hAnsi="Times New Roman"/>
+          <w:rFonts w:ascii="Barlow Semi Condensed" w:cs="Barlow Semi Condensed" w:eastAsia="Barlow Semi Condensed" w:hAnsi="Barlow Semi Condensed"/>
           <w:sz w:val="24"/>
           <w:szCs w:val="24"/>
         </w:rPr>
@@ -2504,7 +2504,7 @@
       </w:r>
       <w:r>
         <w:rPr>
-          <w:rFonts w:ascii="Times New Roman" w:cs="Times New Roman" w:eastAsia="Times New Roman" w:hAnsi="Times New Roman"/>
+          <w:rFonts w:ascii="Barlow Semi Condensed" w:cs="Barlow Semi Condensed" w:eastAsia="Barlow Semi Condensed" w:hAnsi="Barlow Semi Condensed"/>
           <w:i/>
           <w:iCs/>
           <w:sz w:val="24"/>
@@ -2514,7 +2514,7 @@
       </w:r>
       <w:r>
         <w:rPr>
-          <w:rFonts w:ascii="Times New Roman" w:cs="Times New Roman" w:eastAsia="Times New Roman" w:hAnsi="Times New Roman"/>
+          <w:rFonts w:ascii="Barlow Semi Condensed" w:cs="Barlow Semi Condensed" w:eastAsia="Barlow Semi Condensed" w:hAnsi="Barlow Semi Condensed"/>
           <w:sz w:val="24"/>
           <w:szCs w:val="24"/>
         </w:rPr>
@@ -2522,7 +2522,7 @@
       </w:r>
       <w:r>
         <w:rPr>
-          <w:rFonts w:ascii="Times New Roman" w:cs="Times New Roman" w:eastAsia="Times New Roman" w:hAnsi="Times New Roman"/>
+          <w:rFonts w:ascii="Barlow Semi Condensed" w:cs="Barlow Semi Condensed" w:eastAsia="Barlow Semi Condensed" w:hAnsi="Barlow Semi Condensed"/>
           <w:i/>
           <w:iCs/>
           <w:sz w:val="24"/>
@@ -2532,7 +2532,7 @@
       </w:r>
       <w:r>
         <w:rPr>
-          <w:rFonts w:ascii="Times New Roman" w:cs="Times New Roman" w:eastAsia="Times New Roman" w:hAnsi="Times New Roman"/>
+          <w:rFonts w:ascii="Barlow Semi Condensed" w:cs="Barlow Semi Condensed" w:eastAsia="Barlow Semi Condensed" w:hAnsi="Barlow Semi Condensed"/>
           <w:sz w:val="24"/>
           <w:szCs w:val="24"/>
         </w:rPr>
@@ -2540,7 +2540,7 @@
       </w:r>
       <w:r>
         <w:rPr>
-          <w:rFonts w:ascii="Times New Roman" w:cs="Times New Roman" w:eastAsia="Times New Roman" w:hAnsi="Times New Roman"/>
+          <w:rFonts w:ascii="Barlow Semi Condensed" w:cs="Barlow Semi Condensed" w:eastAsia="Barlow Semi Condensed" w:hAnsi="Barlow Semi Condensed"/>
           <w:i/>
           <w:iCs/>
           <w:sz w:val="24"/>
@@ -2550,7 +2550,7 @@
       </w:r>
       <w:r>
         <w:rPr>
-          <w:rFonts w:ascii="Times New Roman" w:cs="Times New Roman" w:eastAsia="Times New Roman" w:hAnsi="Times New Roman"/>
+          <w:rFonts w:ascii="Barlow Semi Condensed" w:cs="Barlow Semi Condensed" w:eastAsia="Barlow Semi Condensed" w:hAnsi="Barlow Semi Condensed"/>
           <w:sz w:val="24"/>
           <w:szCs w:val="24"/>
         </w:rPr>
@@ -2564,7 +2564,7 @@
       </w:pPr>
       <w:r>
         <w:rPr>
-          <w:rFonts w:ascii="Times New Roman" w:cs="Times New Roman" w:eastAsia="Times New Roman" w:hAnsi="Times New Roman"/>
+          <w:rFonts w:ascii="Barlow Semi Condensed" w:cs="Barlow Semi Condensed" w:eastAsia="Barlow Semi Condensed" w:hAnsi="Barlow Semi Condensed"/>
           <w:sz w:val="24"/>
           <w:szCs w:val="24"/>
         </w:rPr>
@@ -2578,7 +2578,7 @@
       </w:pPr>
       <w:r>
         <w:rPr>
-          <w:rFonts w:ascii="Times New Roman" w:cs="Times New Roman" w:eastAsia="Times New Roman" w:hAnsi="Times New Roman"/>
+          <w:rFonts w:ascii="Barlow Semi Condensed" w:cs="Barlow Semi Condensed" w:eastAsia="Barlow Semi Condensed" w:hAnsi="Barlow Semi Condensed"/>
           <w:sz w:val="24"/>
           <w:szCs w:val="24"/>
         </w:rPr>
@@ -2592,7 +2592,7 @@
       </w:pPr>
       <w:r>
         <w:rPr>
-          <w:rFonts w:ascii="Times New Roman" w:cs="Times New Roman" w:eastAsia="Times New Roman" w:hAnsi="Times New Roman"/>
+          <w:rFonts w:ascii="Barlow Semi Condensed" w:cs="Barlow Semi Condensed" w:eastAsia="Barlow Semi Condensed" w:hAnsi="Barlow Semi Condensed"/>
           <w:sz w:val="24"/>
           <w:szCs w:val="24"/>
         </w:rPr>
@@ -2606,7 +2606,7 @@
       </w:pPr>
       <w:r>
         <w:rPr>
-          <w:rFonts w:ascii="Times New Roman" w:cs="Times New Roman" w:eastAsia="Times New Roman" w:hAnsi="Times New Roman"/>
+          <w:rFonts w:ascii="Barlow Semi Condensed" w:cs="Barlow Semi Condensed" w:eastAsia="Barlow Semi Condensed" w:hAnsi="Barlow Semi Condensed"/>
           <w:sz w:val="24"/>
           <w:szCs w:val="24"/>
         </w:rPr>
@@ -2620,7 +2620,7 @@
       </w:pPr>
       <w:r>
         <w:rPr>
-          <w:rFonts w:ascii="Times New Roman" w:cs="Times New Roman" w:eastAsia="Times New Roman" w:hAnsi="Times New Roman"/>
+          <w:rFonts w:ascii="Barlow Semi Condensed" w:cs="Barlow Semi Condensed" w:eastAsia="Barlow Semi Condensed" w:hAnsi="Barlow Semi Condensed"/>
           <w:sz w:val="24"/>
           <w:szCs w:val="24"/>
         </w:rPr>
@@ -2634,7 +2634,7 @@
       </w:pPr>
       <w:r>
         <w:rPr>
-          <w:rFonts w:ascii="Times New Roman" w:cs="Times New Roman" w:eastAsia="Times New Roman" w:hAnsi="Times New Roman"/>
+          <w:rFonts w:ascii="Barlow Semi Condensed" w:cs="Barlow Semi Condensed" w:eastAsia="Barlow Semi Condensed" w:hAnsi="Barlow Semi Condensed"/>
           <w:sz w:val="24"/>
           <w:szCs w:val="24"/>
         </w:rPr>
@@ -2648,7 +2648,7 @@
       </w:pPr>
       <w:r>
         <w:rPr>
-          <w:rFonts w:ascii="Times New Roman" w:cs="Times New Roman" w:eastAsia="Times New Roman" w:hAnsi="Times New Roman"/>
+          <w:rFonts w:ascii="Barlow Semi Condensed" w:cs="Barlow Semi Condensed" w:eastAsia="Barlow Semi Condensed" w:hAnsi="Barlow Semi Condensed"/>
           <w:sz w:val="24"/>
           <w:szCs w:val="24"/>
         </w:rPr>
@@ -2662,7 +2662,7 @@
       </w:pPr>
       <w:r>
         <w:rPr>
-          <w:rFonts w:ascii="Times New Roman" w:cs="Times New Roman" w:eastAsia="Times New Roman" w:hAnsi="Times New Roman"/>
+          <w:rFonts w:ascii="Barlow Semi Condensed" w:cs="Barlow Semi Condensed" w:eastAsia="Barlow Semi Condensed" w:hAnsi="Barlow Semi Condensed"/>
           <w:i/>
           <w:iCs/>
           <w:sz w:val="24"/>
@@ -2678,7 +2678,7 @@
       </w:pPr>
       <w:r>
         <w:rPr>
-          <w:rFonts w:ascii="Times New Roman" w:cs="Times New Roman" w:eastAsia="Times New Roman" w:hAnsi="Times New Roman"/>
+          <w:rFonts w:ascii="Barlow Semi Condensed" w:cs="Barlow Semi Condensed" w:eastAsia="Barlow Semi Condensed" w:hAnsi="Barlow Semi Condensed"/>
           <w:sz w:val="24"/>
           <w:szCs w:val="24"/>
         </w:rPr>
@@ -2686,7 +2686,7 @@
       </w:r>
       <w:r>
         <w:rPr>
-          <w:rFonts w:ascii="Times New Roman" w:cs="Times New Roman" w:eastAsia="Times New Roman" w:hAnsi="Times New Roman"/>
+          <w:rFonts w:ascii="Barlow Semi Condensed" w:cs="Barlow Semi Condensed" w:eastAsia="Barlow Semi Condensed" w:hAnsi="Barlow Semi Condensed"/>
           <w:b/>
           <w:bCs/>
           <w:sz w:val="24"/>
@@ -2696,7 +2696,7 @@
       </w:r>
       <w:r>
         <w:rPr>
-          <w:rFonts w:ascii="Times New Roman" w:cs="Times New Roman" w:eastAsia="Times New Roman" w:hAnsi="Times New Roman"/>
+          <w:rFonts w:ascii="Barlow Semi Condensed" w:cs="Barlow Semi Condensed" w:eastAsia="Barlow Semi Condensed" w:hAnsi="Barlow Semi Condensed"/>
           <w:sz w:val="24"/>
           <w:szCs w:val="24"/>
         </w:rPr>
@@ -2704,7 +2704,7 @@
       </w:r>
       <w:r>
         <w:rPr>
-          <w:rFonts w:ascii="Times New Roman" w:cs="Times New Roman" w:eastAsia="Times New Roman" w:hAnsi="Times New Roman"/>
+          <w:rFonts w:ascii="Barlow Semi Condensed" w:cs="Barlow Semi Condensed" w:eastAsia="Barlow Semi Condensed" w:hAnsi="Barlow Semi Condensed"/>
           <w:b/>
           <w:bCs/>
           <w:sz w:val="24"/>
@@ -2714,7 +2714,7 @@
       </w:r>
       <w:r>
         <w:rPr>
-          <w:rFonts w:ascii="Times New Roman" w:cs="Times New Roman" w:eastAsia="Times New Roman" w:hAnsi="Times New Roman"/>
+          <w:rFonts w:ascii="Barlow Semi Condensed" w:cs="Barlow Semi Condensed" w:eastAsia="Barlow Semi Condensed" w:hAnsi="Barlow Semi Condensed"/>
           <w:sz w:val="24"/>
           <w:szCs w:val="24"/>
         </w:rPr>
@@ -2722,7 +2722,7 @@
       </w:r>
       <w:r>
         <w:rPr>
-          <w:rFonts w:ascii="Times New Roman" w:cs="Times New Roman" w:eastAsia="Times New Roman" w:hAnsi="Times New Roman"/>
+          <w:rFonts w:ascii="Barlow Semi Condensed" w:cs="Barlow Semi Condensed" w:eastAsia="Barlow Semi Condensed" w:hAnsi="Barlow Semi Condensed"/>
           <w:b/>
           <w:bCs/>
           <w:sz w:val="24"/>
@@ -2732,7 +2732,7 @@
       </w:r>
       <w:r>
         <w:rPr>
-          <w:rFonts w:ascii="Times New Roman" w:cs="Times New Roman" w:eastAsia="Times New Roman" w:hAnsi="Times New Roman"/>
+          <w:rFonts w:ascii="Barlow Semi Condensed" w:cs="Barlow Semi Condensed" w:eastAsia="Barlow Semi Condensed" w:hAnsi="Barlow Semi Condensed"/>
           <w:sz w:val="24"/>
           <w:szCs w:val="24"/>
         </w:rPr>
@@ -2740,7 +2740,7 @@
       </w:r>
       <w:r>
         <w:rPr>
-          <w:rFonts w:ascii="Times New Roman" w:cs="Times New Roman" w:eastAsia="Times New Roman" w:hAnsi="Times New Roman"/>
+          <w:rFonts w:ascii="Barlow Semi Condensed" w:cs="Barlow Semi Condensed" w:eastAsia="Barlow Semi Condensed" w:hAnsi="Barlow Semi Condensed"/>
           <w:b/>
           <w:bCs/>
           <w:sz w:val="24"/>
@@ -2750,7 +2750,7 @@
       </w:r>
       <w:r>
         <w:rPr>
-          <w:rFonts w:ascii="Times New Roman" w:cs="Times New Roman" w:eastAsia="Times New Roman" w:hAnsi="Times New Roman"/>
+          <w:rFonts w:ascii="Barlow Semi Condensed" w:cs="Barlow Semi Condensed" w:eastAsia="Barlow Semi Condensed" w:hAnsi="Barlow Semi Condensed"/>
           <w:sz w:val="24"/>
           <w:szCs w:val="24"/>
         </w:rPr>
@@ -2758,7 +2758,7 @@
       </w:r>
       <w:r>
         <w:rPr>
-          <w:rFonts w:ascii="Times New Roman" w:cs="Times New Roman" w:eastAsia="Times New Roman" w:hAnsi="Times New Roman"/>
+          <w:rFonts w:ascii="Barlow Semi Condensed" w:cs="Barlow Semi Condensed" w:eastAsia="Barlow Semi Condensed" w:hAnsi="Barlow Semi Condensed"/>
           <w:b/>
           <w:bCs/>
           <w:sz w:val="24"/>
@@ -2768,7 +2768,7 @@
       </w:r>
       <w:r>
         <w:rPr>
-          <w:rFonts w:ascii="Times New Roman" w:cs="Times New Roman" w:eastAsia="Times New Roman" w:hAnsi="Times New Roman"/>
+          <w:rFonts w:ascii="Barlow Semi Condensed" w:cs="Barlow Semi Condensed" w:eastAsia="Barlow Semi Condensed" w:hAnsi="Barlow Semi Condensed"/>
           <w:sz w:val="24"/>
           <w:szCs w:val="24"/>
         </w:rPr>
@@ -2776,7 +2776,7 @@
       </w:r>
       <w:r>
         <w:rPr>
-          <w:rFonts w:ascii="Times New Roman" w:cs="Times New Roman" w:eastAsia="Times New Roman" w:hAnsi="Times New Roman"/>
+          <w:rFonts w:ascii="Barlow Semi Condensed" w:cs="Barlow Semi Condensed" w:eastAsia="Barlow Semi Condensed" w:hAnsi="Barlow Semi Condensed"/>
           <w:b/>
           <w:bCs/>
           <w:sz w:val="24"/>
@@ -2786,7 +2786,7 @@
       </w:r>
       <w:r>
         <w:rPr>
-          <w:rFonts w:ascii="Times New Roman" w:cs="Times New Roman" w:eastAsia="Times New Roman" w:hAnsi="Times New Roman"/>
+          <w:rFonts w:ascii="Barlow Semi Condensed" w:cs="Barlow Semi Condensed" w:eastAsia="Barlow Semi Condensed" w:hAnsi="Barlow Semi Condensed"/>
           <w:sz w:val="24"/>
           <w:szCs w:val="24"/>
         </w:rPr>
@@ -2800,7 +2800,7 @@
       </w:pPr>
       <w:r>
         <w:rPr>
-          <w:rFonts w:ascii="Times New Roman" w:cs="Times New Roman" w:eastAsia="Times New Roman" w:hAnsi="Times New Roman"/>
+          <w:rFonts w:ascii="Barlow Semi Condensed" w:cs="Barlow Semi Condensed" w:eastAsia="Barlow Semi Condensed" w:hAnsi="Barlow Semi Condensed"/>
           <w:sz w:val="24"/>
           <w:szCs w:val="24"/>
         </w:rPr>
@@ -2814,7 +2814,7 @@
       </w:pPr>
       <w:r>
         <w:rPr>
-          <w:rFonts w:ascii="Times New Roman" w:cs="Times New Roman" w:eastAsia="Times New Roman" w:hAnsi="Times New Roman"/>
+          <w:rFonts w:ascii="Barlow Semi Condensed" w:cs="Barlow Semi Condensed" w:eastAsia="Barlow Semi Condensed" w:hAnsi="Barlow Semi Condensed"/>
           <w:sz w:val="24"/>
           <w:szCs w:val="24"/>
         </w:rPr>
@@ -2822,7 +2822,7 @@
       </w:r>
       <w:r>
         <w:rPr>
-          <w:rFonts w:ascii="Times New Roman" w:cs="Times New Roman" w:eastAsia="Times New Roman" w:hAnsi="Times New Roman"/>
+          <w:rFonts w:ascii="Barlow Semi Condensed" w:cs="Barlow Semi Condensed" w:eastAsia="Barlow Semi Condensed" w:hAnsi="Barlow Semi Condensed"/>
           <w:i/>
           <w:iCs/>
           <w:sz w:val="24"/>
@@ -2832,7 +2832,7 @@
       </w:r>
       <w:r>
         <w:rPr>
-          <w:rFonts w:ascii="Times New Roman" w:cs="Times New Roman" w:eastAsia="Times New Roman" w:hAnsi="Times New Roman"/>
+          <w:rFonts w:ascii="Barlow Semi Condensed" w:cs="Barlow Semi Condensed" w:eastAsia="Barlow Semi Condensed" w:hAnsi="Barlow Semi Condensed"/>
           <w:sz w:val="24"/>
           <w:szCs w:val="24"/>
         </w:rPr>
@@ -2840,7 +2840,7 @@
       </w:r>
       <w:r>
         <w:rPr>
-          <w:rFonts w:ascii="Times New Roman" w:cs="Times New Roman" w:eastAsia="Times New Roman" w:hAnsi="Times New Roman"/>
+          <w:rFonts w:ascii="Barlow Semi Condensed" w:cs="Barlow Semi Condensed" w:eastAsia="Barlow Semi Condensed" w:hAnsi="Barlow Semi Condensed"/>
           <w:i/>
           <w:iCs/>
           <w:sz w:val="24"/>
@@ -2850,7 +2850,7 @@
       </w:r>
       <w:r>
         <w:rPr>
-          <w:rFonts w:ascii="Times New Roman" w:cs="Times New Roman" w:eastAsia="Times New Roman" w:hAnsi="Times New Roman"/>
+          <w:rFonts w:ascii="Barlow Semi Condensed" w:cs="Barlow Semi Condensed" w:eastAsia="Barlow Semi Condensed" w:hAnsi="Barlow Semi Condensed"/>
           <w:sz w:val="24"/>
           <w:szCs w:val="24"/>
         </w:rPr>
@@ -2858,7 +2858,7 @@
       </w:r>
       <w:r>
         <w:rPr>
-          <w:rFonts w:ascii="Times New Roman" w:cs="Times New Roman" w:eastAsia="Times New Roman" w:hAnsi="Times New Roman"/>
+          <w:rFonts w:ascii="Barlow Semi Condensed" w:cs="Barlow Semi Condensed" w:eastAsia="Barlow Semi Condensed" w:hAnsi="Barlow Semi Condensed"/>
           <w:b/>
           <w:bCs/>
           <w:sz w:val="24"/>
@@ -2868,7 +2868,7 @@
       </w:r>
       <w:r>
         <w:rPr>
-          <w:rFonts w:ascii="Times New Roman" w:cs="Times New Roman" w:eastAsia="Times New Roman" w:hAnsi="Times New Roman"/>
+          <w:rFonts w:ascii="Barlow Semi Condensed" w:cs="Barlow Semi Condensed" w:eastAsia="Barlow Semi Condensed" w:hAnsi="Barlow Semi Condensed"/>
           <w:sz w:val="24"/>
           <w:szCs w:val="24"/>
         </w:rPr>
@@ -2876,7 +2876,7 @@
       </w:r>
       <w:r>
         <w:rPr>
-          <w:rFonts w:ascii="Times New Roman" w:cs="Times New Roman" w:eastAsia="Times New Roman" w:hAnsi="Times New Roman"/>
+          <w:rFonts w:ascii="Barlow Semi Condensed" w:cs="Barlow Semi Condensed" w:eastAsia="Barlow Semi Condensed" w:hAnsi="Barlow Semi Condensed"/>
           <w:b/>
           <w:bCs/>
           <w:sz w:val="24"/>
@@ -2886,7 +2886,7 @@
       </w:r>
       <w:r>
         <w:rPr>
-          <w:rFonts w:ascii="Times New Roman" w:cs="Times New Roman" w:eastAsia="Times New Roman" w:hAnsi="Times New Roman"/>
+          <w:rFonts w:ascii="Barlow Semi Condensed" w:cs="Barlow Semi Condensed" w:eastAsia="Barlow Semi Condensed" w:hAnsi="Barlow Semi Condensed"/>
           <w:sz w:val="24"/>
           <w:szCs w:val="24"/>
         </w:rPr>
@@ -2894,7 +2894,7 @@
       </w:r>
       <w:r>
         <w:rPr>
-          <w:rFonts w:ascii="Times New Roman" w:cs="Times New Roman" w:eastAsia="Times New Roman" w:hAnsi="Times New Roman"/>
+          <w:rFonts w:ascii="Barlow Semi Condensed" w:cs="Barlow Semi Condensed" w:eastAsia="Barlow Semi Condensed" w:hAnsi="Barlow Semi Condensed"/>
           <w:b/>
           <w:bCs/>
           <w:sz w:val="24"/>
@@ -2904,7 +2904,7 @@
       </w:r>
       <w:r>
         <w:rPr>
-          <w:rFonts w:ascii="Times New Roman" w:cs="Times New Roman" w:eastAsia="Times New Roman" w:hAnsi="Times New Roman"/>
+          <w:rFonts w:ascii="Barlow Semi Condensed" w:cs="Barlow Semi Condensed" w:eastAsia="Barlow Semi Condensed" w:hAnsi="Barlow Semi Condensed"/>
           <w:sz w:val="24"/>
           <w:szCs w:val="24"/>
         </w:rPr>
@@ -2912,7 +2912,7 @@
       </w:r>
       <w:r>
         <w:rPr>
-          <w:rFonts w:ascii="Times New Roman" w:cs="Times New Roman" w:eastAsia="Times New Roman" w:hAnsi="Times New Roman"/>
+          <w:rFonts w:ascii="Barlow Semi Condensed" w:cs="Barlow Semi Condensed" w:eastAsia="Barlow Semi Condensed" w:hAnsi="Barlow Semi Condensed"/>
           <w:b/>
           <w:bCs/>
           <w:sz w:val="24"/>
@@ -2928,7 +2928,7 @@
       </w:pPr>
       <w:r>
         <w:rPr>
-          <w:rFonts w:ascii="Times New Roman" w:cs="Times New Roman" w:eastAsia="Times New Roman" w:hAnsi="Times New Roman"/>
+          <w:rFonts w:ascii="Barlow Semi Condensed" w:cs="Barlow Semi Condensed" w:eastAsia="Barlow Semi Condensed" w:hAnsi="Barlow Semi Condensed"/>
           <w:sz w:val="24"/>
           <w:szCs w:val="24"/>
         </w:rPr>
@@ -2942,7 +2942,7 @@
       </w:pPr>
       <w:r>
         <w:rPr>
-          <w:rFonts w:ascii="Times New Roman" w:cs="Times New Roman" w:eastAsia="Times New Roman" w:hAnsi="Times New Roman"/>
+          <w:rFonts w:ascii="Barlow Semi Condensed" w:cs="Barlow Semi Condensed" w:eastAsia="Barlow Semi Condensed" w:hAnsi="Barlow Semi Condensed"/>
           <w:sz w:val="24"/>
           <w:szCs w:val="24"/>
         </w:rPr>
@@ -2950,7 +2950,7 @@
       </w:r>
       <w:r>
         <w:rPr>
-          <w:rFonts w:ascii="Times New Roman" w:cs="Times New Roman" w:eastAsia="Times New Roman" w:hAnsi="Times New Roman"/>
+          <w:rFonts w:ascii="Barlow Semi Condensed" w:cs="Barlow Semi Condensed" w:eastAsia="Barlow Semi Condensed" w:hAnsi="Barlow Semi Condensed"/>
           <w:i/>
           <w:iCs/>
           <w:sz w:val="24"/>
@@ -2960,7 +2960,7 @@
       </w:r>
       <w:r>
         <w:rPr>
-          <w:rFonts w:ascii="Times New Roman" w:cs="Times New Roman" w:eastAsia="Times New Roman" w:hAnsi="Times New Roman"/>
+          <w:rFonts w:ascii="Barlow Semi Condensed" w:cs="Barlow Semi Condensed" w:eastAsia="Barlow Semi Condensed" w:hAnsi="Barlow Semi Condensed"/>
           <w:sz w:val="24"/>
           <w:szCs w:val="24"/>
         </w:rPr>
@@ -2968,7 +2968,7 @@
       </w:r>
       <w:r>
         <w:rPr>
-          <w:rFonts w:ascii="Times New Roman" w:cs="Times New Roman" w:eastAsia="Times New Roman" w:hAnsi="Times New Roman"/>
+          <w:rFonts w:ascii="Barlow Semi Condensed" w:cs="Barlow Semi Condensed" w:eastAsia="Barlow Semi Condensed" w:hAnsi="Barlow Semi Condensed"/>
           <w:b/>
           <w:bCs/>
           <w:sz w:val="24"/>
@@ -2978,7 +2978,7 @@
       </w:r>
       <w:r>
         <w:rPr>
-          <w:rFonts w:ascii="Times New Roman" w:cs="Times New Roman" w:eastAsia="Times New Roman" w:hAnsi="Times New Roman"/>
+          <w:rFonts w:ascii="Barlow Semi Condensed" w:cs="Barlow Semi Condensed" w:eastAsia="Barlow Semi Condensed" w:hAnsi="Barlow Semi Condensed"/>
           <w:sz w:val="24"/>
           <w:szCs w:val="24"/>
         </w:rPr>
@@ -2986,7 +2986,7 @@
       </w:r>
       <w:r>
         <w:rPr>
-          <w:rFonts w:ascii="Times New Roman" w:cs="Times New Roman" w:eastAsia="Times New Roman" w:hAnsi="Times New Roman"/>
+          <w:rFonts w:ascii="Barlow Semi Condensed" w:cs="Barlow Semi Condensed" w:eastAsia="Barlow Semi Condensed" w:hAnsi="Barlow Semi Condensed"/>
           <w:b/>
           <w:bCs/>
           <w:sz w:val="24"/>
@@ -2996,7 +2996,7 @@
       </w:r>
       <w:r>
         <w:rPr>
-          <w:rFonts w:ascii="Times New Roman" w:cs="Times New Roman" w:eastAsia="Times New Roman" w:hAnsi="Times New Roman"/>
+          <w:rFonts w:ascii="Barlow Semi Condensed" w:cs="Barlow Semi Condensed" w:eastAsia="Barlow Semi Condensed" w:hAnsi="Barlow Semi Condensed"/>
           <w:sz w:val="24"/>
           <w:szCs w:val="24"/>
         </w:rPr>
@@ -3004,7 +3004,7 @@
       </w:r>
       <w:r>
         <w:rPr>
-          <w:rFonts w:ascii="Times New Roman" w:cs="Times New Roman" w:eastAsia="Times New Roman" w:hAnsi="Times New Roman"/>
+          <w:rFonts w:ascii="Barlow Semi Condensed" w:cs="Barlow Semi Condensed" w:eastAsia="Barlow Semi Condensed" w:hAnsi="Barlow Semi Condensed"/>
           <w:i/>
           <w:iCs/>
           <w:sz w:val="24"/>
@@ -3014,7 +3014,7 @@
       </w:r>
       <w:r>
         <w:rPr>
-          <w:rFonts w:ascii="Times New Roman" w:cs="Times New Roman" w:eastAsia="Times New Roman" w:hAnsi="Times New Roman"/>
+          <w:rFonts w:ascii="Barlow Semi Condensed" w:cs="Barlow Semi Condensed" w:eastAsia="Barlow Semi Condensed" w:hAnsi="Barlow Semi Condensed"/>
           <w:sz w:val="24"/>
           <w:szCs w:val="24"/>
         </w:rPr>
@@ -3028,7 +3028,7 @@
       </w:pPr>
       <w:r>
         <w:rPr>
-          <w:rFonts w:ascii="Times New Roman" w:cs="Times New Roman" w:eastAsia="Times New Roman" w:hAnsi="Times New Roman"/>
+          <w:rFonts w:ascii="Barlow Semi Condensed" w:cs="Barlow Semi Condensed" w:eastAsia="Barlow Semi Condensed" w:hAnsi="Barlow Semi Condensed"/>
           <w:sz w:val="24"/>
           <w:szCs w:val="24"/>
         </w:rPr>
@@ -3042,7 +3042,7 @@
       </w:pPr>
       <w:r>
         <w:rPr>
-          <w:rFonts w:ascii="Times New Roman" w:cs="Times New Roman" w:eastAsia="Times New Roman" w:hAnsi="Times New Roman"/>
+          <w:rFonts w:ascii="Barlow Semi Condensed" w:cs="Barlow Semi Condensed" w:eastAsia="Barlow Semi Condensed" w:hAnsi="Barlow Semi Condensed"/>
           <w:sz w:val="24"/>
           <w:szCs w:val="24"/>
         </w:rPr>
@@ -3050,7 +3050,7 @@
       </w:r>
       <w:r>
         <w:rPr>
-          <w:rFonts w:ascii="Times New Roman" w:cs="Times New Roman" w:eastAsia="Times New Roman" w:hAnsi="Times New Roman"/>
+          <w:rFonts w:ascii="Barlow Semi Condensed" w:cs="Barlow Semi Condensed" w:eastAsia="Barlow Semi Condensed" w:hAnsi="Barlow Semi Condensed"/>
           <w:b/>
           <w:bCs/>
           <w:sz w:val="24"/>
@@ -3060,7 +3060,7 @@
       </w:r>
       <w:r>
         <w:rPr>
-          <w:rFonts w:ascii="Times New Roman" w:cs="Times New Roman" w:eastAsia="Times New Roman" w:hAnsi="Times New Roman"/>
+          <w:rFonts w:ascii="Barlow Semi Condensed" w:cs="Barlow Semi Condensed" w:eastAsia="Barlow Semi Condensed" w:hAnsi="Barlow Semi Condensed"/>
           <w:sz w:val="24"/>
           <w:szCs w:val="24"/>
         </w:rPr>
@@ -3068,7 +3068,7 @@
       </w:r>
       <w:r>
         <w:rPr>
-          <w:rFonts w:ascii="Times New Roman" w:cs="Times New Roman" w:eastAsia="Times New Roman" w:hAnsi="Times New Roman"/>
+          <w:rFonts w:ascii="Barlow Semi Condensed" w:cs="Barlow Semi Condensed" w:eastAsia="Barlow Semi Condensed" w:hAnsi="Barlow Semi Condensed"/>
           <w:b/>
           <w:bCs/>
           <w:sz w:val="24"/>
@@ -3078,7 +3078,7 @@
       </w:r>
       <w:r>
         <w:rPr>
-          <w:rFonts w:ascii="Times New Roman" w:cs="Times New Roman" w:eastAsia="Times New Roman" w:hAnsi="Times New Roman"/>
+          <w:rFonts w:ascii="Barlow Semi Condensed" w:cs="Barlow Semi Condensed" w:eastAsia="Barlow Semi Condensed" w:hAnsi="Barlow Semi Condensed"/>
           <w:sz w:val="24"/>
           <w:szCs w:val="24"/>
         </w:rPr>
@@ -3086,7 +3086,7 @@
       </w:r>
       <w:r>
         <w:rPr>
-          <w:rFonts w:ascii="Times New Roman" w:cs="Times New Roman" w:eastAsia="Times New Roman" w:hAnsi="Times New Roman"/>
+          <w:rFonts w:ascii="Barlow Semi Condensed" w:cs="Barlow Semi Condensed" w:eastAsia="Barlow Semi Condensed" w:hAnsi="Barlow Semi Condensed"/>
           <w:b/>
           <w:bCs/>
           <w:sz w:val="24"/>
@@ -3096,7 +3096,7 @@
       </w:r>
       <w:r>
         <w:rPr>
-          <w:rFonts w:ascii="Times New Roman" w:cs="Times New Roman" w:eastAsia="Times New Roman" w:hAnsi="Times New Roman"/>
+          <w:rFonts w:ascii="Barlow Semi Condensed" w:cs="Barlow Semi Condensed" w:eastAsia="Barlow Semi Condensed" w:hAnsi="Barlow Semi Condensed"/>
           <w:sz w:val="24"/>
           <w:szCs w:val="24"/>
         </w:rPr>
@@ -3104,7 +3104,7 @@
       </w:r>
       <w:r>
         <w:rPr>
-          <w:rFonts w:ascii="Times New Roman" w:cs="Times New Roman" w:eastAsia="Times New Roman" w:hAnsi="Times New Roman"/>
+          <w:rFonts w:ascii="Barlow Semi Condensed" w:cs="Barlow Semi Condensed" w:eastAsia="Barlow Semi Condensed" w:hAnsi="Barlow Semi Condensed"/>
           <w:i/>
           <w:iCs/>
           <w:sz w:val="24"/>
@@ -3114,7 +3114,7 @@
       </w:r>
       <w:r>
         <w:rPr>
-          <w:rFonts w:ascii="Times New Roman" w:cs="Times New Roman" w:eastAsia="Times New Roman" w:hAnsi="Times New Roman"/>
+          <w:rFonts w:ascii="Barlow Semi Condensed" w:cs="Barlow Semi Condensed" w:eastAsia="Barlow Semi Condensed" w:hAnsi="Barlow Semi Condensed"/>
           <w:sz w:val="24"/>
           <w:szCs w:val="24"/>
         </w:rPr>
@@ -3136,7 +3136,7 @@
       </w:pPr>
       <w:r>
         <w:rPr>
-          <w:rFonts w:ascii="Times New Roman" w:cs="Times New Roman" w:eastAsia="Times New Roman" w:hAnsi="Times New Roman"/>
+          <w:rFonts w:ascii="Barlow Semi Condensed" w:cs="Barlow Semi Condensed" w:eastAsia="Barlow Semi Condensed" w:hAnsi="Barlow Semi Condensed"/>
           <w:sz w:val="24"/>
           <w:szCs w:val="24"/>
         </w:rPr>
@@ -3150,7 +3150,7 @@
       </w:pPr>
       <w:r>
         <w:rPr>
-          <w:rFonts w:ascii="Times New Roman" w:cs="Times New Roman" w:eastAsia="Times New Roman" w:hAnsi="Times New Roman"/>
+          <w:rFonts w:ascii="Barlow Semi Condensed" w:cs="Barlow Semi Condensed" w:eastAsia="Barlow Semi Condensed" w:hAnsi="Barlow Semi Condensed"/>
           <w:sz w:val="24"/>
           <w:szCs w:val="24"/>
         </w:rPr>
@@ -3158,7 +3158,7 @@
       </w:r>
       <w:r>
         <w:rPr>
-          <w:rFonts w:ascii="Times New Roman" w:cs="Times New Roman" w:eastAsia="Times New Roman" w:hAnsi="Times New Roman"/>
+          <w:rFonts w:ascii="Barlow Semi Condensed" w:cs="Barlow Semi Condensed" w:eastAsia="Barlow Semi Condensed" w:hAnsi="Barlow Semi Condensed"/>
           <w:sz w:val="24"/>
           <w:szCs w:val="24"/>
         </w:rPr>
@@ -3166,7 +3166,7 @@
       </w:r>
       <w:r>
         <w:rPr>
-          <w:rFonts w:ascii="Times New Roman" w:cs="Times New Roman" w:eastAsia="Times New Roman" w:hAnsi="Times New Roman"/>
+          <w:rFonts w:ascii="Barlow Semi Condensed" w:cs="Barlow Semi Condensed" w:eastAsia="Barlow Semi Condensed" w:hAnsi="Barlow Semi Condensed"/>
           <w:sz w:val="24"/>
           <w:szCs w:val="24"/>
         </w:rPr>
@@ -3180,7 +3180,7 @@
       </w:pPr>
       <w:r>
         <w:rPr>
-          <w:rFonts w:ascii="Times New Roman" w:cs="Times New Roman" w:eastAsia="Times New Roman" w:hAnsi="Times New Roman"/>
+          <w:rFonts w:ascii="Barlow Semi Condensed" w:cs="Barlow Semi Condensed" w:eastAsia="Barlow Semi Condensed" w:hAnsi="Barlow Semi Condensed"/>
           <w:sz w:val="24"/>
           <w:szCs w:val="24"/>
         </w:rPr>
@@ -3188,7 +3188,7 @@
       </w:r>
       <w:r>
         <w:rPr>
-          <w:rFonts w:ascii="Times New Roman" w:cs="Times New Roman" w:eastAsia="Times New Roman" w:hAnsi="Times New Roman"/>
+          <w:rFonts w:ascii="Barlow Semi Condensed" w:cs="Barlow Semi Condensed" w:eastAsia="Barlow Semi Condensed" w:hAnsi="Barlow Semi Condensed"/>
           <w:b/>
           <w:bCs/>
           <w:sz w:val="24"/>
@@ -3198,7 +3198,7 @@
       </w:r>
       <w:r>
         <w:rPr>
-          <w:rFonts w:ascii="Times New Roman" w:cs="Times New Roman" w:eastAsia="Times New Roman" w:hAnsi="Times New Roman"/>
+          <w:rFonts w:ascii="Barlow Semi Condensed" w:cs="Barlow Semi Condensed" w:eastAsia="Barlow Semi Condensed" w:hAnsi="Barlow Semi Condensed"/>
           <w:sz w:val="24"/>
           <w:szCs w:val="24"/>
         </w:rPr>
@@ -3212,7 +3212,7 @@
       </w:pPr>
       <w:r>
         <w:rPr>
-          <w:rFonts w:ascii="Times New Roman" w:cs="Times New Roman" w:eastAsia="Times New Roman" w:hAnsi="Times New Roman"/>
+          <w:rFonts w:ascii="Barlow Semi Condensed" w:cs="Barlow Semi Condensed" w:eastAsia="Barlow Semi Condensed" w:hAnsi="Barlow Semi Condensed"/>
           <w:sz w:val="24"/>
           <w:szCs w:val="24"/>
         </w:rPr>
@@ -3220,7 +3220,7 @@
       </w:r>
       <w:r>
         <w:rPr>
-          <w:rFonts w:ascii="Times New Roman" w:cs="Times New Roman" w:eastAsia="Times New Roman" w:hAnsi="Times New Roman"/>
+          <w:rFonts w:ascii="Barlow Semi Condensed" w:cs="Barlow Semi Condensed" w:eastAsia="Barlow Semi Condensed" w:hAnsi="Barlow Semi Condensed"/>
           <w:b/>
           <w:bCs/>
           <w:sz w:val="24"/>
@@ -3230,7 +3230,7 @@
       </w:r>
       <w:r>
         <w:rPr>
-          <w:rFonts w:ascii="Times New Roman" w:cs="Times New Roman" w:eastAsia="Times New Roman" w:hAnsi="Times New Roman"/>
+          <w:rFonts w:ascii="Barlow Semi Condensed" w:cs="Barlow Semi Condensed" w:eastAsia="Barlow Semi Condensed" w:hAnsi="Barlow Semi Condensed"/>
           <w:sz w:val="24"/>
           <w:szCs w:val="24"/>
         </w:rPr>
@@ -3244,7 +3244,7 @@
       </w:pPr>
       <w:r>
         <w:rPr>
-          <w:rFonts w:ascii="Times New Roman" w:cs="Times New Roman" w:eastAsia="Times New Roman" w:hAnsi="Times New Roman"/>
+          <w:rFonts w:ascii="Barlow Semi Condensed" w:cs="Barlow Semi Condensed" w:eastAsia="Barlow Semi Condensed" w:hAnsi="Barlow Semi Condensed"/>
           <w:sz w:val="24"/>
           <w:szCs w:val="24"/>
         </w:rPr>
@@ -3252,7 +3252,7 @@
       </w:r>
       <w:r>
         <w:rPr>
-          <w:rFonts w:ascii="Times New Roman" w:cs="Times New Roman" w:eastAsia="Times New Roman" w:hAnsi="Times New Roman"/>
+          <w:rFonts w:ascii="Barlow Semi Condensed" w:cs="Barlow Semi Condensed" w:eastAsia="Barlow Semi Condensed" w:hAnsi="Barlow Semi Condensed"/>
           <w:b/>
           <w:bCs/>
           <w:sz w:val="24"/>
@@ -3262,7 +3262,7 @@
       </w:r>
       <w:r>
         <w:rPr>
-          <w:rFonts w:ascii="Times New Roman" w:cs="Times New Roman" w:eastAsia="Times New Roman" w:hAnsi="Times New Roman"/>
+          <w:rFonts w:ascii="Barlow Semi Condensed" w:cs="Barlow Semi Condensed" w:eastAsia="Barlow Semi Condensed" w:hAnsi="Barlow Semi Condensed"/>
           <w:sz w:val="24"/>
           <w:szCs w:val="24"/>
         </w:rPr>
@@ -3276,7 +3276,7 @@
       </w:pPr>
       <w:r>
         <w:rPr>
-          <w:rFonts w:ascii="Times New Roman" w:cs="Times New Roman" w:eastAsia="Times New Roman" w:hAnsi="Times New Roman"/>
+          <w:rFonts w:ascii="Barlow Semi Condensed" w:cs="Barlow Semi Condensed" w:eastAsia="Barlow Semi Condensed" w:hAnsi="Barlow Semi Condensed"/>
           <w:sz w:val="24"/>
           <w:szCs w:val="24"/>
         </w:rPr>
@@ -3284,7 +3284,7 @@
       </w:r>
       <w:r>
         <w:rPr>
-          <w:rFonts w:ascii="Times New Roman" w:cs="Times New Roman" w:eastAsia="Times New Roman" w:hAnsi="Times New Roman"/>
+          <w:rFonts w:ascii="Barlow Semi Condensed" w:cs="Barlow Semi Condensed" w:eastAsia="Barlow Semi Condensed" w:hAnsi="Barlow Semi Condensed"/>
           <w:b/>
           <w:bCs/>
           <w:sz w:val="24"/>
@@ -3294,7 +3294,7 @@
       </w:r>
       <w:r>
         <w:rPr>
-          <w:rFonts w:ascii="Times New Roman" w:cs="Times New Roman" w:eastAsia="Times New Roman" w:hAnsi="Times New Roman"/>
+          <w:rFonts w:ascii="Barlow Semi Condensed" w:cs="Barlow Semi Condensed" w:eastAsia="Barlow Semi Condensed" w:hAnsi="Barlow Semi Condensed"/>
           <w:sz w:val="24"/>
           <w:szCs w:val="24"/>
         </w:rPr>
@@ -3308,7 +3308,7 @@
       </w:pPr>
       <w:r>
         <w:rPr>
-          <w:rFonts w:ascii="Times New Roman" w:cs="Times New Roman" w:eastAsia="Times New Roman" w:hAnsi="Times New Roman"/>
+          <w:rFonts w:ascii="Barlow Semi Condensed" w:cs="Barlow Semi Condensed" w:eastAsia="Barlow Semi Condensed" w:hAnsi="Barlow Semi Condensed"/>
           <w:sz w:val="24"/>
           <w:szCs w:val="24"/>
         </w:rPr>
@@ -3316,7 +3316,7 @@
       </w:r>
       <w:r>
         <w:rPr>
-          <w:rFonts w:ascii="Times New Roman" w:cs="Times New Roman" w:eastAsia="Times New Roman" w:hAnsi="Times New Roman"/>
+          <w:rFonts w:ascii="Barlow Semi Condensed" w:cs="Barlow Semi Condensed" w:eastAsia="Barlow Semi Condensed" w:hAnsi="Barlow Semi Condensed"/>
           <w:b/>
           <w:bCs/>
           <w:sz w:val="24"/>
@@ -3326,7 +3326,7 @@
       </w:r>
       <w:r>
         <w:rPr>
-          <w:rFonts w:ascii="Times New Roman" w:cs="Times New Roman" w:eastAsia="Times New Roman" w:hAnsi="Times New Roman"/>
+          <w:rFonts w:ascii="Barlow Semi Condensed" w:cs="Barlow Semi Condensed" w:eastAsia="Barlow Semi Condensed" w:hAnsi="Barlow Semi Condensed"/>
           <w:sz w:val="24"/>
           <w:szCs w:val="24"/>
         </w:rPr>
@@ -3340,7 +3340,7 @@
       </w:pPr>
       <w:r>
         <w:rPr>
-          <w:rFonts w:ascii="Times New Roman" w:cs="Times New Roman" w:eastAsia="Times New Roman" w:hAnsi="Times New Roman"/>
+          <w:rFonts w:ascii="Barlow Semi Condensed" w:cs="Barlow Semi Condensed" w:eastAsia="Barlow Semi Condensed" w:hAnsi="Barlow Semi Condensed"/>
           <w:sz w:val="24"/>
           <w:szCs w:val="24"/>
         </w:rPr>
@@ -3348,7 +3348,7 @@
       </w:r>
       <w:r>
         <w:rPr>
-          <w:rFonts w:ascii="Times New Roman" w:cs="Times New Roman" w:eastAsia="Times New Roman" w:hAnsi="Times New Roman"/>
+          <w:rFonts w:ascii="Barlow Semi Condensed" w:cs="Barlow Semi Condensed" w:eastAsia="Barlow Semi Condensed" w:hAnsi="Barlow Semi Condensed"/>
           <w:b/>
           <w:bCs/>
           <w:sz w:val="24"/>
@@ -3358,7 +3358,7 @@
       </w:r>
       <w:r>
         <w:rPr>
-          <w:rFonts w:ascii="Times New Roman" w:cs="Times New Roman" w:eastAsia="Times New Roman" w:hAnsi="Times New Roman"/>
+          <w:rFonts w:ascii="Barlow Semi Condensed" w:cs="Barlow Semi Condensed" w:eastAsia="Barlow Semi Condensed" w:hAnsi="Barlow Semi Condensed"/>
           <w:sz w:val="24"/>
           <w:szCs w:val="24"/>
         </w:rPr>
@@ -3372,7 +3372,7 @@
       </w:pPr>
       <w:r>
         <w:rPr>
-          <w:rFonts w:ascii="Times New Roman" w:cs="Times New Roman" w:eastAsia="Times New Roman" w:hAnsi="Times New Roman"/>
+          <w:rFonts w:ascii="Barlow Semi Condensed" w:cs="Barlow Semi Condensed" w:eastAsia="Barlow Semi Condensed" w:hAnsi="Barlow Semi Condensed"/>
           <w:b/>
           <w:bCs/>
           <w:sz w:val="24"/>
@@ -3382,7 +3382,7 @@
       </w:r>
       <w:r>
         <w:rPr>
-          <w:rFonts w:ascii="Times New Roman" w:cs="Times New Roman" w:eastAsia="Times New Roman" w:hAnsi="Times New Roman"/>
+          <w:rFonts w:ascii="Barlow Semi Condensed" w:cs="Barlow Semi Condensed" w:eastAsia="Barlow Semi Condensed" w:hAnsi="Barlow Semi Condensed"/>
           <w:sz w:val="24"/>
           <w:szCs w:val="24"/>
         </w:rPr>
@@ -3390,7 +3390,7 @@
       </w:r>
       <w:r>
         <w:rPr>
-          <w:rFonts w:ascii="Times New Roman" w:cs="Times New Roman" w:eastAsia="Times New Roman" w:hAnsi="Times New Roman"/>
+          <w:rFonts w:ascii="Barlow Semi Condensed" w:cs="Barlow Semi Condensed" w:eastAsia="Barlow Semi Condensed" w:hAnsi="Barlow Semi Condensed"/>
           <w:i/>
           <w:iCs/>
           <w:sz w:val="24"/>
@@ -3400,7 +3400,7 @@
       </w:r>
       <w:r>
         <w:rPr>
-          <w:rFonts w:ascii="Times New Roman" w:cs="Times New Roman" w:eastAsia="Times New Roman" w:hAnsi="Times New Roman"/>
+          <w:rFonts w:ascii="Barlow Semi Condensed" w:cs="Barlow Semi Condensed" w:eastAsia="Barlow Semi Condensed" w:hAnsi="Barlow Semi Condensed"/>
           <w:sz w:val="24"/>
           <w:szCs w:val="24"/>
         </w:rPr>
@@ -3408,7 +3408,7 @@
       </w:r>
       <w:r>
         <w:rPr>
-          <w:rFonts w:ascii="Times New Roman" w:cs="Times New Roman" w:eastAsia="Times New Roman" w:hAnsi="Times New Roman"/>
+          <w:rFonts w:ascii="Barlow Semi Condensed" w:cs="Barlow Semi Condensed" w:eastAsia="Barlow Semi Condensed" w:hAnsi="Barlow Semi Condensed"/>
           <w:b/>
           <w:bCs/>
           <w:sz w:val="24"/>
@@ -3418,7 +3418,7 @@
       </w:r>
       <w:r>
         <w:rPr>
-          <w:rFonts w:ascii="Times New Roman" w:cs="Times New Roman" w:eastAsia="Times New Roman" w:hAnsi="Times New Roman"/>
+          <w:rFonts w:ascii="Barlow Semi Condensed" w:cs="Barlow Semi Condensed" w:eastAsia="Barlow Semi Condensed" w:hAnsi="Barlow Semi Condensed"/>
           <w:sz w:val="24"/>
           <w:szCs w:val="24"/>
         </w:rPr>
@@ -3437,7 +3437,7 @@
       </w:pPr>
       <w:r>
         <w:rPr>
-          <w:rFonts w:ascii="Times New Roman" w:cs="Times New Roman" w:eastAsia="Times New Roman" w:hAnsi="Times New Roman"/>
+          <w:rFonts w:ascii="Barlow Semi Condensed" w:cs="Barlow Semi Condensed" w:eastAsia="Barlow Semi Condensed" w:hAnsi="Barlow Semi Condensed"/>
           <w:sz w:val="24"/>
           <w:szCs w:val="24"/>
         </w:rPr>
@@ -3451,7 +3451,7 @@
       </w:pPr>
       <w:r>
         <w:rPr>
-          <w:rFonts w:ascii="Times New Roman" w:cs="Times New Roman" w:eastAsia="Times New Roman" w:hAnsi="Times New Roman"/>
+          <w:rFonts w:ascii="Barlow Semi Condensed" w:cs="Barlow Semi Condensed" w:eastAsia="Barlow Semi Condensed" w:hAnsi="Barlow Semi Condensed"/>
           <w:i/>
           <w:iCs/>
           <w:sz w:val="24"/>
@@ -3471,7 +3471,7 @@
       </w:pPr>
       <w:r>
         <w:rPr>
-          <w:rFonts w:ascii="Times New Roman" w:cs="Times New Roman" w:eastAsia="Times New Roman" w:hAnsi="Times New Roman"/>
+          <w:rFonts w:ascii="Barlow Semi Condensed" w:cs="Barlow Semi Condensed" w:eastAsia="Barlow Semi Condensed" w:hAnsi="Barlow Semi Condensed"/>
           <w:b/>
           <w:bCs/>
           <w:i w:val="false"/>
@@ -3483,7 +3483,7 @@
       </w:r>
       <w:r>
         <w:rPr>
-          <w:rFonts w:ascii="Times New Roman" w:cs="Times New Roman" w:eastAsia="Times New Roman" w:hAnsi="Times New Roman"/>
+          <w:rFonts w:ascii="Barlow Semi Condensed" w:cs="Barlow Semi Condensed" w:eastAsia="Barlow Semi Condensed" w:hAnsi="Barlow Semi Condensed"/>
           <w:i w:val="false"/>
           <w:iCs w:val="false"/>
           <w:sz w:val="24"/>
@@ -3493,7 +3493,7 @@
       </w:r>
       <w:r>
         <w:rPr>
-          <w:rFonts w:ascii="Times New Roman" w:cs="Times New Roman" w:eastAsia="Times New Roman" w:hAnsi="Times New Roman"/>
+          <w:rFonts w:ascii="Barlow Semi Condensed" w:cs="Barlow Semi Condensed" w:eastAsia="Barlow Semi Condensed" w:hAnsi="Barlow Semi Condensed"/>
           <w:i w:val="false"/>
           <w:iCs w:val="false"/>
           <w:sz w:val="24"/>
@@ -3503,7 +3503,7 @@
       </w:r>
       <w:r>
         <w:rPr>
-          <w:rFonts w:ascii="Times New Roman" w:cs="Times New Roman" w:eastAsia="Times New Roman" w:hAnsi="Times New Roman"/>
+          <w:rFonts w:ascii="Barlow Semi Condensed" w:cs="Barlow Semi Condensed" w:eastAsia="Barlow Semi Condensed" w:hAnsi="Barlow Semi Condensed"/>
           <w:i w:val="false"/>
           <w:iCs w:val="false"/>
           <w:sz w:val="24"/>
@@ -3527,7 +3527,7 @@
       </w:pPr>
       <w:r>
         <w:rPr>
-          <w:rFonts w:ascii="Times New Roman" w:cs="Times New Roman" w:eastAsia="Times New Roman" w:hAnsi="Times New Roman"/>
+          <w:rFonts w:ascii="Barlow Semi Condensed" w:cs="Barlow Semi Condensed" w:eastAsia="Barlow Semi Condensed" w:hAnsi="Barlow Semi Condensed"/>
           <w:sz w:val="24"/>
           <w:szCs w:val="24"/>
         </w:rPr>
@@ -3541,7 +3541,7 @@
       </w:pPr>
       <w:r>
         <w:rPr>
-          <w:rFonts w:ascii="Times New Roman" w:cs="Times New Roman" w:eastAsia="Times New Roman" w:hAnsi="Times New Roman"/>
+          <w:rFonts w:ascii="Barlow Semi Condensed" w:cs="Barlow Semi Condensed" w:eastAsia="Barlow Semi Condensed" w:hAnsi="Barlow Semi Condensed"/>
           <w:sz w:val="24"/>
           <w:szCs w:val="24"/>
         </w:rPr>
@@ -3549,7 +3549,7 @@
       </w:r>
       <w:r>
         <w:rPr>
-          <w:rFonts w:ascii="Times New Roman" w:cs="Times New Roman" w:eastAsia="Times New Roman" w:hAnsi="Times New Roman"/>
+          <w:rFonts w:ascii="Barlow Semi Condensed" w:cs="Barlow Semi Condensed" w:eastAsia="Barlow Semi Condensed" w:hAnsi="Barlow Semi Condensed"/>
           <w:b/>
           <w:bCs/>
           <w:sz w:val="24"/>
@@ -3559,7 +3559,7 @@
       </w:r>
       <w:r>
         <w:rPr>
-          <w:rFonts w:ascii="Times New Roman" w:cs="Times New Roman" w:eastAsia="Times New Roman" w:hAnsi="Times New Roman"/>
+          <w:rFonts w:ascii="Barlow Semi Condensed" w:cs="Barlow Semi Condensed" w:eastAsia="Barlow Semi Condensed" w:hAnsi="Barlow Semi Condensed"/>
           <w:sz w:val="24"/>
           <w:szCs w:val="24"/>
         </w:rPr>
@@ -3567,7 +3567,7 @@
       </w:r>
       <w:r>
         <w:rPr>
-          <w:rFonts w:ascii="Times New Roman" w:cs="Times New Roman" w:eastAsia="Times New Roman" w:hAnsi="Times New Roman"/>
+          <w:rFonts w:ascii="Barlow Semi Condensed" w:cs="Barlow Semi Condensed" w:eastAsia="Barlow Semi Condensed" w:hAnsi="Barlow Semi Condensed"/>
           <w:b/>
           <w:bCs/>
           <w:sz w:val="24"/>
@@ -3577,7 +3577,7 @@
       </w:r>
       <w:r>
         <w:rPr>
-          <w:rFonts w:ascii="Times New Roman" w:cs="Times New Roman" w:eastAsia="Times New Roman" w:hAnsi="Times New Roman"/>
+          <w:rFonts w:ascii="Barlow Semi Condensed" w:cs="Barlow Semi Condensed" w:eastAsia="Barlow Semi Condensed" w:hAnsi="Barlow Semi Condensed"/>
           <w:sz w:val="24"/>
           <w:szCs w:val="24"/>
         </w:rPr>
@@ -3585,7 +3585,7 @@
       </w:r>
       <w:r>
         <w:rPr>
-          <w:rFonts w:ascii="Times New Roman" w:cs="Times New Roman" w:eastAsia="Times New Roman" w:hAnsi="Times New Roman"/>
+          <w:rFonts w:ascii="Barlow Semi Condensed" w:cs="Barlow Semi Condensed" w:eastAsia="Barlow Semi Condensed" w:hAnsi="Barlow Semi Condensed"/>
           <w:b/>
           <w:bCs/>
           <w:sz w:val="24"/>
@@ -3595,7 +3595,7 @@
       </w:r>
       <w:r>
         <w:rPr>
-          <w:rFonts w:ascii="Times New Roman" w:cs="Times New Roman" w:eastAsia="Times New Roman" w:hAnsi="Times New Roman"/>
+          <w:rFonts w:ascii="Barlow Semi Condensed" w:cs="Barlow Semi Condensed" w:eastAsia="Barlow Semi Condensed" w:hAnsi="Barlow Semi Condensed"/>
           <w:sz w:val="24"/>
           <w:szCs w:val="24"/>
         </w:rPr>
@@ -3609,7 +3609,7 @@
       </w:pPr>
       <w:r>
         <w:rPr>
-          <w:rFonts w:ascii="Times New Roman" w:cs="Times New Roman" w:eastAsia="Times New Roman" w:hAnsi="Times New Roman"/>
+          <w:rFonts w:ascii="Barlow Semi Condensed" w:cs="Barlow Semi Condensed" w:eastAsia="Barlow Semi Condensed" w:hAnsi="Barlow Semi Condensed"/>
           <w:sz w:val="24"/>
           <w:szCs w:val="24"/>
         </w:rPr>
@@ -3617,7 +3617,7 @@
       </w:r>
       <w:r>
         <w:rPr>
-          <w:rFonts w:ascii="Times New Roman" w:cs="Times New Roman" w:eastAsia="Times New Roman" w:hAnsi="Times New Roman"/>
+          <w:rFonts w:ascii="Barlow Semi Condensed" w:cs="Barlow Semi Condensed" w:eastAsia="Barlow Semi Condensed" w:hAnsi="Barlow Semi Condensed"/>
           <w:i/>
           <w:iCs/>
           <w:sz w:val="24"/>
@@ -3627,7 +3627,7 @@
       </w:r>
       <w:r>
         <w:rPr>
-          <w:rFonts w:ascii="Times New Roman" w:cs="Times New Roman" w:eastAsia="Times New Roman" w:hAnsi="Times New Roman"/>
+          <w:rFonts w:ascii="Barlow Semi Condensed" w:cs="Barlow Semi Condensed" w:eastAsia="Barlow Semi Condensed" w:hAnsi="Barlow Semi Condensed"/>
           <w:sz w:val="24"/>
           <w:szCs w:val="24"/>
         </w:rPr>
@@ -3641,7 +3641,7 @@
       </w:pPr>
       <w:r>
         <w:rPr>
-          <w:rFonts w:ascii="Times New Roman" w:cs="Times New Roman" w:eastAsia="Times New Roman" w:hAnsi="Times New Roman"/>
+          <w:rFonts w:ascii="Barlow Semi Condensed" w:cs="Barlow Semi Condensed" w:eastAsia="Barlow Semi Condensed" w:hAnsi="Barlow Semi Condensed"/>
           <w:sz w:val="24"/>
           <w:szCs w:val="24"/>
         </w:rPr>
@@ -3655,7 +3655,7 @@
       </w:pPr>
       <w:r>
         <w:rPr>
-          <w:rFonts w:ascii="Times New Roman" w:cs="Times New Roman" w:eastAsia="Times New Roman" w:hAnsi="Times New Roman"/>
+          <w:rFonts w:ascii="Barlow Semi Condensed" w:cs="Barlow Semi Condensed" w:eastAsia="Barlow Semi Condensed" w:hAnsi="Barlow Semi Condensed"/>
           <w:sz w:val="24"/>
           <w:szCs w:val="24"/>
         </w:rPr>
@@ -3663,7 +3663,7 @@
       </w:r>
       <w:r>
         <w:rPr>
-          <w:rFonts w:ascii="Times New Roman" w:cs="Times New Roman" w:eastAsia="Times New Roman" w:hAnsi="Times New Roman"/>
+          <w:rFonts w:ascii="Barlow Semi Condensed" w:cs="Barlow Semi Condensed" w:eastAsia="Barlow Semi Condensed" w:hAnsi="Barlow Semi Condensed"/>
           <w:b/>
           <w:bCs/>
           <w:sz w:val="24"/>
@@ -3673,7 +3673,7 @@
       </w:r>
       <w:r>
         <w:rPr>
-          <w:rFonts w:ascii="Times New Roman" w:cs="Times New Roman" w:eastAsia="Times New Roman" w:hAnsi="Times New Roman"/>
+          <w:rFonts w:ascii="Barlow Semi Condensed" w:cs="Barlow Semi Condensed" w:eastAsia="Barlow Semi Condensed" w:hAnsi="Barlow Semi Condensed"/>
           <w:sz w:val="24"/>
           <w:szCs w:val="24"/>
         </w:rPr>
@@ -3681,7 +3681,7 @@
       </w:r>
       <w:r>
         <w:rPr>
-          <w:rFonts w:ascii="Times New Roman" w:cs="Times New Roman" w:eastAsia="Times New Roman" w:hAnsi="Times New Roman"/>
+          <w:rFonts w:ascii="Barlow Semi Condensed" w:cs="Barlow Semi Condensed" w:eastAsia="Barlow Semi Condensed" w:hAnsi="Barlow Semi Condensed"/>
           <w:b/>
           <w:bCs/>
           <w:sz w:val="24"/>
@@ -3691,7 +3691,7 @@
       </w:r>
       <w:r>
         <w:rPr>
-          <w:rFonts w:ascii="Times New Roman" w:cs="Times New Roman" w:eastAsia="Times New Roman" w:hAnsi="Times New Roman"/>
+          <w:rFonts w:ascii="Barlow Semi Condensed" w:cs="Barlow Semi Condensed" w:eastAsia="Barlow Semi Condensed" w:hAnsi="Barlow Semi Condensed"/>
           <w:sz w:val="24"/>
           <w:szCs w:val="24"/>
         </w:rPr>
@@ -3699,7 +3699,7 @@
       </w:r>
       <w:r>
         <w:rPr>
-          <w:rFonts w:ascii="Times New Roman" w:cs="Times New Roman" w:eastAsia="Times New Roman" w:hAnsi="Times New Roman"/>
+          <w:rFonts w:ascii="Barlow Semi Condensed" w:cs="Barlow Semi Condensed" w:eastAsia="Barlow Semi Condensed" w:hAnsi="Barlow Semi Condensed"/>
           <w:b/>
           <w:bCs/>
           <w:sz w:val="24"/>
@@ -3709,7 +3709,7 @@
       </w:r>
       <w:r>
         <w:rPr>
-          <w:rFonts w:ascii="Times New Roman" w:cs="Times New Roman" w:eastAsia="Times New Roman" w:hAnsi="Times New Roman"/>
+          <w:rFonts w:ascii="Barlow Semi Condensed" w:cs="Barlow Semi Condensed" w:eastAsia="Barlow Semi Condensed" w:hAnsi="Barlow Semi Condensed"/>
           <w:sz w:val="24"/>
           <w:szCs w:val="24"/>
         </w:rPr>
@@ -3717,7 +3717,7 @@
       </w:r>
       <w:r>
         <w:rPr>
-          <w:rFonts w:ascii="Times New Roman" w:cs="Times New Roman" w:eastAsia="Times New Roman" w:hAnsi="Times New Roman"/>
+          <w:rFonts w:ascii="Barlow Semi Condensed" w:cs="Barlow Semi Condensed" w:eastAsia="Barlow Semi Condensed" w:hAnsi="Barlow Semi Condensed"/>
           <w:b/>
           <w:bCs/>
           <w:sz w:val="24"/>
@@ -3727,7 +3727,7 @@
       </w:r>
       <w:r>
         <w:rPr>
-          <w:rFonts w:ascii="Times New Roman" w:cs="Times New Roman" w:eastAsia="Times New Roman" w:hAnsi="Times New Roman"/>
+          <w:rFonts w:ascii="Barlow Semi Condensed" w:cs="Barlow Semi Condensed" w:eastAsia="Barlow Semi Condensed" w:hAnsi="Barlow Semi Condensed"/>
           <w:sz w:val="24"/>
           <w:szCs w:val="24"/>
         </w:rPr>
@@ -3735,7 +3735,7 @@
       </w:r>
       <w:r>
         <w:rPr>
-          <w:rFonts w:ascii="Times New Roman" w:cs="Times New Roman" w:eastAsia="Times New Roman" w:hAnsi="Times New Roman"/>
+          <w:rFonts w:ascii="Barlow Semi Condensed" w:cs="Barlow Semi Condensed" w:eastAsia="Barlow Semi Condensed" w:hAnsi="Barlow Semi Condensed"/>
           <w:b/>
           <w:bCs/>
           <w:sz w:val="24"/>
@@ -3745,7 +3745,7 @@
       </w:r>
       <w:r>
         <w:rPr>
-          <w:rFonts w:ascii="Times New Roman" w:cs="Times New Roman" w:eastAsia="Times New Roman" w:hAnsi="Times New Roman"/>
+          <w:rFonts w:ascii="Barlow Semi Condensed" w:cs="Barlow Semi Condensed" w:eastAsia="Barlow Semi Condensed" w:hAnsi="Barlow Semi Condensed"/>
           <w:sz w:val="24"/>
           <w:szCs w:val="24"/>
         </w:rPr>
@@ -3753,7 +3753,7 @@
       </w:r>
       <w:r>
         <w:rPr>
-          <w:rFonts w:ascii="Times New Roman" w:cs="Times New Roman" w:eastAsia="Times New Roman" w:hAnsi="Times New Roman"/>
+          <w:rFonts w:ascii="Barlow Semi Condensed" w:cs="Barlow Semi Condensed" w:eastAsia="Barlow Semi Condensed" w:hAnsi="Barlow Semi Condensed"/>
           <w:b/>
           <w:bCs/>
           <w:sz w:val="24"/>
@@ -3763,7 +3763,7 @@
       </w:r>
       <w:r>
         <w:rPr>
-          <w:rFonts w:ascii="Times New Roman" w:cs="Times New Roman" w:eastAsia="Times New Roman" w:hAnsi="Times New Roman"/>
+          <w:rFonts w:ascii="Barlow Semi Condensed" w:cs="Barlow Semi Condensed" w:eastAsia="Barlow Semi Condensed" w:hAnsi="Barlow Semi Condensed"/>
           <w:sz w:val="24"/>
           <w:szCs w:val="24"/>
         </w:rPr>
@@ -3777,7 +3777,7 @@
       </w:pPr>
       <w:r>
         <w:rPr>
-          <w:rFonts w:ascii="Times New Roman" w:cs="Times New Roman" w:eastAsia="Times New Roman" w:hAnsi="Times New Roman"/>
+          <w:rFonts w:ascii="Barlow Semi Condensed" w:cs="Barlow Semi Condensed" w:eastAsia="Barlow Semi Condensed" w:hAnsi="Barlow Semi Condensed"/>
           <w:sz w:val="24"/>
           <w:szCs w:val="24"/>
         </w:rPr>
@@ -3791,7 +3791,7 @@
       </w:pPr>
       <w:r>
         <w:rPr>
-          <w:rFonts w:ascii="Times New Roman" w:cs="Times New Roman" w:eastAsia="Times New Roman" w:hAnsi="Times New Roman"/>
+          <w:rFonts w:ascii="Barlow Semi Condensed" w:cs="Barlow Semi Condensed" w:eastAsia="Barlow Semi Condensed" w:hAnsi="Barlow Semi Condensed"/>
           <w:sz w:val="24"/>
           <w:szCs w:val="24"/>
         </w:rPr>
@@ -3799,7 +3799,7 @@
       </w:r>
       <w:r>
         <w:rPr>
-          <w:rFonts w:ascii="Times New Roman" w:cs="Times New Roman" w:eastAsia="Times New Roman" w:hAnsi="Times New Roman"/>
+          <w:rFonts w:ascii="Barlow Semi Condensed" w:cs="Barlow Semi Condensed" w:eastAsia="Barlow Semi Condensed" w:hAnsi="Barlow Semi Condensed"/>
           <w:b/>
           <w:bCs/>
           <w:sz w:val="24"/>
@@ -3809,7 +3809,7 @@
       </w:r>
       <w:r>
         <w:rPr>
-          <w:rFonts w:ascii="Times New Roman" w:cs="Times New Roman" w:eastAsia="Times New Roman" w:hAnsi="Times New Roman"/>
+          <w:rFonts w:ascii="Barlow Semi Condensed" w:cs="Barlow Semi Condensed" w:eastAsia="Barlow Semi Condensed" w:hAnsi="Barlow Semi Condensed"/>
           <w:sz w:val="24"/>
           <w:szCs w:val="24"/>
         </w:rPr>
@@ -3817,7 +3817,7 @@
       </w:r>
       <w:r>
         <w:rPr>
-          <w:rFonts w:ascii="Times New Roman" w:cs="Times New Roman" w:eastAsia="Times New Roman" w:hAnsi="Times New Roman"/>
+          <w:rFonts w:ascii="Barlow Semi Condensed" w:cs="Barlow Semi Condensed" w:eastAsia="Barlow Semi Condensed" w:hAnsi="Barlow Semi Condensed"/>
           <w:b/>
           <w:bCs/>
           <w:sz w:val="24"/>
@@ -3827,7 +3827,7 @@
       </w:r>
       <w:r>
         <w:rPr>
-          <w:rFonts w:ascii="Times New Roman" w:cs="Times New Roman" w:eastAsia="Times New Roman" w:hAnsi="Times New Roman"/>
+          <w:rFonts w:ascii="Barlow Semi Condensed" w:cs="Barlow Semi Condensed" w:eastAsia="Barlow Semi Condensed" w:hAnsi="Barlow Semi Condensed"/>
           <w:sz w:val="24"/>
           <w:szCs w:val="24"/>
         </w:rPr>
@@ -3835,7 +3835,7 @@
       </w:r>
       <w:r>
         <w:rPr>
-          <w:rFonts w:ascii="Times New Roman" w:cs="Times New Roman" w:eastAsia="Times New Roman" w:hAnsi="Times New Roman"/>
+          <w:rFonts w:ascii="Barlow Semi Condensed" w:cs="Barlow Semi Condensed" w:eastAsia="Barlow Semi Condensed" w:hAnsi="Barlow Semi Condensed"/>
           <w:b/>
           <w:bCs/>
           <w:sz w:val="24"/>
@@ -3845,7 +3845,7 @@
       </w:r>
       <w:r>
         <w:rPr>
-          <w:rFonts w:ascii="Times New Roman" w:cs="Times New Roman" w:eastAsia="Times New Roman" w:hAnsi="Times New Roman"/>
+          <w:rFonts w:ascii="Barlow Semi Condensed" w:cs="Barlow Semi Condensed" w:eastAsia="Barlow Semi Condensed" w:hAnsi="Barlow Semi Condensed"/>
           <w:sz w:val="24"/>
           <w:szCs w:val="24"/>
         </w:rPr>
@@ -3853,7 +3853,7 @@
       </w:r>
       <w:r>
         <w:rPr>
-          <w:rFonts w:ascii="Times New Roman" w:cs="Times New Roman" w:eastAsia="Times New Roman" w:hAnsi="Times New Roman"/>
+          <w:rFonts w:ascii="Barlow Semi Condensed" w:cs="Barlow Semi Condensed" w:eastAsia="Barlow Semi Condensed" w:hAnsi="Barlow Semi Condensed"/>
           <w:b/>
           <w:bCs/>
           <w:sz w:val="24"/>
@@ -3863,7 +3863,7 @@
       </w:r>
       <w:r>
         <w:rPr>
-          <w:rFonts w:ascii="Times New Roman" w:cs="Times New Roman" w:eastAsia="Times New Roman" w:hAnsi="Times New Roman"/>
+          <w:rFonts w:ascii="Barlow Semi Condensed" w:cs="Barlow Semi Condensed" w:eastAsia="Barlow Semi Condensed" w:hAnsi="Barlow Semi Condensed"/>
           <w:sz w:val="24"/>
           <w:szCs w:val="24"/>
         </w:rPr>
@@ -3871,7 +3871,7 @@
       </w:r>
       <w:r>
         <w:rPr>
-          <w:rFonts w:ascii="Times New Roman" w:cs="Times New Roman" w:eastAsia="Times New Roman" w:hAnsi="Times New Roman"/>
+          <w:rFonts w:ascii="Barlow Semi Condensed" w:cs="Barlow Semi Condensed" w:eastAsia="Barlow Semi Condensed" w:hAnsi="Barlow Semi Condensed"/>
           <w:b/>
           <w:bCs/>
           <w:sz w:val="24"/>
@@ -3881,7 +3881,7 @@
       </w:r>
       <w:r>
         <w:rPr>
-          <w:rFonts w:ascii="Times New Roman" w:cs="Times New Roman" w:eastAsia="Times New Roman" w:hAnsi="Times New Roman"/>
+          <w:rFonts w:ascii="Barlow Semi Condensed" w:cs="Barlow Semi Condensed" w:eastAsia="Barlow Semi Condensed" w:hAnsi="Barlow Semi Condensed"/>
           <w:sz w:val="24"/>
           <w:szCs w:val="24"/>
         </w:rPr>
@@ -3895,7 +3895,7 @@
       </w:pPr>
       <w:r>
         <w:rPr>
-          <w:rFonts w:ascii="Times New Roman" w:cs="Times New Roman" w:eastAsia="Times New Roman" w:hAnsi="Times New Roman"/>
+          <w:rFonts w:ascii="Barlow Semi Condensed" w:cs="Barlow Semi Condensed" w:eastAsia="Barlow Semi Condensed" w:hAnsi="Barlow Semi Condensed"/>
           <w:sz w:val="24"/>
           <w:szCs w:val="24"/>
         </w:rPr>
@@ -3903,7 +3903,7 @@
       </w:r>
       <w:r>
         <w:rPr>
-          <w:rFonts w:ascii="Times New Roman" w:cs="Times New Roman" w:eastAsia="Times New Roman" w:hAnsi="Times New Roman"/>
+          <w:rFonts w:ascii="Barlow Semi Condensed" w:cs="Barlow Semi Condensed" w:eastAsia="Barlow Semi Condensed" w:hAnsi="Barlow Semi Condensed"/>
           <w:b/>
           <w:bCs/>
           <w:sz w:val="24"/>
@@ -3913,7 +3913,7 @@
       </w:r>
       <w:r>
         <w:rPr>
-          <w:rFonts w:ascii="Times New Roman" w:cs="Times New Roman" w:eastAsia="Times New Roman" w:hAnsi="Times New Roman"/>
+          <w:rFonts w:ascii="Barlow Semi Condensed" w:cs="Barlow Semi Condensed" w:eastAsia="Barlow Semi Condensed" w:hAnsi="Barlow Semi Condensed"/>
           <w:sz w:val="24"/>
           <w:szCs w:val="24"/>
         </w:rPr>
@@ -3921,7 +3921,7 @@
       </w:r>
       <w:r>
         <w:rPr>
-          <w:rFonts w:ascii="Times New Roman" w:cs="Times New Roman" w:eastAsia="Times New Roman" w:hAnsi="Times New Roman"/>
+          <w:rFonts w:ascii="Barlow Semi Condensed" w:cs="Barlow Semi Condensed" w:eastAsia="Barlow Semi Condensed" w:hAnsi="Barlow Semi Condensed"/>
           <w:i/>
           <w:iCs/>
           <w:sz w:val="24"/>
@@ -3931,7 +3931,7 @@
       </w:r>
       <w:r>
         <w:rPr>
-          <w:rFonts w:ascii="Times New Roman" w:cs="Times New Roman" w:eastAsia="Times New Roman" w:hAnsi="Times New Roman"/>
+          <w:rFonts w:ascii="Barlow Semi Condensed" w:cs="Barlow Semi Condensed" w:eastAsia="Barlow Semi Condensed" w:hAnsi="Barlow Semi Condensed"/>
           <w:sz w:val="24"/>
           <w:szCs w:val="24"/>
         </w:rPr>
@@ -3939,7 +3939,7 @@
       </w:r>
       <w:r>
         <w:rPr>
-          <w:rFonts w:ascii="Times New Roman" w:cs="Times New Roman" w:eastAsia="Times New Roman" w:hAnsi="Times New Roman"/>
+          <w:rFonts w:ascii="Barlow Semi Condensed" w:cs="Barlow Semi Condensed" w:eastAsia="Barlow Semi Condensed" w:hAnsi="Barlow Semi Condensed"/>
           <w:b/>
           <w:bCs/>
           <w:sz w:val="24"/>
@@ -3949,7 +3949,7 @@
       </w:r>
       <w:r>
         <w:rPr>
-          <w:rFonts w:ascii="Times New Roman" w:cs="Times New Roman" w:eastAsia="Times New Roman" w:hAnsi="Times New Roman"/>
+          <w:rFonts w:ascii="Barlow Semi Condensed" w:cs="Barlow Semi Condensed" w:eastAsia="Barlow Semi Condensed" w:hAnsi="Barlow Semi Condensed"/>
           <w:sz w:val="24"/>
           <w:szCs w:val="24"/>
         </w:rPr>
@@ -3963,7 +3963,7 @@
       </w:pPr>
       <w:r>
         <w:rPr>
-          <w:rFonts w:ascii="Times New Roman" w:cs="Times New Roman" w:eastAsia="Times New Roman" w:hAnsi="Times New Roman"/>
+          <w:rFonts w:ascii="Barlow Semi Condensed" w:cs="Barlow Semi Condensed" w:eastAsia="Barlow Semi Condensed" w:hAnsi="Barlow Semi Condensed"/>
           <w:sz w:val="24"/>
           <w:szCs w:val="24"/>
         </w:rPr>
@@ -3977,7 +3977,7 @@
       </w:pPr>
       <w:r>
         <w:rPr>
-          <w:rFonts w:ascii="Times New Roman" w:cs="Times New Roman" w:eastAsia="Times New Roman" w:hAnsi="Times New Roman"/>
+          <w:rFonts w:ascii="Barlow Semi Condensed" w:cs="Barlow Semi Condensed" w:eastAsia="Barlow Semi Condensed" w:hAnsi="Barlow Semi Condensed"/>
           <w:sz w:val="24"/>
           <w:szCs w:val="24"/>
         </w:rPr>
@@ -3985,7 +3985,7 @@
       </w:r>
       <w:r>
         <w:rPr>
-          <w:rFonts w:ascii="Times New Roman" w:cs="Times New Roman" w:eastAsia="Times New Roman" w:hAnsi="Times New Roman"/>
+          <w:rFonts w:ascii="Barlow Semi Condensed" w:cs="Barlow Semi Condensed" w:eastAsia="Barlow Semi Condensed" w:hAnsi="Barlow Semi Condensed"/>
           <w:b/>
           <w:bCs/>
           <w:sz w:val="24"/>
@@ -3995,7 +3995,7 @@
       </w:r>
       <w:r>
         <w:rPr>
-          <w:rFonts w:ascii="Times New Roman" w:cs="Times New Roman" w:eastAsia="Times New Roman" w:hAnsi="Times New Roman"/>
+          <w:rFonts w:ascii="Barlow Semi Condensed" w:cs="Barlow Semi Condensed" w:eastAsia="Barlow Semi Condensed" w:hAnsi="Barlow Semi Condensed"/>
           <w:sz w:val="24"/>
           <w:szCs w:val="24"/>
         </w:rPr>
@@ -4009,7 +4009,7 @@
       </w:pPr>
       <w:r>
         <w:rPr>
-          <w:rFonts w:ascii="Times New Roman" w:cs="Times New Roman" w:eastAsia="Times New Roman" w:hAnsi="Times New Roman"/>
+          <w:rFonts w:ascii="Barlow Semi Condensed" w:cs="Barlow Semi Condensed" w:eastAsia="Barlow Semi Condensed" w:hAnsi="Barlow Semi Condensed"/>
           <w:sz w:val="24"/>
           <w:szCs w:val="24"/>
         </w:rPr>
@@ -4017,7 +4017,7 @@
       </w:r>
       <w:r>
         <w:rPr>
-          <w:rFonts w:ascii="Times New Roman" w:cs="Times New Roman" w:eastAsia="Times New Roman" w:hAnsi="Times New Roman"/>
+          <w:rFonts w:ascii="Barlow Semi Condensed" w:cs="Barlow Semi Condensed" w:eastAsia="Barlow Semi Condensed" w:hAnsi="Barlow Semi Condensed"/>
           <w:b/>
           <w:bCs/>
           <w:sz w:val="24"/>
@@ -4027,7 +4027,7 @@
       </w:r>
       <w:r>
         <w:rPr>
-          <w:rFonts w:ascii="Times New Roman" w:cs="Times New Roman" w:eastAsia="Times New Roman" w:hAnsi="Times New Roman"/>
+          <w:rFonts w:ascii="Barlow Semi Condensed" w:cs="Barlow Semi Condensed" w:eastAsia="Barlow Semi Condensed" w:hAnsi="Barlow Semi Condensed"/>
           <w:sz w:val="24"/>
           <w:szCs w:val="24"/>
         </w:rPr>
@@ -4035,7 +4035,7 @@
       </w:r>
       <w:r>
         <w:rPr>
-          <w:rFonts w:ascii="Times New Roman" w:cs="Times New Roman" w:eastAsia="Times New Roman" w:hAnsi="Times New Roman"/>
+          <w:rFonts w:ascii="Barlow Semi Condensed" w:cs="Barlow Semi Condensed" w:eastAsia="Barlow Semi Condensed" w:hAnsi="Barlow Semi Condensed"/>
           <w:b/>
           <w:bCs/>
           <w:sz w:val="24"/>
@@ -4045,7 +4045,7 @@
       </w:r>
       <w:r>
         <w:rPr>
-          <w:rFonts w:ascii="Times New Roman" w:cs="Times New Roman" w:eastAsia="Times New Roman" w:hAnsi="Times New Roman"/>
+          <w:rFonts w:ascii="Barlow Semi Condensed" w:cs="Barlow Semi Condensed" w:eastAsia="Barlow Semi Condensed" w:hAnsi="Barlow Semi Condensed"/>
           <w:sz w:val="24"/>
           <w:szCs w:val="24"/>
         </w:rPr>
@@ -4053,7 +4053,7 @@
       </w:r>
       <w:r>
         <w:rPr>
-          <w:rFonts w:ascii="Times New Roman" w:cs="Times New Roman" w:eastAsia="Times New Roman" w:hAnsi="Times New Roman"/>
+          <w:rFonts w:ascii="Barlow Semi Condensed" w:cs="Barlow Semi Condensed" w:eastAsia="Barlow Semi Condensed" w:hAnsi="Barlow Semi Condensed"/>
           <w:b/>
           <w:bCs/>
           <w:sz w:val="24"/>
@@ -4063,7 +4063,7 @@
       </w:r>
       <w:r>
         <w:rPr>
-          <w:rFonts w:ascii="Times New Roman" w:cs="Times New Roman" w:eastAsia="Times New Roman" w:hAnsi="Times New Roman"/>
+          <w:rFonts w:ascii="Barlow Semi Condensed" w:cs="Barlow Semi Condensed" w:eastAsia="Barlow Semi Condensed" w:hAnsi="Barlow Semi Condensed"/>
           <w:sz w:val="24"/>
           <w:szCs w:val="24"/>
         </w:rPr>
@@ -4077,7 +4077,7 @@
       </w:pPr>
       <w:r>
         <w:rPr>
-          <w:rFonts w:ascii="Times New Roman" w:cs="Times New Roman" w:eastAsia="Times New Roman" w:hAnsi="Times New Roman"/>
+          <w:rFonts w:ascii="Barlow Semi Condensed" w:cs="Barlow Semi Condensed" w:eastAsia="Barlow Semi Condensed" w:hAnsi="Barlow Semi Condensed"/>
           <w:sz w:val="24"/>
           <w:szCs w:val="24"/>
         </w:rPr>
@@ -4091,7 +4091,7 @@
       </w:pPr>
       <w:r>
         <w:rPr>
-          <w:rFonts w:ascii="Times New Roman" w:cs="Times New Roman" w:eastAsia="Times New Roman" w:hAnsi="Times New Roman"/>
+          <w:rFonts w:ascii="Barlow Semi Condensed" w:cs="Barlow Semi Condensed" w:eastAsia="Barlow Semi Condensed" w:hAnsi="Barlow Semi Condensed"/>
           <w:sz w:val="24"/>
           <w:szCs w:val="24"/>
         </w:rPr>
@@ -4099,7 +4099,7 @@
       </w:r>
       <w:r>
         <w:rPr>
-          <w:rFonts w:ascii="Times New Roman" w:cs="Times New Roman" w:eastAsia="Times New Roman" w:hAnsi="Times New Roman"/>
+          <w:rFonts w:ascii="Barlow Semi Condensed" w:cs="Barlow Semi Condensed" w:eastAsia="Barlow Semi Condensed" w:hAnsi="Barlow Semi Condensed"/>
           <w:b/>
           <w:bCs/>
           <w:sz w:val="24"/>
@@ -4109,7 +4109,7 @@
       </w:r>
       <w:r>
         <w:rPr>
-          <w:rFonts w:ascii="Times New Roman" w:cs="Times New Roman" w:eastAsia="Times New Roman" w:hAnsi="Times New Roman"/>
+          <w:rFonts w:ascii="Barlow Semi Condensed" w:cs="Barlow Semi Condensed" w:eastAsia="Barlow Semi Condensed" w:hAnsi="Barlow Semi Condensed"/>
           <w:sz w:val="24"/>
           <w:szCs w:val="24"/>
         </w:rPr>
@@ -4117,7 +4117,7 @@
       </w:r>
       <w:r>
         <w:rPr>
-          <w:rFonts w:ascii="Times New Roman" w:cs="Times New Roman" w:eastAsia="Times New Roman" w:hAnsi="Times New Roman"/>
+          <w:rFonts w:ascii="Barlow Semi Condensed" w:cs="Barlow Semi Condensed" w:eastAsia="Barlow Semi Condensed" w:hAnsi="Barlow Semi Condensed"/>
           <w:b/>
           <w:bCs/>
           <w:sz w:val="24"/>
@@ -4127,7 +4127,7 @@
       </w:r>
       <w:r>
         <w:rPr>
-          <w:rFonts w:ascii="Times New Roman" w:cs="Times New Roman" w:eastAsia="Times New Roman" w:hAnsi="Times New Roman"/>
+          <w:rFonts w:ascii="Barlow Semi Condensed" w:cs="Barlow Semi Condensed" w:eastAsia="Barlow Semi Condensed" w:hAnsi="Barlow Semi Condensed"/>
           <w:sz w:val="24"/>
           <w:szCs w:val="24"/>
         </w:rPr>
@@ -4135,7 +4135,7 @@
       </w:r>
       <w:r>
         <w:rPr>
-          <w:rFonts w:ascii="Times New Roman" w:cs="Times New Roman" w:eastAsia="Times New Roman" w:hAnsi="Times New Roman"/>
+          <w:rFonts w:ascii="Barlow Semi Condensed" w:cs="Barlow Semi Condensed" w:eastAsia="Barlow Semi Condensed" w:hAnsi="Barlow Semi Condensed"/>
           <w:b/>
           <w:bCs/>
           <w:sz w:val="24"/>
@@ -4145,7 +4145,7 @@
       </w:r>
       <w:r>
         <w:rPr>
-          <w:rFonts w:ascii="Times New Roman" w:cs="Times New Roman" w:eastAsia="Times New Roman" w:hAnsi="Times New Roman"/>
+          <w:rFonts w:ascii="Barlow Semi Condensed" w:cs="Barlow Semi Condensed" w:eastAsia="Barlow Semi Condensed" w:hAnsi="Barlow Semi Condensed"/>
           <w:sz w:val="24"/>
           <w:szCs w:val="24"/>
         </w:rPr>
@@ -4153,7 +4153,7 @@
       </w:r>
       <w:r>
         <w:rPr>
-          <w:rFonts w:ascii="Times New Roman" w:cs="Times New Roman" w:eastAsia="Times New Roman" w:hAnsi="Times New Roman"/>
+          <w:rFonts w:ascii="Barlow Semi Condensed" w:cs="Barlow Semi Condensed" w:eastAsia="Barlow Semi Condensed" w:hAnsi="Barlow Semi Condensed"/>
           <w:b/>
           <w:bCs/>
           <w:sz w:val="24"/>
@@ -4163,7 +4163,7 @@
       </w:r>
       <w:r>
         <w:rPr>
-          <w:rFonts w:ascii="Times New Roman" w:cs="Times New Roman" w:eastAsia="Times New Roman" w:hAnsi="Times New Roman"/>
+          <w:rFonts w:ascii="Barlow Semi Condensed" w:cs="Barlow Semi Condensed" w:eastAsia="Barlow Semi Condensed" w:hAnsi="Barlow Semi Condensed"/>
           <w:sz w:val="24"/>
           <w:szCs w:val="24"/>
         </w:rPr>
@@ -4171,7 +4171,7 @@
       </w:r>
       <w:r>
         <w:rPr>
-          <w:rFonts w:ascii="Times New Roman" w:cs="Times New Roman" w:eastAsia="Times New Roman" w:hAnsi="Times New Roman"/>
+          <w:rFonts w:ascii="Barlow Semi Condensed" w:cs="Barlow Semi Condensed" w:eastAsia="Barlow Semi Condensed" w:hAnsi="Barlow Semi Condensed"/>
           <w:b/>
           <w:bCs/>
           <w:sz w:val="24"/>
@@ -4181,7 +4181,7 @@
       </w:r>
       <w:r>
         <w:rPr>
-          <w:rFonts w:ascii="Times New Roman" w:cs="Times New Roman" w:eastAsia="Times New Roman" w:hAnsi="Times New Roman"/>
+          <w:rFonts w:ascii="Barlow Semi Condensed" w:cs="Barlow Semi Condensed" w:eastAsia="Barlow Semi Condensed" w:hAnsi="Barlow Semi Condensed"/>
           <w:sz w:val="24"/>
           <w:szCs w:val="24"/>
         </w:rPr>
@@ -4189,7 +4189,7 @@
       </w:r>
       <w:r>
         <w:rPr>
-          <w:rFonts w:ascii="Times New Roman" w:cs="Times New Roman" w:eastAsia="Times New Roman" w:hAnsi="Times New Roman"/>
+          <w:rFonts w:ascii="Barlow Semi Condensed" w:cs="Barlow Semi Condensed" w:eastAsia="Barlow Semi Condensed" w:hAnsi="Barlow Semi Condensed"/>
           <w:b/>
           <w:bCs/>
           <w:sz w:val="24"/>
@@ -4199,7 +4199,7 @@
       </w:r>
       <w:r>
         <w:rPr>
-          <w:rFonts w:ascii="Times New Roman" w:cs="Times New Roman" w:eastAsia="Times New Roman" w:hAnsi="Times New Roman"/>
+          <w:rFonts w:ascii="Barlow Semi Condensed" w:cs="Barlow Semi Condensed" w:eastAsia="Barlow Semi Condensed" w:hAnsi="Barlow Semi Condensed"/>
           <w:sz w:val="24"/>
           <w:szCs w:val="24"/>
         </w:rPr>
@@ -4213,7 +4213,7 @@
       </w:pPr>
       <w:r>
         <w:rPr>
-          <w:rFonts w:ascii="Times New Roman" w:cs="Times New Roman" w:eastAsia="Times New Roman" w:hAnsi="Times New Roman"/>
+          <w:rFonts w:ascii="Barlow Semi Condensed" w:cs="Barlow Semi Condensed" w:eastAsia="Barlow Semi Condensed" w:hAnsi="Barlow Semi Condensed"/>
           <w:sz w:val="24"/>
           <w:szCs w:val="24"/>
         </w:rPr>
@@ -4227,7 +4227,7 @@
       </w:pPr>
       <w:r>
         <w:rPr>
-          <w:rFonts w:ascii="Times New Roman" w:cs="Times New Roman" w:eastAsia="Times New Roman" w:hAnsi="Times New Roman"/>
+          <w:rFonts w:ascii="Barlow Semi Condensed" w:cs="Barlow Semi Condensed" w:eastAsia="Barlow Semi Condensed" w:hAnsi="Barlow Semi Condensed"/>
           <w:sz w:val="24"/>
           <w:szCs w:val="24"/>
         </w:rPr>
@@ -4241,7 +4241,7 @@
       </w:pPr>
       <w:r>
         <w:rPr>
-          <w:rFonts w:ascii="Times New Roman" w:cs="Times New Roman" w:eastAsia="Times New Roman" w:hAnsi="Times New Roman"/>
+          <w:rFonts w:ascii="Barlow Semi Condensed" w:cs="Barlow Semi Condensed" w:eastAsia="Barlow Semi Condensed" w:hAnsi="Barlow Semi Condensed"/>
           <w:sz w:val="24"/>
           <w:szCs w:val="24"/>
         </w:rPr>
@@ -4249,7 +4249,7 @@
       </w:r>
       <w:r>
         <w:rPr>
-          <w:rFonts w:ascii="Times New Roman" w:cs="Times New Roman" w:eastAsia="Times New Roman" w:hAnsi="Times New Roman"/>
+          <w:rFonts w:ascii="Barlow Semi Condensed" w:cs="Barlow Semi Condensed" w:eastAsia="Barlow Semi Condensed" w:hAnsi="Barlow Semi Condensed"/>
           <w:b/>
           <w:bCs/>
           <w:sz w:val="24"/>
@@ -4259,7 +4259,7 @@
       </w:r>
       <w:r>
         <w:rPr>
-          <w:rFonts w:ascii="Times New Roman" w:cs="Times New Roman" w:eastAsia="Times New Roman" w:hAnsi="Times New Roman"/>
+          <w:rFonts w:ascii="Barlow Semi Condensed" w:cs="Barlow Semi Condensed" w:eastAsia="Barlow Semi Condensed" w:hAnsi="Barlow Semi Condensed"/>
           <w:sz w:val="24"/>
           <w:szCs w:val="24"/>
         </w:rPr>
@@ -4267,7 +4267,7 @@
       </w:r>
       <w:r>
         <w:rPr>
-          <w:rFonts w:ascii="Times New Roman" w:cs="Times New Roman" w:eastAsia="Times New Roman" w:hAnsi="Times New Roman"/>
+          <w:rFonts w:ascii="Barlow Semi Condensed" w:cs="Barlow Semi Condensed" w:eastAsia="Barlow Semi Condensed" w:hAnsi="Barlow Semi Condensed"/>
           <w:b/>
           <w:bCs/>
           <w:sz w:val="24"/>
@@ -4277,7 +4277,7 @@
       </w:r>
       <w:r>
         <w:rPr>
-          <w:rFonts w:ascii="Times New Roman" w:cs="Times New Roman" w:eastAsia="Times New Roman" w:hAnsi="Times New Roman"/>
+          <w:rFonts w:ascii="Barlow Semi Condensed" w:cs="Barlow Semi Condensed" w:eastAsia="Barlow Semi Condensed" w:hAnsi="Barlow Semi Condensed"/>
           <w:sz w:val="24"/>
           <w:szCs w:val="24"/>
         </w:rPr>
@@ -4285,7 +4285,7 @@
       </w:r>
       <w:r>
         <w:rPr>
-          <w:rFonts w:ascii="Times New Roman" w:cs="Times New Roman" w:eastAsia="Times New Roman" w:hAnsi="Times New Roman"/>
+          <w:rFonts w:ascii="Barlow Semi Condensed" w:cs="Barlow Semi Condensed" w:eastAsia="Barlow Semi Condensed" w:hAnsi="Barlow Semi Condensed"/>
           <w:b/>
           <w:bCs/>
           <w:sz w:val="24"/>
@@ -4295,7 +4295,7 @@
       </w:r>
       <w:r>
         <w:rPr>
-          <w:rFonts w:ascii="Times New Roman" w:cs="Times New Roman" w:eastAsia="Times New Roman" w:hAnsi="Times New Roman"/>
+          <w:rFonts w:ascii="Barlow Semi Condensed" w:cs="Barlow Semi Condensed" w:eastAsia="Barlow Semi Condensed" w:hAnsi="Barlow Semi Condensed"/>
           <w:sz w:val="24"/>
           <w:szCs w:val="24"/>
         </w:rPr>
@@ -4303,7 +4303,7 @@
       </w:r>
       <w:r>
         <w:rPr>
-          <w:rFonts w:ascii="Times New Roman" w:cs="Times New Roman" w:eastAsia="Times New Roman" w:hAnsi="Times New Roman"/>
+          <w:rFonts w:ascii="Barlow Semi Condensed" w:cs="Barlow Semi Condensed" w:eastAsia="Barlow Semi Condensed" w:hAnsi="Barlow Semi Condensed"/>
           <w:i/>
           <w:iCs/>
           <w:sz w:val="24"/>
@@ -4313,7 +4313,7 @@
       </w:r>
       <w:r>
         <w:rPr>
-          <w:rFonts w:ascii="Times New Roman" w:cs="Times New Roman" w:eastAsia="Times New Roman" w:hAnsi="Times New Roman"/>
+          <w:rFonts w:ascii="Barlow Semi Condensed" w:cs="Barlow Semi Condensed" w:eastAsia="Barlow Semi Condensed" w:hAnsi="Barlow Semi Condensed"/>
           <w:sz w:val="24"/>
           <w:szCs w:val="24"/>
         </w:rPr>
@@ -4327,7 +4327,7 @@
       </w:pPr>
       <w:r>
         <w:rPr>
-          <w:rFonts w:ascii="Times New Roman" w:cs="Times New Roman" w:eastAsia="Times New Roman" w:hAnsi="Times New Roman"/>
+          <w:rFonts w:ascii="Barlow Semi Condensed" w:cs="Barlow Semi Condensed" w:eastAsia="Barlow Semi Condensed" w:hAnsi="Barlow Semi Condensed"/>
           <w:sz w:val="24"/>
           <w:szCs w:val="24"/>
         </w:rPr>
@@ -4341,7 +4341,7 @@
       </w:pPr>
       <w:r>
         <w:rPr>
-          <w:rFonts w:ascii="Times New Roman" w:cs="Times New Roman" w:eastAsia="Times New Roman" w:hAnsi="Times New Roman"/>
+          <w:rFonts w:ascii="Barlow Semi Condensed" w:cs="Barlow Semi Condensed" w:eastAsia="Barlow Semi Condensed" w:hAnsi="Barlow Semi Condensed"/>
           <w:sz w:val="24"/>
           <w:szCs w:val="24"/>
         </w:rPr>
@@ -4349,7 +4349,7 @@
       </w:r>
       <w:r>
         <w:rPr>
-          <w:rFonts w:ascii="Times New Roman" w:cs="Times New Roman" w:eastAsia="Times New Roman" w:hAnsi="Times New Roman"/>
+          <w:rFonts w:ascii="Barlow Semi Condensed" w:cs="Barlow Semi Condensed" w:eastAsia="Barlow Semi Condensed" w:hAnsi="Barlow Semi Condensed"/>
           <w:b/>
           <w:bCs/>
           <w:sz w:val="24"/>
@@ -4359,7 +4359,7 @@
       </w:r>
       <w:r>
         <w:rPr>
-          <w:rFonts w:ascii="Times New Roman" w:cs="Times New Roman" w:eastAsia="Times New Roman" w:hAnsi="Times New Roman"/>
+          <w:rFonts w:ascii="Barlow Semi Condensed" w:cs="Barlow Semi Condensed" w:eastAsia="Barlow Semi Condensed" w:hAnsi="Barlow Semi Condensed"/>
           <w:sz w:val="24"/>
           <w:szCs w:val="24"/>
         </w:rPr>
@@ -4367,7 +4367,7 @@
       </w:r>
       <w:r>
         <w:rPr>
-          <w:rFonts w:ascii="Times New Roman" w:cs="Times New Roman" w:eastAsia="Times New Roman" w:hAnsi="Times New Roman"/>
+          <w:rFonts w:ascii="Barlow Semi Condensed" w:cs="Barlow Semi Condensed" w:eastAsia="Barlow Semi Condensed" w:hAnsi="Barlow Semi Condensed"/>
           <w:b/>
           <w:bCs/>
           <w:sz w:val="24"/>
@@ -4377,7 +4377,7 @@
       </w:r>
       <w:r>
         <w:rPr>
-          <w:rFonts w:ascii="Times New Roman" w:cs="Times New Roman" w:eastAsia="Times New Roman" w:hAnsi="Times New Roman"/>
+          <w:rFonts w:ascii="Barlow Semi Condensed" w:cs="Barlow Semi Condensed" w:eastAsia="Barlow Semi Condensed" w:hAnsi="Barlow Semi Condensed"/>
           <w:sz w:val="24"/>
           <w:szCs w:val="24"/>
         </w:rPr>
@@ -4385,7 +4385,7 @@
       </w:r>
       <w:r>
         <w:rPr>
-          <w:rFonts w:ascii="Times New Roman" w:cs="Times New Roman" w:eastAsia="Times New Roman" w:hAnsi="Times New Roman"/>
+          <w:rFonts w:ascii="Barlow Semi Condensed" w:cs="Barlow Semi Condensed" w:eastAsia="Barlow Semi Condensed" w:hAnsi="Barlow Semi Condensed"/>
           <w:b/>
           <w:bCs/>
           <w:sz w:val="24"/>
@@ -4395,7 +4395,7 @@
       </w:r>
       <w:r>
         <w:rPr>
-          <w:rFonts w:ascii="Times New Roman" w:cs="Times New Roman" w:eastAsia="Times New Roman" w:hAnsi="Times New Roman"/>
+          <w:rFonts w:ascii="Barlow Semi Condensed" w:cs="Barlow Semi Condensed" w:eastAsia="Barlow Semi Condensed" w:hAnsi="Barlow Semi Condensed"/>
           <w:sz w:val="24"/>
           <w:szCs w:val="24"/>
         </w:rPr>
@@ -4403,7 +4403,7 @@
       </w:r>
       <w:r>
         <w:rPr>
-          <w:rFonts w:ascii="Times New Roman" w:cs="Times New Roman" w:eastAsia="Times New Roman" w:hAnsi="Times New Roman"/>
+          <w:rFonts w:ascii="Barlow Semi Condensed" w:cs="Barlow Semi Condensed" w:eastAsia="Barlow Semi Condensed" w:hAnsi="Barlow Semi Condensed"/>
           <w:b/>
           <w:bCs/>
           <w:sz w:val="24"/>
@@ -4413,7 +4413,7 @@
       </w:r>
       <w:r>
         <w:rPr>
-          <w:rFonts w:ascii="Times New Roman" w:cs="Times New Roman" w:eastAsia="Times New Roman" w:hAnsi="Times New Roman"/>
+          <w:rFonts w:ascii="Barlow Semi Condensed" w:cs="Barlow Semi Condensed" w:eastAsia="Barlow Semi Condensed" w:hAnsi="Barlow Semi Condensed"/>
           <w:sz w:val="24"/>
           <w:szCs w:val="24"/>
         </w:rPr>
@@ -4421,7 +4421,7 @@
       </w:r>
       <w:r>
         <w:rPr>
-          <w:rFonts w:ascii="Times New Roman" w:cs="Times New Roman" w:eastAsia="Times New Roman" w:hAnsi="Times New Roman"/>
+          <w:rFonts w:ascii="Barlow Semi Condensed" w:cs="Barlow Semi Condensed" w:eastAsia="Barlow Semi Condensed" w:hAnsi="Barlow Semi Condensed"/>
           <w:b/>
           <w:bCs/>
           <w:sz w:val="24"/>
@@ -4431,7 +4431,7 @@
       </w:r>
       <w:r>
         <w:rPr>
-          <w:rFonts w:ascii="Times New Roman" w:cs="Times New Roman" w:eastAsia="Times New Roman" w:hAnsi="Times New Roman"/>
+          <w:rFonts w:ascii="Barlow Semi Condensed" w:cs="Barlow Semi Condensed" w:eastAsia="Barlow Semi Condensed" w:hAnsi="Barlow Semi Condensed"/>
           <w:sz w:val="24"/>
           <w:szCs w:val="24"/>
         </w:rPr>
@@ -4445,7 +4445,7 @@
       </w:pPr>
       <w:r>
         <w:rPr>
-          <w:rFonts w:ascii="Times New Roman" w:cs="Times New Roman" w:eastAsia="Times New Roman" w:hAnsi="Times New Roman"/>
+          <w:rFonts w:ascii="Barlow Semi Condensed" w:cs="Barlow Semi Condensed" w:eastAsia="Barlow Semi Condensed" w:hAnsi="Barlow Semi Condensed"/>
           <w:sz w:val="24"/>
           <w:szCs w:val="24"/>
         </w:rPr>
@@ -4459,7 +4459,7 @@
       </w:pPr>
       <w:r>
         <w:rPr>
-          <w:rFonts w:ascii="Times New Roman" w:cs="Times New Roman" w:eastAsia="Times New Roman" w:hAnsi="Times New Roman"/>
+          <w:rFonts w:ascii="Barlow Semi Condensed" w:cs="Barlow Semi Condensed" w:eastAsia="Barlow Semi Condensed" w:hAnsi="Barlow Semi Condensed"/>
           <w:sz w:val="24"/>
           <w:szCs w:val="24"/>
         </w:rPr>
@@ -4467,7 +4467,7 @@
       </w:r>
       <w:r>
         <w:rPr>
-          <w:rFonts w:ascii="Times New Roman" w:cs="Times New Roman" w:eastAsia="Times New Roman" w:hAnsi="Times New Roman"/>
+          <w:rFonts w:ascii="Barlow Semi Condensed" w:cs="Barlow Semi Condensed" w:eastAsia="Barlow Semi Condensed" w:hAnsi="Barlow Semi Condensed"/>
           <w:b/>
           <w:bCs/>
           <w:sz w:val="24"/>
@@ -4477,7 +4477,7 @@
       </w:r>
       <w:r>
         <w:rPr>
-          <w:rFonts w:ascii="Times New Roman" w:cs="Times New Roman" w:eastAsia="Times New Roman" w:hAnsi="Times New Roman"/>
+          <w:rFonts w:ascii="Barlow Semi Condensed" w:cs="Barlow Semi Condensed" w:eastAsia="Barlow Semi Condensed" w:hAnsi="Barlow Semi Condensed"/>
           <w:sz w:val="24"/>
           <w:szCs w:val="24"/>
         </w:rPr>
@@ -4485,7 +4485,7 @@
       </w:r>
       <w:r>
         <w:rPr>
-          <w:rFonts w:ascii="Times New Roman" w:cs="Times New Roman" w:eastAsia="Times New Roman" w:hAnsi="Times New Roman"/>
+          <w:rFonts w:ascii="Barlow Semi Condensed" w:cs="Barlow Semi Condensed" w:eastAsia="Barlow Semi Condensed" w:hAnsi="Barlow Semi Condensed"/>
           <w:i/>
           <w:iCs/>
           <w:sz w:val="24"/>
@@ -4495,7 +4495,7 @@
       </w:r>
       <w:r>
         <w:rPr>
-          <w:rFonts w:ascii="Times New Roman" w:cs="Times New Roman" w:eastAsia="Times New Roman" w:hAnsi="Times New Roman"/>
+          <w:rFonts w:ascii="Barlow Semi Condensed" w:cs="Barlow Semi Condensed" w:eastAsia="Barlow Semi Condensed" w:hAnsi="Barlow Semi Condensed"/>
           <w:sz w:val="24"/>
           <w:szCs w:val="24"/>
         </w:rPr>
@@ -4509,7 +4509,7 @@
       </w:pPr>
       <w:r>
         <w:rPr>
-          <w:rFonts w:ascii="Times New Roman" w:cs="Times New Roman" w:eastAsia="Times New Roman" w:hAnsi="Times New Roman"/>
+          <w:rFonts w:ascii="Barlow Semi Condensed" w:cs="Barlow Semi Condensed" w:eastAsia="Barlow Semi Condensed" w:hAnsi="Barlow Semi Condensed"/>
           <w:sz w:val="24"/>
           <w:szCs w:val="24"/>
         </w:rPr>
@@ -4531,7 +4531,7 @@
       </w:pPr>
       <w:r>
         <w:rPr>
-          <w:rFonts w:ascii="Times New Roman" w:cs="Times New Roman" w:eastAsia="Times New Roman" w:hAnsi="Times New Roman"/>
+          <w:rFonts w:ascii="Barlow Semi Condensed" w:cs="Barlow Semi Condensed" w:eastAsia="Barlow Semi Condensed" w:hAnsi="Barlow Semi Condensed"/>
           <w:i/>
           <w:iCs/>
           <w:sz w:val="24"/>
@@ -4552,7 +4552,7 @@
       </w:pPr>
       <w:r>
         <w:rPr>
-          <w:rFonts w:ascii="Times New Roman" w:cs="Times New Roman" w:eastAsia="Times New Roman" w:hAnsi="Times New Roman"/>
+          <w:rFonts w:ascii="Barlow Semi Condensed" w:cs="Barlow Semi Condensed" w:eastAsia="Barlow Semi Condensed" w:hAnsi="Barlow Semi Condensed"/>
           <w:sz w:val="24"/>
           <w:szCs w:val="24"/>
         </w:rPr>
@@ -4566,7 +4566,7 @@
       </w:pPr>
       <w:r>
         <w:rPr>
-          <w:rFonts w:ascii="Times New Roman" w:cs="Times New Roman" w:eastAsia="Times New Roman" w:hAnsi="Times New Roman"/>
+          <w:rFonts w:ascii="Barlow Semi Condensed" w:cs="Barlow Semi Condensed" w:eastAsia="Barlow Semi Condensed" w:hAnsi="Barlow Semi Condensed"/>
           <w:sz w:val="24"/>
           <w:szCs w:val="24"/>
         </w:rPr>
@@ -4580,7 +4580,7 @@
       </w:pPr>
       <w:r>
         <w:rPr>
-          <w:rFonts w:ascii="Times New Roman" w:cs="Times New Roman" w:eastAsia="Times New Roman" w:hAnsi="Times New Roman"/>
+          <w:rFonts w:ascii="Barlow Semi Condensed" w:cs="Barlow Semi Condensed" w:eastAsia="Barlow Semi Condensed" w:hAnsi="Barlow Semi Condensed"/>
           <w:b/>
           <w:bCs/>
           <w:sz w:val="24"/>
@@ -4590,7 +4590,7 @@
       </w:r>
       <w:r>
         <w:rPr>
-          <w:rFonts w:ascii="Times New Roman" w:cs="Times New Roman" w:eastAsia="Times New Roman" w:hAnsi="Times New Roman"/>
+          <w:rFonts w:ascii="Barlow Semi Condensed" w:cs="Barlow Semi Condensed" w:eastAsia="Barlow Semi Condensed" w:hAnsi="Barlow Semi Condensed"/>
           <w:sz w:val="24"/>
           <w:szCs w:val="24"/>
         </w:rPr>
@@ -4604,7 +4604,7 @@
       </w:pPr>
       <w:r>
         <w:rPr>
-          <w:rFonts w:ascii="Times New Roman" w:cs="Times New Roman" w:eastAsia="Times New Roman" w:hAnsi="Times New Roman"/>
+          <w:rFonts w:ascii="Barlow Semi Condensed" w:cs="Barlow Semi Condensed" w:eastAsia="Barlow Semi Condensed" w:hAnsi="Barlow Semi Condensed"/>
           <w:b/>
           <w:bCs/>
           <w:sz w:val="24"/>
@@ -4614,7 +4614,7 @@
       </w:r>
       <w:r>
         <w:rPr>
-          <w:rFonts w:ascii="Times New Roman" w:cs="Times New Roman" w:eastAsia="Times New Roman" w:hAnsi="Times New Roman"/>
+          <w:rFonts w:ascii="Barlow Semi Condensed" w:cs="Barlow Semi Condensed" w:eastAsia="Barlow Semi Condensed" w:hAnsi="Barlow Semi Condensed"/>
           <w:sz w:val="24"/>
           <w:szCs w:val="24"/>
         </w:rPr>
@@ -4622,7 +4622,7 @@
       </w:r>
       <w:r>
         <w:rPr>
-          <w:rFonts w:ascii="Times New Roman" w:cs="Times New Roman" w:eastAsia="Times New Roman" w:hAnsi="Times New Roman"/>
+          <w:rFonts w:ascii="Barlow Semi Condensed" w:cs="Barlow Semi Condensed" w:eastAsia="Barlow Semi Condensed" w:hAnsi="Barlow Semi Condensed"/>
           <w:sz w:val="24"/>
           <w:szCs w:val="24"/>
         </w:rPr>
@@ -4630,7 +4630,7 @@
       </w:r>
       <w:r>
         <w:rPr>
-          <w:rFonts w:ascii="Times New Roman" w:cs="Times New Roman" w:eastAsia="Times New Roman" w:hAnsi="Times New Roman"/>
+          <w:rFonts w:ascii="Barlow Semi Condensed" w:cs="Barlow Semi Condensed" w:eastAsia="Barlow Semi Condensed" w:hAnsi="Barlow Semi Condensed"/>
           <w:sz w:val="24"/>
           <w:szCs w:val="24"/>
         </w:rPr>
@@ -4638,7 +4638,7 @@
       </w:r>
       <w:r>
         <w:rPr>
-          <w:rFonts w:ascii="Times New Roman" w:cs="Times New Roman" w:eastAsia="Times New Roman" w:hAnsi="Times New Roman"/>
+          <w:rFonts w:ascii="Barlow Semi Condensed" w:cs="Barlow Semi Condensed" w:eastAsia="Barlow Semi Condensed" w:hAnsi="Barlow Semi Condensed"/>
           <w:sz w:val="24"/>
           <w:szCs w:val="24"/>
         </w:rPr>
@@ -4646,7 +4646,7 @@
       </w:r>
       <w:r>
         <w:rPr>
-          <w:rFonts w:ascii="Times New Roman" w:cs="Times New Roman" w:eastAsia="Times New Roman" w:hAnsi="Times New Roman"/>
+          <w:rFonts w:ascii="Barlow Semi Condensed" w:cs="Barlow Semi Condensed" w:eastAsia="Barlow Semi Condensed" w:hAnsi="Barlow Semi Condensed"/>
           <w:sz w:val="24"/>
           <w:szCs w:val="24"/>
         </w:rPr>
@@ -4654,7 +4654,7 @@
       </w:r>
       <w:r>
         <w:rPr>
-          <w:rFonts w:ascii="Times New Roman" w:cs="Times New Roman" w:eastAsia="Times New Roman" w:hAnsi="Times New Roman"/>
+          <w:rFonts w:ascii="Barlow Semi Condensed" w:cs="Barlow Semi Condensed" w:eastAsia="Barlow Semi Condensed" w:hAnsi="Barlow Semi Condensed"/>
           <w:sz w:val="24"/>
           <w:szCs w:val="24"/>
         </w:rPr>
@@ -4662,7 +4662,7 @@
       </w:r>
       <w:r>
         <w:rPr>
-          <w:rFonts w:ascii="Times New Roman" w:cs="Times New Roman" w:eastAsia="Times New Roman" w:hAnsi="Times New Roman"/>
+          <w:rFonts w:ascii="Barlow Semi Condensed" w:cs="Barlow Semi Condensed" w:eastAsia="Barlow Semi Condensed" w:hAnsi="Barlow Semi Condensed"/>
           <w:sz w:val="24"/>
           <w:szCs w:val="24"/>
         </w:rPr>
@@ -4670,7 +4670,7 @@
       </w:r>
       <w:r>
         <w:rPr>
-          <w:rFonts w:ascii="Times New Roman" w:cs="Times New Roman" w:eastAsia="Times New Roman" w:hAnsi="Times New Roman"/>
+          <w:rFonts w:ascii="Barlow Semi Condensed" w:cs="Barlow Semi Condensed" w:eastAsia="Barlow Semi Condensed" w:hAnsi="Barlow Semi Condensed"/>
           <w:i/>
           <w:iCs/>
           <w:sz w:val="24"/>
@@ -4680,7 +4680,7 @@
       </w:r>
       <w:r>
         <w:rPr>
-          <w:rFonts w:ascii="Times New Roman" w:cs="Times New Roman" w:eastAsia="Times New Roman" w:hAnsi="Times New Roman"/>
+          <w:rFonts w:ascii="Barlow Semi Condensed" w:cs="Barlow Semi Condensed" w:eastAsia="Barlow Semi Condensed" w:hAnsi="Barlow Semi Condensed"/>
           <w:sz w:val="24"/>
           <w:szCs w:val="24"/>
         </w:rPr>
@@ -4688,7 +4688,7 @@
       </w:r>
       <w:r>
         <w:rPr>
-          <w:rFonts w:ascii="Times New Roman" w:cs="Times New Roman" w:eastAsia="Times New Roman" w:hAnsi="Times New Roman"/>
+          <w:rFonts w:ascii="Barlow Semi Condensed" w:cs="Barlow Semi Condensed" w:eastAsia="Barlow Semi Condensed" w:hAnsi="Barlow Semi Condensed"/>
           <w:b/>
           <w:bCs/>
           <w:sz w:val="24"/>
@@ -4698,7 +4698,7 @@
       </w:r>
       <w:r>
         <w:rPr>
-          <w:rFonts w:ascii="Times New Roman" w:cs="Times New Roman" w:eastAsia="Times New Roman" w:hAnsi="Times New Roman"/>
+          <w:rFonts w:ascii="Barlow Semi Condensed" w:cs="Barlow Semi Condensed" w:eastAsia="Barlow Semi Condensed" w:hAnsi="Barlow Semi Condensed"/>
           <w:sz w:val="24"/>
           <w:szCs w:val="24"/>
         </w:rPr>
@@ -4706,7 +4706,7 @@
       </w:r>
       <w:r>
         <w:rPr>
-          <w:rFonts w:ascii="Times New Roman" w:cs="Times New Roman" w:eastAsia="Times New Roman" w:hAnsi="Times New Roman"/>
+          <w:rFonts w:ascii="Barlow Semi Condensed" w:cs="Barlow Semi Condensed" w:eastAsia="Barlow Semi Condensed" w:hAnsi="Barlow Semi Condensed"/>
           <w:i/>
           <w:iCs/>
           <w:sz w:val="24"/>
@@ -4716,7 +4716,7 @@
       </w:r>
       <w:r>
         <w:rPr>
-          <w:rFonts w:ascii="Times New Roman" w:cs="Times New Roman" w:eastAsia="Times New Roman" w:hAnsi="Times New Roman"/>
+          <w:rFonts w:ascii="Barlow Semi Condensed" w:cs="Barlow Semi Condensed" w:eastAsia="Barlow Semi Condensed" w:hAnsi="Barlow Semi Condensed"/>
           <w:sz w:val="24"/>
           <w:szCs w:val="24"/>
         </w:rPr>
@@ -4735,7 +4735,7 @@
       </w:pPr>
       <w:r>
         <w:rPr>
-          <w:rFonts w:ascii="Times New Roman" w:cs="Times New Roman" w:eastAsia="Times New Roman" w:hAnsi="Times New Roman"/>
+          <w:rFonts w:ascii="Barlow Semi Condensed" w:cs="Barlow Semi Condensed" w:eastAsia="Barlow Semi Condensed" w:hAnsi="Barlow Semi Condensed"/>
           <w:b/>
           <w:bCs/>
           <w:sz w:val="24"/>
@@ -4745,7 +4745,7 @@
       </w:r>
       <w:r>
         <w:rPr>
-          <w:rFonts w:ascii="Times New Roman" w:cs="Times New Roman" w:eastAsia="Times New Roman" w:hAnsi="Times New Roman"/>
+          <w:rFonts w:ascii="Barlow Semi Condensed" w:cs="Barlow Semi Condensed" w:eastAsia="Barlow Semi Condensed" w:hAnsi="Barlow Semi Condensed"/>
           <w:sz w:val="24"/>
           <w:szCs w:val="24"/>
         </w:rPr>
@@ -4764,7 +4764,7 @@
       </w:pPr>
       <w:r>
         <w:rPr>
-          <w:rFonts w:ascii="Times New Roman" w:cs="Times New Roman" w:eastAsia="Times New Roman" w:hAnsi="Times New Roman"/>
+          <w:rFonts w:ascii="Barlow Semi Condensed" w:cs="Barlow Semi Condensed" w:eastAsia="Barlow Semi Condensed" w:hAnsi="Barlow Semi Condensed"/>
           <w:b/>
           <w:bCs/>
           <w:sz w:val="24"/>
@@ -4774,7 +4774,7 @@
       </w:r>
       <w:r>
         <w:rPr>
-          <w:rFonts w:ascii="Times New Roman" w:cs="Times New Roman" w:eastAsia="Times New Roman" w:hAnsi="Times New Roman"/>
+          <w:rFonts w:ascii="Barlow Semi Condensed" w:cs="Barlow Semi Condensed" w:eastAsia="Barlow Semi Condensed" w:hAnsi="Barlow Semi Condensed"/>
           <w:sz w:val="24"/>
           <w:szCs w:val="24"/>
         </w:rPr>
@@ -4793,7 +4793,7 @@
       </w:pPr>
       <w:r>
         <w:rPr>
-          <w:rFonts w:ascii="Times New Roman" w:cs="Times New Roman" w:eastAsia="Times New Roman" w:hAnsi="Times New Roman"/>
+          <w:rFonts w:ascii="Barlow Semi Condensed" w:cs="Barlow Semi Condensed" w:eastAsia="Barlow Semi Condensed" w:hAnsi="Barlow Semi Condensed"/>
           <w:b/>
           <w:bCs/>
           <w:sz w:val="24"/>
@@ -4803,7 +4803,7 @@
       </w:r>
       <w:r>
         <w:rPr>
-          <w:rFonts w:ascii="Times New Roman" w:cs="Times New Roman" w:eastAsia="Times New Roman" w:hAnsi="Times New Roman"/>
+          <w:rFonts w:ascii="Barlow Semi Condensed" w:cs="Barlow Semi Condensed" w:eastAsia="Barlow Semi Condensed" w:hAnsi="Barlow Semi Condensed"/>
           <w:sz w:val="24"/>
           <w:szCs w:val="24"/>
         </w:rPr>
@@ -4817,7 +4817,7 @@
       </w:pPr>
       <w:r>
         <w:rPr>
-          <w:rFonts w:ascii="Times New Roman" w:cs="Times New Roman" w:eastAsia="Times New Roman" w:hAnsi="Times New Roman"/>
+          <w:rFonts w:ascii="Barlow Semi Condensed" w:cs="Barlow Semi Condensed" w:eastAsia="Barlow Semi Condensed" w:hAnsi="Barlow Semi Condensed"/>
           <w:b/>
           <w:bCs/>
           <w:sz w:val="24"/>
@@ -4827,7 +4827,7 @@
       </w:r>
       <w:r>
         <w:rPr>
-          <w:rFonts w:ascii="Times New Roman" w:cs="Times New Roman" w:eastAsia="Times New Roman" w:hAnsi="Times New Roman"/>
+          <w:rFonts w:ascii="Barlow Semi Condensed" w:cs="Barlow Semi Condensed" w:eastAsia="Barlow Semi Condensed" w:hAnsi="Barlow Semi Condensed"/>
           <w:sz w:val="24"/>
           <w:szCs w:val="24"/>
         </w:rPr>
@@ -4849,7 +4849,7 @@
       </w:pPr>
       <w:r>
         <w:rPr>
-          <w:rFonts w:ascii="Times New Roman" w:cs="Times New Roman" w:eastAsia="Times New Roman" w:hAnsi="Times New Roman"/>
+          <w:rFonts w:ascii="Barlow Semi Condensed" w:cs="Barlow Semi Condensed" w:eastAsia="Barlow Semi Condensed" w:hAnsi="Barlow Semi Condensed"/>
           <w:sz w:val="24"/>
           <w:szCs w:val="24"/>
         </w:rPr>
@@ -4882,11 +4882,11 @@
           <w:p>
             <w:pPr>
               <w:spacing w:after="20" w:before="20"/>
-              <w:jc w:val="left"/>
-            </w:pPr>
-            <w:r>
-              <w:rPr>
-                <w:rFonts w:ascii="Times New Roman" w:cs="Times New Roman" w:eastAsia="Times New Roman" w:hAnsi="Times New Roman"/>
+              <w:jc w:val="both"/>
+            </w:pPr>
+            <w:r>
+              <w:rPr>
+                <w:rFonts w:ascii="Barlow Semi Condensed" w:cs="Barlow Semi Condensed" w:eastAsia="Barlow Semi Condensed" w:hAnsi="Barlow Semi Condensed"/>
                 <w:b/>
                 <w:bCs/>
                 <w:color w:val="FFFFFF"/>
@@ -4905,11 +4905,11 @@
           <w:p>
             <w:pPr>
               <w:spacing w:after="20" w:before="20"/>
-              <w:jc w:val="left"/>
-            </w:pPr>
-            <w:r>
-              <w:rPr>
-                <w:rFonts w:ascii="Times New Roman" w:cs="Times New Roman" w:eastAsia="Times New Roman" w:hAnsi="Times New Roman"/>
+              <w:jc w:val="both"/>
+            </w:pPr>
+            <w:r>
+              <w:rPr>
+                <w:rFonts w:ascii="Barlow Semi Condensed" w:cs="Barlow Semi Condensed" w:eastAsia="Barlow Semi Condensed" w:hAnsi="Barlow Semi Condensed"/>
                 <w:b/>
                 <w:bCs/>
                 <w:color w:val="FFFFFF"/>
@@ -4928,11 +4928,11 @@
           <w:p>
             <w:pPr>
               <w:spacing w:after="20" w:before="20"/>
-              <w:jc w:val="left"/>
-            </w:pPr>
-            <w:r>
-              <w:rPr>
-                <w:rFonts w:ascii="Times New Roman" w:cs="Times New Roman" w:eastAsia="Times New Roman" w:hAnsi="Times New Roman"/>
+              <w:jc w:val="both"/>
+            </w:pPr>
+            <w:r>
+              <w:rPr>
+                <w:rFonts w:ascii="Barlow Semi Condensed" w:cs="Barlow Semi Condensed" w:eastAsia="Barlow Semi Condensed" w:hAnsi="Barlow Semi Condensed"/>
                 <w:b/>
                 <w:bCs/>
                 <w:color w:val="FFFFFF"/>
@@ -4952,11 +4952,11 @@
           <w:p>
             <w:pPr>
               <w:spacing w:after="20" w:before="20"/>
-              <w:jc w:val="left"/>
-            </w:pPr>
-            <w:r>
-              <w:rPr>
-                <w:rFonts w:ascii="Times New Roman" w:cs="Times New Roman" w:eastAsia="Times New Roman" w:hAnsi="Times New Roman"/>
+              <w:jc w:val="both"/>
+            </w:pPr>
+            <w:r>
+              <w:rPr>
+                <w:rFonts w:ascii="Barlow Semi Condensed" w:cs="Barlow Semi Condensed" w:eastAsia="Barlow Semi Condensed" w:hAnsi="Barlow Semi Condensed"/>
                 <w:sz w:val="20"/>
                 <w:szCs w:val="20"/>
               </w:rPr>
@@ -4971,11 +4971,11 @@
           <w:p>
             <w:pPr>
               <w:spacing w:after="20" w:before="20"/>
-              <w:jc w:val="left"/>
-            </w:pPr>
-            <w:r>
-              <w:rPr>
-                <w:rFonts w:ascii="Times New Roman" w:cs="Times New Roman" w:eastAsia="Times New Roman" w:hAnsi="Times New Roman"/>
+              <w:jc w:val="both"/>
+            </w:pPr>
+            <w:r>
+              <w:rPr>
+                <w:rFonts w:ascii="Barlow Semi Condensed" w:cs="Barlow Semi Condensed" w:eastAsia="Barlow Semi Condensed" w:hAnsi="Barlow Semi Condensed"/>
                 <w:sz w:val="20"/>
                 <w:szCs w:val="20"/>
               </w:rPr>
@@ -4990,11 +4990,11 @@
           <w:p>
             <w:pPr>
               <w:spacing w:after="20" w:before="20"/>
-              <w:jc w:val="left"/>
-            </w:pPr>
-            <w:r>
-              <w:rPr>
-                <w:rFonts w:ascii="Times New Roman" w:cs="Times New Roman" w:eastAsia="Times New Roman" w:hAnsi="Times New Roman"/>
+              <w:jc w:val="both"/>
+            </w:pPr>
+            <w:r>
+              <w:rPr>
+                <w:rFonts w:ascii="Barlow Semi Condensed" w:cs="Barlow Semi Condensed" w:eastAsia="Barlow Semi Condensed" w:hAnsi="Barlow Semi Condensed"/>
                 <w:sz w:val="20"/>
                 <w:szCs w:val="20"/>
               </w:rPr>
@@ -5011,11 +5011,11 @@
           <w:p>
             <w:pPr>
               <w:spacing w:after="20" w:before="20"/>
-              <w:jc w:val="left"/>
-            </w:pPr>
-            <w:r>
-              <w:rPr>
-                <w:rFonts w:ascii="Times New Roman" w:cs="Times New Roman" w:eastAsia="Times New Roman" w:hAnsi="Times New Roman"/>
+              <w:jc w:val="both"/>
+            </w:pPr>
+            <w:r>
+              <w:rPr>
+                <w:rFonts w:ascii="Barlow Semi Condensed" w:cs="Barlow Semi Condensed" w:eastAsia="Barlow Semi Condensed" w:hAnsi="Barlow Semi Condensed"/>
                 <w:sz w:val="20"/>
                 <w:szCs w:val="20"/>
               </w:rPr>
@@ -5030,11 +5030,11 @@
           <w:p>
             <w:pPr>
               <w:spacing w:after="20" w:before="20"/>
-              <w:jc w:val="left"/>
-            </w:pPr>
-            <w:r>
-              <w:rPr>
-                <w:rFonts w:ascii="Times New Roman" w:cs="Times New Roman" w:eastAsia="Times New Roman" w:hAnsi="Times New Roman"/>
+              <w:jc w:val="both"/>
+            </w:pPr>
+            <w:r>
+              <w:rPr>
+                <w:rFonts w:ascii="Barlow Semi Condensed" w:cs="Barlow Semi Condensed" w:eastAsia="Barlow Semi Condensed" w:hAnsi="Barlow Semi Condensed"/>
                 <w:sz w:val="20"/>
                 <w:szCs w:val="20"/>
               </w:rPr>
@@ -5049,11 +5049,11 @@
           <w:p>
             <w:pPr>
               <w:spacing w:after="20" w:before="20"/>
-              <w:jc w:val="left"/>
-            </w:pPr>
-            <w:r>
-              <w:rPr>
-                <w:rFonts w:ascii="Times New Roman" w:cs="Times New Roman" w:eastAsia="Times New Roman" w:hAnsi="Times New Roman"/>
+              <w:jc w:val="both"/>
+            </w:pPr>
+            <w:r>
+              <w:rPr>
+                <w:rFonts w:ascii="Barlow Semi Condensed" w:cs="Barlow Semi Condensed" w:eastAsia="Barlow Semi Condensed" w:hAnsi="Barlow Semi Condensed"/>
                 <w:sz w:val="20"/>
                 <w:szCs w:val="20"/>
               </w:rPr>
@@ -5070,11 +5070,11 @@
           <w:p>
             <w:pPr>
               <w:spacing w:after="20" w:before="20"/>
-              <w:jc w:val="left"/>
-            </w:pPr>
-            <w:r>
-              <w:rPr>
-                <w:rFonts w:ascii="Times New Roman" w:cs="Times New Roman" w:eastAsia="Times New Roman" w:hAnsi="Times New Roman"/>
+              <w:jc w:val="both"/>
+            </w:pPr>
+            <w:r>
+              <w:rPr>
+                <w:rFonts w:ascii="Barlow Semi Condensed" w:cs="Barlow Semi Condensed" w:eastAsia="Barlow Semi Condensed" w:hAnsi="Barlow Semi Condensed"/>
                 <w:sz w:val="20"/>
                 <w:szCs w:val="20"/>
               </w:rPr>
@@ -5089,11 +5089,11 @@
           <w:p>
             <w:pPr>
               <w:spacing w:after="20" w:before="20"/>
-              <w:jc w:val="left"/>
-            </w:pPr>
-            <w:r>
-              <w:rPr>
-                <w:rFonts w:ascii="Times New Roman" w:cs="Times New Roman" w:eastAsia="Times New Roman" w:hAnsi="Times New Roman"/>
+              <w:jc w:val="both"/>
+            </w:pPr>
+            <w:r>
+              <w:rPr>
+                <w:rFonts w:ascii="Barlow Semi Condensed" w:cs="Barlow Semi Condensed" w:eastAsia="Barlow Semi Condensed" w:hAnsi="Barlow Semi Condensed"/>
                 <w:sz w:val="20"/>
                 <w:szCs w:val="20"/>
               </w:rPr>
@@ -5108,11 +5108,11 @@
           <w:p>
             <w:pPr>
               <w:spacing w:after="20" w:before="20"/>
-              <w:jc w:val="left"/>
-            </w:pPr>
-            <w:r>
-              <w:rPr>
-                <w:rFonts w:ascii="Times New Roman" w:cs="Times New Roman" w:eastAsia="Times New Roman" w:hAnsi="Times New Roman"/>
+              <w:jc w:val="both"/>
+            </w:pPr>
+            <w:r>
+              <w:rPr>
+                <w:rFonts w:ascii="Barlow Semi Condensed" w:cs="Barlow Semi Condensed" w:eastAsia="Barlow Semi Condensed" w:hAnsi="Barlow Semi Condensed"/>
                 <w:sz w:val="20"/>
                 <w:szCs w:val="20"/>
               </w:rPr>
@@ -5129,11 +5129,11 @@
           <w:p>
             <w:pPr>
               <w:spacing w:after="20" w:before="20"/>
-              <w:jc w:val="left"/>
-            </w:pPr>
-            <w:r>
-              <w:rPr>
-                <w:rFonts w:ascii="Times New Roman" w:cs="Times New Roman" w:eastAsia="Times New Roman" w:hAnsi="Times New Roman"/>
+              <w:jc w:val="both"/>
+            </w:pPr>
+            <w:r>
+              <w:rPr>
+                <w:rFonts w:ascii="Barlow Semi Condensed" w:cs="Barlow Semi Condensed" w:eastAsia="Barlow Semi Condensed" w:hAnsi="Barlow Semi Condensed"/>
                 <w:sz w:val="20"/>
                 <w:szCs w:val="20"/>
               </w:rPr>
@@ -5148,11 +5148,11 @@
           <w:p>
             <w:pPr>
               <w:spacing w:after="20" w:before="20"/>
-              <w:jc w:val="left"/>
-            </w:pPr>
-            <w:r>
-              <w:rPr>
-                <w:rFonts w:ascii="Times New Roman" w:cs="Times New Roman" w:eastAsia="Times New Roman" w:hAnsi="Times New Roman"/>
+              <w:jc w:val="both"/>
+            </w:pPr>
+            <w:r>
+              <w:rPr>
+                <w:rFonts w:ascii="Barlow Semi Condensed" w:cs="Barlow Semi Condensed" w:eastAsia="Barlow Semi Condensed" w:hAnsi="Barlow Semi Condensed"/>
                 <w:sz w:val="20"/>
                 <w:szCs w:val="20"/>
               </w:rPr>
@@ -5167,11 +5167,11 @@
           <w:p>
             <w:pPr>
               <w:spacing w:after="20" w:before="20"/>
-              <w:jc w:val="left"/>
-            </w:pPr>
-            <w:r>
-              <w:rPr>
-                <w:rFonts w:ascii="Times New Roman" w:cs="Times New Roman" w:eastAsia="Times New Roman" w:hAnsi="Times New Roman"/>
+              <w:jc w:val="both"/>
+            </w:pPr>
+            <w:r>
+              <w:rPr>
+                <w:rFonts w:ascii="Barlow Semi Condensed" w:cs="Barlow Semi Condensed" w:eastAsia="Barlow Semi Condensed" w:hAnsi="Barlow Semi Condensed"/>
                 <w:sz w:val="20"/>
                 <w:szCs w:val="20"/>
               </w:rPr>
@@ -5179,7 +5179,7 @@
             </w:r>
             <w:r>
               <w:rPr>
-                <w:rFonts w:ascii="Times New Roman" w:cs="Times New Roman" w:eastAsia="Times New Roman" w:hAnsi="Times New Roman"/>
+                <w:rFonts w:ascii="Barlow Semi Condensed" w:cs="Barlow Semi Condensed" w:eastAsia="Barlow Semi Condensed" w:hAnsi="Barlow Semi Condensed"/>
                 <w:b/>
                 <w:bCs/>
                 <w:sz w:val="20"/>
@@ -5189,7 +5189,7 @@
             </w:r>
             <w:r>
               <w:rPr>
-                <w:rFonts w:ascii="Times New Roman" w:cs="Times New Roman" w:eastAsia="Times New Roman" w:hAnsi="Times New Roman"/>
+                <w:rFonts w:ascii="Barlow Semi Condensed" w:cs="Barlow Semi Condensed" w:eastAsia="Barlow Semi Condensed" w:hAnsi="Barlow Semi Condensed"/>
                 <w:sz w:val="20"/>
                 <w:szCs w:val="20"/>
               </w:rPr>
@@ -5206,11 +5206,11 @@
           <w:p>
             <w:pPr>
               <w:spacing w:after="20" w:before="20"/>
-              <w:jc w:val="left"/>
-            </w:pPr>
-            <w:r>
-              <w:rPr>
-                <w:rFonts w:ascii="Times New Roman" w:cs="Times New Roman" w:eastAsia="Times New Roman" w:hAnsi="Times New Roman"/>
+              <w:jc w:val="both"/>
+            </w:pPr>
+            <w:r>
+              <w:rPr>
+                <w:rFonts w:ascii="Barlow Semi Condensed" w:cs="Barlow Semi Condensed" w:eastAsia="Barlow Semi Condensed" w:hAnsi="Barlow Semi Condensed"/>
                 <w:sz w:val="20"/>
                 <w:szCs w:val="20"/>
               </w:rPr>
@@ -5225,11 +5225,11 @@
           <w:p>
             <w:pPr>
               <w:spacing w:after="20" w:before="20"/>
-              <w:jc w:val="left"/>
-            </w:pPr>
-            <w:r>
-              <w:rPr>
-                <w:rFonts w:ascii="Times New Roman" w:cs="Times New Roman" w:eastAsia="Times New Roman" w:hAnsi="Times New Roman"/>
+              <w:jc w:val="both"/>
+            </w:pPr>
+            <w:r>
+              <w:rPr>
+                <w:rFonts w:ascii="Barlow Semi Condensed" w:cs="Barlow Semi Condensed" w:eastAsia="Barlow Semi Condensed" w:hAnsi="Barlow Semi Condensed"/>
                 <w:sz w:val="20"/>
                 <w:szCs w:val="20"/>
               </w:rPr>
@@ -5244,11 +5244,11 @@
           <w:p>
             <w:pPr>
               <w:spacing w:after="20" w:before="20"/>
-              <w:jc w:val="left"/>
-            </w:pPr>
-            <w:r>
-              <w:rPr>
-                <w:rFonts w:ascii="Times New Roman" w:cs="Times New Roman" w:eastAsia="Times New Roman" w:hAnsi="Times New Roman"/>
+              <w:jc w:val="both"/>
+            </w:pPr>
+            <w:r>
+              <w:rPr>
+                <w:rFonts w:ascii="Barlow Semi Condensed" w:cs="Barlow Semi Condensed" w:eastAsia="Barlow Semi Condensed" w:hAnsi="Barlow Semi Condensed"/>
                 <w:sz w:val="20"/>
                 <w:szCs w:val="20"/>
               </w:rPr>
@@ -5256,7 +5256,7 @@
             </w:r>
             <w:r>
               <w:rPr>
-                <w:rFonts w:ascii="Times New Roman" w:cs="Times New Roman" w:eastAsia="Times New Roman" w:hAnsi="Times New Roman"/>
+                <w:rFonts w:ascii="Barlow Semi Condensed" w:cs="Barlow Semi Condensed" w:eastAsia="Barlow Semi Condensed" w:hAnsi="Barlow Semi Condensed"/>
                 <w:b/>
                 <w:bCs/>
                 <w:sz w:val="20"/>
@@ -5266,7 +5266,7 @@
             </w:r>
             <w:r>
               <w:rPr>
-                <w:rFonts w:ascii="Times New Roman" w:cs="Times New Roman" w:eastAsia="Times New Roman" w:hAnsi="Times New Roman"/>
+                <w:rFonts w:ascii="Barlow Semi Condensed" w:cs="Barlow Semi Condensed" w:eastAsia="Barlow Semi Condensed" w:hAnsi="Barlow Semi Condensed"/>
                 <w:sz w:val="20"/>
                 <w:szCs w:val="20"/>
               </w:rPr>
@@ -5283,11 +5283,11 @@
           <w:p>
             <w:pPr>
               <w:spacing w:after="20" w:before="20"/>
-              <w:jc w:val="left"/>
-            </w:pPr>
-            <w:r>
-              <w:rPr>
-                <w:rFonts w:ascii="Times New Roman" w:cs="Times New Roman" w:eastAsia="Times New Roman" w:hAnsi="Times New Roman"/>
+              <w:jc w:val="both"/>
+            </w:pPr>
+            <w:r>
+              <w:rPr>
+                <w:rFonts w:ascii="Barlow Semi Condensed" w:cs="Barlow Semi Condensed" w:eastAsia="Barlow Semi Condensed" w:hAnsi="Barlow Semi Condensed"/>
                 <w:sz w:val="20"/>
                 <w:szCs w:val="20"/>
               </w:rPr>
@@ -5302,11 +5302,11 @@
           <w:p>
             <w:pPr>
               <w:spacing w:after="20" w:before="20"/>
-              <w:jc w:val="left"/>
-            </w:pPr>
-            <w:r>
-              <w:rPr>
-                <w:rFonts w:ascii="Times New Roman" w:cs="Times New Roman" w:eastAsia="Times New Roman" w:hAnsi="Times New Roman"/>
+              <w:jc w:val="both"/>
+            </w:pPr>
+            <w:r>
+              <w:rPr>
+                <w:rFonts w:ascii="Barlow Semi Condensed" w:cs="Barlow Semi Condensed" w:eastAsia="Barlow Semi Condensed" w:hAnsi="Barlow Semi Condensed"/>
                 <w:sz w:val="20"/>
                 <w:szCs w:val="20"/>
               </w:rPr>
@@ -5314,7 +5314,7 @@
             </w:r>
             <w:r>
               <w:rPr>
-                <w:rFonts w:ascii="Times New Roman" w:cs="Times New Roman" w:eastAsia="Times New Roman" w:hAnsi="Times New Roman"/>
+                <w:rFonts w:ascii="Barlow Semi Condensed" w:cs="Barlow Semi Condensed" w:eastAsia="Barlow Semi Condensed" w:hAnsi="Barlow Semi Condensed"/>
                 <w:b/>
                 <w:bCs/>
                 <w:sz w:val="20"/>
@@ -5324,7 +5324,7 @@
             </w:r>
             <w:r>
               <w:rPr>
-                <w:rFonts w:ascii="Times New Roman" w:cs="Times New Roman" w:eastAsia="Times New Roman" w:hAnsi="Times New Roman"/>
+                <w:rFonts w:ascii="Barlow Semi Condensed" w:cs="Barlow Semi Condensed" w:eastAsia="Barlow Semi Condensed" w:hAnsi="Barlow Semi Condensed"/>
                 <w:sz w:val="20"/>
                 <w:szCs w:val="20"/>
               </w:rPr>
@@ -5339,11 +5339,11 @@
           <w:p>
             <w:pPr>
               <w:spacing w:after="20" w:before="20"/>
-              <w:jc w:val="left"/>
-            </w:pPr>
-            <w:r>
-              <w:rPr>
-                <w:rFonts w:ascii="Times New Roman" w:cs="Times New Roman" w:eastAsia="Times New Roman" w:hAnsi="Times New Roman"/>
+              <w:jc w:val="both"/>
+            </w:pPr>
+            <w:r>
+              <w:rPr>
+                <w:rFonts w:ascii="Barlow Semi Condensed" w:cs="Barlow Semi Condensed" w:eastAsia="Barlow Semi Condensed" w:hAnsi="Barlow Semi Condensed"/>
                 <w:sz w:val="20"/>
                 <w:szCs w:val="20"/>
               </w:rPr>
@@ -5351,7 +5351,7 @@
             </w:r>
             <w:r>
               <w:rPr>
-                <w:rFonts w:ascii="Times New Roman" w:cs="Times New Roman" w:eastAsia="Times New Roman" w:hAnsi="Times New Roman"/>
+                <w:rFonts w:ascii="Barlow Semi Condensed" w:cs="Barlow Semi Condensed" w:eastAsia="Barlow Semi Condensed" w:hAnsi="Barlow Semi Condensed"/>
                 <w:b/>
                 <w:bCs/>
                 <w:sz w:val="20"/>
@@ -5361,7 +5361,7 @@
             </w:r>
             <w:r>
               <w:rPr>
-                <w:rFonts w:ascii="Times New Roman" w:cs="Times New Roman" w:eastAsia="Times New Roman" w:hAnsi="Times New Roman"/>
+                <w:rFonts w:ascii="Barlow Semi Condensed" w:cs="Barlow Semi Condensed" w:eastAsia="Barlow Semi Condensed" w:hAnsi="Barlow Semi Condensed"/>
                 <w:sz w:val="20"/>
                 <w:szCs w:val="20"/>
               </w:rPr>
@@ -5378,11 +5378,11 @@
           <w:p>
             <w:pPr>
               <w:spacing w:after="20" w:before="20"/>
-              <w:jc w:val="left"/>
-            </w:pPr>
-            <w:r>
-              <w:rPr>
-                <w:rFonts w:ascii="Times New Roman" w:cs="Times New Roman" w:eastAsia="Times New Roman" w:hAnsi="Times New Roman"/>
+              <w:jc w:val="both"/>
+            </w:pPr>
+            <w:r>
+              <w:rPr>
+                <w:rFonts w:ascii="Barlow Semi Condensed" w:cs="Barlow Semi Condensed" w:eastAsia="Barlow Semi Condensed" w:hAnsi="Barlow Semi Condensed"/>
                 <w:sz w:val="20"/>
                 <w:szCs w:val="20"/>
               </w:rPr>
@@ -5397,11 +5397,11 @@
           <w:p>
             <w:pPr>
               <w:spacing w:after="20" w:before="20"/>
-              <w:jc w:val="left"/>
-            </w:pPr>
-            <w:r>
-              <w:rPr>
-                <w:rFonts w:ascii="Times New Roman" w:cs="Times New Roman" w:eastAsia="Times New Roman" w:hAnsi="Times New Roman"/>
+              <w:jc w:val="both"/>
+            </w:pPr>
+            <w:r>
+              <w:rPr>
+                <w:rFonts w:ascii="Barlow Semi Condensed" w:cs="Barlow Semi Condensed" w:eastAsia="Barlow Semi Condensed" w:hAnsi="Barlow Semi Condensed"/>
                 <w:sz w:val="20"/>
                 <w:szCs w:val="20"/>
               </w:rPr>
@@ -5416,11 +5416,11 @@
           <w:p>
             <w:pPr>
               <w:spacing w:after="20" w:before="20"/>
-              <w:jc w:val="left"/>
-            </w:pPr>
-            <w:r>
-              <w:rPr>
-                <w:rFonts w:ascii="Times New Roman" w:cs="Times New Roman" w:eastAsia="Times New Roman" w:hAnsi="Times New Roman"/>
+              <w:jc w:val="both"/>
+            </w:pPr>
+            <w:r>
+              <w:rPr>
+                <w:rFonts w:ascii="Barlow Semi Condensed" w:cs="Barlow Semi Condensed" w:eastAsia="Barlow Semi Condensed" w:hAnsi="Barlow Semi Condensed"/>
                 <w:sz w:val="20"/>
                 <w:szCs w:val="20"/>
               </w:rPr>
@@ -5437,11 +5437,11 @@
           <w:p>
             <w:pPr>
               <w:spacing w:after="20" w:before="20"/>
-              <w:jc w:val="left"/>
-            </w:pPr>
-            <w:r>
-              <w:rPr>
-                <w:rFonts w:ascii="Times New Roman" w:cs="Times New Roman" w:eastAsia="Times New Roman" w:hAnsi="Times New Roman"/>
+              <w:jc w:val="both"/>
+            </w:pPr>
+            <w:r>
+              <w:rPr>
+                <w:rFonts w:ascii="Barlow Semi Condensed" w:cs="Barlow Semi Condensed" w:eastAsia="Barlow Semi Condensed" w:hAnsi="Barlow Semi Condensed"/>
                 <w:sz w:val="20"/>
                 <w:szCs w:val="20"/>
               </w:rPr>
@@ -5456,11 +5456,11 @@
           <w:p>
             <w:pPr>
               <w:spacing w:after="20" w:before="20"/>
-              <w:jc w:val="left"/>
-            </w:pPr>
-            <w:r>
-              <w:rPr>
-                <w:rFonts w:ascii="Times New Roman" w:cs="Times New Roman" w:eastAsia="Times New Roman" w:hAnsi="Times New Roman"/>
+              <w:jc w:val="both"/>
+            </w:pPr>
+            <w:r>
+              <w:rPr>
+                <w:rFonts w:ascii="Barlow Semi Condensed" w:cs="Barlow Semi Condensed" w:eastAsia="Barlow Semi Condensed" w:hAnsi="Barlow Semi Condensed"/>
                 <w:sz w:val="20"/>
                 <w:szCs w:val="20"/>
               </w:rPr>
@@ -5475,11 +5475,11 @@
           <w:p>
             <w:pPr>
               <w:spacing w:after="20" w:before="20"/>
-              <w:jc w:val="left"/>
-            </w:pPr>
-            <w:r>
-              <w:rPr>
-                <w:rFonts w:ascii="Times New Roman" w:cs="Times New Roman" w:eastAsia="Times New Roman" w:hAnsi="Times New Roman"/>
+              <w:jc w:val="both"/>
+            </w:pPr>
+            <w:r>
+              <w:rPr>
+                <w:rFonts w:ascii="Barlow Semi Condensed" w:cs="Barlow Semi Condensed" w:eastAsia="Barlow Semi Condensed" w:hAnsi="Barlow Semi Condensed"/>
                 <w:sz w:val="20"/>
                 <w:szCs w:val="20"/>
               </w:rPr>
@@ -5496,11 +5496,11 @@
           <w:p>
             <w:pPr>
               <w:spacing w:after="20" w:before="20"/>
-              <w:jc w:val="left"/>
-            </w:pPr>
-            <w:r>
-              <w:rPr>
-                <w:rFonts w:ascii="Times New Roman" w:cs="Times New Roman" w:eastAsia="Times New Roman" w:hAnsi="Times New Roman"/>
+              <w:jc w:val="both"/>
+            </w:pPr>
+            <w:r>
+              <w:rPr>
+                <w:rFonts w:ascii="Barlow Semi Condensed" w:cs="Barlow Semi Condensed" w:eastAsia="Barlow Semi Condensed" w:hAnsi="Barlow Semi Condensed"/>
                 <w:sz w:val="20"/>
                 <w:szCs w:val="20"/>
               </w:rPr>
@@ -5515,11 +5515,11 @@
           <w:p>
             <w:pPr>
               <w:spacing w:after="20" w:before="20"/>
-              <w:jc w:val="left"/>
-            </w:pPr>
-            <w:r>
-              <w:rPr>
-                <w:rFonts w:ascii="Times New Roman" w:cs="Times New Roman" w:eastAsia="Times New Roman" w:hAnsi="Times New Roman"/>
+              <w:jc w:val="both"/>
+            </w:pPr>
+            <w:r>
+              <w:rPr>
+                <w:rFonts w:ascii="Barlow Semi Condensed" w:cs="Barlow Semi Condensed" w:eastAsia="Barlow Semi Condensed" w:hAnsi="Barlow Semi Condensed"/>
                 <w:sz w:val="20"/>
                 <w:szCs w:val="20"/>
               </w:rPr>
@@ -5534,11 +5534,11 @@
           <w:p>
             <w:pPr>
               <w:spacing w:after="20" w:before="20"/>
-              <w:jc w:val="left"/>
-            </w:pPr>
-            <w:r>
-              <w:rPr>
-                <w:rFonts w:ascii="Times New Roman" w:cs="Times New Roman" w:eastAsia="Times New Roman" w:hAnsi="Times New Roman"/>
+              <w:jc w:val="both"/>
+            </w:pPr>
+            <w:r>
+              <w:rPr>
+                <w:rFonts w:ascii="Barlow Semi Condensed" w:cs="Barlow Semi Condensed" w:eastAsia="Barlow Semi Condensed" w:hAnsi="Barlow Semi Condensed"/>
                 <w:sz w:val="20"/>
                 <w:szCs w:val="20"/>
               </w:rPr>
@@ -5555,11 +5555,11 @@
           <w:p>
             <w:pPr>
               <w:spacing w:after="20" w:before="20"/>
-              <w:jc w:val="left"/>
-            </w:pPr>
-            <w:r>
-              <w:rPr>
-                <w:rFonts w:ascii="Times New Roman" w:cs="Times New Roman" w:eastAsia="Times New Roman" w:hAnsi="Times New Roman"/>
+              <w:jc w:val="both"/>
+            </w:pPr>
+            <w:r>
+              <w:rPr>
+                <w:rFonts w:ascii="Barlow Semi Condensed" w:cs="Barlow Semi Condensed" w:eastAsia="Barlow Semi Condensed" w:hAnsi="Barlow Semi Condensed"/>
                 <w:sz w:val="20"/>
                 <w:szCs w:val="20"/>
               </w:rPr>
@@ -5574,11 +5574,11 @@
           <w:p>
             <w:pPr>
               <w:spacing w:after="20" w:before="20"/>
-              <w:jc w:val="left"/>
-            </w:pPr>
-            <w:r>
-              <w:rPr>
-                <w:rFonts w:ascii="Times New Roman" w:cs="Times New Roman" w:eastAsia="Times New Roman" w:hAnsi="Times New Roman"/>
+              <w:jc w:val="both"/>
+            </w:pPr>
+            <w:r>
+              <w:rPr>
+                <w:rFonts w:ascii="Barlow Semi Condensed" w:cs="Barlow Semi Condensed" w:eastAsia="Barlow Semi Condensed" w:hAnsi="Barlow Semi Condensed"/>
                 <w:sz w:val="20"/>
                 <w:szCs w:val="20"/>
               </w:rPr>
@@ -5593,11 +5593,11 @@
           <w:p>
             <w:pPr>
               <w:spacing w:after="20" w:before="20"/>
-              <w:jc w:val="left"/>
-            </w:pPr>
-            <w:r>
-              <w:rPr>
-                <w:rFonts w:ascii="Times New Roman" w:cs="Times New Roman" w:eastAsia="Times New Roman" w:hAnsi="Times New Roman"/>
+              <w:jc w:val="both"/>
+            </w:pPr>
+            <w:r>
+              <w:rPr>
+                <w:rFonts w:ascii="Barlow Semi Condensed" w:cs="Barlow Semi Condensed" w:eastAsia="Barlow Semi Condensed" w:hAnsi="Barlow Semi Condensed"/>
                 <w:sz w:val="20"/>
                 <w:szCs w:val="20"/>
               </w:rPr>
@@ -5627,7 +5627,7 @@
       </w:pPr>
       <w:r>
         <w:rPr>
-          <w:rFonts w:ascii="Times New Roman" w:cs="Times New Roman" w:eastAsia="Times New Roman" w:hAnsi="Times New Roman"/>
+          <w:rFonts w:ascii="Barlow Semi Condensed" w:cs="Barlow Semi Condensed" w:eastAsia="Barlow Semi Condensed" w:hAnsi="Barlow Semi Condensed"/>
           <w:sz w:val="24"/>
           <w:szCs w:val="24"/>
         </w:rPr>
@@ -5641,7 +5641,7 @@
       </w:pPr>
       <w:r>
         <w:rPr>
-          <w:rFonts w:ascii="Times New Roman" w:cs="Times New Roman" w:eastAsia="Times New Roman" w:hAnsi="Times New Roman"/>
+          <w:rFonts w:ascii="Barlow Semi Condensed" w:cs="Barlow Semi Condensed" w:eastAsia="Barlow Semi Condensed" w:hAnsi="Barlow Semi Condensed"/>
           <w:sz w:val="24"/>
           <w:szCs w:val="24"/>
         </w:rPr>
@@ -5675,11 +5675,11 @@
           <w:p>
             <w:pPr>
               <w:spacing w:after="20" w:before="20"/>
-              <w:jc w:val="left"/>
-            </w:pPr>
-            <w:r>
-              <w:rPr>
-                <w:rFonts w:ascii="Times New Roman" w:cs="Times New Roman" w:eastAsia="Times New Roman" w:hAnsi="Times New Roman"/>
+              <w:jc w:val="both"/>
+            </w:pPr>
+            <w:r>
+              <w:rPr>
+                <w:rFonts w:ascii="Barlow Semi Condensed" w:cs="Barlow Semi Condensed" w:eastAsia="Barlow Semi Condensed" w:hAnsi="Barlow Semi Condensed"/>
                 <w:b/>
                 <w:bCs/>
                 <w:color w:val="FFFFFF"/>
@@ -5698,11 +5698,11 @@
           <w:p>
             <w:pPr>
               <w:spacing w:after="20" w:before="20"/>
-              <w:jc w:val="left"/>
-            </w:pPr>
-            <w:r>
-              <w:rPr>
-                <w:rFonts w:ascii="Times New Roman" w:cs="Times New Roman" w:eastAsia="Times New Roman" w:hAnsi="Times New Roman"/>
+              <w:jc w:val="both"/>
+            </w:pPr>
+            <w:r>
+              <w:rPr>
+                <w:rFonts w:ascii="Barlow Semi Condensed" w:cs="Barlow Semi Condensed" w:eastAsia="Barlow Semi Condensed" w:hAnsi="Barlow Semi Condensed"/>
                 <w:b/>
                 <w:bCs/>
                 <w:color w:val="FFFFFF"/>
@@ -5721,11 +5721,11 @@
           <w:p>
             <w:pPr>
               <w:spacing w:after="20" w:before="20"/>
-              <w:jc w:val="left"/>
-            </w:pPr>
-            <w:r>
-              <w:rPr>
-                <w:rFonts w:ascii="Times New Roman" w:cs="Times New Roman" w:eastAsia="Times New Roman" w:hAnsi="Times New Roman"/>
+              <w:jc w:val="both"/>
+            </w:pPr>
+            <w:r>
+              <w:rPr>
+                <w:rFonts w:ascii="Barlow Semi Condensed" w:cs="Barlow Semi Condensed" w:eastAsia="Barlow Semi Condensed" w:hAnsi="Barlow Semi Condensed"/>
                 <w:b/>
                 <w:bCs/>
                 <w:color w:val="FFFFFF"/>
@@ -5744,11 +5744,11 @@
           <w:p>
             <w:pPr>
               <w:spacing w:after="20" w:before="20"/>
-              <w:jc w:val="left"/>
-            </w:pPr>
-            <w:r>
-              <w:rPr>
-                <w:rFonts w:ascii="Times New Roman" w:cs="Times New Roman" w:eastAsia="Times New Roman" w:hAnsi="Times New Roman"/>
+              <w:jc w:val="both"/>
+            </w:pPr>
+            <w:r>
+              <w:rPr>
+                <w:rFonts w:ascii="Barlow Semi Condensed" w:cs="Barlow Semi Condensed" w:eastAsia="Barlow Semi Condensed" w:hAnsi="Barlow Semi Condensed"/>
                 <w:b/>
                 <w:bCs/>
                 <w:color w:val="FFFFFF"/>
@@ -5768,11 +5768,11 @@
           <w:p>
             <w:pPr>
               <w:spacing w:after="20" w:before="20"/>
-              <w:jc w:val="left"/>
-            </w:pPr>
-            <w:r>
-              <w:rPr>
-                <w:rFonts w:ascii="Times New Roman" w:cs="Times New Roman" w:eastAsia="Times New Roman" w:hAnsi="Times New Roman"/>
+              <w:jc w:val="both"/>
+            </w:pPr>
+            <w:r>
+              <w:rPr>
+                <w:rFonts w:ascii="Barlow Semi Condensed" w:cs="Barlow Semi Condensed" w:eastAsia="Barlow Semi Condensed" w:hAnsi="Barlow Semi Condensed"/>
                 <w:sz w:val="20"/>
                 <w:szCs w:val="20"/>
               </w:rPr>
@@ -5787,11 +5787,11 @@
           <w:p>
             <w:pPr>
               <w:spacing w:after="20" w:before="20"/>
-              <w:jc w:val="left"/>
-            </w:pPr>
-            <w:r>
-              <w:rPr>
-                <w:rFonts w:ascii="Times New Roman" w:cs="Times New Roman" w:eastAsia="Times New Roman" w:hAnsi="Times New Roman"/>
+              <w:jc w:val="both"/>
+            </w:pPr>
+            <w:r>
+              <w:rPr>
+                <w:rFonts w:ascii="Barlow Semi Condensed" w:cs="Barlow Semi Condensed" w:eastAsia="Barlow Semi Condensed" w:hAnsi="Barlow Semi Condensed"/>
                 <w:sz w:val="20"/>
                 <w:szCs w:val="20"/>
               </w:rPr>
@@ -5806,11 +5806,11 @@
           <w:p>
             <w:pPr>
               <w:spacing w:after="20" w:before="20"/>
-              <w:jc w:val="left"/>
-            </w:pPr>
-            <w:r>
-              <w:rPr>
-                <w:rFonts w:ascii="Times New Roman" w:cs="Times New Roman" w:eastAsia="Times New Roman" w:hAnsi="Times New Roman"/>
+              <w:jc w:val="both"/>
+            </w:pPr>
+            <w:r>
+              <w:rPr>
+                <w:rFonts w:ascii="Barlow Semi Condensed" w:cs="Barlow Semi Condensed" w:eastAsia="Barlow Semi Condensed" w:hAnsi="Barlow Semi Condensed"/>
                 <w:sz w:val="20"/>
                 <w:szCs w:val="20"/>
               </w:rPr>
@@ -5825,11 +5825,11 @@
           <w:p>
             <w:pPr>
               <w:spacing w:after="20" w:before="20"/>
-              <w:jc w:val="left"/>
-            </w:pPr>
-            <w:r>
-              <w:rPr>
-                <w:rFonts w:ascii="Times New Roman" w:cs="Times New Roman" w:eastAsia="Times New Roman" w:hAnsi="Times New Roman"/>
+              <w:jc w:val="both"/>
+            </w:pPr>
+            <w:r>
+              <w:rPr>
+                <w:rFonts w:ascii="Barlow Semi Condensed" w:cs="Barlow Semi Condensed" w:eastAsia="Barlow Semi Condensed" w:hAnsi="Barlow Semi Condensed"/>
                 <w:sz w:val="20"/>
                 <w:szCs w:val="20"/>
               </w:rPr>
@@ -5846,11 +5846,11 @@
           <w:p>
             <w:pPr>
               <w:spacing w:after="20" w:before="20"/>
-              <w:jc w:val="left"/>
-            </w:pPr>
-            <w:r>
-              <w:rPr>
-                <w:rFonts w:ascii="Times New Roman" w:cs="Times New Roman" w:eastAsia="Times New Roman" w:hAnsi="Times New Roman"/>
+              <w:jc w:val="both"/>
+            </w:pPr>
+            <w:r>
+              <w:rPr>
+                <w:rFonts w:ascii="Barlow Semi Condensed" w:cs="Barlow Semi Condensed" w:eastAsia="Barlow Semi Condensed" w:hAnsi="Barlow Semi Condensed"/>
                 <w:sz w:val="20"/>
                 <w:szCs w:val="20"/>
               </w:rPr>
@@ -5865,11 +5865,11 @@
           <w:p>
             <w:pPr>
               <w:spacing w:after="20" w:before="20"/>
-              <w:jc w:val="left"/>
-            </w:pPr>
-            <w:r>
-              <w:rPr>
-                <w:rFonts w:ascii="Times New Roman" w:cs="Times New Roman" w:eastAsia="Times New Roman" w:hAnsi="Times New Roman"/>
+              <w:jc w:val="both"/>
+            </w:pPr>
+            <w:r>
+              <w:rPr>
+                <w:rFonts w:ascii="Barlow Semi Condensed" w:cs="Barlow Semi Condensed" w:eastAsia="Barlow Semi Condensed" w:hAnsi="Barlow Semi Condensed"/>
                 <w:sz w:val="20"/>
                 <w:szCs w:val="20"/>
               </w:rPr>
@@ -5884,11 +5884,11 @@
           <w:p>
             <w:pPr>
               <w:spacing w:after="20" w:before="20"/>
-              <w:jc w:val="left"/>
-            </w:pPr>
-            <w:r>
-              <w:rPr>
-                <w:rFonts w:ascii="Times New Roman" w:cs="Times New Roman" w:eastAsia="Times New Roman" w:hAnsi="Times New Roman"/>
+              <w:jc w:val="both"/>
+            </w:pPr>
+            <w:r>
+              <w:rPr>
+                <w:rFonts w:ascii="Barlow Semi Condensed" w:cs="Barlow Semi Condensed" w:eastAsia="Barlow Semi Condensed" w:hAnsi="Barlow Semi Condensed"/>
                 <w:sz w:val="20"/>
                 <w:szCs w:val="20"/>
               </w:rPr>
@@ -5903,11 +5903,11 @@
           <w:p>
             <w:pPr>
               <w:spacing w:after="20" w:before="20"/>
-              <w:jc w:val="left"/>
-            </w:pPr>
-            <w:r>
-              <w:rPr>
-                <w:rFonts w:ascii="Times New Roman" w:cs="Times New Roman" w:eastAsia="Times New Roman" w:hAnsi="Times New Roman"/>
+              <w:jc w:val="both"/>
+            </w:pPr>
+            <w:r>
+              <w:rPr>
+                <w:rFonts w:ascii="Barlow Semi Condensed" w:cs="Barlow Semi Condensed" w:eastAsia="Barlow Semi Condensed" w:hAnsi="Barlow Semi Condensed"/>
                 <w:sz w:val="20"/>
                 <w:szCs w:val="20"/>
               </w:rPr>
@@ -5915,7 +5915,7 @@
             </w:r>
             <w:r>
               <w:rPr>
-                <w:rFonts w:ascii="Times New Roman" w:cs="Times New Roman" w:eastAsia="Times New Roman" w:hAnsi="Times New Roman"/>
+                <w:rFonts w:ascii="Barlow Semi Condensed" w:cs="Barlow Semi Condensed" w:eastAsia="Barlow Semi Condensed" w:hAnsi="Barlow Semi Condensed"/>
                 <w:b/>
                 <w:bCs/>
                 <w:sz w:val="20"/>
@@ -5925,7 +5925,7 @@
             </w:r>
             <w:r>
               <w:rPr>
-                <w:rFonts w:ascii="Times New Roman" w:cs="Times New Roman" w:eastAsia="Times New Roman" w:hAnsi="Times New Roman"/>
+                <w:rFonts w:ascii="Barlow Semi Condensed" w:cs="Barlow Semi Condensed" w:eastAsia="Barlow Semi Condensed" w:hAnsi="Barlow Semi Condensed"/>
                 <w:sz w:val="20"/>
                 <w:szCs w:val="20"/>
               </w:rPr>
@@ -5942,11 +5942,11 @@
           <w:p>
             <w:pPr>
               <w:spacing w:after="20" w:before="20"/>
-              <w:jc w:val="left"/>
-            </w:pPr>
-            <w:r>
-              <w:rPr>
-                <w:rFonts w:ascii="Times New Roman" w:cs="Times New Roman" w:eastAsia="Times New Roman" w:hAnsi="Times New Roman"/>
+              <w:jc w:val="both"/>
+            </w:pPr>
+            <w:r>
+              <w:rPr>
+                <w:rFonts w:ascii="Barlow Semi Condensed" w:cs="Barlow Semi Condensed" w:eastAsia="Barlow Semi Condensed" w:hAnsi="Barlow Semi Condensed"/>
                 <w:sz w:val="20"/>
                 <w:szCs w:val="20"/>
               </w:rPr>
@@ -5961,11 +5961,11 @@
           <w:p>
             <w:pPr>
               <w:spacing w:after="20" w:before="20"/>
-              <w:jc w:val="left"/>
-            </w:pPr>
-            <w:r>
-              <w:rPr>
-                <w:rFonts w:ascii="Times New Roman" w:cs="Times New Roman" w:eastAsia="Times New Roman" w:hAnsi="Times New Roman"/>
+              <w:jc w:val="both"/>
+            </w:pPr>
+            <w:r>
+              <w:rPr>
+                <w:rFonts w:ascii="Barlow Semi Condensed" w:cs="Barlow Semi Condensed" w:eastAsia="Barlow Semi Condensed" w:hAnsi="Barlow Semi Condensed"/>
                 <w:sz w:val="20"/>
                 <w:szCs w:val="20"/>
               </w:rPr>
@@ -5973,7 +5973,7 @@
             </w:r>
             <w:r>
               <w:rPr>
-                <w:rFonts w:ascii="Times New Roman" w:cs="Times New Roman" w:eastAsia="Times New Roman" w:hAnsi="Times New Roman"/>
+                <w:rFonts w:ascii="Barlow Semi Condensed" w:cs="Barlow Semi Condensed" w:eastAsia="Barlow Semi Condensed" w:hAnsi="Barlow Semi Condensed"/>
                 <w:b/>
                 <w:bCs/>
                 <w:sz w:val="20"/>
@@ -5983,7 +5983,7 @@
             </w:r>
             <w:r>
               <w:rPr>
-                <w:rFonts w:ascii="Times New Roman" w:cs="Times New Roman" w:eastAsia="Times New Roman" w:hAnsi="Times New Roman"/>
+                <w:rFonts w:ascii="Barlow Semi Condensed" w:cs="Barlow Semi Condensed" w:eastAsia="Barlow Semi Condensed" w:hAnsi="Barlow Semi Condensed"/>
                 <w:sz w:val="20"/>
                 <w:szCs w:val="20"/>
               </w:rPr>
@@ -5998,11 +5998,11 @@
           <w:p>
             <w:pPr>
               <w:spacing w:after="20" w:before="20"/>
-              <w:jc w:val="left"/>
-            </w:pPr>
-            <w:r>
-              <w:rPr>
-                <w:rFonts w:ascii="Times New Roman" w:cs="Times New Roman" w:eastAsia="Times New Roman" w:hAnsi="Times New Roman"/>
+              <w:jc w:val="both"/>
+            </w:pPr>
+            <w:r>
+              <w:rPr>
+                <w:rFonts w:ascii="Barlow Semi Condensed" w:cs="Barlow Semi Condensed" w:eastAsia="Barlow Semi Condensed" w:hAnsi="Barlow Semi Condensed"/>
                 <w:sz w:val="20"/>
                 <w:szCs w:val="20"/>
               </w:rPr>
@@ -6017,11 +6017,11 @@
           <w:p>
             <w:pPr>
               <w:spacing w:after="20" w:before="20"/>
-              <w:jc w:val="left"/>
-            </w:pPr>
-            <w:r>
-              <w:rPr>
-                <w:rFonts w:ascii="Times New Roman" w:cs="Times New Roman" w:eastAsia="Times New Roman" w:hAnsi="Times New Roman"/>
+              <w:jc w:val="both"/>
+            </w:pPr>
+            <w:r>
+              <w:rPr>
+                <w:rFonts w:ascii="Barlow Semi Condensed" w:cs="Barlow Semi Condensed" w:eastAsia="Barlow Semi Condensed" w:hAnsi="Barlow Semi Condensed"/>
                 <w:b/>
                 <w:bCs/>
                 <w:sz w:val="20"/>
@@ -6031,7 +6031,7 @@
             </w:r>
             <w:r>
               <w:rPr>
-                <w:rFonts w:ascii="Times New Roman" w:cs="Times New Roman" w:eastAsia="Times New Roman" w:hAnsi="Times New Roman"/>
+                <w:rFonts w:ascii="Barlow Semi Condensed" w:cs="Barlow Semi Condensed" w:eastAsia="Barlow Semi Condensed" w:hAnsi="Barlow Semi Condensed"/>
                 <w:sz w:val="20"/>
                 <w:szCs w:val="20"/>
               </w:rPr>
@@ -6039,7 +6039,7 @@
             </w:r>
             <w:r>
               <w:rPr>
-                <w:rFonts w:ascii="Times New Roman" w:cs="Times New Roman" w:eastAsia="Times New Roman" w:hAnsi="Times New Roman"/>
+                <w:rFonts w:ascii="Barlow Semi Condensed" w:cs="Barlow Semi Condensed" w:eastAsia="Barlow Semi Condensed" w:hAnsi="Barlow Semi Condensed"/>
                 <w:b/>
                 <w:bCs/>
                 <w:sz w:val="20"/>
@@ -6049,7 +6049,7 @@
             </w:r>
             <w:r>
               <w:rPr>
-                <w:rFonts w:ascii="Times New Roman" w:cs="Times New Roman" w:eastAsia="Times New Roman" w:hAnsi="Times New Roman"/>
+                <w:rFonts w:ascii="Barlow Semi Condensed" w:cs="Barlow Semi Condensed" w:eastAsia="Barlow Semi Condensed" w:hAnsi="Barlow Semi Condensed"/>
                 <w:sz w:val="20"/>
                 <w:szCs w:val="20"/>
               </w:rPr>
@@ -6066,11 +6066,11 @@
           <w:p>
             <w:pPr>
               <w:spacing w:after="20" w:before="20"/>
-              <w:jc w:val="left"/>
-            </w:pPr>
-            <w:r>
-              <w:rPr>
-                <w:rFonts w:ascii="Times New Roman" w:cs="Times New Roman" w:eastAsia="Times New Roman" w:hAnsi="Times New Roman"/>
+              <w:jc w:val="both"/>
+            </w:pPr>
+            <w:r>
+              <w:rPr>
+                <w:rFonts w:ascii="Barlow Semi Condensed" w:cs="Barlow Semi Condensed" w:eastAsia="Barlow Semi Condensed" w:hAnsi="Barlow Semi Condensed"/>
                 <w:sz w:val="20"/>
                 <w:szCs w:val="20"/>
               </w:rPr>
@@ -6085,11 +6085,11 @@
           <w:p>
             <w:pPr>
               <w:spacing w:after="20" w:before="20"/>
-              <w:jc w:val="left"/>
-            </w:pPr>
-            <w:r>
-              <w:rPr>
-                <w:rFonts w:ascii="Times New Roman" w:cs="Times New Roman" w:eastAsia="Times New Roman" w:hAnsi="Times New Roman"/>
+              <w:jc w:val="both"/>
+            </w:pPr>
+            <w:r>
+              <w:rPr>
+                <w:rFonts w:ascii="Barlow Semi Condensed" w:cs="Barlow Semi Condensed" w:eastAsia="Barlow Semi Condensed" w:hAnsi="Barlow Semi Condensed"/>
                 <w:sz w:val="20"/>
                 <w:szCs w:val="20"/>
               </w:rPr>
@@ -6104,11 +6104,11 @@
           <w:p>
             <w:pPr>
               <w:spacing w:after="20" w:before="20"/>
-              <w:jc w:val="left"/>
-            </w:pPr>
-            <w:r>
-              <w:rPr>
-                <w:rFonts w:ascii="Times New Roman" w:cs="Times New Roman" w:eastAsia="Times New Roman" w:hAnsi="Times New Roman"/>
+              <w:jc w:val="both"/>
+            </w:pPr>
+            <w:r>
+              <w:rPr>
+                <w:rFonts w:ascii="Barlow Semi Condensed" w:cs="Barlow Semi Condensed" w:eastAsia="Barlow Semi Condensed" w:hAnsi="Barlow Semi Condensed"/>
                 <w:sz w:val="20"/>
                 <w:szCs w:val="20"/>
               </w:rPr>
@@ -6123,11 +6123,11 @@
           <w:p>
             <w:pPr>
               <w:spacing w:after="20" w:before="20"/>
-              <w:jc w:val="left"/>
-            </w:pPr>
-            <w:r>
-              <w:rPr>
-                <w:rFonts w:ascii="Times New Roman" w:cs="Times New Roman" w:eastAsia="Times New Roman" w:hAnsi="Times New Roman"/>
+              <w:jc w:val="both"/>
+            </w:pPr>
+            <w:r>
+              <w:rPr>
+                <w:rFonts w:ascii="Barlow Semi Condensed" w:cs="Barlow Semi Condensed" w:eastAsia="Barlow Semi Condensed" w:hAnsi="Barlow Semi Condensed"/>
                 <w:sz w:val="20"/>
                 <w:szCs w:val="20"/>
               </w:rPr>
@@ -6144,11 +6144,11 @@
           <w:p>
             <w:pPr>
               <w:spacing w:after="20" w:before="20"/>
-              <w:jc w:val="left"/>
-            </w:pPr>
-            <w:r>
-              <w:rPr>
-                <w:rFonts w:ascii="Times New Roman" w:cs="Times New Roman" w:eastAsia="Times New Roman" w:hAnsi="Times New Roman"/>
+              <w:jc w:val="both"/>
+            </w:pPr>
+            <w:r>
+              <w:rPr>
+                <w:rFonts w:ascii="Barlow Semi Condensed" w:cs="Barlow Semi Condensed" w:eastAsia="Barlow Semi Condensed" w:hAnsi="Barlow Semi Condensed"/>
                 <w:sz w:val="20"/>
                 <w:szCs w:val="20"/>
               </w:rPr>
@@ -6163,11 +6163,11 @@
           <w:p>
             <w:pPr>
               <w:spacing w:after="20" w:before="20"/>
-              <w:jc w:val="left"/>
-            </w:pPr>
-            <w:r>
-              <w:rPr>
-                <w:rFonts w:ascii="Times New Roman" w:cs="Times New Roman" w:eastAsia="Times New Roman" w:hAnsi="Times New Roman"/>
+              <w:jc w:val="both"/>
+            </w:pPr>
+            <w:r>
+              <w:rPr>
+                <w:rFonts w:ascii="Barlow Semi Condensed" w:cs="Barlow Semi Condensed" w:eastAsia="Barlow Semi Condensed" w:hAnsi="Barlow Semi Condensed"/>
                 <w:sz w:val="20"/>
                 <w:szCs w:val="20"/>
               </w:rPr>
@@ -6175,7 +6175,7 @@
             </w:r>
             <w:r>
               <w:rPr>
-                <w:rFonts w:ascii="Times New Roman" w:cs="Times New Roman" w:eastAsia="Times New Roman" w:hAnsi="Times New Roman"/>
+                <w:rFonts w:ascii="Barlow Semi Condensed" w:cs="Barlow Semi Condensed" w:eastAsia="Barlow Semi Condensed" w:hAnsi="Barlow Semi Condensed"/>
                 <w:i/>
                 <w:iCs/>
                 <w:sz w:val="20"/>
@@ -6185,7 +6185,7 @@
             </w:r>
             <w:r>
               <w:rPr>
-                <w:rFonts w:ascii="Times New Roman" w:cs="Times New Roman" w:eastAsia="Times New Roman" w:hAnsi="Times New Roman"/>
+                <w:rFonts w:ascii="Barlow Semi Condensed" w:cs="Barlow Semi Condensed" w:eastAsia="Barlow Semi Condensed" w:hAnsi="Barlow Semi Condensed"/>
                 <w:sz w:val="20"/>
                 <w:szCs w:val="20"/>
               </w:rPr>
@@ -6200,11 +6200,11 @@
           <w:p>
             <w:pPr>
               <w:spacing w:after="20" w:before="20"/>
-              <w:jc w:val="left"/>
-            </w:pPr>
-            <w:r>
-              <w:rPr>
-                <w:rFonts w:ascii="Times New Roman" w:cs="Times New Roman" w:eastAsia="Times New Roman" w:hAnsi="Times New Roman"/>
+              <w:jc w:val="both"/>
+            </w:pPr>
+            <w:r>
+              <w:rPr>
+                <w:rFonts w:ascii="Barlow Semi Condensed" w:cs="Barlow Semi Condensed" w:eastAsia="Barlow Semi Condensed" w:hAnsi="Barlow Semi Condensed"/>
                 <w:sz w:val="20"/>
                 <w:szCs w:val="20"/>
               </w:rPr>
@@ -6219,11 +6219,11 @@
           <w:p>
             <w:pPr>
               <w:spacing w:after="20" w:before="20"/>
-              <w:jc w:val="left"/>
-            </w:pPr>
-            <w:r>
-              <w:rPr>
-                <w:rFonts w:ascii="Times New Roman" w:cs="Times New Roman" w:eastAsia="Times New Roman" w:hAnsi="Times New Roman"/>
+              <w:jc w:val="both"/>
+            </w:pPr>
+            <w:r>
+              <w:rPr>
+                <w:rFonts w:ascii="Barlow Semi Condensed" w:cs="Barlow Semi Condensed" w:eastAsia="Barlow Semi Condensed" w:hAnsi="Barlow Semi Condensed"/>
                 <w:sz w:val="20"/>
                 <w:szCs w:val="20"/>
               </w:rPr>
@@ -6231,7 +6231,7 @@
             </w:r>
             <w:r>
               <w:rPr>
-                <w:rFonts w:ascii="Times New Roman" w:cs="Times New Roman" w:eastAsia="Times New Roman" w:hAnsi="Times New Roman"/>
+                <w:rFonts w:ascii="Barlow Semi Condensed" w:cs="Barlow Semi Condensed" w:eastAsia="Barlow Semi Condensed" w:hAnsi="Barlow Semi Condensed"/>
                 <w:i/>
                 <w:iCs/>
                 <w:sz w:val="20"/>
@@ -6241,7 +6241,7 @@
             </w:r>
             <w:r>
               <w:rPr>
-                <w:rFonts w:ascii="Times New Roman" w:cs="Times New Roman" w:eastAsia="Times New Roman" w:hAnsi="Times New Roman"/>
+                <w:rFonts w:ascii="Barlow Semi Condensed" w:cs="Barlow Semi Condensed" w:eastAsia="Barlow Semi Condensed" w:hAnsi="Barlow Semi Condensed"/>
                 <w:sz w:val="20"/>
                 <w:szCs w:val="20"/>
               </w:rPr>
@@ -6258,11 +6258,11 @@
           <w:p>
             <w:pPr>
               <w:spacing w:after="20" w:before="20"/>
-              <w:jc w:val="left"/>
-            </w:pPr>
-            <w:r>
-              <w:rPr>
-                <w:rFonts w:ascii="Times New Roman" w:cs="Times New Roman" w:eastAsia="Times New Roman" w:hAnsi="Times New Roman"/>
+              <w:jc w:val="both"/>
+            </w:pPr>
+            <w:r>
+              <w:rPr>
+                <w:rFonts w:ascii="Barlow Semi Condensed" w:cs="Barlow Semi Condensed" w:eastAsia="Barlow Semi Condensed" w:hAnsi="Barlow Semi Condensed"/>
                 <w:sz w:val="20"/>
                 <w:szCs w:val="20"/>
               </w:rPr>
@@ -6277,11 +6277,11 @@
           <w:p>
             <w:pPr>
               <w:spacing w:after="20" w:before="20"/>
-              <w:jc w:val="left"/>
-            </w:pPr>
-            <w:r>
-              <w:rPr>
-                <w:rFonts w:ascii="Times New Roman" w:cs="Times New Roman" w:eastAsia="Times New Roman" w:hAnsi="Times New Roman"/>
+              <w:jc w:val="both"/>
+            </w:pPr>
+            <w:r>
+              <w:rPr>
+                <w:rFonts w:ascii="Barlow Semi Condensed" w:cs="Barlow Semi Condensed" w:eastAsia="Barlow Semi Condensed" w:hAnsi="Barlow Semi Condensed"/>
                 <w:sz w:val="20"/>
                 <w:szCs w:val="20"/>
               </w:rPr>
@@ -6296,11 +6296,11 @@
           <w:p>
             <w:pPr>
               <w:spacing w:after="20" w:before="20"/>
-              <w:jc w:val="left"/>
-            </w:pPr>
-            <w:r>
-              <w:rPr>
-                <w:rFonts w:ascii="Times New Roman" w:cs="Times New Roman" w:eastAsia="Times New Roman" w:hAnsi="Times New Roman"/>
+              <w:jc w:val="both"/>
+            </w:pPr>
+            <w:r>
+              <w:rPr>
+                <w:rFonts w:ascii="Barlow Semi Condensed" w:cs="Barlow Semi Condensed" w:eastAsia="Barlow Semi Condensed" w:hAnsi="Barlow Semi Condensed"/>
                 <w:sz w:val="20"/>
                 <w:szCs w:val="20"/>
               </w:rPr>
@@ -6315,11 +6315,11 @@
           <w:p>
             <w:pPr>
               <w:spacing w:after="20" w:before="20"/>
-              <w:jc w:val="left"/>
-            </w:pPr>
-            <w:r>
-              <w:rPr>
-                <w:rFonts w:ascii="Times New Roman" w:cs="Times New Roman" w:eastAsia="Times New Roman" w:hAnsi="Times New Roman"/>
+              <w:jc w:val="both"/>
+            </w:pPr>
+            <w:r>
+              <w:rPr>
+                <w:rFonts w:ascii="Barlow Semi Condensed" w:cs="Barlow Semi Condensed" w:eastAsia="Barlow Semi Condensed" w:hAnsi="Barlow Semi Condensed"/>
                 <w:sz w:val="20"/>
                 <w:szCs w:val="20"/>
               </w:rPr>
@@ -6336,11 +6336,11 @@
           <w:p>
             <w:pPr>
               <w:spacing w:after="20" w:before="20"/>
-              <w:jc w:val="left"/>
-            </w:pPr>
-            <w:r>
-              <w:rPr>
-                <w:rFonts w:ascii="Times New Roman" w:cs="Times New Roman" w:eastAsia="Times New Roman" w:hAnsi="Times New Roman"/>
+              <w:jc w:val="both"/>
+            </w:pPr>
+            <w:r>
+              <w:rPr>
+                <w:rFonts w:ascii="Barlow Semi Condensed" w:cs="Barlow Semi Condensed" w:eastAsia="Barlow Semi Condensed" w:hAnsi="Barlow Semi Condensed"/>
                 <w:sz w:val="20"/>
                 <w:szCs w:val="20"/>
               </w:rPr>
@@ -6355,11 +6355,11 @@
           <w:p>
             <w:pPr>
               <w:spacing w:after="20" w:before="20"/>
-              <w:jc w:val="left"/>
-            </w:pPr>
-            <w:r>
-              <w:rPr>
-                <w:rFonts w:ascii="Times New Roman" w:cs="Times New Roman" w:eastAsia="Times New Roman" w:hAnsi="Times New Roman"/>
+              <w:jc w:val="both"/>
+            </w:pPr>
+            <w:r>
+              <w:rPr>
+                <w:rFonts w:ascii="Barlow Semi Condensed" w:cs="Barlow Semi Condensed" w:eastAsia="Barlow Semi Condensed" w:hAnsi="Barlow Semi Condensed"/>
                 <w:sz w:val="20"/>
                 <w:szCs w:val="20"/>
               </w:rPr>
@@ -6374,11 +6374,11 @@
           <w:p>
             <w:pPr>
               <w:spacing w:after="20" w:before="20"/>
-              <w:jc w:val="left"/>
-            </w:pPr>
-            <w:r>
-              <w:rPr>
-                <w:rFonts w:ascii="Times New Roman" w:cs="Times New Roman" w:eastAsia="Times New Roman" w:hAnsi="Times New Roman"/>
+              <w:jc w:val="both"/>
+            </w:pPr>
+            <w:r>
+              <w:rPr>
+                <w:rFonts w:ascii="Barlow Semi Condensed" w:cs="Barlow Semi Condensed" w:eastAsia="Barlow Semi Condensed" w:hAnsi="Barlow Semi Condensed"/>
                 <w:sz w:val="20"/>
                 <w:szCs w:val="20"/>
               </w:rPr>
@@ -6393,11 +6393,11 @@
           <w:p>
             <w:pPr>
               <w:spacing w:after="20" w:before="20"/>
-              <w:jc w:val="left"/>
-            </w:pPr>
-            <w:r>
-              <w:rPr>
-                <w:rFonts w:ascii="Times New Roman" w:cs="Times New Roman" w:eastAsia="Times New Roman" w:hAnsi="Times New Roman"/>
+              <w:jc w:val="both"/>
+            </w:pPr>
+            <w:r>
+              <w:rPr>
+                <w:rFonts w:ascii="Barlow Semi Condensed" w:cs="Barlow Semi Condensed" w:eastAsia="Barlow Semi Condensed" w:hAnsi="Barlow Semi Condensed"/>
                 <w:sz w:val="20"/>
                 <w:szCs w:val="20"/>
               </w:rPr>
@@ -6414,11 +6414,11 @@
           <w:p>
             <w:pPr>
               <w:spacing w:after="20" w:before="20"/>
-              <w:jc w:val="left"/>
-            </w:pPr>
-            <w:r>
-              <w:rPr>
-                <w:rFonts w:ascii="Times New Roman" w:cs="Times New Roman" w:eastAsia="Times New Roman" w:hAnsi="Times New Roman"/>
+              <w:jc w:val="both"/>
+            </w:pPr>
+            <w:r>
+              <w:rPr>
+                <w:rFonts w:ascii="Barlow Semi Condensed" w:cs="Barlow Semi Condensed" w:eastAsia="Barlow Semi Condensed" w:hAnsi="Barlow Semi Condensed"/>
                 <w:sz w:val="20"/>
                 <w:szCs w:val="20"/>
               </w:rPr>
@@ -6433,11 +6433,11 @@
           <w:p>
             <w:pPr>
               <w:spacing w:after="20" w:before="20"/>
-              <w:jc w:val="left"/>
-            </w:pPr>
-            <w:r>
-              <w:rPr>
-                <w:rFonts w:ascii="Times New Roman" w:cs="Times New Roman" w:eastAsia="Times New Roman" w:hAnsi="Times New Roman"/>
+              <w:jc w:val="both"/>
+            </w:pPr>
+            <w:r>
+              <w:rPr>
+                <w:rFonts w:ascii="Barlow Semi Condensed" w:cs="Barlow Semi Condensed" w:eastAsia="Barlow Semi Condensed" w:hAnsi="Barlow Semi Condensed"/>
                 <w:sz w:val="20"/>
                 <w:szCs w:val="20"/>
               </w:rPr>
@@ -6452,11 +6452,11 @@
           <w:p>
             <w:pPr>
               <w:spacing w:after="20" w:before="20"/>
-              <w:jc w:val="left"/>
-            </w:pPr>
-            <w:r>
-              <w:rPr>
-                <w:rFonts w:ascii="Times New Roman" w:cs="Times New Roman" w:eastAsia="Times New Roman" w:hAnsi="Times New Roman"/>
+              <w:jc w:val="both"/>
+            </w:pPr>
+            <w:r>
+              <w:rPr>
+                <w:rFonts w:ascii="Barlow Semi Condensed" w:cs="Barlow Semi Condensed" w:eastAsia="Barlow Semi Condensed" w:hAnsi="Barlow Semi Condensed"/>
                 <w:sz w:val="20"/>
                 <w:szCs w:val="20"/>
               </w:rPr>
@@ -6471,11 +6471,11 @@
           <w:p>
             <w:pPr>
               <w:spacing w:after="20" w:before="20"/>
-              <w:jc w:val="left"/>
-            </w:pPr>
-            <w:r>
-              <w:rPr>
-                <w:rFonts w:ascii="Times New Roman" w:cs="Times New Roman" w:eastAsia="Times New Roman" w:hAnsi="Times New Roman"/>
+              <w:jc w:val="both"/>
+            </w:pPr>
+            <w:r>
+              <w:rPr>
+                <w:rFonts w:ascii="Barlow Semi Condensed" w:cs="Barlow Semi Condensed" w:eastAsia="Barlow Semi Condensed" w:hAnsi="Barlow Semi Condensed"/>
                 <w:sz w:val="20"/>
                 <w:szCs w:val="20"/>
               </w:rPr>
@@ -6492,11 +6492,11 @@
           <w:p>
             <w:pPr>
               <w:spacing w:after="20" w:before="20"/>
-              <w:jc w:val="left"/>
-            </w:pPr>
-            <w:r>
-              <w:rPr>
-                <w:rFonts w:ascii="Times New Roman" w:cs="Times New Roman" w:eastAsia="Times New Roman" w:hAnsi="Times New Roman"/>
+              <w:jc w:val="both"/>
+            </w:pPr>
+            <w:r>
+              <w:rPr>
+                <w:rFonts w:ascii="Barlow Semi Condensed" w:cs="Barlow Semi Condensed" w:eastAsia="Barlow Semi Condensed" w:hAnsi="Barlow Semi Condensed"/>
                 <w:sz w:val="20"/>
                 <w:szCs w:val="20"/>
               </w:rPr>
@@ -6511,11 +6511,11 @@
           <w:p>
             <w:pPr>
               <w:spacing w:after="20" w:before="20"/>
-              <w:jc w:val="left"/>
-            </w:pPr>
-            <w:r>
-              <w:rPr>
-                <w:rFonts w:ascii="Times New Roman" w:cs="Times New Roman" w:eastAsia="Times New Roman" w:hAnsi="Times New Roman"/>
+              <w:jc w:val="both"/>
+            </w:pPr>
+            <w:r>
+              <w:rPr>
+                <w:rFonts w:ascii="Barlow Semi Condensed" w:cs="Barlow Semi Condensed" w:eastAsia="Barlow Semi Condensed" w:hAnsi="Barlow Semi Condensed"/>
                 <w:sz w:val="20"/>
                 <w:szCs w:val="20"/>
               </w:rPr>
@@ -6530,11 +6530,11 @@
           <w:p>
             <w:pPr>
               <w:spacing w:after="20" w:before="20"/>
-              <w:jc w:val="left"/>
-            </w:pPr>
-            <w:r>
-              <w:rPr>
-                <w:rFonts w:ascii="Times New Roman" w:cs="Times New Roman" w:eastAsia="Times New Roman" w:hAnsi="Times New Roman"/>
+              <w:jc w:val="both"/>
+            </w:pPr>
+            <w:r>
+              <w:rPr>
+                <w:rFonts w:ascii="Barlow Semi Condensed" w:cs="Barlow Semi Condensed" w:eastAsia="Barlow Semi Condensed" w:hAnsi="Barlow Semi Condensed"/>
                 <w:sz w:val="20"/>
                 <w:szCs w:val="20"/>
               </w:rPr>
@@ -6549,11 +6549,11 @@
           <w:p>
             <w:pPr>
               <w:spacing w:after="20" w:before="20"/>
-              <w:jc w:val="left"/>
-            </w:pPr>
-            <w:r>
-              <w:rPr>
-                <w:rFonts w:ascii="Times New Roman" w:cs="Times New Roman" w:eastAsia="Times New Roman" w:hAnsi="Times New Roman"/>
+              <w:jc w:val="both"/>
+            </w:pPr>
+            <w:r>
+              <w:rPr>
+                <w:rFonts w:ascii="Barlow Semi Condensed" w:cs="Barlow Semi Condensed" w:eastAsia="Barlow Semi Condensed" w:hAnsi="Barlow Semi Condensed"/>
                 <w:sz w:val="20"/>
                 <w:szCs w:val="20"/>
               </w:rPr>
@@ -6570,11 +6570,11 @@
           <w:p>
             <w:pPr>
               <w:spacing w:after="20" w:before="20"/>
-              <w:jc w:val="left"/>
-            </w:pPr>
-            <w:r>
-              <w:rPr>
-                <w:rFonts w:ascii="Times New Roman" w:cs="Times New Roman" w:eastAsia="Times New Roman" w:hAnsi="Times New Roman"/>
+              <w:jc w:val="both"/>
+            </w:pPr>
+            <w:r>
+              <w:rPr>
+                <w:rFonts w:ascii="Barlow Semi Condensed" w:cs="Barlow Semi Condensed" w:eastAsia="Barlow Semi Condensed" w:hAnsi="Barlow Semi Condensed"/>
                 <w:sz w:val="20"/>
                 <w:szCs w:val="20"/>
               </w:rPr>
@@ -6589,11 +6589,11 @@
           <w:p>
             <w:pPr>
               <w:spacing w:after="20" w:before="20"/>
-              <w:jc w:val="left"/>
-            </w:pPr>
-            <w:r>
-              <w:rPr>
-                <w:rFonts w:ascii="Times New Roman" w:cs="Times New Roman" w:eastAsia="Times New Roman" w:hAnsi="Times New Roman"/>
+              <w:jc w:val="both"/>
+            </w:pPr>
+            <w:r>
+              <w:rPr>
+                <w:rFonts w:ascii="Barlow Semi Condensed" w:cs="Barlow Semi Condensed" w:eastAsia="Barlow Semi Condensed" w:hAnsi="Barlow Semi Condensed"/>
                 <w:sz w:val="20"/>
                 <w:szCs w:val="20"/>
               </w:rPr>
@@ -6601,7 +6601,7 @@
             </w:r>
             <w:r>
               <w:rPr>
-                <w:rFonts w:ascii="Times New Roman" w:cs="Times New Roman" w:eastAsia="Times New Roman" w:hAnsi="Times New Roman"/>
+                <w:rFonts w:ascii="Barlow Semi Condensed" w:cs="Barlow Semi Condensed" w:eastAsia="Barlow Semi Condensed" w:hAnsi="Barlow Semi Condensed"/>
                 <w:b/>
                 <w:bCs/>
                 <w:sz w:val="20"/>
@@ -6611,7 +6611,7 @@
             </w:r>
             <w:r>
               <w:rPr>
-                <w:rFonts w:ascii="Times New Roman" w:cs="Times New Roman" w:eastAsia="Times New Roman" w:hAnsi="Times New Roman"/>
+                <w:rFonts w:ascii="Barlow Semi Condensed" w:cs="Barlow Semi Condensed" w:eastAsia="Barlow Semi Condensed" w:hAnsi="Barlow Semi Condensed"/>
                 <w:sz w:val="20"/>
                 <w:szCs w:val="20"/>
               </w:rPr>
@@ -6626,11 +6626,11 @@
           <w:p>
             <w:pPr>
               <w:spacing w:after="20" w:before="20"/>
-              <w:jc w:val="left"/>
-            </w:pPr>
-            <w:r>
-              <w:rPr>
-                <w:rFonts w:ascii="Times New Roman" w:cs="Times New Roman" w:eastAsia="Times New Roman" w:hAnsi="Times New Roman"/>
+              <w:jc w:val="both"/>
+            </w:pPr>
+            <w:r>
+              <w:rPr>
+                <w:rFonts w:ascii="Barlow Semi Condensed" w:cs="Barlow Semi Condensed" w:eastAsia="Barlow Semi Condensed" w:hAnsi="Barlow Semi Condensed"/>
                 <w:sz w:val="20"/>
                 <w:szCs w:val="20"/>
               </w:rPr>
@@ -6645,11 +6645,11 @@
           <w:p>
             <w:pPr>
               <w:spacing w:after="20" w:before="20"/>
-              <w:jc w:val="left"/>
-            </w:pPr>
-            <w:r>
-              <w:rPr>
-                <w:rFonts w:ascii="Times New Roman" w:cs="Times New Roman" w:eastAsia="Times New Roman" w:hAnsi="Times New Roman"/>
+              <w:jc w:val="both"/>
+            </w:pPr>
+            <w:r>
+              <w:rPr>
+                <w:rFonts w:ascii="Barlow Semi Condensed" w:cs="Barlow Semi Condensed" w:eastAsia="Barlow Semi Condensed" w:hAnsi="Barlow Semi Condensed"/>
                 <w:sz w:val="20"/>
                 <w:szCs w:val="20"/>
               </w:rPr>
@@ -6657,7 +6657,7 @@
             </w:r>
             <w:r>
               <w:rPr>
-                <w:rFonts w:ascii="Times New Roman" w:cs="Times New Roman" w:eastAsia="Times New Roman" w:hAnsi="Times New Roman"/>
+                <w:rFonts w:ascii="Barlow Semi Condensed" w:cs="Barlow Semi Condensed" w:eastAsia="Barlow Semi Condensed" w:hAnsi="Barlow Semi Condensed"/>
                 <w:b/>
                 <w:bCs/>
                 <w:sz w:val="20"/>
@@ -6667,7 +6667,7 @@
             </w:r>
             <w:r>
               <w:rPr>
-                <w:rFonts w:ascii="Times New Roman" w:cs="Times New Roman" w:eastAsia="Times New Roman" w:hAnsi="Times New Roman"/>
+                <w:rFonts w:ascii="Barlow Semi Condensed" w:cs="Barlow Semi Condensed" w:eastAsia="Barlow Semi Condensed" w:hAnsi="Barlow Semi Condensed"/>
                 <w:sz w:val="20"/>
                 <w:szCs w:val="20"/>
               </w:rPr>
@@ -6684,11 +6684,11 @@
           <w:p>
             <w:pPr>
               <w:spacing w:after="20" w:before="20"/>
-              <w:jc w:val="left"/>
-            </w:pPr>
-            <w:r>
-              <w:rPr>
-                <w:rFonts w:ascii="Times New Roman" w:cs="Times New Roman" w:eastAsia="Times New Roman" w:hAnsi="Times New Roman"/>
+              <w:jc w:val="both"/>
+            </w:pPr>
+            <w:r>
+              <w:rPr>
+                <w:rFonts w:ascii="Barlow Semi Condensed" w:cs="Barlow Semi Condensed" w:eastAsia="Barlow Semi Condensed" w:hAnsi="Barlow Semi Condensed"/>
                 <w:sz w:val="20"/>
                 <w:szCs w:val="20"/>
               </w:rPr>
@@ -6703,11 +6703,11 @@
           <w:p>
             <w:pPr>
               <w:spacing w:after="20" w:before="20"/>
-              <w:jc w:val="left"/>
-            </w:pPr>
-            <w:r>
-              <w:rPr>
-                <w:rFonts w:ascii="Times New Roman" w:cs="Times New Roman" w:eastAsia="Times New Roman" w:hAnsi="Times New Roman"/>
+              <w:jc w:val="both"/>
+            </w:pPr>
+            <w:r>
+              <w:rPr>
+                <w:rFonts w:ascii="Barlow Semi Condensed" w:cs="Barlow Semi Condensed" w:eastAsia="Barlow Semi Condensed" w:hAnsi="Barlow Semi Condensed"/>
                 <w:sz w:val="20"/>
                 <w:szCs w:val="20"/>
               </w:rPr>
@@ -6722,11 +6722,11 @@
           <w:p>
             <w:pPr>
               <w:spacing w:after="20" w:before="20"/>
-              <w:jc w:val="left"/>
-            </w:pPr>
-            <w:r>
-              <w:rPr>
-                <w:rFonts w:ascii="Times New Roman" w:cs="Times New Roman" w:eastAsia="Times New Roman" w:hAnsi="Times New Roman"/>
+              <w:jc w:val="both"/>
+            </w:pPr>
+            <w:r>
+              <w:rPr>
+                <w:rFonts w:ascii="Barlow Semi Condensed" w:cs="Barlow Semi Condensed" w:eastAsia="Barlow Semi Condensed" w:hAnsi="Barlow Semi Condensed"/>
                 <w:sz w:val="20"/>
                 <w:szCs w:val="20"/>
               </w:rPr>
@@ -6741,11 +6741,11 @@
           <w:p>
             <w:pPr>
               <w:spacing w:after="20" w:before="20"/>
-              <w:jc w:val="left"/>
-            </w:pPr>
-            <w:r>
-              <w:rPr>
-                <w:rFonts w:ascii="Times New Roman" w:cs="Times New Roman" w:eastAsia="Times New Roman" w:hAnsi="Times New Roman"/>
+              <w:jc w:val="both"/>
+            </w:pPr>
+            <w:r>
+              <w:rPr>
+                <w:rFonts w:ascii="Barlow Semi Condensed" w:cs="Barlow Semi Condensed" w:eastAsia="Barlow Semi Condensed" w:hAnsi="Barlow Semi Condensed"/>
                 <w:sz w:val="20"/>
                 <w:szCs w:val="20"/>
               </w:rPr>
@@ -6762,11 +6762,11 @@
           <w:p>
             <w:pPr>
               <w:spacing w:after="20" w:before="20"/>
-              <w:jc w:val="left"/>
-            </w:pPr>
-            <w:r>
-              <w:rPr>
-                <w:rFonts w:ascii="Times New Roman" w:cs="Times New Roman" w:eastAsia="Times New Roman" w:hAnsi="Times New Roman"/>
+              <w:jc w:val="both"/>
+            </w:pPr>
+            <w:r>
+              <w:rPr>
+                <w:rFonts w:ascii="Barlow Semi Condensed" w:cs="Barlow Semi Condensed" w:eastAsia="Barlow Semi Condensed" w:hAnsi="Barlow Semi Condensed"/>
                 <w:sz w:val="20"/>
                 <w:szCs w:val="20"/>
               </w:rPr>
@@ -6781,11 +6781,11 @@
           <w:p>
             <w:pPr>
               <w:spacing w:after="20" w:before="20"/>
-              <w:jc w:val="left"/>
-            </w:pPr>
-            <w:r>
-              <w:rPr>
-                <w:rFonts w:ascii="Times New Roman" w:cs="Times New Roman" w:eastAsia="Times New Roman" w:hAnsi="Times New Roman"/>
+              <w:jc w:val="both"/>
+            </w:pPr>
+            <w:r>
+              <w:rPr>
+                <w:rFonts w:ascii="Barlow Semi Condensed" w:cs="Barlow Semi Condensed" w:eastAsia="Barlow Semi Condensed" w:hAnsi="Barlow Semi Condensed"/>
                 <w:sz w:val="20"/>
                 <w:szCs w:val="20"/>
               </w:rPr>
@@ -6800,11 +6800,11 @@
           <w:p>
             <w:pPr>
               <w:spacing w:after="20" w:before="20"/>
-              <w:jc w:val="left"/>
-            </w:pPr>
-            <w:r>
-              <w:rPr>
-                <w:rFonts w:ascii="Times New Roman" w:cs="Times New Roman" w:eastAsia="Times New Roman" w:hAnsi="Times New Roman"/>
+              <w:jc w:val="both"/>
+            </w:pPr>
+            <w:r>
+              <w:rPr>
+                <w:rFonts w:ascii="Barlow Semi Condensed" w:cs="Barlow Semi Condensed" w:eastAsia="Barlow Semi Condensed" w:hAnsi="Barlow Semi Condensed"/>
                 <w:sz w:val="20"/>
                 <w:szCs w:val="20"/>
               </w:rPr>
@@ -6819,11 +6819,11 @@
           <w:p>
             <w:pPr>
               <w:spacing w:after="20" w:before="20"/>
-              <w:jc w:val="left"/>
-            </w:pPr>
-            <w:r>
-              <w:rPr>
-                <w:rFonts w:ascii="Times New Roman" w:cs="Times New Roman" w:eastAsia="Times New Roman" w:hAnsi="Times New Roman"/>
+              <w:jc w:val="both"/>
+            </w:pPr>
+            <w:r>
+              <w:rPr>
+                <w:rFonts w:ascii="Barlow Semi Condensed" w:cs="Barlow Semi Condensed" w:eastAsia="Barlow Semi Condensed" w:hAnsi="Barlow Semi Condensed"/>
                 <w:sz w:val="20"/>
                 <w:szCs w:val="20"/>
               </w:rPr>
@@ -6840,11 +6840,11 @@
           <w:p>
             <w:pPr>
               <w:spacing w:after="20" w:before="20"/>
-              <w:jc w:val="left"/>
-            </w:pPr>
-            <w:r>
-              <w:rPr>
-                <w:rFonts w:ascii="Times New Roman" w:cs="Times New Roman" w:eastAsia="Times New Roman" w:hAnsi="Times New Roman"/>
+              <w:jc w:val="both"/>
+            </w:pPr>
+            <w:r>
+              <w:rPr>
+                <w:rFonts w:ascii="Barlow Semi Condensed" w:cs="Barlow Semi Condensed" w:eastAsia="Barlow Semi Condensed" w:hAnsi="Barlow Semi Condensed"/>
                 <w:sz w:val="20"/>
                 <w:szCs w:val="20"/>
               </w:rPr>
@@ -6859,11 +6859,11 @@
           <w:p>
             <w:pPr>
               <w:spacing w:after="20" w:before="20"/>
-              <w:jc w:val="left"/>
-            </w:pPr>
-            <w:r>
-              <w:rPr>
-                <w:rFonts w:ascii="Times New Roman" w:cs="Times New Roman" w:eastAsia="Times New Roman" w:hAnsi="Times New Roman"/>
+              <w:jc w:val="both"/>
+            </w:pPr>
+            <w:r>
+              <w:rPr>
+                <w:rFonts w:ascii="Barlow Semi Condensed" w:cs="Barlow Semi Condensed" w:eastAsia="Barlow Semi Condensed" w:hAnsi="Barlow Semi Condensed"/>
                 <w:sz w:val="20"/>
                 <w:szCs w:val="20"/>
               </w:rPr>
@@ -6878,11 +6878,11 @@
           <w:p>
             <w:pPr>
               <w:spacing w:after="20" w:before="20"/>
-              <w:jc w:val="left"/>
-            </w:pPr>
-            <w:r>
-              <w:rPr>
-                <w:rFonts w:ascii="Times New Roman" w:cs="Times New Roman" w:eastAsia="Times New Roman" w:hAnsi="Times New Roman"/>
+              <w:jc w:val="both"/>
+            </w:pPr>
+            <w:r>
+              <w:rPr>
+                <w:rFonts w:ascii="Barlow Semi Condensed" w:cs="Barlow Semi Condensed" w:eastAsia="Barlow Semi Condensed" w:hAnsi="Barlow Semi Condensed"/>
                 <w:sz w:val="20"/>
                 <w:szCs w:val="20"/>
               </w:rPr>
@@ -6897,11 +6897,11 @@
           <w:p>
             <w:pPr>
               <w:spacing w:after="20" w:before="20"/>
-              <w:jc w:val="left"/>
-            </w:pPr>
-            <w:r>
-              <w:rPr>
-                <w:rFonts w:ascii="Times New Roman" w:cs="Times New Roman" w:eastAsia="Times New Roman" w:hAnsi="Times New Roman"/>
+              <w:jc w:val="both"/>
+            </w:pPr>
+            <w:r>
+              <w:rPr>
+                <w:rFonts w:ascii="Barlow Semi Condensed" w:cs="Barlow Semi Condensed" w:eastAsia="Barlow Semi Condensed" w:hAnsi="Barlow Semi Condensed"/>
                 <w:sz w:val="20"/>
                 <w:szCs w:val="20"/>
               </w:rPr>
@@ -6918,11 +6918,11 @@
           <w:p>
             <w:pPr>
               <w:spacing w:after="20" w:before="20"/>
-              <w:jc w:val="left"/>
-            </w:pPr>
-            <w:r>
-              <w:rPr>
-                <w:rFonts w:ascii="Times New Roman" w:cs="Times New Roman" w:eastAsia="Times New Roman" w:hAnsi="Times New Roman"/>
+              <w:jc w:val="both"/>
+            </w:pPr>
+            <w:r>
+              <w:rPr>
+                <w:rFonts w:ascii="Barlow Semi Condensed" w:cs="Barlow Semi Condensed" w:eastAsia="Barlow Semi Condensed" w:hAnsi="Barlow Semi Condensed"/>
                 <w:sz w:val="20"/>
                 <w:szCs w:val="20"/>
               </w:rPr>
@@ -6937,11 +6937,11 @@
           <w:p>
             <w:pPr>
               <w:spacing w:after="20" w:before="20"/>
-              <w:jc w:val="left"/>
-            </w:pPr>
-            <w:r>
-              <w:rPr>
-                <w:rFonts w:ascii="Times New Roman" w:cs="Times New Roman" w:eastAsia="Times New Roman" w:hAnsi="Times New Roman"/>
+              <w:jc w:val="both"/>
+            </w:pPr>
+            <w:r>
+              <w:rPr>
+                <w:rFonts w:ascii="Barlow Semi Condensed" w:cs="Barlow Semi Condensed" w:eastAsia="Barlow Semi Condensed" w:hAnsi="Barlow Semi Condensed"/>
                 <w:sz w:val="20"/>
                 <w:szCs w:val="20"/>
               </w:rPr>
@@ -6956,11 +6956,11 @@
           <w:p>
             <w:pPr>
               <w:spacing w:after="20" w:before="20"/>
-              <w:jc w:val="left"/>
-            </w:pPr>
-            <w:r>
-              <w:rPr>
-                <w:rFonts w:ascii="Times New Roman" w:cs="Times New Roman" w:eastAsia="Times New Roman" w:hAnsi="Times New Roman"/>
+              <w:jc w:val="both"/>
+            </w:pPr>
+            <w:r>
+              <w:rPr>
+                <w:rFonts w:ascii="Barlow Semi Condensed" w:cs="Barlow Semi Condensed" w:eastAsia="Barlow Semi Condensed" w:hAnsi="Barlow Semi Condensed"/>
                 <w:sz w:val="20"/>
                 <w:szCs w:val="20"/>
               </w:rPr>
@@ -6975,11 +6975,11 @@
           <w:p>
             <w:pPr>
               <w:spacing w:after="20" w:before="20"/>
-              <w:jc w:val="left"/>
-            </w:pPr>
-            <w:r>
-              <w:rPr>
-                <w:rFonts w:ascii="Times New Roman" w:cs="Times New Roman" w:eastAsia="Times New Roman" w:hAnsi="Times New Roman"/>
+              <w:jc w:val="both"/>
+            </w:pPr>
+            <w:r>
+              <w:rPr>
+                <w:rFonts w:ascii="Barlow Semi Condensed" w:cs="Barlow Semi Condensed" w:eastAsia="Barlow Semi Condensed" w:hAnsi="Barlow Semi Condensed"/>
                 <w:sz w:val="20"/>
                 <w:szCs w:val="20"/>
               </w:rPr>
@@ -6987,7 +6987,7 @@
             </w:r>
             <w:r>
               <w:rPr>
-                <w:rFonts w:ascii="Times New Roman" w:cs="Times New Roman" w:eastAsia="Times New Roman" w:hAnsi="Times New Roman"/>
+                <w:rFonts w:ascii="Barlow Semi Condensed" w:cs="Barlow Semi Condensed" w:eastAsia="Barlow Semi Condensed" w:hAnsi="Barlow Semi Condensed"/>
                 <w:i/>
                 <w:iCs/>
                 <w:sz w:val="20"/>
@@ -7006,11 +7006,11 @@
           <w:p>
             <w:pPr>
               <w:spacing w:after="20" w:before="20"/>
-              <w:jc w:val="left"/>
-            </w:pPr>
-            <w:r>
-              <w:rPr>
-                <w:rFonts w:ascii="Times New Roman" w:cs="Times New Roman" w:eastAsia="Times New Roman" w:hAnsi="Times New Roman"/>
+              <w:jc w:val="both"/>
+            </w:pPr>
+            <w:r>
+              <w:rPr>
+                <w:rFonts w:ascii="Barlow Semi Condensed" w:cs="Barlow Semi Condensed" w:eastAsia="Barlow Semi Condensed" w:hAnsi="Barlow Semi Condensed"/>
                 <w:sz w:val="20"/>
                 <w:szCs w:val="20"/>
               </w:rPr>
@@ -7025,11 +7025,11 @@
           <w:p>
             <w:pPr>
               <w:spacing w:after="20" w:before="20"/>
-              <w:jc w:val="left"/>
-            </w:pPr>
-            <w:r>
-              <w:rPr>
-                <w:rFonts w:ascii="Times New Roman" w:cs="Times New Roman" w:eastAsia="Times New Roman" w:hAnsi="Times New Roman"/>
+              <w:jc w:val="both"/>
+            </w:pPr>
+            <w:r>
+              <w:rPr>
+                <w:rFonts w:ascii="Barlow Semi Condensed" w:cs="Barlow Semi Condensed" w:eastAsia="Barlow Semi Condensed" w:hAnsi="Barlow Semi Condensed"/>
                 <w:sz w:val="20"/>
                 <w:szCs w:val="20"/>
               </w:rPr>
@@ -7044,11 +7044,11 @@
           <w:p>
             <w:pPr>
               <w:spacing w:after="20" w:before="20"/>
-              <w:jc w:val="left"/>
-            </w:pPr>
-            <w:r>
-              <w:rPr>
-                <w:rFonts w:ascii="Times New Roman" w:cs="Times New Roman" w:eastAsia="Times New Roman" w:hAnsi="Times New Roman"/>
+              <w:jc w:val="both"/>
+            </w:pPr>
+            <w:r>
+              <w:rPr>
+                <w:rFonts w:ascii="Barlow Semi Condensed" w:cs="Barlow Semi Condensed" w:eastAsia="Barlow Semi Condensed" w:hAnsi="Barlow Semi Condensed"/>
                 <w:sz w:val="20"/>
                 <w:szCs w:val="20"/>
               </w:rPr>
@@ -7063,11 +7063,11 @@
           <w:p>
             <w:pPr>
               <w:spacing w:after="20" w:before="20"/>
-              <w:jc w:val="left"/>
-            </w:pPr>
-            <w:r>
-              <w:rPr>
-                <w:rFonts w:ascii="Times New Roman" w:cs="Times New Roman" w:eastAsia="Times New Roman" w:hAnsi="Times New Roman"/>
+              <w:jc w:val="both"/>
+            </w:pPr>
+            <w:r>
+              <w:rPr>
+                <w:rFonts w:ascii="Barlow Semi Condensed" w:cs="Barlow Semi Condensed" w:eastAsia="Barlow Semi Condensed" w:hAnsi="Barlow Semi Condensed"/>
                 <w:sz w:val="20"/>
                 <w:szCs w:val="20"/>
               </w:rPr>
@@ -7075,7 +7075,7 @@
             </w:r>
             <w:r>
               <w:rPr>
-                <w:rFonts w:ascii="Times New Roman" w:cs="Times New Roman" w:eastAsia="Times New Roman" w:hAnsi="Times New Roman"/>
+                <w:rFonts w:ascii="Barlow Semi Condensed" w:cs="Barlow Semi Condensed" w:eastAsia="Barlow Semi Condensed" w:hAnsi="Barlow Semi Condensed"/>
                 <w:b/>
                 <w:bCs/>
                 <w:sz w:val="20"/>
@@ -7085,7 +7085,7 @@
             </w:r>
             <w:r>
               <w:rPr>
-                <w:rFonts w:ascii="Times New Roman" w:cs="Times New Roman" w:eastAsia="Times New Roman" w:hAnsi="Times New Roman"/>
+                <w:rFonts w:ascii="Barlow Semi Condensed" w:cs="Barlow Semi Condensed" w:eastAsia="Barlow Semi Condensed" w:hAnsi="Barlow Semi Condensed"/>
                 <w:sz w:val="20"/>
                 <w:szCs w:val="20"/>
               </w:rPr>
@@ -7107,7 +7107,7 @@
       </w:pPr>
       <w:r>
         <w:rPr>
-          <w:rFonts w:ascii="Times New Roman" w:cs="Times New Roman" w:eastAsia="Times New Roman" w:hAnsi="Times New Roman"/>
+          <w:rFonts w:ascii="Barlow Semi Condensed" w:cs="Barlow Semi Condensed" w:eastAsia="Barlow Semi Condensed" w:hAnsi="Barlow Semi Condensed"/>
           <w:sz w:val="24"/>
           <w:szCs w:val="24"/>
         </w:rPr>
@@ -7141,11 +7141,11 @@
           <w:p>
             <w:pPr>
               <w:spacing w:after="20" w:before="20"/>
-              <w:jc w:val="left"/>
-            </w:pPr>
-            <w:r>
-              <w:rPr>
-                <w:rFonts w:ascii="Times New Roman" w:cs="Times New Roman" w:eastAsia="Times New Roman" w:hAnsi="Times New Roman"/>
+              <w:jc w:val="both"/>
+            </w:pPr>
+            <w:r>
+              <w:rPr>
+                <w:rFonts w:ascii="Barlow Semi Condensed" w:cs="Barlow Semi Condensed" w:eastAsia="Barlow Semi Condensed" w:hAnsi="Barlow Semi Condensed"/>
                 <w:b/>
                 <w:bCs/>
                 <w:color w:val="FFFFFF"/>
@@ -7164,11 +7164,11 @@
           <w:p>
             <w:pPr>
               <w:spacing w:after="20" w:before="20"/>
-              <w:jc w:val="left"/>
-            </w:pPr>
-            <w:r>
-              <w:rPr>
-                <w:rFonts w:ascii="Times New Roman" w:cs="Times New Roman" w:eastAsia="Times New Roman" w:hAnsi="Times New Roman"/>
+              <w:jc w:val="both"/>
+            </w:pPr>
+            <w:r>
+              <w:rPr>
+                <w:rFonts w:ascii="Barlow Semi Condensed" w:cs="Barlow Semi Condensed" w:eastAsia="Barlow Semi Condensed" w:hAnsi="Barlow Semi Condensed"/>
                 <w:b/>
                 <w:bCs/>
                 <w:color w:val="FFFFFF"/>
@@ -7187,11 +7187,11 @@
           <w:p>
             <w:pPr>
               <w:spacing w:after="20" w:before="20"/>
-              <w:jc w:val="left"/>
-            </w:pPr>
-            <w:r>
-              <w:rPr>
-                <w:rFonts w:ascii="Times New Roman" w:cs="Times New Roman" w:eastAsia="Times New Roman" w:hAnsi="Times New Roman"/>
+              <w:jc w:val="both"/>
+            </w:pPr>
+            <w:r>
+              <w:rPr>
+                <w:rFonts w:ascii="Barlow Semi Condensed" w:cs="Barlow Semi Condensed" w:eastAsia="Barlow Semi Condensed" w:hAnsi="Barlow Semi Condensed"/>
                 <w:b/>
                 <w:bCs/>
                 <w:color w:val="FFFFFF"/>
@@ -7210,11 +7210,11 @@
           <w:p>
             <w:pPr>
               <w:spacing w:after="20" w:before="20"/>
-              <w:jc w:val="left"/>
-            </w:pPr>
-            <w:r>
-              <w:rPr>
-                <w:rFonts w:ascii="Times New Roman" w:cs="Times New Roman" w:eastAsia="Times New Roman" w:hAnsi="Times New Roman"/>
+              <w:jc w:val="both"/>
+            </w:pPr>
+            <w:r>
+              <w:rPr>
+                <w:rFonts w:ascii="Barlow Semi Condensed" w:cs="Barlow Semi Condensed" w:eastAsia="Barlow Semi Condensed" w:hAnsi="Barlow Semi Condensed"/>
                 <w:b/>
                 <w:bCs/>
                 <w:color w:val="FFFFFF"/>
@@ -7234,11 +7234,11 @@
           <w:p>
             <w:pPr>
               <w:spacing w:after="20" w:before="20"/>
-              <w:jc w:val="left"/>
-            </w:pPr>
-            <w:r>
-              <w:rPr>
-                <w:rFonts w:ascii="Times New Roman" w:cs="Times New Roman" w:eastAsia="Times New Roman" w:hAnsi="Times New Roman"/>
+              <w:jc w:val="both"/>
+            </w:pPr>
+            <w:r>
+              <w:rPr>
+                <w:rFonts w:ascii="Barlow Semi Condensed" w:cs="Barlow Semi Condensed" w:eastAsia="Barlow Semi Condensed" w:hAnsi="Barlow Semi Condensed"/>
                 <w:sz w:val="20"/>
                 <w:szCs w:val="20"/>
               </w:rPr>
@@ -7253,11 +7253,11 @@
           <w:p>
             <w:pPr>
               <w:spacing w:after="20" w:before="20"/>
-              <w:jc w:val="left"/>
-            </w:pPr>
-            <w:r>
-              <w:rPr>
-                <w:rFonts w:ascii="Times New Roman" w:cs="Times New Roman" w:eastAsia="Times New Roman" w:hAnsi="Times New Roman"/>
+              <w:jc w:val="both"/>
+            </w:pPr>
+            <w:r>
+              <w:rPr>
+                <w:rFonts w:ascii="Barlow Semi Condensed" w:cs="Barlow Semi Condensed" w:eastAsia="Barlow Semi Condensed" w:hAnsi="Barlow Semi Condensed"/>
                 <w:sz w:val="20"/>
                 <w:szCs w:val="20"/>
               </w:rPr>
@@ -7272,11 +7272,11 @@
           <w:p>
             <w:pPr>
               <w:spacing w:after="20" w:before="20"/>
-              <w:jc w:val="left"/>
-            </w:pPr>
-            <w:r>
-              <w:rPr>
-                <w:rFonts w:ascii="Times New Roman" w:cs="Times New Roman" w:eastAsia="Times New Roman" w:hAnsi="Times New Roman"/>
+              <w:jc w:val="both"/>
+            </w:pPr>
+            <w:r>
+              <w:rPr>
+                <w:rFonts w:ascii="Barlow Semi Condensed" w:cs="Barlow Semi Condensed" w:eastAsia="Barlow Semi Condensed" w:hAnsi="Barlow Semi Condensed"/>
                 <w:sz w:val="20"/>
                 <w:szCs w:val="20"/>
               </w:rPr>
@@ -7291,11 +7291,11 @@
           <w:p>
             <w:pPr>
               <w:spacing w:after="20" w:before="20"/>
-              <w:jc w:val="left"/>
-            </w:pPr>
-            <w:r>
-              <w:rPr>
-                <w:rFonts w:ascii="Times New Roman" w:cs="Times New Roman" w:eastAsia="Times New Roman" w:hAnsi="Times New Roman"/>
+              <w:jc w:val="both"/>
+            </w:pPr>
+            <w:r>
+              <w:rPr>
+                <w:rFonts w:ascii="Barlow Semi Condensed" w:cs="Barlow Semi Condensed" w:eastAsia="Barlow Semi Condensed" w:hAnsi="Barlow Semi Condensed"/>
                 <w:sz w:val="20"/>
                 <w:szCs w:val="20"/>
               </w:rPr>
@@ -7312,11 +7312,11 @@
           <w:p>
             <w:pPr>
               <w:spacing w:after="20" w:before="20"/>
-              <w:jc w:val="left"/>
-            </w:pPr>
-            <w:r>
-              <w:rPr>
-                <w:rFonts w:ascii="Times New Roman" w:cs="Times New Roman" w:eastAsia="Times New Roman" w:hAnsi="Times New Roman"/>
+              <w:jc w:val="both"/>
+            </w:pPr>
+            <w:r>
+              <w:rPr>
+                <w:rFonts w:ascii="Barlow Semi Condensed" w:cs="Barlow Semi Condensed" w:eastAsia="Barlow Semi Condensed" w:hAnsi="Barlow Semi Condensed"/>
                 <w:sz w:val="20"/>
                 <w:szCs w:val="20"/>
               </w:rPr>
@@ -7331,11 +7331,11 @@
           <w:p>
             <w:pPr>
               <w:spacing w:after="20" w:before="20"/>
-              <w:jc w:val="left"/>
-            </w:pPr>
-            <w:r>
-              <w:rPr>
-                <w:rFonts w:ascii="Times New Roman" w:cs="Times New Roman" w:eastAsia="Times New Roman" w:hAnsi="Times New Roman"/>
+              <w:jc w:val="both"/>
+            </w:pPr>
+            <w:r>
+              <w:rPr>
+                <w:rFonts w:ascii="Barlow Semi Condensed" w:cs="Barlow Semi Condensed" w:eastAsia="Barlow Semi Condensed" w:hAnsi="Barlow Semi Condensed"/>
                 <w:sz w:val="20"/>
                 <w:szCs w:val="20"/>
               </w:rPr>
@@ -7350,11 +7350,11 @@
           <w:p>
             <w:pPr>
               <w:spacing w:after="20" w:before="20"/>
-              <w:jc w:val="left"/>
-            </w:pPr>
-            <w:r>
-              <w:rPr>
-                <w:rFonts w:ascii="Times New Roman" w:cs="Times New Roman" w:eastAsia="Times New Roman" w:hAnsi="Times New Roman"/>
+              <w:jc w:val="both"/>
+            </w:pPr>
+            <w:r>
+              <w:rPr>
+                <w:rFonts w:ascii="Barlow Semi Condensed" w:cs="Barlow Semi Condensed" w:eastAsia="Barlow Semi Condensed" w:hAnsi="Barlow Semi Condensed"/>
                 <w:sz w:val="20"/>
                 <w:szCs w:val="20"/>
               </w:rPr>
@@ -7369,11 +7369,11 @@
           <w:p>
             <w:pPr>
               <w:spacing w:after="20" w:before="20"/>
-              <w:jc w:val="left"/>
-            </w:pPr>
-            <w:r>
-              <w:rPr>
-                <w:rFonts w:ascii="Times New Roman" w:cs="Times New Roman" w:eastAsia="Times New Roman" w:hAnsi="Times New Roman"/>
+              <w:jc w:val="both"/>
+            </w:pPr>
+            <w:r>
+              <w:rPr>
+                <w:rFonts w:ascii="Barlow Semi Condensed" w:cs="Barlow Semi Condensed" w:eastAsia="Barlow Semi Condensed" w:hAnsi="Barlow Semi Condensed"/>
                 <w:sz w:val="20"/>
                 <w:szCs w:val="20"/>
               </w:rPr>
@@ -7390,11 +7390,11 @@
           <w:p>
             <w:pPr>
               <w:spacing w:after="20" w:before="20"/>
-              <w:jc w:val="left"/>
-            </w:pPr>
-            <w:r>
-              <w:rPr>
-                <w:rFonts w:ascii="Times New Roman" w:cs="Times New Roman" w:eastAsia="Times New Roman" w:hAnsi="Times New Roman"/>
+              <w:jc w:val="both"/>
+            </w:pPr>
+            <w:r>
+              <w:rPr>
+                <w:rFonts w:ascii="Barlow Semi Condensed" w:cs="Barlow Semi Condensed" w:eastAsia="Barlow Semi Condensed" w:hAnsi="Barlow Semi Condensed"/>
                 <w:sz w:val="20"/>
                 <w:szCs w:val="20"/>
               </w:rPr>
@@ -7409,11 +7409,11 @@
           <w:p>
             <w:pPr>
               <w:spacing w:after="20" w:before="20"/>
-              <w:jc w:val="left"/>
-            </w:pPr>
-            <w:r>
-              <w:rPr>
-                <w:rFonts w:ascii="Times New Roman" w:cs="Times New Roman" w:eastAsia="Times New Roman" w:hAnsi="Times New Roman"/>
+              <w:jc w:val="both"/>
+            </w:pPr>
+            <w:r>
+              <w:rPr>
+                <w:rFonts w:ascii="Barlow Semi Condensed" w:cs="Barlow Semi Condensed" w:eastAsia="Barlow Semi Condensed" w:hAnsi="Barlow Semi Condensed"/>
                 <w:sz w:val="20"/>
                 <w:szCs w:val="20"/>
               </w:rPr>
@@ -7421,7 +7421,7 @@
             </w:r>
             <w:r>
               <w:rPr>
-                <w:rFonts w:ascii="Times New Roman" w:cs="Times New Roman" w:eastAsia="Times New Roman" w:hAnsi="Times New Roman"/>
+                <w:rFonts w:ascii="Barlow Semi Condensed" w:cs="Barlow Semi Condensed" w:eastAsia="Barlow Semi Condensed" w:hAnsi="Barlow Semi Condensed"/>
                 <w:b/>
                 <w:bCs/>
                 <w:sz w:val="20"/>
@@ -7431,7 +7431,7 @@
             </w:r>
             <w:r>
               <w:rPr>
-                <w:rFonts w:ascii="Times New Roman" w:cs="Times New Roman" w:eastAsia="Times New Roman" w:hAnsi="Times New Roman"/>
+                <w:rFonts w:ascii="Barlow Semi Condensed" w:cs="Barlow Semi Condensed" w:eastAsia="Barlow Semi Condensed" w:hAnsi="Barlow Semi Condensed"/>
                 <w:sz w:val="20"/>
                 <w:szCs w:val="20"/>
               </w:rPr>
@@ -7446,11 +7446,11 @@
           <w:p>
             <w:pPr>
               <w:spacing w:after="20" w:before="20"/>
-              <w:jc w:val="left"/>
-            </w:pPr>
-            <w:r>
-              <w:rPr>
-                <w:rFonts w:ascii="Times New Roman" w:cs="Times New Roman" w:eastAsia="Times New Roman" w:hAnsi="Times New Roman"/>
+              <w:jc w:val="both"/>
+            </w:pPr>
+            <w:r>
+              <w:rPr>
+                <w:rFonts w:ascii="Barlow Semi Condensed" w:cs="Barlow Semi Condensed" w:eastAsia="Barlow Semi Condensed" w:hAnsi="Barlow Semi Condensed"/>
                 <w:sz w:val="20"/>
                 <w:szCs w:val="20"/>
               </w:rPr>
@@ -7465,11 +7465,11 @@
           <w:p>
             <w:pPr>
               <w:spacing w:after="20" w:before="20"/>
-              <w:jc w:val="left"/>
-            </w:pPr>
-            <w:r>
-              <w:rPr>
-                <w:rFonts w:ascii="Times New Roman" w:cs="Times New Roman" w:eastAsia="Times New Roman" w:hAnsi="Times New Roman"/>
+              <w:jc w:val="both"/>
+            </w:pPr>
+            <w:r>
+              <w:rPr>
+                <w:rFonts w:ascii="Barlow Semi Condensed" w:cs="Barlow Semi Condensed" w:eastAsia="Barlow Semi Condensed" w:hAnsi="Barlow Semi Condensed"/>
                 <w:sz w:val="20"/>
                 <w:szCs w:val="20"/>
               </w:rPr>
@@ -7477,7 +7477,7 @@
             </w:r>
             <w:r>
               <w:rPr>
-                <w:rFonts w:ascii="Times New Roman" w:cs="Times New Roman" w:eastAsia="Times New Roman" w:hAnsi="Times New Roman"/>
+                <w:rFonts w:ascii="Barlow Semi Condensed" w:cs="Barlow Semi Condensed" w:eastAsia="Barlow Semi Condensed" w:hAnsi="Barlow Semi Condensed"/>
                 <w:b/>
                 <w:bCs/>
                 <w:sz w:val="20"/>
@@ -7487,7 +7487,7 @@
             </w:r>
             <w:r>
               <w:rPr>
-                <w:rFonts w:ascii="Times New Roman" w:cs="Times New Roman" w:eastAsia="Times New Roman" w:hAnsi="Times New Roman"/>
+                <w:rFonts w:ascii="Barlow Semi Condensed" w:cs="Barlow Semi Condensed" w:eastAsia="Barlow Semi Condensed" w:hAnsi="Barlow Semi Condensed"/>
                 <w:sz w:val="20"/>
                 <w:szCs w:val="20"/>
               </w:rPr>
@@ -7495,7 +7495,7 @@
             </w:r>
             <w:r>
               <w:rPr>
-                <w:rFonts w:ascii="Times New Roman" w:cs="Times New Roman" w:eastAsia="Times New Roman" w:hAnsi="Times New Roman"/>
+                <w:rFonts w:ascii="Barlow Semi Condensed" w:cs="Barlow Semi Condensed" w:eastAsia="Barlow Semi Condensed" w:hAnsi="Barlow Semi Condensed"/>
                 <w:b/>
                 <w:bCs/>
                 <w:sz w:val="20"/>
@@ -7505,7 +7505,7 @@
             </w:r>
             <w:r>
               <w:rPr>
-                <w:rFonts w:ascii="Times New Roman" w:cs="Times New Roman" w:eastAsia="Times New Roman" w:hAnsi="Times New Roman"/>
+                <w:rFonts w:ascii="Barlow Semi Condensed" w:cs="Barlow Semi Condensed" w:eastAsia="Barlow Semi Condensed" w:hAnsi="Barlow Semi Condensed"/>
                 <w:sz w:val="20"/>
                 <w:szCs w:val="20"/>
               </w:rPr>
@@ -7522,11 +7522,11 @@
           <w:p>
             <w:pPr>
               <w:spacing w:after="20" w:before="20"/>
-              <w:jc w:val="left"/>
-            </w:pPr>
-            <w:r>
-              <w:rPr>
-                <w:rFonts w:ascii="Times New Roman" w:cs="Times New Roman" w:eastAsia="Times New Roman" w:hAnsi="Times New Roman"/>
+              <w:jc w:val="both"/>
+            </w:pPr>
+            <w:r>
+              <w:rPr>
+                <w:rFonts w:ascii="Barlow Semi Condensed" w:cs="Barlow Semi Condensed" w:eastAsia="Barlow Semi Condensed" w:hAnsi="Barlow Semi Condensed"/>
                 <w:sz w:val="20"/>
                 <w:szCs w:val="20"/>
               </w:rPr>
@@ -7541,11 +7541,11 @@
           <w:p>
             <w:pPr>
               <w:spacing w:after="20" w:before="20"/>
-              <w:jc w:val="left"/>
-            </w:pPr>
-            <w:r>
-              <w:rPr>
-                <w:rFonts w:ascii="Times New Roman" w:cs="Times New Roman" w:eastAsia="Times New Roman" w:hAnsi="Times New Roman"/>
+              <w:jc w:val="both"/>
+            </w:pPr>
+            <w:r>
+              <w:rPr>
+                <w:rFonts w:ascii="Barlow Semi Condensed" w:cs="Barlow Semi Condensed" w:eastAsia="Barlow Semi Condensed" w:hAnsi="Barlow Semi Condensed"/>
                 <w:sz w:val="20"/>
                 <w:szCs w:val="20"/>
               </w:rPr>
@@ -7560,11 +7560,11 @@
           <w:p>
             <w:pPr>
               <w:spacing w:after="20" w:before="20"/>
-              <w:jc w:val="left"/>
-            </w:pPr>
-            <w:r>
-              <w:rPr>
-                <w:rFonts w:ascii="Times New Roman" w:cs="Times New Roman" w:eastAsia="Times New Roman" w:hAnsi="Times New Roman"/>
+              <w:jc w:val="both"/>
+            </w:pPr>
+            <w:r>
+              <w:rPr>
+                <w:rFonts w:ascii="Barlow Semi Condensed" w:cs="Barlow Semi Condensed" w:eastAsia="Barlow Semi Condensed" w:hAnsi="Barlow Semi Condensed"/>
                 <w:sz w:val="20"/>
                 <w:szCs w:val="20"/>
               </w:rPr>
@@ -7579,11 +7579,11 @@
           <w:p>
             <w:pPr>
               <w:spacing w:after="20" w:before="20"/>
-              <w:jc w:val="left"/>
-            </w:pPr>
-            <w:r>
-              <w:rPr>
-                <w:rFonts w:ascii="Times New Roman" w:cs="Times New Roman" w:eastAsia="Times New Roman" w:hAnsi="Times New Roman"/>
+              <w:jc w:val="both"/>
+            </w:pPr>
+            <w:r>
+              <w:rPr>
+                <w:rFonts w:ascii="Barlow Semi Condensed" w:cs="Barlow Semi Condensed" w:eastAsia="Barlow Semi Condensed" w:hAnsi="Barlow Semi Condensed"/>
                 <w:sz w:val="20"/>
                 <w:szCs w:val="20"/>
               </w:rPr>
@@ -7600,11 +7600,11 @@
           <w:p>
             <w:pPr>
               <w:spacing w:after="20" w:before="20"/>
-              <w:jc w:val="left"/>
-            </w:pPr>
-            <w:r>
-              <w:rPr>
-                <w:rFonts w:ascii="Times New Roman" w:cs="Times New Roman" w:eastAsia="Times New Roman" w:hAnsi="Times New Roman"/>
+              <w:jc w:val="both"/>
+            </w:pPr>
+            <w:r>
+              <w:rPr>
+                <w:rFonts w:ascii="Barlow Semi Condensed" w:cs="Barlow Semi Condensed" w:eastAsia="Barlow Semi Condensed" w:hAnsi="Barlow Semi Condensed"/>
                 <w:sz w:val="20"/>
                 <w:szCs w:val="20"/>
               </w:rPr>
@@ -7619,11 +7619,11 @@
           <w:p>
             <w:pPr>
               <w:spacing w:after="20" w:before="20"/>
-              <w:jc w:val="left"/>
-            </w:pPr>
-            <w:r>
-              <w:rPr>
-                <w:rFonts w:ascii="Times New Roman" w:cs="Times New Roman" w:eastAsia="Times New Roman" w:hAnsi="Times New Roman"/>
+              <w:jc w:val="both"/>
+            </w:pPr>
+            <w:r>
+              <w:rPr>
+                <w:rFonts w:ascii="Barlow Semi Condensed" w:cs="Barlow Semi Condensed" w:eastAsia="Barlow Semi Condensed" w:hAnsi="Barlow Semi Condensed"/>
                 <w:sz w:val="20"/>
                 <w:szCs w:val="20"/>
               </w:rPr>
@@ -7631,7 +7631,7 @@
             </w:r>
             <w:r>
               <w:rPr>
-                <w:rFonts w:ascii="Times New Roman" w:cs="Times New Roman" w:eastAsia="Times New Roman" w:hAnsi="Times New Roman"/>
+                <w:rFonts w:ascii="Barlow Semi Condensed" w:cs="Barlow Semi Condensed" w:eastAsia="Barlow Semi Condensed" w:hAnsi="Barlow Semi Condensed"/>
                 <w:i/>
                 <w:iCs/>
                 <w:sz w:val="20"/>
@@ -7641,7 +7641,7 @@
             </w:r>
             <w:r>
               <w:rPr>
-                <w:rFonts w:ascii="Times New Roman" w:cs="Times New Roman" w:eastAsia="Times New Roman" w:hAnsi="Times New Roman"/>
+                <w:rFonts w:ascii="Barlow Semi Condensed" w:cs="Barlow Semi Condensed" w:eastAsia="Barlow Semi Condensed" w:hAnsi="Barlow Semi Condensed"/>
                 <w:sz w:val="20"/>
                 <w:szCs w:val="20"/>
               </w:rPr>
@@ -7656,11 +7656,11 @@
           <w:p>
             <w:pPr>
               <w:spacing w:after="20" w:before="20"/>
-              <w:jc w:val="left"/>
-            </w:pPr>
-            <w:r>
-              <w:rPr>
-                <w:rFonts w:ascii="Times New Roman" w:cs="Times New Roman" w:eastAsia="Times New Roman" w:hAnsi="Times New Roman"/>
+              <w:jc w:val="both"/>
+            </w:pPr>
+            <w:r>
+              <w:rPr>
+                <w:rFonts w:ascii="Barlow Semi Condensed" w:cs="Barlow Semi Condensed" w:eastAsia="Barlow Semi Condensed" w:hAnsi="Barlow Semi Condensed"/>
                 <w:sz w:val="20"/>
                 <w:szCs w:val="20"/>
               </w:rPr>
@@ -7675,11 +7675,11 @@
           <w:p>
             <w:pPr>
               <w:spacing w:after="20" w:before="20"/>
-              <w:jc w:val="left"/>
-            </w:pPr>
-            <w:r>
-              <w:rPr>
-                <w:rFonts w:ascii="Times New Roman" w:cs="Times New Roman" w:eastAsia="Times New Roman" w:hAnsi="Times New Roman"/>
+              <w:jc w:val="both"/>
+            </w:pPr>
+            <w:r>
+              <w:rPr>
+                <w:rFonts w:ascii="Barlow Semi Condensed" w:cs="Barlow Semi Condensed" w:eastAsia="Barlow Semi Condensed" w:hAnsi="Barlow Semi Condensed"/>
                 <w:sz w:val="20"/>
                 <w:szCs w:val="20"/>
               </w:rPr>
@@ -7696,11 +7696,11 @@
           <w:p>
             <w:pPr>
               <w:spacing w:after="20" w:before="20"/>
-              <w:jc w:val="left"/>
-            </w:pPr>
-            <w:r>
-              <w:rPr>
-                <w:rFonts w:ascii="Times New Roman" w:cs="Times New Roman" w:eastAsia="Times New Roman" w:hAnsi="Times New Roman"/>
+              <w:jc w:val="both"/>
+            </w:pPr>
+            <w:r>
+              <w:rPr>
+                <w:rFonts w:ascii="Barlow Semi Condensed" w:cs="Barlow Semi Condensed" w:eastAsia="Barlow Semi Condensed" w:hAnsi="Barlow Semi Condensed"/>
                 <w:sz w:val="20"/>
                 <w:szCs w:val="20"/>
               </w:rPr>
@@ -7715,11 +7715,11 @@
           <w:p>
             <w:pPr>
               <w:spacing w:after="20" w:before="20"/>
-              <w:jc w:val="left"/>
-            </w:pPr>
-            <w:r>
-              <w:rPr>
-                <w:rFonts w:ascii="Times New Roman" w:cs="Times New Roman" w:eastAsia="Times New Roman" w:hAnsi="Times New Roman"/>
+              <w:jc w:val="both"/>
+            </w:pPr>
+            <w:r>
+              <w:rPr>
+                <w:rFonts w:ascii="Barlow Semi Condensed" w:cs="Barlow Semi Condensed" w:eastAsia="Barlow Semi Condensed" w:hAnsi="Barlow Semi Condensed"/>
                 <w:sz w:val="20"/>
                 <w:szCs w:val="20"/>
               </w:rPr>
@@ -7734,11 +7734,11 @@
           <w:p>
             <w:pPr>
               <w:spacing w:after="20" w:before="20"/>
-              <w:jc w:val="left"/>
-            </w:pPr>
-            <w:r>
-              <w:rPr>
-                <w:rFonts w:ascii="Times New Roman" w:cs="Times New Roman" w:eastAsia="Times New Roman" w:hAnsi="Times New Roman"/>
+              <w:jc w:val="both"/>
+            </w:pPr>
+            <w:r>
+              <w:rPr>
+                <w:rFonts w:ascii="Barlow Semi Condensed" w:cs="Barlow Semi Condensed" w:eastAsia="Barlow Semi Condensed" w:hAnsi="Barlow Semi Condensed"/>
                 <w:sz w:val="20"/>
                 <w:szCs w:val="20"/>
               </w:rPr>
@@ -7753,11 +7753,11 @@
           <w:p>
             <w:pPr>
               <w:spacing w:after="20" w:before="20"/>
-              <w:jc w:val="left"/>
-            </w:pPr>
-            <w:r>
-              <w:rPr>
-                <w:rFonts w:ascii="Times New Roman" w:cs="Times New Roman" w:eastAsia="Times New Roman" w:hAnsi="Times New Roman"/>
+              <w:jc w:val="both"/>
+            </w:pPr>
+            <w:r>
+              <w:rPr>
+                <w:rFonts w:ascii="Barlow Semi Condensed" w:cs="Barlow Semi Condensed" w:eastAsia="Barlow Semi Condensed" w:hAnsi="Barlow Semi Condensed"/>
                 <w:b/>
                 <w:bCs/>
                 <w:sz w:val="20"/>
@@ -7767,7 +7767,7 @@
             </w:r>
             <w:r>
               <w:rPr>
-                <w:rFonts w:ascii="Times New Roman" w:cs="Times New Roman" w:eastAsia="Times New Roman" w:hAnsi="Times New Roman"/>
+                <w:rFonts w:ascii="Barlow Semi Condensed" w:cs="Barlow Semi Condensed" w:eastAsia="Barlow Semi Condensed" w:hAnsi="Barlow Semi Condensed"/>
                 <w:sz w:val="20"/>
                 <w:szCs w:val="20"/>
               </w:rPr>
@@ -7775,7 +7775,7 @@
             </w:r>
             <w:r>
               <w:rPr>
-                <w:rFonts w:ascii="Times New Roman" w:cs="Times New Roman" w:eastAsia="Times New Roman" w:hAnsi="Times New Roman"/>
+                <w:rFonts w:ascii="Barlow Semi Condensed" w:cs="Barlow Semi Condensed" w:eastAsia="Barlow Semi Condensed" w:hAnsi="Barlow Semi Condensed"/>
                 <w:b/>
                 <w:bCs/>
                 <w:sz w:val="20"/>
@@ -7785,7 +7785,7 @@
             </w:r>
             <w:r>
               <w:rPr>
-                <w:rFonts w:ascii="Times New Roman" w:cs="Times New Roman" w:eastAsia="Times New Roman" w:hAnsi="Times New Roman"/>
+                <w:rFonts w:ascii="Barlow Semi Condensed" w:cs="Barlow Semi Condensed" w:eastAsia="Barlow Semi Condensed" w:hAnsi="Barlow Semi Condensed"/>
                 <w:sz w:val="20"/>
                 <w:szCs w:val="20"/>
               </w:rPr>
@@ -7793,7 +7793,7 @@
             </w:r>
             <w:r>
               <w:rPr>
-                <w:rFonts w:ascii="Times New Roman" w:cs="Times New Roman" w:eastAsia="Times New Roman" w:hAnsi="Times New Roman"/>
+                <w:rFonts w:ascii="Barlow Semi Condensed" w:cs="Barlow Semi Condensed" w:eastAsia="Barlow Semi Condensed" w:hAnsi="Barlow Semi Condensed"/>
                 <w:b/>
                 <w:bCs/>
                 <w:sz w:val="20"/>
@@ -7803,7 +7803,7 @@
             </w:r>
             <w:r>
               <w:rPr>
-                <w:rFonts w:ascii="Times New Roman" w:cs="Times New Roman" w:eastAsia="Times New Roman" w:hAnsi="Times New Roman"/>
+                <w:rFonts w:ascii="Barlow Semi Condensed" w:cs="Barlow Semi Condensed" w:eastAsia="Barlow Semi Condensed" w:hAnsi="Barlow Semi Condensed"/>
                 <w:sz w:val="20"/>
                 <w:szCs w:val="20"/>
               </w:rPr>
@@ -7820,11 +7820,11 @@
           <w:p>
             <w:pPr>
               <w:spacing w:after="20" w:before="20"/>
-              <w:jc w:val="left"/>
-            </w:pPr>
-            <w:r>
-              <w:rPr>
-                <w:rFonts w:ascii="Times New Roman" w:cs="Times New Roman" w:eastAsia="Times New Roman" w:hAnsi="Times New Roman"/>
+              <w:jc w:val="both"/>
+            </w:pPr>
+            <w:r>
+              <w:rPr>
+                <w:rFonts w:ascii="Barlow Semi Condensed" w:cs="Barlow Semi Condensed" w:eastAsia="Barlow Semi Condensed" w:hAnsi="Barlow Semi Condensed"/>
                 <w:sz w:val="20"/>
                 <w:szCs w:val="20"/>
               </w:rPr>
@@ -7839,11 +7839,11 @@
           <w:p>
             <w:pPr>
               <w:spacing w:after="20" w:before="20"/>
-              <w:jc w:val="left"/>
-            </w:pPr>
-            <w:r>
-              <w:rPr>
-                <w:rFonts w:ascii="Times New Roman" w:cs="Times New Roman" w:eastAsia="Times New Roman" w:hAnsi="Times New Roman"/>
+              <w:jc w:val="both"/>
+            </w:pPr>
+            <w:r>
+              <w:rPr>
+                <w:rFonts w:ascii="Barlow Semi Condensed" w:cs="Barlow Semi Condensed" w:eastAsia="Barlow Semi Condensed" w:hAnsi="Barlow Semi Condensed"/>
                 <w:sz w:val="20"/>
                 <w:szCs w:val="20"/>
               </w:rPr>
@@ -7858,11 +7858,11 @@
           <w:p>
             <w:pPr>
               <w:spacing w:after="20" w:before="20"/>
-              <w:jc w:val="left"/>
-            </w:pPr>
-            <w:r>
-              <w:rPr>
-                <w:rFonts w:ascii="Times New Roman" w:cs="Times New Roman" w:eastAsia="Times New Roman" w:hAnsi="Times New Roman"/>
+              <w:jc w:val="both"/>
+            </w:pPr>
+            <w:r>
+              <w:rPr>
+                <w:rFonts w:ascii="Barlow Semi Condensed" w:cs="Barlow Semi Condensed" w:eastAsia="Barlow Semi Condensed" w:hAnsi="Barlow Semi Condensed"/>
                 <w:sz w:val="20"/>
                 <w:szCs w:val="20"/>
               </w:rPr>
@@ -7877,11 +7877,11 @@
           <w:p>
             <w:pPr>
               <w:spacing w:after="20" w:before="20"/>
-              <w:jc w:val="left"/>
-            </w:pPr>
-            <w:r>
-              <w:rPr>
-                <w:rFonts w:ascii="Times New Roman" w:cs="Times New Roman" w:eastAsia="Times New Roman" w:hAnsi="Times New Roman"/>
+              <w:jc w:val="both"/>
+            </w:pPr>
+            <w:r>
+              <w:rPr>
+                <w:rFonts w:ascii="Barlow Semi Condensed" w:cs="Barlow Semi Condensed" w:eastAsia="Barlow Semi Condensed" w:hAnsi="Barlow Semi Condensed"/>
                 <w:sz w:val="20"/>
                 <w:szCs w:val="20"/>
               </w:rPr>
@@ -7889,7 +7889,7 @@
             </w:r>
             <w:r>
               <w:rPr>
-                <w:rFonts w:ascii="Times New Roman" w:cs="Times New Roman" w:eastAsia="Times New Roman" w:hAnsi="Times New Roman"/>
+                <w:rFonts w:ascii="Barlow Semi Condensed" w:cs="Barlow Semi Condensed" w:eastAsia="Barlow Semi Condensed" w:hAnsi="Barlow Semi Condensed"/>
                 <w:i/>
                 <w:iCs/>
                 <w:sz w:val="20"/>
@@ -7899,7 +7899,7 @@
             </w:r>
             <w:r>
               <w:rPr>
-                <w:rFonts w:ascii="Times New Roman" w:cs="Times New Roman" w:eastAsia="Times New Roman" w:hAnsi="Times New Roman"/>
+                <w:rFonts w:ascii="Barlow Semi Condensed" w:cs="Barlow Semi Condensed" w:eastAsia="Barlow Semi Condensed" w:hAnsi="Barlow Semi Condensed"/>
                 <w:sz w:val="20"/>
                 <w:szCs w:val="20"/>
               </w:rPr>
@@ -7916,11 +7916,11 @@
           <w:p>
             <w:pPr>
               <w:spacing w:after="20" w:before="20"/>
-              <w:jc w:val="left"/>
-            </w:pPr>
-            <w:r>
-              <w:rPr>
-                <w:rFonts w:ascii="Times New Roman" w:cs="Times New Roman" w:eastAsia="Times New Roman" w:hAnsi="Times New Roman"/>
+              <w:jc w:val="both"/>
+            </w:pPr>
+            <w:r>
+              <w:rPr>
+                <w:rFonts w:ascii="Barlow Semi Condensed" w:cs="Barlow Semi Condensed" w:eastAsia="Barlow Semi Condensed" w:hAnsi="Barlow Semi Condensed"/>
                 <w:sz w:val="20"/>
                 <w:szCs w:val="20"/>
               </w:rPr>
@@ -7935,11 +7935,11 @@
           <w:p>
             <w:pPr>
               <w:spacing w:after="20" w:before="20"/>
-              <w:jc w:val="left"/>
-            </w:pPr>
-            <w:r>
-              <w:rPr>
-                <w:rFonts w:ascii="Times New Roman" w:cs="Times New Roman" w:eastAsia="Times New Roman" w:hAnsi="Times New Roman"/>
+              <w:jc w:val="both"/>
+            </w:pPr>
+            <w:r>
+              <w:rPr>
+                <w:rFonts w:ascii="Barlow Semi Condensed" w:cs="Barlow Semi Condensed" w:eastAsia="Barlow Semi Condensed" w:hAnsi="Barlow Semi Condensed"/>
                 <w:sz w:val="20"/>
                 <w:szCs w:val="20"/>
               </w:rPr>
@@ -7954,11 +7954,11 @@
           <w:p>
             <w:pPr>
               <w:spacing w:after="20" w:before="20"/>
-              <w:jc w:val="left"/>
-            </w:pPr>
-            <w:r>
-              <w:rPr>
-                <w:rFonts w:ascii="Times New Roman" w:cs="Times New Roman" w:eastAsia="Times New Roman" w:hAnsi="Times New Roman"/>
+              <w:jc w:val="both"/>
+            </w:pPr>
+            <w:r>
+              <w:rPr>
+                <w:rFonts w:ascii="Barlow Semi Condensed" w:cs="Barlow Semi Condensed" w:eastAsia="Barlow Semi Condensed" w:hAnsi="Barlow Semi Condensed"/>
                 <w:sz w:val="20"/>
                 <w:szCs w:val="20"/>
               </w:rPr>
@@ -7973,11 +7973,11 @@
           <w:p>
             <w:pPr>
               <w:spacing w:after="20" w:before="20"/>
-              <w:jc w:val="left"/>
-            </w:pPr>
-            <w:r>
-              <w:rPr>
-                <w:rFonts w:ascii="Times New Roman" w:cs="Times New Roman" w:eastAsia="Times New Roman" w:hAnsi="Times New Roman"/>
+              <w:jc w:val="both"/>
+            </w:pPr>
+            <w:r>
+              <w:rPr>
+                <w:rFonts w:ascii="Barlow Semi Condensed" w:cs="Barlow Semi Condensed" w:eastAsia="Barlow Semi Condensed" w:hAnsi="Barlow Semi Condensed"/>
                 <w:sz w:val="20"/>
                 <w:szCs w:val="20"/>
               </w:rPr>
@@ -7994,11 +7994,11 @@
           <w:p>
             <w:pPr>
               <w:spacing w:after="20" w:before="20"/>
-              <w:jc w:val="left"/>
-            </w:pPr>
-            <w:r>
-              <w:rPr>
-                <w:rFonts w:ascii="Times New Roman" w:cs="Times New Roman" w:eastAsia="Times New Roman" w:hAnsi="Times New Roman"/>
+              <w:jc w:val="both"/>
+            </w:pPr>
+            <w:r>
+              <w:rPr>
+                <w:rFonts w:ascii="Barlow Semi Condensed" w:cs="Barlow Semi Condensed" w:eastAsia="Barlow Semi Condensed" w:hAnsi="Barlow Semi Condensed"/>
                 <w:sz w:val="20"/>
                 <w:szCs w:val="20"/>
               </w:rPr>
@@ -8013,11 +8013,11 @@
           <w:p>
             <w:pPr>
               <w:spacing w:after="20" w:before="20"/>
-              <w:jc w:val="left"/>
-            </w:pPr>
-            <w:r>
-              <w:rPr>
-                <w:rFonts w:ascii="Times New Roman" w:cs="Times New Roman" w:eastAsia="Times New Roman" w:hAnsi="Times New Roman"/>
+              <w:jc w:val="both"/>
+            </w:pPr>
+            <w:r>
+              <w:rPr>
+                <w:rFonts w:ascii="Barlow Semi Condensed" w:cs="Barlow Semi Condensed" w:eastAsia="Barlow Semi Condensed" w:hAnsi="Barlow Semi Condensed"/>
                 <w:sz w:val="20"/>
                 <w:szCs w:val="20"/>
               </w:rPr>
@@ -8032,11 +8032,11 @@
           <w:p>
             <w:pPr>
               <w:spacing w:after="20" w:before="20"/>
-              <w:jc w:val="left"/>
-            </w:pPr>
-            <w:r>
-              <w:rPr>
-                <w:rFonts w:ascii="Times New Roman" w:cs="Times New Roman" w:eastAsia="Times New Roman" w:hAnsi="Times New Roman"/>
+              <w:jc w:val="both"/>
+            </w:pPr>
+            <w:r>
+              <w:rPr>
+                <w:rFonts w:ascii="Barlow Semi Condensed" w:cs="Barlow Semi Condensed" w:eastAsia="Barlow Semi Condensed" w:hAnsi="Barlow Semi Condensed"/>
                 <w:sz w:val="20"/>
                 <w:szCs w:val="20"/>
               </w:rPr>
@@ -8051,11 +8051,11 @@
           <w:p>
             <w:pPr>
               <w:spacing w:after="20" w:before="20"/>
-              <w:jc w:val="left"/>
-            </w:pPr>
-            <w:r>
-              <w:rPr>
-                <w:rFonts w:ascii="Times New Roman" w:cs="Times New Roman" w:eastAsia="Times New Roman" w:hAnsi="Times New Roman"/>
+              <w:jc w:val="both"/>
+            </w:pPr>
+            <w:r>
+              <w:rPr>
+                <w:rFonts w:ascii="Barlow Semi Condensed" w:cs="Barlow Semi Condensed" w:eastAsia="Barlow Semi Condensed" w:hAnsi="Barlow Semi Condensed"/>
                 <w:sz w:val="20"/>
                 <w:szCs w:val="20"/>
               </w:rPr>
@@ -8072,11 +8072,11 @@
           <w:p>
             <w:pPr>
               <w:spacing w:after="20" w:before="20"/>
-              <w:jc w:val="left"/>
-            </w:pPr>
-            <w:r>
-              <w:rPr>
-                <w:rFonts w:ascii="Times New Roman" w:cs="Times New Roman" w:eastAsia="Times New Roman" w:hAnsi="Times New Roman"/>
+              <w:jc w:val="both"/>
+            </w:pPr>
+            <w:r>
+              <w:rPr>
+                <w:rFonts w:ascii="Barlow Semi Condensed" w:cs="Barlow Semi Condensed" w:eastAsia="Barlow Semi Condensed" w:hAnsi="Barlow Semi Condensed"/>
                 <w:sz w:val="20"/>
                 <w:szCs w:val="20"/>
               </w:rPr>
@@ -8091,11 +8091,11 @@
           <w:p>
             <w:pPr>
               <w:spacing w:after="20" w:before="20"/>
-              <w:jc w:val="left"/>
-            </w:pPr>
-            <w:r>
-              <w:rPr>
-                <w:rFonts w:ascii="Times New Roman" w:cs="Times New Roman" w:eastAsia="Times New Roman" w:hAnsi="Times New Roman"/>
+              <w:jc w:val="both"/>
+            </w:pPr>
+            <w:r>
+              <w:rPr>
+                <w:rFonts w:ascii="Barlow Semi Condensed" w:cs="Barlow Semi Condensed" w:eastAsia="Barlow Semi Condensed" w:hAnsi="Barlow Semi Condensed"/>
                 <w:sz w:val="20"/>
                 <w:szCs w:val="20"/>
               </w:rPr>
@@ -8110,11 +8110,11 @@
           <w:p>
             <w:pPr>
               <w:spacing w:after="20" w:before="20"/>
-              <w:jc w:val="left"/>
-            </w:pPr>
-            <w:r>
-              <w:rPr>
-                <w:rFonts w:ascii="Times New Roman" w:cs="Times New Roman" w:eastAsia="Times New Roman" w:hAnsi="Times New Roman"/>
+              <w:jc w:val="both"/>
+            </w:pPr>
+            <w:r>
+              <w:rPr>
+                <w:rFonts w:ascii="Barlow Semi Condensed" w:cs="Barlow Semi Condensed" w:eastAsia="Barlow Semi Condensed" w:hAnsi="Barlow Semi Condensed"/>
                 <w:sz w:val="20"/>
                 <w:szCs w:val="20"/>
               </w:rPr>
@@ -8129,11 +8129,11 @@
           <w:p>
             <w:pPr>
               <w:spacing w:after="20" w:before="20"/>
-              <w:jc w:val="left"/>
-            </w:pPr>
-            <w:r>
-              <w:rPr>
-                <w:rFonts w:ascii="Times New Roman" w:cs="Times New Roman" w:eastAsia="Times New Roman" w:hAnsi="Times New Roman"/>
+              <w:jc w:val="both"/>
+            </w:pPr>
+            <w:r>
+              <w:rPr>
+                <w:rFonts w:ascii="Barlow Semi Condensed" w:cs="Barlow Semi Condensed" w:eastAsia="Barlow Semi Condensed" w:hAnsi="Barlow Semi Condensed"/>
                 <w:sz w:val="20"/>
                 <w:szCs w:val="20"/>
               </w:rPr>
@@ -8150,11 +8150,11 @@
           <w:p>
             <w:pPr>
               <w:spacing w:after="20" w:before="20"/>
-              <w:jc w:val="left"/>
-            </w:pPr>
-            <w:r>
-              <w:rPr>
-                <w:rFonts w:ascii="Times New Roman" w:cs="Times New Roman" w:eastAsia="Times New Roman" w:hAnsi="Times New Roman"/>
+              <w:jc w:val="both"/>
+            </w:pPr>
+            <w:r>
+              <w:rPr>
+                <w:rFonts w:ascii="Barlow Semi Condensed" w:cs="Barlow Semi Condensed" w:eastAsia="Barlow Semi Condensed" w:hAnsi="Barlow Semi Condensed"/>
                 <w:sz w:val="20"/>
                 <w:szCs w:val="20"/>
               </w:rPr>
@@ -8169,11 +8169,11 @@
           <w:p>
             <w:pPr>
               <w:spacing w:after="20" w:before="20"/>
-              <w:jc w:val="left"/>
-            </w:pPr>
-            <w:r>
-              <w:rPr>
-                <w:rFonts w:ascii="Times New Roman" w:cs="Times New Roman" w:eastAsia="Times New Roman" w:hAnsi="Times New Roman"/>
+              <w:jc w:val="both"/>
+            </w:pPr>
+            <w:r>
+              <w:rPr>
+                <w:rFonts w:ascii="Barlow Semi Condensed" w:cs="Barlow Semi Condensed" w:eastAsia="Barlow Semi Condensed" w:hAnsi="Barlow Semi Condensed"/>
                 <w:sz w:val="20"/>
                 <w:szCs w:val="20"/>
               </w:rPr>
@@ -8188,11 +8188,11 @@
           <w:p>
             <w:pPr>
               <w:spacing w:after="20" w:before="20"/>
-              <w:jc w:val="left"/>
-            </w:pPr>
-            <w:r>
-              <w:rPr>
-                <w:rFonts w:ascii="Times New Roman" w:cs="Times New Roman" w:eastAsia="Times New Roman" w:hAnsi="Times New Roman"/>
+              <w:jc w:val="both"/>
+            </w:pPr>
+            <w:r>
+              <w:rPr>
+                <w:rFonts w:ascii="Barlow Semi Condensed" w:cs="Barlow Semi Condensed" w:eastAsia="Barlow Semi Condensed" w:hAnsi="Barlow Semi Condensed"/>
                 <w:sz w:val="20"/>
                 <w:szCs w:val="20"/>
               </w:rPr>
@@ -8207,11 +8207,11 @@
           <w:p>
             <w:pPr>
               <w:spacing w:after="20" w:before="20"/>
-              <w:jc w:val="left"/>
-            </w:pPr>
-            <w:r>
-              <w:rPr>
-                <w:rFonts w:ascii="Times New Roman" w:cs="Times New Roman" w:eastAsia="Times New Roman" w:hAnsi="Times New Roman"/>
+              <w:jc w:val="both"/>
+            </w:pPr>
+            <w:r>
+              <w:rPr>
+                <w:rFonts w:ascii="Barlow Semi Condensed" w:cs="Barlow Semi Condensed" w:eastAsia="Barlow Semi Condensed" w:hAnsi="Barlow Semi Condensed"/>
                 <w:sz w:val="20"/>
                 <w:szCs w:val="20"/>
               </w:rPr>
@@ -8228,11 +8228,11 @@
           <w:p>
             <w:pPr>
               <w:spacing w:after="20" w:before="20"/>
-              <w:jc w:val="left"/>
-            </w:pPr>
-            <w:r>
-              <w:rPr>
-                <w:rFonts w:ascii="Times New Roman" w:cs="Times New Roman" w:eastAsia="Times New Roman" w:hAnsi="Times New Roman"/>
+              <w:jc w:val="both"/>
+            </w:pPr>
+            <w:r>
+              <w:rPr>
+                <w:rFonts w:ascii="Barlow Semi Condensed" w:cs="Barlow Semi Condensed" w:eastAsia="Barlow Semi Condensed" w:hAnsi="Barlow Semi Condensed"/>
                 <w:sz w:val="20"/>
                 <w:szCs w:val="20"/>
               </w:rPr>
@@ -8247,11 +8247,11 @@
           <w:p>
             <w:pPr>
               <w:spacing w:after="20" w:before="20"/>
-              <w:jc w:val="left"/>
-            </w:pPr>
-            <w:r>
-              <w:rPr>
-                <w:rFonts w:ascii="Times New Roman" w:cs="Times New Roman" w:eastAsia="Times New Roman" w:hAnsi="Times New Roman"/>
+              <w:jc w:val="both"/>
+            </w:pPr>
+            <w:r>
+              <w:rPr>
+                <w:rFonts w:ascii="Barlow Semi Condensed" w:cs="Barlow Semi Condensed" w:eastAsia="Barlow Semi Condensed" w:hAnsi="Barlow Semi Condensed"/>
                 <w:sz w:val="20"/>
                 <w:szCs w:val="20"/>
               </w:rPr>
@@ -8259,7 +8259,7 @@
             </w:r>
             <w:r>
               <w:rPr>
-                <w:rFonts w:ascii="Times New Roman" w:cs="Times New Roman" w:eastAsia="Times New Roman" w:hAnsi="Times New Roman"/>
+                <w:rFonts w:ascii="Barlow Semi Condensed" w:cs="Barlow Semi Condensed" w:eastAsia="Barlow Semi Condensed" w:hAnsi="Barlow Semi Condensed"/>
                 <w:i/>
                 <w:iCs/>
                 <w:sz w:val="20"/>
@@ -8269,7 +8269,7 @@
             </w:r>
             <w:r>
               <w:rPr>
-                <w:rFonts w:ascii="Times New Roman" w:cs="Times New Roman" w:eastAsia="Times New Roman" w:hAnsi="Times New Roman"/>
+                <w:rFonts w:ascii="Barlow Semi Condensed" w:cs="Barlow Semi Condensed" w:eastAsia="Barlow Semi Condensed" w:hAnsi="Barlow Semi Condensed"/>
                 <w:sz w:val="20"/>
                 <w:szCs w:val="20"/>
               </w:rPr>
@@ -8284,11 +8284,11 @@
           <w:p>
             <w:pPr>
               <w:spacing w:after="20" w:before="20"/>
-              <w:jc w:val="left"/>
-            </w:pPr>
-            <w:r>
-              <w:rPr>
-                <w:rFonts w:ascii="Times New Roman" w:cs="Times New Roman" w:eastAsia="Times New Roman" w:hAnsi="Times New Roman"/>
+              <w:jc w:val="both"/>
+            </w:pPr>
+            <w:r>
+              <w:rPr>
+                <w:rFonts w:ascii="Barlow Semi Condensed" w:cs="Barlow Semi Condensed" w:eastAsia="Barlow Semi Condensed" w:hAnsi="Barlow Semi Condensed"/>
                 <w:sz w:val="20"/>
                 <w:szCs w:val="20"/>
               </w:rPr>
@@ -8303,11 +8303,11 @@
           <w:p>
             <w:pPr>
               <w:spacing w:after="20" w:before="20"/>
-              <w:jc w:val="left"/>
-            </w:pPr>
-            <w:r>
-              <w:rPr>
-                <w:rFonts w:ascii="Times New Roman" w:cs="Times New Roman" w:eastAsia="Times New Roman" w:hAnsi="Times New Roman"/>
+              <w:jc w:val="both"/>
+            </w:pPr>
+            <w:r>
+              <w:rPr>
+                <w:rFonts w:ascii="Barlow Semi Condensed" w:cs="Barlow Semi Condensed" w:eastAsia="Barlow Semi Condensed" w:hAnsi="Barlow Semi Condensed"/>
                 <w:sz w:val="20"/>
                 <w:szCs w:val="20"/>
               </w:rPr>
@@ -8324,11 +8324,11 @@
           <w:p>
             <w:pPr>
               <w:spacing w:after="20" w:before="20"/>
-              <w:jc w:val="left"/>
-            </w:pPr>
-            <w:r>
-              <w:rPr>
-                <w:rFonts w:ascii="Times New Roman" w:cs="Times New Roman" w:eastAsia="Times New Roman" w:hAnsi="Times New Roman"/>
+              <w:jc w:val="both"/>
+            </w:pPr>
+            <w:r>
+              <w:rPr>
+                <w:rFonts w:ascii="Barlow Semi Condensed" w:cs="Barlow Semi Condensed" w:eastAsia="Barlow Semi Condensed" w:hAnsi="Barlow Semi Condensed"/>
                 <w:sz w:val="20"/>
                 <w:szCs w:val="20"/>
               </w:rPr>
@@ -8343,11 +8343,11 @@
           <w:p>
             <w:pPr>
               <w:spacing w:after="20" w:before="20"/>
-              <w:jc w:val="left"/>
-            </w:pPr>
-            <w:r>
-              <w:rPr>
-                <w:rFonts w:ascii="Times New Roman" w:cs="Times New Roman" w:eastAsia="Times New Roman" w:hAnsi="Times New Roman"/>
+              <w:jc w:val="both"/>
+            </w:pPr>
+            <w:r>
+              <w:rPr>
+                <w:rFonts w:ascii="Barlow Semi Condensed" w:cs="Barlow Semi Condensed" w:eastAsia="Barlow Semi Condensed" w:hAnsi="Barlow Semi Condensed"/>
                 <w:sz w:val="20"/>
                 <w:szCs w:val="20"/>
               </w:rPr>
@@ -8362,11 +8362,11 @@
           <w:p>
             <w:pPr>
               <w:spacing w:after="20" w:before="20"/>
-              <w:jc w:val="left"/>
-            </w:pPr>
-            <w:r>
-              <w:rPr>
-                <w:rFonts w:ascii="Times New Roman" w:cs="Times New Roman" w:eastAsia="Times New Roman" w:hAnsi="Times New Roman"/>
+              <w:jc w:val="both"/>
+            </w:pPr>
+            <w:r>
+              <w:rPr>
+                <w:rFonts w:ascii="Barlow Semi Condensed" w:cs="Barlow Semi Condensed" w:eastAsia="Barlow Semi Condensed" w:hAnsi="Barlow Semi Condensed"/>
                 <w:sz w:val="20"/>
                 <w:szCs w:val="20"/>
               </w:rPr>
@@ -8381,11 +8381,11 @@
           <w:p>
             <w:pPr>
               <w:spacing w:after="20" w:before="20"/>
-              <w:jc w:val="left"/>
-            </w:pPr>
-            <w:r>
-              <w:rPr>
-                <w:rFonts w:ascii="Times New Roman" w:cs="Times New Roman" w:eastAsia="Times New Roman" w:hAnsi="Times New Roman"/>
+              <w:jc w:val="both"/>
+            </w:pPr>
+            <w:r>
+              <w:rPr>
+                <w:rFonts w:ascii="Barlow Semi Condensed" w:cs="Barlow Semi Condensed" w:eastAsia="Barlow Semi Condensed" w:hAnsi="Barlow Semi Condensed"/>
                 <w:sz w:val="20"/>
                 <w:szCs w:val="20"/>
               </w:rPr>
@@ -8402,11 +8402,11 @@
           <w:p>
             <w:pPr>
               <w:spacing w:after="20" w:before="20"/>
-              <w:jc w:val="left"/>
-            </w:pPr>
-            <w:r>
-              <w:rPr>
-                <w:rFonts w:ascii="Times New Roman" w:cs="Times New Roman" w:eastAsia="Times New Roman" w:hAnsi="Times New Roman"/>
+              <w:jc w:val="both"/>
+            </w:pPr>
+            <w:r>
+              <w:rPr>
+                <w:rFonts w:ascii="Barlow Semi Condensed" w:cs="Barlow Semi Condensed" w:eastAsia="Barlow Semi Condensed" w:hAnsi="Barlow Semi Condensed"/>
                 <w:sz w:val="20"/>
                 <w:szCs w:val="20"/>
               </w:rPr>
@@ -8421,11 +8421,11 @@
           <w:p>
             <w:pPr>
               <w:spacing w:after="20" w:before="20"/>
-              <w:jc w:val="left"/>
-            </w:pPr>
-            <w:r>
-              <w:rPr>
-                <w:rFonts w:ascii="Times New Roman" w:cs="Times New Roman" w:eastAsia="Times New Roman" w:hAnsi="Times New Roman"/>
+              <w:jc w:val="both"/>
+            </w:pPr>
+            <w:r>
+              <w:rPr>
+                <w:rFonts w:ascii="Barlow Semi Condensed" w:cs="Barlow Semi Condensed" w:eastAsia="Barlow Semi Condensed" w:hAnsi="Barlow Semi Condensed"/>
                 <w:sz w:val="20"/>
                 <w:szCs w:val="20"/>
               </w:rPr>
@@ -8440,11 +8440,11 @@
           <w:p>
             <w:pPr>
               <w:spacing w:after="20" w:before="20"/>
-              <w:jc w:val="left"/>
-            </w:pPr>
-            <w:r>
-              <w:rPr>
-                <w:rFonts w:ascii="Times New Roman" w:cs="Times New Roman" w:eastAsia="Times New Roman" w:hAnsi="Times New Roman"/>
+              <w:jc w:val="both"/>
+            </w:pPr>
+            <w:r>
+              <w:rPr>
+                <w:rFonts w:ascii="Barlow Semi Condensed" w:cs="Barlow Semi Condensed" w:eastAsia="Barlow Semi Condensed" w:hAnsi="Barlow Semi Condensed"/>
                 <w:sz w:val="20"/>
                 <w:szCs w:val="20"/>
               </w:rPr>
@@ -8459,11 +8459,11 @@
           <w:p>
             <w:pPr>
               <w:spacing w:after="20" w:before="20"/>
-              <w:jc w:val="left"/>
-            </w:pPr>
-            <w:r>
-              <w:rPr>
-                <w:rFonts w:ascii="Times New Roman" w:cs="Times New Roman" w:eastAsia="Times New Roman" w:hAnsi="Times New Roman"/>
+              <w:jc w:val="both"/>
+            </w:pPr>
+            <w:r>
+              <w:rPr>
+                <w:rFonts w:ascii="Barlow Semi Condensed" w:cs="Barlow Semi Condensed" w:eastAsia="Barlow Semi Condensed" w:hAnsi="Barlow Semi Condensed"/>
                 <w:sz w:val="20"/>
                 <w:szCs w:val="20"/>
               </w:rPr>
@@ -8471,7 +8471,7 @@
             </w:r>
             <w:r>
               <w:rPr>
-                <w:rFonts w:ascii="Times New Roman" w:cs="Times New Roman" w:eastAsia="Times New Roman" w:hAnsi="Times New Roman"/>
+                <w:rFonts w:ascii="Barlow Semi Condensed" w:cs="Barlow Semi Condensed" w:eastAsia="Barlow Semi Condensed" w:hAnsi="Barlow Semi Condensed"/>
                 <w:b/>
                 <w:bCs/>
                 <w:sz w:val="20"/>
@@ -8481,7 +8481,7 @@
             </w:r>
             <w:r>
               <w:rPr>
-                <w:rFonts w:ascii="Times New Roman" w:cs="Times New Roman" w:eastAsia="Times New Roman" w:hAnsi="Times New Roman"/>
+                <w:rFonts w:ascii="Barlow Semi Condensed" w:cs="Barlow Semi Condensed" w:eastAsia="Barlow Semi Condensed" w:hAnsi="Barlow Semi Condensed"/>
                 <w:sz w:val="20"/>
                 <w:szCs w:val="20"/>
               </w:rPr>
@@ -8503,7 +8503,7 @@
       </w:pPr>
       <w:r>
         <w:rPr>
-          <w:rFonts w:ascii="Times New Roman" w:cs="Times New Roman" w:eastAsia="Times New Roman" w:hAnsi="Times New Roman"/>
+          <w:rFonts w:ascii="Barlow Semi Condensed" w:cs="Barlow Semi Condensed" w:eastAsia="Barlow Semi Condensed" w:hAnsi="Barlow Semi Condensed"/>
           <w:sz w:val="24"/>
           <w:szCs w:val="24"/>
         </w:rPr>
@@ -8522,7 +8522,7 @@
       </w:pPr>
       <w:r>
         <w:rPr>
-          <w:rFonts w:ascii="Times New Roman" w:cs="Times New Roman" w:eastAsia="Times New Roman" w:hAnsi="Times New Roman"/>
+          <w:rFonts w:ascii="Barlow Semi Condensed" w:cs="Barlow Semi Condensed" w:eastAsia="Barlow Semi Condensed" w:hAnsi="Barlow Semi Condensed"/>
           <w:b/>
           <w:bCs/>
           <w:sz w:val="24"/>
@@ -8532,7 +8532,7 @@
       </w:r>
       <w:r>
         <w:rPr>
-          <w:rFonts w:ascii="Times New Roman" w:cs="Times New Roman" w:eastAsia="Times New Roman" w:hAnsi="Times New Roman"/>
+          <w:rFonts w:ascii="Barlow Semi Condensed" w:cs="Barlow Semi Condensed" w:eastAsia="Barlow Semi Condensed" w:hAnsi="Barlow Semi Condensed"/>
           <w:sz w:val="24"/>
           <w:szCs w:val="24"/>
         </w:rPr>
@@ -8551,7 +8551,7 @@
       </w:pPr>
       <w:r>
         <w:rPr>
-          <w:rFonts w:ascii="Times New Roman" w:cs="Times New Roman" w:eastAsia="Times New Roman" w:hAnsi="Times New Roman"/>
+          <w:rFonts w:ascii="Barlow Semi Condensed" w:cs="Barlow Semi Condensed" w:eastAsia="Barlow Semi Condensed" w:hAnsi="Barlow Semi Condensed"/>
           <w:b/>
           <w:bCs/>
           <w:sz w:val="24"/>
@@ -8561,7 +8561,7 @@
       </w:r>
       <w:r>
         <w:rPr>
-          <w:rFonts w:ascii="Times New Roman" w:cs="Times New Roman" w:eastAsia="Times New Roman" w:hAnsi="Times New Roman"/>
+          <w:rFonts w:ascii="Barlow Semi Condensed" w:cs="Barlow Semi Condensed" w:eastAsia="Barlow Semi Condensed" w:hAnsi="Barlow Semi Condensed"/>
           <w:sz w:val="24"/>
           <w:szCs w:val="24"/>
         </w:rPr>
@@ -8580,7 +8580,7 @@
       </w:pPr>
       <w:r>
         <w:rPr>
-          <w:rFonts w:ascii="Times New Roman" w:cs="Times New Roman" w:eastAsia="Times New Roman" w:hAnsi="Times New Roman"/>
+          <w:rFonts w:ascii="Barlow Semi Condensed" w:cs="Barlow Semi Condensed" w:eastAsia="Barlow Semi Condensed" w:hAnsi="Barlow Semi Condensed"/>
           <w:b/>
           <w:bCs/>
           <w:sz w:val="24"/>
@@ -8590,7 +8590,7 @@
       </w:r>
       <w:r>
         <w:rPr>
-          <w:rFonts w:ascii="Times New Roman" w:cs="Times New Roman" w:eastAsia="Times New Roman" w:hAnsi="Times New Roman"/>
+          <w:rFonts w:ascii="Barlow Semi Condensed" w:cs="Barlow Semi Condensed" w:eastAsia="Barlow Semi Condensed" w:hAnsi="Barlow Semi Condensed"/>
           <w:sz w:val="24"/>
           <w:szCs w:val="24"/>
         </w:rPr>
@@ -8609,7 +8609,7 @@
       </w:pPr>
       <w:r>
         <w:rPr>
-          <w:rFonts w:ascii="Times New Roman" w:cs="Times New Roman" w:eastAsia="Times New Roman" w:hAnsi="Times New Roman"/>
+          <w:rFonts w:ascii="Barlow Semi Condensed" w:cs="Barlow Semi Condensed" w:eastAsia="Barlow Semi Condensed" w:hAnsi="Barlow Semi Condensed"/>
           <w:sz w:val="24"/>
           <w:szCs w:val="24"/>
         </w:rPr>
@@ -8617,7 +8617,7 @@
       </w:r>
       <w:r>
         <w:rPr>
-          <w:rFonts w:ascii="Times New Roman" w:cs="Times New Roman" w:eastAsia="Times New Roman" w:hAnsi="Times New Roman"/>
+          <w:rFonts w:ascii="Barlow Semi Condensed" w:cs="Barlow Semi Condensed" w:eastAsia="Barlow Semi Condensed" w:hAnsi="Barlow Semi Condensed"/>
           <w:b/>
           <w:bCs/>
           <w:sz w:val="24"/>
@@ -8627,7 +8627,7 @@
       </w:r>
       <w:r>
         <w:rPr>
-          <w:rFonts w:ascii="Times New Roman" w:cs="Times New Roman" w:eastAsia="Times New Roman" w:hAnsi="Times New Roman"/>
+          <w:rFonts w:ascii="Barlow Semi Condensed" w:cs="Barlow Semi Condensed" w:eastAsia="Barlow Semi Condensed" w:hAnsi="Barlow Semi Condensed"/>
           <w:sz w:val="24"/>
           <w:szCs w:val="24"/>
         </w:rPr>
@@ -8649,7 +8649,7 @@
       </w:pPr>
       <w:r>
         <w:rPr>
-          <w:rFonts w:ascii="Times New Roman" w:cs="Times New Roman" w:eastAsia="Times New Roman" w:hAnsi="Times New Roman"/>
+          <w:rFonts w:ascii="Barlow Semi Condensed" w:cs="Barlow Semi Condensed" w:eastAsia="Barlow Semi Condensed" w:hAnsi="Barlow Semi Condensed"/>
           <w:sz w:val="24"/>
           <w:szCs w:val="24"/>
         </w:rPr>
@@ -8663,7 +8663,7 @@
       </w:pPr>
       <w:r>
         <w:rPr>
-          <w:rFonts w:ascii="Times New Roman" w:cs="Times New Roman" w:eastAsia="Times New Roman" w:hAnsi="Times New Roman"/>
+          <w:rFonts w:ascii="Barlow Semi Condensed" w:cs="Barlow Semi Condensed" w:eastAsia="Barlow Semi Condensed" w:hAnsi="Barlow Semi Condensed"/>
           <w:sz w:val="24"/>
           <w:szCs w:val="24"/>
         </w:rPr>
@@ -8671,7 +8671,7 @@
       </w:r>
       <w:r>
         <w:rPr>
-          <w:rFonts w:ascii="Times New Roman" w:cs="Times New Roman" w:eastAsia="Times New Roman" w:hAnsi="Times New Roman"/>
+          <w:rFonts w:ascii="Barlow Semi Condensed" w:cs="Barlow Semi Condensed" w:eastAsia="Barlow Semi Condensed" w:hAnsi="Barlow Semi Condensed"/>
           <w:b/>
           <w:bCs/>
           <w:sz w:val="24"/>
@@ -8681,7 +8681,7 @@
       </w:r>
       <w:r>
         <w:rPr>
-          <w:rFonts w:ascii="Times New Roman" w:cs="Times New Roman" w:eastAsia="Times New Roman" w:hAnsi="Times New Roman"/>
+          <w:rFonts w:ascii="Barlow Semi Condensed" w:cs="Barlow Semi Condensed" w:eastAsia="Barlow Semi Condensed" w:hAnsi="Barlow Semi Condensed"/>
           <w:sz w:val="24"/>
           <w:szCs w:val="24"/>
         </w:rPr>
@@ -8695,7 +8695,7 @@
       </w:pPr>
       <w:r>
         <w:rPr>
-          <w:rFonts w:ascii="Times New Roman" w:cs="Times New Roman" w:eastAsia="Times New Roman" w:hAnsi="Times New Roman"/>
+          <w:rFonts w:ascii="Barlow Semi Condensed" w:cs="Barlow Semi Condensed" w:eastAsia="Barlow Semi Condensed" w:hAnsi="Barlow Semi Condensed"/>
           <w:sz w:val="24"/>
           <w:szCs w:val="24"/>
         </w:rPr>
@@ -8729,11 +8729,11 @@
           <w:p>
             <w:pPr>
               <w:spacing w:after="20" w:before="20"/>
-              <w:jc w:val="left"/>
-            </w:pPr>
-            <w:r>
-              <w:rPr>
-                <w:rFonts w:ascii="Times New Roman" w:cs="Times New Roman" w:eastAsia="Times New Roman" w:hAnsi="Times New Roman"/>
+              <w:jc w:val="both"/>
+            </w:pPr>
+            <w:r>
+              <w:rPr>
+                <w:rFonts w:ascii="Barlow Semi Condensed" w:cs="Barlow Semi Condensed" w:eastAsia="Barlow Semi Condensed" w:hAnsi="Barlow Semi Condensed"/>
                 <w:b/>
                 <w:bCs/>
                 <w:color w:val="FFFFFF"/>
@@ -8752,11 +8752,11 @@
           <w:p>
             <w:pPr>
               <w:spacing w:after="20" w:before="20"/>
-              <w:jc w:val="left"/>
-            </w:pPr>
-            <w:r>
-              <w:rPr>
-                <w:rFonts w:ascii="Times New Roman" w:cs="Times New Roman" w:eastAsia="Times New Roman" w:hAnsi="Times New Roman"/>
+              <w:jc w:val="both"/>
+            </w:pPr>
+            <w:r>
+              <w:rPr>
+                <w:rFonts w:ascii="Barlow Semi Condensed" w:cs="Barlow Semi Condensed" w:eastAsia="Barlow Semi Condensed" w:hAnsi="Barlow Semi Condensed"/>
                 <w:b/>
                 <w:bCs/>
                 <w:color w:val="FFFFFF"/>
@@ -8775,11 +8775,11 @@
           <w:p>
             <w:pPr>
               <w:spacing w:after="20" w:before="20"/>
-              <w:jc w:val="left"/>
-            </w:pPr>
-            <w:r>
-              <w:rPr>
-                <w:rFonts w:ascii="Times New Roman" w:cs="Times New Roman" w:eastAsia="Times New Roman" w:hAnsi="Times New Roman"/>
+              <w:jc w:val="both"/>
+            </w:pPr>
+            <w:r>
+              <w:rPr>
+                <w:rFonts w:ascii="Barlow Semi Condensed" w:cs="Barlow Semi Condensed" w:eastAsia="Barlow Semi Condensed" w:hAnsi="Barlow Semi Condensed"/>
                 <w:b/>
                 <w:bCs/>
                 <w:color w:val="FFFFFF"/>
@@ -8798,11 +8798,11 @@
           <w:p>
             <w:pPr>
               <w:spacing w:after="20" w:before="20"/>
-              <w:jc w:val="left"/>
-            </w:pPr>
-            <w:r>
-              <w:rPr>
-                <w:rFonts w:ascii="Times New Roman" w:cs="Times New Roman" w:eastAsia="Times New Roman" w:hAnsi="Times New Roman"/>
+              <w:jc w:val="both"/>
+            </w:pPr>
+            <w:r>
+              <w:rPr>
+                <w:rFonts w:ascii="Barlow Semi Condensed" w:cs="Barlow Semi Condensed" w:eastAsia="Barlow Semi Condensed" w:hAnsi="Barlow Semi Condensed"/>
                 <w:b/>
                 <w:bCs/>
                 <w:color w:val="FFFFFF"/>
@@ -8822,11 +8822,11 @@
           <w:p>
             <w:pPr>
               <w:spacing w:after="20" w:before="20"/>
-              <w:jc w:val="left"/>
-            </w:pPr>
-            <w:r>
-              <w:rPr>
-                <w:rFonts w:ascii="Times New Roman" w:cs="Times New Roman" w:eastAsia="Times New Roman" w:hAnsi="Times New Roman"/>
+              <w:jc w:val="both"/>
+            </w:pPr>
+            <w:r>
+              <w:rPr>
+                <w:rFonts w:ascii="Barlow Semi Condensed" w:cs="Barlow Semi Condensed" w:eastAsia="Barlow Semi Condensed" w:hAnsi="Barlow Semi Condensed"/>
                 <w:sz w:val="20"/>
                 <w:szCs w:val="20"/>
               </w:rPr>
@@ -8841,11 +8841,11 @@
           <w:p>
             <w:pPr>
               <w:spacing w:after="20" w:before="20"/>
-              <w:jc w:val="left"/>
-            </w:pPr>
-            <w:r>
-              <w:rPr>
-                <w:rFonts w:ascii="Times New Roman" w:cs="Times New Roman" w:eastAsia="Times New Roman" w:hAnsi="Times New Roman"/>
+              <w:jc w:val="both"/>
+            </w:pPr>
+            <w:r>
+              <w:rPr>
+                <w:rFonts w:ascii="Barlow Semi Condensed" w:cs="Barlow Semi Condensed" w:eastAsia="Barlow Semi Condensed" w:hAnsi="Barlow Semi Condensed"/>
                 <w:b/>
                 <w:bCs/>
                 <w:sz w:val="20"/>
@@ -8862,11 +8862,11 @@
           <w:p>
             <w:pPr>
               <w:spacing w:after="20" w:before="20"/>
-              <w:jc w:val="left"/>
-            </w:pPr>
-            <w:r>
-              <w:rPr>
-                <w:rFonts w:ascii="Times New Roman" w:cs="Times New Roman" w:eastAsia="Times New Roman" w:hAnsi="Times New Roman"/>
+              <w:jc w:val="both"/>
+            </w:pPr>
+            <w:r>
+              <w:rPr>
+                <w:rFonts w:ascii="Barlow Semi Condensed" w:cs="Barlow Semi Condensed" w:eastAsia="Barlow Semi Condensed" w:hAnsi="Barlow Semi Condensed"/>
                 <w:sz w:val="20"/>
                 <w:szCs w:val="20"/>
               </w:rPr>
@@ -8874,7 +8874,7 @@
             </w:r>
             <w:r>
               <w:rPr>
-                <w:rFonts w:ascii="Times New Roman" w:cs="Times New Roman" w:eastAsia="Times New Roman" w:hAnsi="Times New Roman"/>
+                <w:rFonts w:ascii="Barlow Semi Condensed" w:cs="Barlow Semi Condensed" w:eastAsia="Barlow Semi Condensed" w:hAnsi="Barlow Semi Condensed"/>
                 <w:b/>
                 <w:bCs/>
                 <w:sz w:val="20"/>
@@ -8884,7 +8884,7 @@
             </w:r>
             <w:r>
               <w:rPr>
-                <w:rFonts w:ascii="Times New Roman" w:cs="Times New Roman" w:eastAsia="Times New Roman" w:hAnsi="Times New Roman"/>
+                <w:rFonts w:ascii="Barlow Semi Condensed" w:cs="Barlow Semi Condensed" w:eastAsia="Barlow Semi Condensed" w:hAnsi="Barlow Semi Condensed"/>
                 <w:sz w:val="20"/>
                 <w:szCs w:val="20"/>
               </w:rPr>
@@ -8899,11 +8899,11 @@
           <w:p>
             <w:pPr>
               <w:spacing w:after="20" w:before="20"/>
-              <w:jc w:val="left"/>
-            </w:pPr>
-            <w:r>
-              <w:rPr>
-                <w:rFonts w:ascii="Times New Roman" w:cs="Times New Roman" w:eastAsia="Times New Roman" w:hAnsi="Times New Roman"/>
+              <w:jc w:val="both"/>
+            </w:pPr>
+            <w:r>
+              <w:rPr>
+                <w:rFonts w:ascii="Barlow Semi Condensed" w:cs="Barlow Semi Condensed" w:eastAsia="Barlow Semi Condensed" w:hAnsi="Barlow Semi Condensed"/>
                 <w:sz w:val="20"/>
                 <w:szCs w:val="20"/>
               </w:rPr>
@@ -8920,11 +8920,11 @@
           <w:p>
             <w:pPr>
               <w:spacing w:after="20" w:before="20"/>
-              <w:jc w:val="left"/>
-            </w:pPr>
-            <w:r>
-              <w:rPr>
-                <w:rFonts w:ascii="Times New Roman" w:cs="Times New Roman" w:eastAsia="Times New Roman" w:hAnsi="Times New Roman"/>
+              <w:jc w:val="both"/>
+            </w:pPr>
+            <w:r>
+              <w:rPr>
+                <w:rFonts w:ascii="Barlow Semi Condensed" w:cs="Barlow Semi Condensed" w:eastAsia="Barlow Semi Condensed" w:hAnsi="Barlow Semi Condensed"/>
                 <w:sz w:val="20"/>
                 <w:szCs w:val="20"/>
               </w:rPr>
@@ -8939,11 +8939,11 @@
           <w:p>
             <w:pPr>
               <w:spacing w:after="20" w:before="20"/>
-              <w:jc w:val="left"/>
-            </w:pPr>
-            <w:r>
-              <w:rPr>
-                <w:rFonts w:ascii="Times New Roman" w:cs="Times New Roman" w:eastAsia="Times New Roman" w:hAnsi="Times New Roman"/>
+              <w:jc w:val="both"/>
+            </w:pPr>
+            <w:r>
+              <w:rPr>
+                <w:rFonts w:ascii="Barlow Semi Condensed" w:cs="Barlow Semi Condensed" w:eastAsia="Barlow Semi Condensed" w:hAnsi="Barlow Semi Condensed"/>
                 <w:b/>
                 <w:bCs/>
                 <w:sz w:val="20"/>
@@ -8960,11 +8960,11 @@
           <w:p>
             <w:pPr>
               <w:spacing w:after="20" w:before="20"/>
-              <w:jc w:val="left"/>
-            </w:pPr>
-            <w:r>
-              <w:rPr>
-                <w:rFonts w:ascii="Times New Roman" w:cs="Times New Roman" w:eastAsia="Times New Roman" w:hAnsi="Times New Roman"/>
+              <w:jc w:val="both"/>
+            </w:pPr>
+            <w:r>
+              <w:rPr>
+                <w:rFonts w:ascii="Barlow Semi Condensed" w:cs="Barlow Semi Condensed" w:eastAsia="Barlow Semi Condensed" w:hAnsi="Barlow Semi Condensed"/>
                 <w:sz w:val="20"/>
                 <w:szCs w:val="20"/>
               </w:rPr>
@@ -8972,7 +8972,7 @@
             </w:r>
             <w:r>
               <w:rPr>
-                <w:rFonts w:ascii="Times New Roman" w:cs="Times New Roman" w:eastAsia="Times New Roman" w:hAnsi="Times New Roman"/>
+                <w:rFonts w:ascii="Barlow Semi Condensed" w:cs="Barlow Semi Condensed" w:eastAsia="Barlow Semi Condensed" w:hAnsi="Barlow Semi Condensed"/>
                 <w:i/>
                 <w:iCs/>
                 <w:sz w:val="20"/>
@@ -8982,7 +8982,7 @@
             </w:r>
             <w:r>
               <w:rPr>
-                <w:rFonts w:ascii="Times New Roman" w:cs="Times New Roman" w:eastAsia="Times New Roman" w:hAnsi="Times New Roman"/>
+                <w:rFonts w:ascii="Barlow Semi Condensed" w:cs="Barlow Semi Condensed" w:eastAsia="Barlow Semi Condensed" w:hAnsi="Barlow Semi Condensed"/>
                 <w:sz w:val="20"/>
                 <w:szCs w:val="20"/>
               </w:rPr>
@@ -8997,11 +8997,11 @@
           <w:p>
             <w:pPr>
               <w:spacing w:after="20" w:before="20"/>
-              <w:jc w:val="left"/>
-            </w:pPr>
-            <w:r>
-              <w:rPr>
-                <w:rFonts w:ascii="Times New Roman" w:cs="Times New Roman" w:eastAsia="Times New Roman" w:hAnsi="Times New Roman"/>
+              <w:jc w:val="both"/>
+            </w:pPr>
+            <w:r>
+              <w:rPr>
+                <w:rFonts w:ascii="Barlow Semi Condensed" w:cs="Barlow Semi Condensed" w:eastAsia="Barlow Semi Condensed" w:hAnsi="Barlow Semi Condensed"/>
                 <w:sz w:val="20"/>
                 <w:szCs w:val="20"/>
               </w:rPr>
@@ -9018,11 +9018,11 @@
           <w:p>
             <w:pPr>
               <w:spacing w:after="20" w:before="20"/>
-              <w:jc w:val="left"/>
-            </w:pPr>
-            <w:r>
-              <w:rPr>
-                <w:rFonts w:ascii="Times New Roman" w:cs="Times New Roman" w:eastAsia="Times New Roman" w:hAnsi="Times New Roman"/>
+              <w:jc w:val="both"/>
+            </w:pPr>
+            <w:r>
+              <w:rPr>
+                <w:rFonts w:ascii="Barlow Semi Condensed" w:cs="Barlow Semi Condensed" w:eastAsia="Barlow Semi Condensed" w:hAnsi="Barlow Semi Condensed"/>
                 <w:sz w:val="20"/>
                 <w:szCs w:val="20"/>
               </w:rPr>
@@ -9037,11 +9037,11 @@
           <w:p>
             <w:pPr>
               <w:spacing w:after="20" w:before="20"/>
-              <w:jc w:val="left"/>
-            </w:pPr>
-            <w:r>
-              <w:rPr>
-                <w:rFonts w:ascii="Times New Roman" w:cs="Times New Roman" w:eastAsia="Times New Roman" w:hAnsi="Times New Roman"/>
+              <w:jc w:val="both"/>
+            </w:pPr>
+            <w:r>
+              <w:rPr>
+                <w:rFonts w:ascii="Barlow Semi Condensed" w:cs="Barlow Semi Condensed" w:eastAsia="Barlow Semi Condensed" w:hAnsi="Barlow Semi Condensed"/>
                 <w:b/>
                 <w:bCs/>
                 <w:sz w:val="20"/>
@@ -9058,11 +9058,11 @@
           <w:p>
             <w:pPr>
               <w:spacing w:after="20" w:before="20"/>
-              <w:jc w:val="left"/>
-            </w:pPr>
-            <w:r>
-              <w:rPr>
-                <w:rFonts w:ascii="Times New Roman" w:cs="Times New Roman" w:eastAsia="Times New Roman" w:hAnsi="Times New Roman"/>
+              <w:jc w:val="both"/>
+            </w:pPr>
+            <w:r>
+              <w:rPr>
+                <w:rFonts w:ascii="Barlow Semi Condensed" w:cs="Barlow Semi Condensed" w:eastAsia="Barlow Semi Condensed" w:hAnsi="Barlow Semi Condensed"/>
                 <w:sz w:val="20"/>
                 <w:szCs w:val="20"/>
               </w:rPr>
@@ -9070,7 +9070,7 @@
             </w:r>
             <w:r>
               <w:rPr>
-                <w:rFonts w:ascii="Times New Roman" w:cs="Times New Roman" w:eastAsia="Times New Roman" w:hAnsi="Times New Roman"/>
+                <w:rFonts w:ascii="Barlow Semi Condensed" w:cs="Barlow Semi Condensed" w:eastAsia="Barlow Semi Condensed" w:hAnsi="Barlow Semi Condensed"/>
                 <w:b/>
                 <w:bCs/>
                 <w:sz w:val="20"/>
@@ -9080,7 +9080,7 @@
             </w:r>
             <w:r>
               <w:rPr>
-                <w:rFonts w:ascii="Times New Roman" w:cs="Times New Roman" w:eastAsia="Times New Roman" w:hAnsi="Times New Roman"/>
+                <w:rFonts w:ascii="Barlow Semi Condensed" w:cs="Barlow Semi Condensed" w:eastAsia="Barlow Semi Condensed" w:hAnsi="Barlow Semi Condensed"/>
                 <w:sz w:val="20"/>
                 <w:szCs w:val="20"/>
               </w:rPr>
@@ -9095,11 +9095,11 @@
           <w:p>
             <w:pPr>
               <w:spacing w:after="20" w:before="20"/>
-              <w:jc w:val="left"/>
-            </w:pPr>
-            <w:r>
-              <w:rPr>
-                <w:rFonts w:ascii="Times New Roman" w:cs="Times New Roman" w:eastAsia="Times New Roman" w:hAnsi="Times New Roman"/>
+              <w:jc w:val="both"/>
+            </w:pPr>
+            <w:r>
+              <w:rPr>
+                <w:rFonts w:ascii="Barlow Semi Condensed" w:cs="Barlow Semi Condensed" w:eastAsia="Barlow Semi Condensed" w:hAnsi="Barlow Semi Condensed"/>
                 <w:sz w:val="20"/>
                 <w:szCs w:val="20"/>
               </w:rPr>
@@ -9116,11 +9116,11 @@
           <w:p>
             <w:pPr>
               <w:spacing w:after="20" w:before="20"/>
-              <w:jc w:val="left"/>
-            </w:pPr>
-            <w:r>
-              <w:rPr>
-                <w:rFonts w:ascii="Times New Roman" w:cs="Times New Roman" w:eastAsia="Times New Roman" w:hAnsi="Times New Roman"/>
+              <w:jc w:val="both"/>
+            </w:pPr>
+            <w:r>
+              <w:rPr>
+                <w:rFonts w:ascii="Barlow Semi Condensed" w:cs="Barlow Semi Condensed" w:eastAsia="Barlow Semi Condensed" w:hAnsi="Barlow Semi Condensed"/>
                 <w:sz w:val="20"/>
                 <w:szCs w:val="20"/>
               </w:rPr>
@@ -9135,11 +9135,11 @@
           <w:p>
             <w:pPr>
               <w:spacing w:after="20" w:before="20"/>
-              <w:jc w:val="left"/>
-            </w:pPr>
-            <w:r>
-              <w:rPr>
-                <w:rFonts w:ascii="Times New Roman" w:cs="Times New Roman" w:eastAsia="Times New Roman" w:hAnsi="Times New Roman"/>
+              <w:jc w:val="both"/>
+            </w:pPr>
+            <w:r>
+              <w:rPr>
+                <w:rFonts w:ascii="Barlow Semi Condensed" w:cs="Barlow Semi Condensed" w:eastAsia="Barlow Semi Condensed" w:hAnsi="Barlow Semi Condensed"/>
                 <w:b/>
                 <w:bCs/>
                 <w:sz w:val="20"/>
@@ -9156,11 +9156,11 @@
           <w:p>
             <w:pPr>
               <w:spacing w:after="20" w:before="20"/>
-              <w:jc w:val="left"/>
-            </w:pPr>
-            <w:r>
-              <w:rPr>
-                <w:rFonts w:ascii="Times New Roman" w:cs="Times New Roman" w:eastAsia="Times New Roman" w:hAnsi="Times New Roman"/>
+              <w:jc w:val="both"/>
+            </w:pPr>
+            <w:r>
+              <w:rPr>
+                <w:rFonts w:ascii="Barlow Semi Condensed" w:cs="Barlow Semi Condensed" w:eastAsia="Barlow Semi Condensed" w:hAnsi="Barlow Semi Condensed"/>
                 <w:sz w:val="20"/>
                 <w:szCs w:val="20"/>
               </w:rPr>
@@ -9168,7 +9168,7 @@
             </w:r>
             <w:r>
               <w:rPr>
-                <w:rFonts w:ascii="Times New Roman" w:cs="Times New Roman" w:eastAsia="Times New Roman" w:hAnsi="Times New Roman"/>
+                <w:rFonts w:ascii="Barlow Semi Condensed" w:cs="Barlow Semi Condensed" w:eastAsia="Barlow Semi Condensed" w:hAnsi="Barlow Semi Condensed"/>
                 <w:b/>
                 <w:bCs/>
                 <w:sz w:val="20"/>
@@ -9178,7 +9178,7 @@
             </w:r>
             <w:r>
               <w:rPr>
-                <w:rFonts w:ascii="Times New Roman" w:cs="Times New Roman" w:eastAsia="Times New Roman" w:hAnsi="Times New Roman"/>
+                <w:rFonts w:ascii="Barlow Semi Condensed" w:cs="Barlow Semi Condensed" w:eastAsia="Barlow Semi Condensed" w:hAnsi="Barlow Semi Condensed"/>
                 <w:sz w:val="20"/>
                 <w:szCs w:val="20"/>
               </w:rPr>
@@ -9193,11 +9193,11 @@
           <w:p>
             <w:pPr>
               <w:spacing w:after="20" w:before="20"/>
-              <w:jc w:val="left"/>
-            </w:pPr>
-            <w:r>
-              <w:rPr>
-                <w:rFonts w:ascii="Times New Roman" w:cs="Times New Roman" w:eastAsia="Times New Roman" w:hAnsi="Times New Roman"/>
+              <w:jc w:val="both"/>
+            </w:pPr>
+            <w:r>
+              <w:rPr>
+                <w:rFonts w:ascii="Barlow Semi Condensed" w:cs="Barlow Semi Condensed" w:eastAsia="Barlow Semi Condensed" w:hAnsi="Barlow Semi Condensed"/>
                 <w:sz w:val="20"/>
                 <w:szCs w:val="20"/>
               </w:rPr>
@@ -9205,7 +9205,7 @@
             </w:r>
             <w:r>
               <w:rPr>
-                <w:rFonts w:ascii="Times New Roman" w:cs="Times New Roman" w:eastAsia="Times New Roman" w:hAnsi="Times New Roman"/>
+                <w:rFonts w:ascii="Barlow Semi Condensed" w:cs="Barlow Semi Condensed" w:eastAsia="Barlow Semi Condensed" w:hAnsi="Barlow Semi Condensed"/>
                 <w:i/>
                 <w:iCs/>
                 <w:sz w:val="20"/>
@@ -9215,7 +9215,7 @@
             </w:r>
             <w:r>
               <w:rPr>
-                <w:rFonts w:ascii="Times New Roman" w:cs="Times New Roman" w:eastAsia="Times New Roman" w:hAnsi="Times New Roman"/>
+                <w:rFonts w:ascii="Barlow Semi Condensed" w:cs="Barlow Semi Condensed" w:eastAsia="Barlow Semi Condensed" w:hAnsi="Barlow Semi Condensed"/>
                 <w:sz w:val="20"/>
                 <w:szCs w:val="20"/>
               </w:rPr>
@@ -9232,11 +9232,11 @@
           <w:p>
             <w:pPr>
               <w:spacing w:after="20" w:before="20"/>
-              <w:jc w:val="left"/>
-            </w:pPr>
-            <w:r>
-              <w:rPr>
-                <w:rFonts w:ascii="Times New Roman" w:cs="Times New Roman" w:eastAsia="Times New Roman" w:hAnsi="Times New Roman"/>
+              <w:jc w:val="both"/>
+            </w:pPr>
+            <w:r>
+              <w:rPr>
+                <w:rFonts w:ascii="Barlow Semi Condensed" w:cs="Barlow Semi Condensed" w:eastAsia="Barlow Semi Condensed" w:hAnsi="Barlow Semi Condensed"/>
                 <w:sz w:val="20"/>
                 <w:szCs w:val="20"/>
               </w:rPr>
@@ -9251,11 +9251,11 @@
           <w:p>
             <w:pPr>
               <w:spacing w:after="20" w:before="20"/>
-              <w:jc w:val="left"/>
-            </w:pPr>
-            <w:r>
-              <w:rPr>
-                <w:rFonts w:ascii="Times New Roman" w:cs="Times New Roman" w:eastAsia="Times New Roman" w:hAnsi="Times New Roman"/>
+              <w:jc w:val="both"/>
+            </w:pPr>
+            <w:r>
+              <w:rPr>
+                <w:rFonts w:ascii="Barlow Semi Condensed" w:cs="Barlow Semi Condensed" w:eastAsia="Barlow Semi Condensed" w:hAnsi="Barlow Semi Condensed"/>
                 <w:b/>
                 <w:bCs/>
                 <w:sz w:val="20"/>
@@ -9272,11 +9272,11 @@
           <w:p>
             <w:pPr>
               <w:spacing w:after="20" w:before="20"/>
-              <w:jc w:val="left"/>
-            </w:pPr>
-            <w:r>
-              <w:rPr>
-                <w:rFonts w:ascii="Times New Roman" w:cs="Times New Roman" w:eastAsia="Times New Roman" w:hAnsi="Times New Roman"/>
+              <w:jc w:val="both"/>
+            </w:pPr>
+            <w:r>
+              <w:rPr>
+                <w:rFonts w:ascii="Barlow Semi Condensed" w:cs="Barlow Semi Condensed" w:eastAsia="Barlow Semi Condensed" w:hAnsi="Barlow Semi Condensed"/>
                 <w:sz w:val="20"/>
                 <w:szCs w:val="20"/>
               </w:rPr>
@@ -9284,7 +9284,7 @@
             </w:r>
             <w:r>
               <w:rPr>
-                <w:rFonts w:ascii="Times New Roman" w:cs="Times New Roman" w:eastAsia="Times New Roman" w:hAnsi="Times New Roman"/>
+                <w:rFonts w:ascii="Barlow Semi Condensed" w:cs="Barlow Semi Condensed" w:eastAsia="Barlow Semi Condensed" w:hAnsi="Barlow Semi Condensed"/>
                 <w:i/>
                 <w:iCs/>
                 <w:sz w:val="20"/>
@@ -9294,7 +9294,7 @@
             </w:r>
             <w:r>
               <w:rPr>
-                <w:rFonts w:ascii="Times New Roman" w:cs="Times New Roman" w:eastAsia="Times New Roman" w:hAnsi="Times New Roman"/>
+                <w:rFonts w:ascii="Barlow Semi Condensed" w:cs="Barlow Semi Condensed" w:eastAsia="Barlow Semi Condensed" w:hAnsi="Barlow Semi Condensed"/>
                 <w:sz w:val="20"/>
                 <w:szCs w:val="20"/>
               </w:rPr>
@@ -9309,11 +9309,11 @@
           <w:p>
             <w:pPr>
               <w:spacing w:after="20" w:before="20"/>
-              <w:jc w:val="left"/>
-            </w:pPr>
-            <w:r>
-              <w:rPr>
-                <w:rFonts w:ascii="Times New Roman" w:cs="Times New Roman" w:eastAsia="Times New Roman" w:hAnsi="Times New Roman"/>
+              <w:jc w:val="both"/>
+            </w:pPr>
+            <w:r>
+              <w:rPr>
+                <w:rFonts w:ascii="Barlow Semi Condensed" w:cs="Barlow Semi Condensed" w:eastAsia="Barlow Semi Condensed" w:hAnsi="Barlow Semi Condensed"/>
                 <w:sz w:val="20"/>
                 <w:szCs w:val="20"/>
               </w:rPr>
@@ -9330,11 +9330,11 @@
           <w:p>
             <w:pPr>
               <w:spacing w:after="20" w:before="20"/>
-              <w:jc w:val="left"/>
-            </w:pPr>
-            <w:r>
-              <w:rPr>
-                <w:rFonts w:ascii="Times New Roman" w:cs="Times New Roman" w:eastAsia="Times New Roman" w:hAnsi="Times New Roman"/>
+              <w:jc w:val="both"/>
+            </w:pPr>
+            <w:r>
+              <w:rPr>
+                <w:rFonts w:ascii="Barlow Semi Condensed" w:cs="Barlow Semi Condensed" w:eastAsia="Barlow Semi Condensed" w:hAnsi="Barlow Semi Condensed"/>
                 <w:sz w:val="20"/>
                 <w:szCs w:val="20"/>
               </w:rPr>
@@ -9349,11 +9349,11 @@
           <w:p>
             <w:pPr>
               <w:spacing w:after="20" w:before="20"/>
-              <w:jc w:val="left"/>
-            </w:pPr>
-            <w:r>
-              <w:rPr>
-                <w:rFonts w:ascii="Times New Roman" w:cs="Times New Roman" w:eastAsia="Times New Roman" w:hAnsi="Times New Roman"/>
+              <w:jc w:val="both"/>
+            </w:pPr>
+            <w:r>
+              <w:rPr>
+                <w:rFonts w:ascii="Barlow Semi Condensed" w:cs="Barlow Semi Condensed" w:eastAsia="Barlow Semi Condensed" w:hAnsi="Barlow Semi Condensed"/>
                 <w:b/>
                 <w:bCs/>
                 <w:sz w:val="20"/>
@@ -9370,11 +9370,11 @@
           <w:p>
             <w:pPr>
               <w:spacing w:after="20" w:before="20"/>
-              <w:jc w:val="left"/>
-            </w:pPr>
-            <w:r>
-              <w:rPr>
-                <w:rFonts w:ascii="Times New Roman" w:cs="Times New Roman" w:eastAsia="Times New Roman" w:hAnsi="Times New Roman"/>
+              <w:jc w:val="both"/>
+            </w:pPr>
+            <w:r>
+              <w:rPr>
+                <w:rFonts w:ascii="Barlow Semi Condensed" w:cs="Barlow Semi Condensed" w:eastAsia="Barlow Semi Condensed" w:hAnsi="Barlow Semi Condensed"/>
                 <w:sz w:val="20"/>
                 <w:szCs w:val="20"/>
               </w:rPr>
@@ -9382,7 +9382,7 @@
             </w:r>
             <w:r>
               <w:rPr>
-                <w:rFonts w:ascii="Times New Roman" w:cs="Times New Roman" w:eastAsia="Times New Roman" w:hAnsi="Times New Roman"/>
+                <w:rFonts w:ascii="Barlow Semi Condensed" w:cs="Barlow Semi Condensed" w:eastAsia="Barlow Semi Condensed" w:hAnsi="Barlow Semi Condensed"/>
                 <w:i/>
                 <w:iCs/>
                 <w:sz w:val="20"/>
@@ -9392,7 +9392,7 @@
             </w:r>
             <w:r>
               <w:rPr>
-                <w:rFonts w:ascii="Times New Roman" w:cs="Times New Roman" w:eastAsia="Times New Roman" w:hAnsi="Times New Roman"/>
+                <w:rFonts w:ascii="Barlow Semi Condensed" w:cs="Barlow Semi Condensed" w:eastAsia="Barlow Semi Condensed" w:hAnsi="Barlow Semi Condensed"/>
                 <w:sz w:val="20"/>
                 <w:szCs w:val="20"/>
               </w:rPr>
@@ -9407,11 +9407,11 @@
           <w:p>
             <w:pPr>
               <w:spacing w:after="20" w:before="20"/>
-              <w:jc w:val="left"/>
-            </w:pPr>
-            <w:r>
-              <w:rPr>
-                <w:rFonts w:ascii="Times New Roman" w:cs="Times New Roman" w:eastAsia="Times New Roman" w:hAnsi="Times New Roman"/>
+              <w:jc w:val="both"/>
+            </w:pPr>
+            <w:r>
+              <w:rPr>
+                <w:rFonts w:ascii="Barlow Semi Condensed" w:cs="Barlow Semi Condensed" w:eastAsia="Barlow Semi Condensed" w:hAnsi="Barlow Semi Condensed"/>
                 <w:sz w:val="20"/>
                 <w:szCs w:val="20"/>
               </w:rPr>
@@ -9428,11 +9428,11 @@
           <w:p>
             <w:pPr>
               <w:spacing w:after="20" w:before="20"/>
-              <w:jc w:val="left"/>
-            </w:pPr>
-            <w:r>
-              <w:rPr>
-                <w:rFonts w:ascii="Times New Roman" w:cs="Times New Roman" w:eastAsia="Times New Roman" w:hAnsi="Times New Roman"/>
+              <w:jc w:val="both"/>
+            </w:pPr>
+            <w:r>
+              <w:rPr>
+                <w:rFonts w:ascii="Barlow Semi Condensed" w:cs="Barlow Semi Condensed" w:eastAsia="Barlow Semi Condensed" w:hAnsi="Barlow Semi Condensed"/>
                 <w:sz w:val="20"/>
                 <w:szCs w:val="20"/>
               </w:rPr>
@@ -9447,11 +9447,11 @@
           <w:p>
             <w:pPr>
               <w:spacing w:after="20" w:before="20"/>
-              <w:jc w:val="left"/>
-            </w:pPr>
-            <w:r>
-              <w:rPr>
-                <w:rFonts w:ascii="Times New Roman" w:cs="Times New Roman" w:eastAsia="Times New Roman" w:hAnsi="Times New Roman"/>
+              <w:jc w:val="both"/>
+            </w:pPr>
+            <w:r>
+              <w:rPr>
+                <w:rFonts w:ascii="Barlow Semi Condensed" w:cs="Barlow Semi Condensed" w:eastAsia="Barlow Semi Condensed" w:hAnsi="Barlow Semi Condensed"/>
                 <w:b/>
                 <w:bCs/>
                 <w:sz w:val="20"/>
@@ -9468,11 +9468,11 @@
           <w:p>
             <w:pPr>
               <w:spacing w:after="20" w:before="20"/>
-              <w:jc w:val="left"/>
-            </w:pPr>
-            <w:r>
-              <w:rPr>
-                <w:rFonts w:ascii="Times New Roman" w:cs="Times New Roman" w:eastAsia="Times New Roman" w:hAnsi="Times New Roman"/>
+              <w:jc w:val="both"/>
+            </w:pPr>
+            <w:r>
+              <w:rPr>
+                <w:rFonts w:ascii="Barlow Semi Condensed" w:cs="Barlow Semi Condensed" w:eastAsia="Barlow Semi Condensed" w:hAnsi="Barlow Semi Condensed"/>
                 <w:sz w:val="20"/>
                 <w:szCs w:val="20"/>
               </w:rPr>
@@ -9487,11 +9487,11 @@
           <w:p>
             <w:pPr>
               <w:spacing w:after="20" w:before="20"/>
-              <w:jc w:val="left"/>
-            </w:pPr>
-            <w:r>
-              <w:rPr>
-                <w:rFonts w:ascii="Times New Roman" w:cs="Times New Roman" w:eastAsia="Times New Roman" w:hAnsi="Times New Roman"/>
+              <w:jc w:val="both"/>
+            </w:pPr>
+            <w:r>
+              <w:rPr>
+                <w:rFonts w:ascii="Barlow Semi Condensed" w:cs="Barlow Semi Condensed" w:eastAsia="Barlow Semi Condensed" w:hAnsi="Barlow Semi Condensed"/>
                 <w:sz w:val="20"/>
                 <w:szCs w:val="20"/>
               </w:rPr>
@@ -9508,11 +9508,11 @@
           <w:p>
             <w:pPr>
               <w:spacing w:after="20" w:before="20"/>
-              <w:jc w:val="left"/>
-            </w:pPr>
-            <w:r>
-              <w:rPr>
-                <w:rFonts w:ascii="Times New Roman" w:cs="Times New Roman" w:eastAsia="Times New Roman" w:hAnsi="Times New Roman"/>
+              <w:jc w:val="both"/>
+            </w:pPr>
+            <w:r>
+              <w:rPr>
+                <w:rFonts w:ascii="Barlow Semi Condensed" w:cs="Barlow Semi Condensed" w:eastAsia="Barlow Semi Condensed" w:hAnsi="Barlow Semi Condensed"/>
                 <w:sz w:val="20"/>
                 <w:szCs w:val="20"/>
               </w:rPr>
@@ -9527,11 +9527,11 @@
           <w:p>
             <w:pPr>
               <w:spacing w:after="20" w:before="20"/>
-              <w:jc w:val="left"/>
-            </w:pPr>
-            <w:r>
-              <w:rPr>
-                <w:rFonts w:ascii="Times New Roman" w:cs="Times New Roman" w:eastAsia="Times New Roman" w:hAnsi="Times New Roman"/>
+              <w:jc w:val="both"/>
+            </w:pPr>
+            <w:r>
+              <w:rPr>
+                <w:rFonts w:ascii="Barlow Semi Condensed" w:cs="Barlow Semi Condensed" w:eastAsia="Barlow Semi Condensed" w:hAnsi="Barlow Semi Condensed"/>
                 <w:b/>
                 <w:bCs/>
                 <w:sz w:val="20"/>
@@ -9548,11 +9548,11 @@
           <w:p>
             <w:pPr>
               <w:spacing w:after="20" w:before="20"/>
-              <w:jc w:val="left"/>
-            </w:pPr>
-            <w:r>
-              <w:rPr>
-                <w:rFonts w:ascii="Times New Roman" w:cs="Times New Roman" w:eastAsia="Times New Roman" w:hAnsi="Times New Roman"/>
+              <w:jc w:val="both"/>
+            </w:pPr>
+            <w:r>
+              <w:rPr>
+                <w:rFonts w:ascii="Barlow Semi Condensed" w:cs="Barlow Semi Condensed" w:eastAsia="Barlow Semi Condensed" w:hAnsi="Barlow Semi Condensed"/>
                 <w:sz w:val="20"/>
                 <w:szCs w:val="20"/>
               </w:rPr>
@@ -9560,7 +9560,7 @@
             </w:r>
             <w:r>
               <w:rPr>
-                <w:rFonts w:ascii="Times New Roman" w:cs="Times New Roman" w:eastAsia="Times New Roman" w:hAnsi="Times New Roman"/>
+                <w:rFonts w:ascii="Barlow Semi Condensed" w:cs="Barlow Semi Condensed" w:eastAsia="Barlow Semi Condensed" w:hAnsi="Barlow Semi Condensed"/>
                 <w:b/>
                 <w:bCs/>
                 <w:sz w:val="20"/>
@@ -9570,7 +9570,7 @@
             </w:r>
             <w:r>
               <w:rPr>
-                <w:rFonts w:ascii="Times New Roman" w:cs="Times New Roman" w:eastAsia="Times New Roman" w:hAnsi="Times New Roman"/>
+                <w:rFonts w:ascii="Barlow Semi Condensed" w:cs="Barlow Semi Condensed" w:eastAsia="Barlow Semi Condensed" w:hAnsi="Barlow Semi Condensed"/>
                 <w:sz w:val="20"/>
                 <w:szCs w:val="20"/>
               </w:rPr>
@@ -9585,11 +9585,11 @@
           <w:p>
             <w:pPr>
               <w:spacing w:after="20" w:before="20"/>
-              <w:jc w:val="left"/>
-            </w:pPr>
-            <w:r>
-              <w:rPr>
-                <w:rFonts w:ascii="Times New Roman" w:cs="Times New Roman" w:eastAsia="Times New Roman" w:hAnsi="Times New Roman"/>
+              <w:jc w:val="both"/>
+            </w:pPr>
+            <w:r>
+              <w:rPr>
+                <w:rFonts w:ascii="Barlow Semi Condensed" w:cs="Barlow Semi Condensed" w:eastAsia="Barlow Semi Condensed" w:hAnsi="Barlow Semi Condensed"/>
                 <w:sz w:val="20"/>
                 <w:szCs w:val="20"/>
               </w:rPr>
@@ -9606,11 +9606,11 @@
           <w:p>
             <w:pPr>
               <w:spacing w:after="20" w:before="20"/>
-              <w:jc w:val="left"/>
-            </w:pPr>
-            <w:r>
-              <w:rPr>
-                <w:rFonts w:ascii="Times New Roman" w:cs="Times New Roman" w:eastAsia="Times New Roman" w:hAnsi="Times New Roman"/>
+              <w:jc w:val="both"/>
+            </w:pPr>
+            <w:r>
+              <w:rPr>
+                <w:rFonts w:ascii="Barlow Semi Condensed" w:cs="Barlow Semi Condensed" w:eastAsia="Barlow Semi Condensed" w:hAnsi="Barlow Semi Condensed"/>
                 <w:sz w:val="20"/>
                 <w:szCs w:val="20"/>
               </w:rPr>
@@ -9625,11 +9625,11 @@
           <w:p>
             <w:pPr>
               <w:spacing w:after="20" w:before="20"/>
-              <w:jc w:val="left"/>
-            </w:pPr>
-            <w:r>
-              <w:rPr>
-                <w:rFonts w:ascii="Times New Roman" w:cs="Times New Roman" w:eastAsia="Times New Roman" w:hAnsi="Times New Roman"/>
+              <w:jc w:val="both"/>
+            </w:pPr>
+            <w:r>
+              <w:rPr>
+                <w:rFonts w:ascii="Barlow Semi Condensed" w:cs="Barlow Semi Condensed" w:eastAsia="Barlow Semi Condensed" w:hAnsi="Barlow Semi Condensed"/>
                 <w:b/>
                 <w:bCs/>
                 <w:sz w:val="20"/>
@@ -9646,11 +9646,11 @@
           <w:p>
             <w:pPr>
               <w:spacing w:after="20" w:before="20"/>
-              <w:jc w:val="left"/>
-            </w:pPr>
-            <w:r>
-              <w:rPr>
-                <w:rFonts w:ascii="Times New Roman" w:cs="Times New Roman" w:eastAsia="Times New Roman" w:hAnsi="Times New Roman"/>
+              <w:jc w:val="both"/>
+            </w:pPr>
+            <w:r>
+              <w:rPr>
+                <w:rFonts w:ascii="Barlow Semi Condensed" w:cs="Barlow Semi Condensed" w:eastAsia="Barlow Semi Condensed" w:hAnsi="Barlow Semi Condensed"/>
                 <w:sz w:val="20"/>
                 <w:szCs w:val="20"/>
               </w:rPr>
@@ -9665,11 +9665,11 @@
           <w:p>
             <w:pPr>
               <w:spacing w:after="20" w:before="20"/>
-              <w:jc w:val="left"/>
-            </w:pPr>
-            <w:r>
-              <w:rPr>
-                <w:rFonts w:ascii="Times New Roman" w:cs="Times New Roman" w:eastAsia="Times New Roman" w:hAnsi="Times New Roman"/>
+              <w:jc w:val="both"/>
+            </w:pPr>
+            <w:r>
+              <w:rPr>
+                <w:rFonts w:ascii="Barlow Semi Condensed" w:cs="Barlow Semi Condensed" w:eastAsia="Barlow Semi Condensed" w:hAnsi="Barlow Semi Condensed"/>
                 <w:sz w:val="20"/>
                 <w:szCs w:val="20"/>
               </w:rPr>
@@ -9691,7 +9691,7 @@
       </w:pPr>
       <w:r>
         <w:rPr>
-          <w:rFonts w:ascii="Times New Roman" w:cs="Times New Roman" w:eastAsia="Times New Roman" w:hAnsi="Times New Roman"/>
+          <w:rFonts w:ascii="Barlow Semi Condensed" w:cs="Barlow Semi Condensed" w:eastAsia="Barlow Semi Condensed" w:hAnsi="Barlow Semi Condensed"/>
           <w:sz w:val="24"/>
           <w:szCs w:val="24"/>
         </w:rPr>
@@ -9725,11 +9725,11 @@
           <w:p>
             <w:pPr>
               <w:spacing w:after="20" w:before="20"/>
-              <w:jc w:val="left"/>
-            </w:pPr>
-            <w:r>
-              <w:rPr>
-                <w:rFonts w:ascii="Times New Roman" w:cs="Times New Roman" w:eastAsia="Times New Roman" w:hAnsi="Times New Roman"/>
+              <w:jc w:val="both"/>
+            </w:pPr>
+            <w:r>
+              <w:rPr>
+                <w:rFonts w:ascii="Barlow Semi Condensed" w:cs="Barlow Semi Condensed" w:eastAsia="Barlow Semi Condensed" w:hAnsi="Barlow Semi Condensed"/>
                 <w:b/>
                 <w:bCs/>
                 <w:color w:val="FFFFFF"/>
@@ -9748,11 +9748,11 @@
           <w:p>
             <w:pPr>
               <w:spacing w:after="20" w:before="20"/>
-              <w:jc w:val="left"/>
-            </w:pPr>
-            <w:r>
-              <w:rPr>
-                <w:rFonts w:ascii="Times New Roman" w:cs="Times New Roman" w:eastAsia="Times New Roman" w:hAnsi="Times New Roman"/>
+              <w:jc w:val="both"/>
+            </w:pPr>
+            <w:r>
+              <w:rPr>
+                <w:rFonts w:ascii="Barlow Semi Condensed" w:cs="Barlow Semi Condensed" w:eastAsia="Barlow Semi Condensed" w:hAnsi="Barlow Semi Condensed"/>
                 <w:b/>
                 <w:bCs/>
                 <w:color w:val="FFFFFF"/>
@@ -9771,11 +9771,11 @@
           <w:p>
             <w:pPr>
               <w:spacing w:after="20" w:before="20"/>
-              <w:jc w:val="left"/>
-            </w:pPr>
-            <w:r>
-              <w:rPr>
-                <w:rFonts w:ascii="Times New Roman" w:cs="Times New Roman" w:eastAsia="Times New Roman" w:hAnsi="Times New Roman"/>
+              <w:jc w:val="both"/>
+            </w:pPr>
+            <w:r>
+              <w:rPr>
+                <w:rFonts w:ascii="Barlow Semi Condensed" w:cs="Barlow Semi Condensed" w:eastAsia="Barlow Semi Condensed" w:hAnsi="Barlow Semi Condensed"/>
                 <w:b/>
                 <w:bCs/>
                 <w:color w:val="FFFFFF"/>
@@ -9794,11 +9794,11 @@
           <w:p>
             <w:pPr>
               <w:spacing w:after="20" w:before="20"/>
-              <w:jc w:val="left"/>
-            </w:pPr>
-            <w:r>
-              <w:rPr>
-                <w:rFonts w:ascii="Times New Roman" w:cs="Times New Roman" w:eastAsia="Times New Roman" w:hAnsi="Times New Roman"/>
+              <w:jc w:val="both"/>
+            </w:pPr>
+            <w:r>
+              <w:rPr>
+                <w:rFonts w:ascii="Barlow Semi Condensed" w:cs="Barlow Semi Condensed" w:eastAsia="Barlow Semi Condensed" w:hAnsi="Barlow Semi Condensed"/>
                 <w:b/>
                 <w:bCs/>
                 <w:color w:val="FFFFFF"/>
@@ -9818,11 +9818,11 @@
           <w:p>
             <w:pPr>
               <w:spacing w:after="20" w:before="20"/>
-              <w:jc w:val="left"/>
-            </w:pPr>
-            <w:r>
-              <w:rPr>
-                <w:rFonts w:ascii="Times New Roman" w:cs="Times New Roman" w:eastAsia="Times New Roman" w:hAnsi="Times New Roman"/>
+              <w:jc w:val="both"/>
+            </w:pPr>
+            <w:r>
+              <w:rPr>
+                <w:rFonts w:ascii="Barlow Semi Condensed" w:cs="Barlow Semi Condensed" w:eastAsia="Barlow Semi Condensed" w:hAnsi="Barlow Semi Condensed"/>
                 <w:sz w:val="20"/>
                 <w:szCs w:val="20"/>
               </w:rPr>
@@ -9837,11 +9837,11 @@
           <w:p>
             <w:pPr>
               <w:spacing w:after="20" w:before="20"/>
-              <w:jc w:val="left"/>
-            </w:pPr>
-            <w:r>
-              <w:rPr>
-                <w:rFonts w:ascii="Times New Roman" w:cs="Times New Roman" w:eastAsia="Times New Roman" w:hAnsi="Times New Roman"/>
+              <w:jc w:val="both"/>
+            </w:pPr>
+            <w:r>
+              <w:rPr>
+                <w:rFonts w:ascii="Barlow Semi Condensed" w:cs="Barlow Semi Condensed" w:eastAsia="Barlow Semi Condensed" w:hAnsi="Barlow Semi Condensed"/>
                 <w:sz w:val="20"/>
                 <w:szCs w:val="20"/>
               </w:rPr>
@@ -9856,11 +9856,11 @@
           <w:p>
             <w:pPr>
               <w:spacing w:after="20" w:before="20"/>
-              <w:jc w:val="left"/>
-            </w:pPr>
-            <w:r>
-              <w:rPr>
-                <w:rFonts w:ascii="Times New Roman" w:cs="Times New Roman" w:eastAsia="Times New Roman" w:hAnsi="Times New Roman"/>
+              <w:jc w:val="both"/>
+            </w:pPr>
+            <w:r>
+              <w:rPr>
+                <w:rFonts w:ascii="Barlow Semi Condensed" w:cs="Barlow Semi Condensed" w:eastAsia="Barlow Semi Condensed" w:hAnsi="Barlow Semi Condensed"/>
                 <w:sz w:val="20"/>
                 <w:szCs w:val="20"/>
               </w:rPr>
@@ -9875,11 +9875,11 @@
           <w:p>
             <w:pPr>
               <w:spacing w:after="20" w:before="20"/>
-              <w:jc w:val="left"/>
-            </w:pPr>
-            <w:r>
-              <w:rPr>
-                <w:rFonts w:ascii="Times New Roman" w:cs="Times New Roman" w:eastAsia="Times New Roman" w:hAnsi="Times New Roman"/>
+              <w:jc w:val="both"/>
+            </w:pPr>
+            <w:r>
+              <w:rPr>
+                <w:rFonts w:ascii="Barlow Semi Condensed" w:cs="Barlow Semi Condensed" w:eastAsia="Barlow Semi Condensed" w:hAnsi="Barlow Semi Condensed"/>
                 <w:sz w:val="20"/>
                 <w:szCs w:val="20"/>
               </w:rPr>
@@ -9896,11 +9896,11 @@
           <w:p>
             <w:pPr>
               <w:spacing w:after="20" w:before="20"/>
-              <w:jc w:val="left"/>
-            </w:pPr>
-            <w:r>
-              <w:rPr>
-                <w:rFonts w:ascii="Times New Roman" w:cs="Times New Roman" w:eastAsia="Times New Roman" w:hAnsi="Times New Roman"/>
+              <w:jc w:val="both"/>
+            </w:pPr>
+            <w:r>
+              <w:rPr>
+                <w:rFonts w:ascii="Barlow Semi Condensed" w:cs="Barlow Semi Condensed" w:eastAsia="Barlow Semi Condensed" w:hAnsi="Barlow Semi Condensed"/>
                 <w:sz w:val="20"/>
                 <w:szCs w:val="20"/>
               </w:rPr>
@@ -9915,11 +9915,11 @@
           <w:p>
             <w:pPr>
               <w:spacing w:after="20" w:before="20"/>
-              <w:jc w:val="left"/>
-            </w:pPr>
-            <w:r>
-              <w:rPr>
-                <w:rFonts w:ascii="Times New Roman" w:cs="Times New Roman" w:eastAsia="Times New Roman" w:hAnsi="Times New Roman"/>
+              <w:jc w:val="both"/>
+            </w:pPr>
+            <w:r>
+              <w:rPr>
+                <w:rFonts w:ascii="Barlow Semi Condensed" w:cs="Barlow Semi Condensed" w:eastAsia="Barlow Semi Condensed" w:hAnsi="Barlow Semi Condensed"/>
                 <w:sz w:val="20"/>
                 <w:szCs w:val="20"/>
               </w:rPr>
@@ -9934,11 +9934,11 @@
           <w:p>
             <w:pPr>
               <w:spacing w:after="20" w:before="20"/>
-              <w:jc w:val="left"/>
-            </w:pPr>
-            <w:r>
-              <w:rPr>
-                <w:rFonts w:ascii="Times New Roman" w:cs="Times New Roman" w:eastAsia="Times New Roman" w:hAnsi="Times New Roman"/>
+              <w:jc w:val="both"/>
+            </w:pPr>
+            <w:r>
+              <w:rPr>
+                <w:rFonts w:ascii="Barlow Semi Condensed" w:cs="Barlow Semi Condensed" w:eastAsia="Barlow Semi Condensed" w:hAnsi="Barlow Semi Condensed"/>
                 <w:sz w:val="20"/>
                 <w:szCs w:val="20"/>
               </w:rPr>
@@ -9953,11 +9953,11 @@
           <w:p>
             <w:pPr>
               <w:spacing w:after="20" w:before="20"/>
-              <w:jc w:val="left"/>
-            </w:pPr>
-            <w:r>
-              <w:rPr>
-                <w:rFonts w:ascii="Times New Roman" w:cs="Times New Roman" w:eastAsia="Times New Roman" w:hAnsi="Times New Roman"/>
+              <w:jc w:val="both"/>
+            </w:pPr>
+            <w:r>
+              <w:rPr>
+                <w:rFonts w:ascii="Barlow Semi Condensed" w:cs="Barlow Semi Condensed" w:eastAsia="Barlow Semi Condensed" w:hAnsi="Barlow Semi Condensed"/>
                 <w:sz w:val="20"/>
                 <w:szCs w:val="20"/>
               </w:rPr>
@@ -9974,11 +9974,11 @@
           <w:p>
             <w:pPr>
               <w:spacing w:after="20" w:before="20"/>
-              <w:jc w:val="left"/>
-            </w:pPr>
-            <w:r>
-              <w:rPr>
-                <w:rFonts w:ascii="Times New Roman" w:cs="Times New Roman" w:eastAsia="Times New Roman" w:hAnsi="Times New Roman"/>
+              <w:jc w:val="both"/>
+            </w:pPr>
+            <w:r>
+              <w:rPr>
+                <w:rFonts w:ascii="Barlow Semi Condensed" w:cs="Barlow Semi Condensed" w:eastAsia="Barlow Semi Condensed" w:hAnsi="Barlow Semi Condensed"/>
                 <w:sz w:val="20"/>
                 <w:szCs w:val="20"/>
               </w:rPr>
@@ -9993,11 +9993,11 @@
           <w:p>
             <w:pPr>
               <w:spacing w:after="20" w:before="20"/>
-              <w:jc w:val="left"/>
-            </w:pPr>
-            <w:r>
-              <w:rPr>
-                <w:rFonts w:ascii="Times New Roman" w:cs="Times New Roman" w:eastAsia="Times New Roman" w:hAnsi="Times New Roman"/>
+              <w:jc w:val="both"/>
+            </w:pPr>
+            <w:r>
+              <w:rPr>
+                <w:rFonts w:ascii="Barlow Semi Condensed" w:cs="Barlow Semi Condensed" w:eastAsia="Barlow Semi Condensed" w:hAnsi="Barlow Semi Condensed"/>
                 <w:sz w:val="20"/>
                 <w:szCs w:val="20"/>
               </w:rPr>
@@ -10012,11 +10012,11 @@
           <w:p>
             <w:pPr>
               <w:spacing w:after="20" w:before="20"/>
-              <w:jc w:val="left"/>
-            </w:pPr>
-            <w:r>
-              <w:rPr>
-                <w:rFonts w:ascii="Times New Roman" w:cs="Times New Roman" w:eastAsia="Times New Roman" w:hAnsi="Times New Roman"/>
+              <w:jc w:val="both"/>
+            </w:pPr>
+            <w:r>
+              <w:rPr>
+                <w:rFonts w:ascii="Barlow Semi Condensed" w:cs="Barlow Semi Condensed" w:eastAsia="Barlow Semi Condensed" w:hAnsi="Barlow Semi Condensed"/>
                 <w:sz w:val="20"/>
                 <w:szCs w:val="20"/>
               </w:rPr>
@@ -10031,11 +10031,11 @@
           <w:p>
             <w:pPr>
               <w:spacing w:after="20" w:before="20"/>
-              <w:jc w:val="left"/>
-            </w:pPr>
-            <w:r>
-              <w:rPr>
-                <w:rFonts w:ascii="Times New Roman" w:cs="Times New Roman" w:eastAsia="Times New Roman" w:hAnsi="Times New Roman"/>
+              <w:jc w:val="both"/>
+            </w:pPr>
+            <w:r>
+              <w:rPr>
+                <w:rFonts w:ascii="Barlow Semi Condensed" w:cs="Barlow Semi Condensed" w:eastAsia="Barlow Semi Condensed" w:hAnsi="Barlow Semi Condensed"/>
                 <w:sz w:val="20"/>
                 <w:szCs w:val="20"/>
               </w:rPr>
@@ -10052,11 +10052,11 @@
           <w:p>
             <w:pPr>
               <w:spacing w:after="20" w:before="20"/>
-              <w:jc w:val="left"/>
-            </w:pPr>
-            <w:r>
-              <w:rPr>
-                <w:rFonts w:ascii="Times New Roman" w:cs="Times New Roman" w:eastAsia="Times New Roman" w:hAnsi="Times New Roman"/>
+              <w:jc w:val="both"/>
+            </w:pPr>
+            <w:r>
+              <w:rPr>
+                <w:rFonts w:ascii="Barlow Semi Condensed" w:cs="Barlow Semi Condensed" w:eastAsia="Barlow Semi Condensed" w:hAnsi="Barlow Semi Condensed"/>
                 <w:sz w:val="20"/>
                 <w:szCs w:val="20"/>
               </w:rPr>
@@ -10071,11 +10071,11 @@
           <w:p>
             <w:pPr>
               <w:spacing w:after="20" w:before="20"/>
-              <w:jc w:val="left"/>
-            </w:pPr>
-            <w:r>
-              <w:rPr>
-                <w:rFonts w:ascii="Times New Roman" w:cs="Times New Roman" w:eastAsia="Times New Roman" w:hAnsi="Times New Roman"/>
+              <w:jc w:val="both"/>
+            </w:pPr>
+            <w:r>
+              <w:rPr>
+                <w:rFonts w:ascii="Barlow Semi Condensed" w:cs="Barlow Semi Condensed" w:eastAsia="Barlow Semi Condensed" w:hAnsi="Barlow Semi Condensed"/>
                 <w:sz w:val="20"/>
                 <w:szCs w:val="20"/>
               </w:rPr>
@@ -10090,11 +10090,11 @@
           <w:p>
             <w:pPr>
               <w:spacing w:after="20" w:before="20"/>
-              <w:jc w:val="left"/>
-            </w:pPr>
-            <w:r>
-              <w:rPr>
-                <w:rFonts w:ascii="Times New Roman" w:cs="Times New Roman" w:eastAsia="Times New Roman" w:hAnsi="Times New Roman"/>
+              <w:jc w:val="both"/>
+            </w:pPr>
+            <w:r>
+              <w:rPr>
+                <w:rFonts w:ascii="Barlow Semi Condensed" w:cs="Barlow Semi Condensed" w:eastAsia="Barlow Semi Condensed" w:hAnsi="Barlow Semi Condensed"/>
                 <w:sz w:val="20"/>
                 <w:szCs w:val="20"/>
               </w:rPr>
@@ -10109,11 +10109,11 @@
           <w:p>
             <w:pPr>
               <w:spacing w:after="20" w:before="20"/>
-              <w:jc w:val="left"/>
-            </w:pPr>
-            <w:r>
-              <w:rPr>
-                <w:rFonts w:ascii="Times New Roman" w:cs="Times New Roman" w:eastAsia="Times New Roman" w:hAnsi="Times New Roman"/>
+              <w:jc w:val="both"/>
+            </w:pPr>
+            <w:r>
+              <w:rPr>
+                <w:rFonts w:ascii="Barlow Semi Condensed" w:cs="Barlow Semi Condensed" w:eastAsia="Barlow Semi Condensed" w:hAnsi="Barlow Semi Condensed"/>
                 <w:sz w:val="20"/>
                 <w:szCs w:val="20"/>
               </w:rPr>
@@ -10130,11 +10130,11 @@
           <w:p>
             <w:pPr>
               <w:spacing w:after="20" w:before="20"/>
-              <w:jc w:val="left"/>
-            </w:pPr>
-            <w:r>
-              <w:rPr>
-                <w:rFonts w:ascii="Times New Roman" w:cs="Times New Roman" w:eastAsia="Times New Roman" w:hAnsi="Times New Roman"/>
+              <w:jc w:val="both"/>
+            </w:pPr>
+            <w:r>
+              <w:rPr>
+                <w:rFonts w:ascii="Barlow Semi Condensed" w:cs="Barlow Semi Condensed" w:eastAsia="Barlow Semi Condensed" w:hAnsi="Barlow Semi Condensed"/>
                 <w:sz w:val="20"/>
                 <w:szCs w:val="20"/>
               </w:rPr>
@@ -10149,11 +10149,11 @@
           <w:p>
             <w:pPr>
               <w:spacing w:after="20" w:before="20"/>
-              <w:jc w:val="left"/>
-            </w:pPr>
-            <w:r>
-              <w:rPr>
-                <w:rFonts w:ascii="Times New Roman" w:cs="Times New Roman" w:eastAsia="Times New Roman" w:hAnsi="Times New Roman"/>
+              <w:jc w:val="both"/>
+            </w:pPr>
+            <w:r>
+              <w:rPr>
+                <w:rFonts w:ascii="Barlow Semi Condensed" w:cs="Barlow Semi Condensed" w:eastAsia="Barlow Semi Condensed" w:hAnsi="Barlow Semi Condensed"/>
                 <w:sz w:val="20"/>
                 <w:szCs w:val="20"/>
               </w:rPr>
@@ -10168,11 +10168,11 @@
           <w:p>
             <w:pPr>
               <w:spacing w:after="20" w:before="20"/>
-              <w:jc w:val="left"/>
-            </w:pPr>
-            <w:r>
-              <w:rPr>
-                <w:rFonts w:ascii="Times New Roman" w:cs="Times New Roman" w:eastAsia="Times New Roman" w:hAnsi="Times New Roman"/>
+              <w:jc w:val="both"/>
+            </w:pPr>
+            <w:r>
+              <w:rPr>
+                <w:rFonts w:ascii="Barlow Semi Condensed" w:cs="Barlow Semi Condensed" w:eastAsia="Barlow Semi Condensed" w:hAnsi="Barlow Semi Condensed"/>
                 <w:sz w:val="20"/>
                 <w:szCs w:val="20"/>
               </w:rPr>
@@ -10187,11 +10187,11 @@
           <w:p>
             <w:pPr>
               <w:spacing w:after="20" w:before="20"/>
-              <w:jc w:val="left"/>
-            </w:pPr>
-            <w:r>
-              <w:rPr>
-                <w:rFonts w:ascii="Times New Roman" w:cs="Times New Roman" w:eastAsia="Times New Roman" w:hAnsi="Times New Roman"/>
+              <w:jc w:val="both"/>
+            </w:pPr>
+            <w:r>
+              <w:rPr>
+                <w:rFonts w:ascii="Barlow Semi Condensed" w:cs="Barlow Semi Condensed" w:eastAsia="Barlow Semi Condensed" w:hAnsi="Barlow Semi Condensed"/>
                 <w:sz w:val="20"/>
                 <w:szCs w:val="20"/>
               </w:rPr>
@@ -10208,11 +10208,11 @@
           <w:p>
             <w:pPr>
               <w:spacing w:after="20" w:before="20"/>
-              <w:jc w:val="left"/>
-            </w:pPr>
-            <w:r>
-              <w:rPr>
-                <w:rFonts w:ascii="Times New Roman" w:cs="Times New Roman" w:eastAsia="Times New Roman" w:hAnsi="Times New Roman"/>
+              <w:jc w:val="both"/>
+            </w:pPr>
+            <w:r>
+              <w:rPr>
+                <w:rFonts w:ascii="Barlow Semi Condensed" w:cs="Barlow Semi Condensed" w:eastAsia="Barlow Semi Condensed" w:hAnsi="Barlow Semi Condensed"/>
                 <w:sz w:val="20"/>
                 <w:szCs w:val="20"/>
               </w:rPr>
@@ -10227,11 +10227,11 @@
           <w:p>
             <w:pPr>
               <w:spacing w:after="20" w:before="20"/>
-              <w:jc w:val="left"/>
-            </w:pPr>
-            <w:r>
-              <w:rPr>
-                <w:rFonts w:ascii="Times New Roman" w:cs="Times New Roman" w:eastAsia="Times New Roman" w:hAnsi="Times New Roman"/>
+              <w:jc w:val="both"/>
+            </w:pPr>
+            <w:r>
+              <w:rPr>
+                <w:rFonts w:ascii="Barlow Semi Condensed" w:cs="Barlow Semi Condensed" w:eastAsia="Barlow Semi Condensed" w:hAnsi="Barlow Semi Condensed"/>
                 <w:sz w:val="20"/>
                 <w:szCs w:val="20"/>
               </w:rPr>
@@ -10246,11 +10246,11 @@
           <w:p>
             <w:pPr>
               <w:spacing w:after="20" w:before="20"/>
-              <w:jc w:val="left"/>
-            </w:pPr>
-            <w:r>
-              <w:rPr>
-                <w:rFonts w:ascii="Times New Roman" w:cs="Times New Roman" w:eastAsia="Times New Roman" w:hAnsi="Times New Roman"/>
+              <w:jc w:val="both"/>
+            </w:pPr>
+            <w:r>
+              <w:rPr>
+                <w:rFonts w:ascii="Barlow Semi Condensed" w:cs="Barlow Semi Condensed" w:eastAsia="Barlow Semi Condensed" w:hAnsi="Barlow Semi Condensed"/>
                 <w:sz w:val="20"/>
                 <w:szCs w:val="20"/>
               </w:rPr>
@@ -10265,11 +10265,11 @@
           <w:p>
             <w:pPr>
               <w:spacing w:after="20" w:before="20"/>
-              <w:jc w:val="left"/>
-            </w:pPr>
-            <w:r>
-              <w:rPr>
-                <w:rFonts w:ascii="Times New Roman" w:cs="Times New Roman" w:eastAsia="Times New Roman" w:hAnsi="Times New Roman"/>
+              <w:jc w:val="both"/>
+            </w:pPr>
+            <w:r>
+              <w:rPr>
+                <w:rFonts w:ascii="Barlow Semi Condensed" w:cs="Barlow Semi Condensed" w:eastAsia="Barlow Semi Condensed" w:hAnsi="Barlow Semi Condensed"/>
                 <w:sz w:val="20"/>
                 <w:szCs w:val="20"/>
               </w:rPr>
@@ -10291,7 +10291,7 @@
       </w:pPr>
       <w:r>
         <w:rPr>
-          <w:rFonts w:ascii="Times New Roman" w:cs="Times New Roman" w:eastAsia="Times New Roman" w:hAnsi="Times New Roman"/>
+          <w:rFonts w:ascii="Barlow Semi Condensed" w:cs="Barlow Semi Condensed" w:eastAsia="Barlow Semi Condensed" w:hAnsi="Barlow Semi Condensed"/>
           <w:sz w:val="24"/>
           <w:szCs w:val="24"/>
         </w:rPr>
@@ -10323,11 +10323,11 @@
           <w:p>
             <w:pPr>
               <w:spacing w:after="20" w:before="20"/>
-              <w:jc w:val="left"/>
-            </w:pPr>
-            <w:r>
-              <w:rPr>
-                <w:rFonts w:ascii="Times New Roman" w:cs="Times New Roman" w:eastAsia="Times New Roman" w:hAnsi="Times New Roman"/>
+              <w:jc w:val="both"/>
+            </w:pPr>
+            <w:r>
+              <w:rPr>
+                <w:rFonts w:ascii="Barlow Semi Condensed" w:cs="Barlow Semi Condensed" w:eastAsia="Barlow Semi Condensed" w:hAnsi="Barlow Semi Condensed"/>
                 <w:b/>
                 <w:bCs/>
                 <w:color w:val="FFFFFF"/>
@@ -10346,11 +10346,11 @@
           <w:p>
             <w:pPr>
               <w:spacing w:after="20" w:before="20"/>
-              <w:jc w:val="left"/>
-            </w:pPr>
-            <w:r>
-              <w:rPr>
-                <w:rFonts w:ascii="Times New Roman" w:cs="Times New Roman" w:eastAsia="Times New Roman" w:hAnsi="Times New Roman"/>
+              <w:jc w:val="both"/>
+            </w:pPr>
+            <w:r>
+              <w:rPr>
+                <w:rFonts w:ascii="Barlow Semi Condensed" w:cs="Barlow Semi Condensed" w:eastAsia="Barlow Semi Condensed" w:hAnsi="Barlow Semi Condensed"/>
                 <w:b/>
                 <w:bCs/>
                 <w:color w:val="FFFFFF"/>
@@ -10370,11 +10370,11 @@
           <w:p>
             <w:pPr>
               <w:spacing w:after="20" w:before="20"/>
-              <w:jc w:val="left"/>
-            </w:pPr>
-            <w:r>
-              <w:rPr>
-                <w:rFonts w:ascii="Times New Roman" w:cs="Times New Roman" w:eastAsia="Times New Roman" w:hAnsi="Times New Roman"/>
+              <w:jc w:val="both"/>
+            </w:pPr>
+            <w:r>
+              <w:rPr>
+                <w:rFonts w:ascii="Barlow Semi Condensed" w:cs="Barlow Semi Condensed" w:eastAsia="Barlow Semi Condensed" w:hAnsi="Barlow Semi Condensed"/>
                 <w:sz w:val="20"/>
                 <w:szCs w:val="20"/>
               </w:rPr>
@@ -10389,11 +10389,11 @@
           <w:p>
             <w:pPr>
               <w:spacing w:after="20" w:before="20"/>
-              <w:jc w:val="left"/>
-            </w:pPr>
-            <w:r>
-              <w:rPr>
-                <w:rFonts w:ascii="Times New Roman" w:cs="Times New Roman" w:eastAsia="Times New Roman" w:hAnsi="Times New Roman"/>
+              <w:jc w:val="both"/>
+            </w:pPr>
+            <w:r>
+              <w:rPr>
+                <w:rFonts w:ascii="Barlow Semi Condensed" w:cs="Barlow Semi Condensed" w:eastAsia="Barlow Semi Condensed" w:hAnsi="Barlow Semi Condensed"/>
                 <w:sz w:val="20"/>
                 <w:szCs w:val="20"/>
               </w:rPr>
@@ -10410,11 +10410,11 @@
           <w:p>
             <w:pPr>
               <w:spacing w:after="20" w:before="20"/>
-              <w:jc w:val="left"/>
-            </w:pPr>
-            <w:r>
-              <w:rPr>
-                <w:rFonts w:ascii="Times New Roman" w:cs="Times New Roman" w:eastAsia="Times New Roman" w:hAnsi="Times New Roman"/>
+              <w:jc w:val="both"/>
+            </w:pPr>
+            <w:r>
+              <w:rPr>
+                <w:rFonts w:ascii="Barlow Semi Condensed" w:cs="Barlow Semi Condensed" w:eastAsia="Barlow Semi Condensed" w:hAnsi="Barlow Semi Condensed"/>
                 <w:sz w:val="20"/>
                 <w:szCs w:val="20"/>
               </w:rPr>
@@ -10429,11 +10429,11 @@
           <w:p>
             <w:pPr>
               <w:spacing w:after="20" w:before="20"/>
-              <w:jc w:val="left"/>
-            </w:pPr>
-            <w:r>
-              <w:rPr>
-                <w:rFonts w:ascii="Times New Roman" w:cs="Times New Roman" w:eastAsia="Times New Roman" w:hAnsi="Times New Roman"/>
+              <w:jc w:val="both"/>
+            </w:pPr>
+            <w:r>
+              <w:rPr>
+                <w:rFonts w:ascii="Barlow Semi Condensed" w:cs="Barlow Semi Condensed" w:eastAsia="Barlow Semi Condensed" w:hAnsi="Barlow Semi Condensed"/>
                 <w:sz w:val="20"/>
                 <w:szCs w:val="20"/>
               </w:rPr>
@@ -10450,11 +10450,11 @@
           <w:p>
             <w:pPr>
               <w:spacing w:after="20" w:before="20"/>
-              <w:jc w:val="left"/>
-            </w:pPr>
-            <w:r>
-              <w:rPr>
-                <w:rFonts w:ascii="Times New Roman" w:cs="Times New Roman" w:eastAsia="Times New Roman" w:hAnsi="Times New Roman"/>
+              <w:jc w:val="both"/>
+            </w:pPr>
+            <w:r>
+              <w:rPr>
+                <w:rFonts w:ascii="Barlow Semi Condensed" w:cs="Barlow Semi Condensed" w:eastAsia="Barlow Semi Condensed" w:hAnsi="Barlow Semi Condensed"/>
                 <w:sz w:val="20"/>
                 <w:szCs w:val="20"/>
               </w:rPr>
@@ -10469,11 +10469,11 @@
           <w:p>
             <w:pPr>
               <w:spacing w:after="20" w:before="20"/>
-              <w:jc w:val="left"/>
-            </w:pPr>
-            <w:r>
-              <w:rPr>
-                <w:rFonts w:ascii="Times New Roman" w:cs="Times New Roman" w:eastAsia="Times New Roman" w:hAnsi="Times New Roman"/>
+              <w:jc w:val="both"/>
+            </w:pPr>
+            <w:r>
+              <w:rPr>
+                <w:rFonts w:ascii="Barlow Semi Condensed" w:cs="Barlow Semi Condensed" w:eastAsia="Barlow Semi Condensed" w:hAnsi="Barlow Semi Condensed"/>
                 <w:sz w:val="20"/>
                 <w:szCs w:val="20"/>
               </w:rPr>
@@ -10490,11 +10490,11 @@
           <w:p>
             <w:pPr>
               <w:spacing w:after="20" w:before="20"/>
-              <w:jc w:val="left"/>
-            </w:pPr>
-            <w:r>
-              <w:rPr>
-                <w:rFonts w:ascii="Times New Roman" w:cs="Times New Roman" w:eastAsia="Times New Roman" w:hAnsi="Times New Roman"/>
+              <w:jc w:val="both"/>
+            </w:pPr>
+            <w:r>
+              <w:rPr>
+                <w:rFonts w:ascii="Barlow Semi Condensed" w:cs="Barlow Semi Condensed" w:eastAsia="Barlow Semi Condensed" w:hAnsi="Barlow Semi Condensed"/>
                 <w:sz w:val="20"/>
                 <w:szCs w:val="20"/>
               </w:rPr>
@@ -10509,11 +10509,11 @@
           <w:p>
             <w:pPr>
               <w:spacing w:after="20" w:before="20"/>
-              <w:jc w:val="left"/>
-            </w:pPr>
-            <w:r>
-              <w:rPr>
-                <w:rFonts w:ascii="Times New Roman" w:cs="Times New Roman" w:eastAsia="Times New Roman" w:hAnsi="Times New Roman"/>
+              <w:jc w:val="both"/>
+            </w:pPr>
+            <w:r>
+              <w:rPr>
+                <w:rFonts w:ascii="Barlow Semi Condensed" w:cs="Barlow Semi Condensed" w:eastAsia="Barlow Semi Condensed" w:hAnsi="Barlow Semi Condensed"/>
                 <w:sz w:val="20"/>
                 <w:szCs w:val="20"/>
               </w:rPr>
@@ -10543,7 +10543,7 @@
       </w:pPr>
       <w:r>
         <w:rPr>
-          <w:rFonts w:ascii="Times New Roman" w:cs="Times New Roman" w:eastAsia="Times New Roman" w:hAnsi="Times New Roman"/>
+          <w:rFonts w:ascii="Barlow Semi Condensed" w:cs="Barlow Semi Condensed" w:eastAsia="Barlow Semi Condensed" w:hAnsi="Barlow Semi Condensed"/>
           <w:sz w:val="24"/>
           <w:szCs w:val="24"/>
         </w:rPr>
@@ -10562,7 +10562,7 @@
       </w:pPr>
       <w:r>
         <w:rPr>
-          <w:rFonts w:ascii="Times New Roman" w:cs="Times New Roman" w:eastAsia="Times New Roman" w:hAnsi="Times New Roman"/>
+          <w:rFonts w:ascii="Barlow Semi Condensed" w:cs="Barlow Semi Condensed" w:eastAsia="Barlow Semi Condensed" w:hAnsi="Barlow Semi Condensed"/>
           <w:sz w:val="24"/>
           <w:szCs w:val="24"/>
         </w:rPr>
@@ -10570,7 +10570,7 @@
       </w:r>
       <w:r>
         <w:rPr>
-          <w:rFonts w:ascii="Times New Roman" w:cs="Times New Roman" w:eastAsia="Times New Roman" w:hAnsi="Times New Roman"/>
+          <w:rFonts w:ascii="Barlow Semi Condensed" w:cs="Barlow Semi Condensed" w:eastAsia="Barlow Semi Condensed" w:hAnsi="Barlow Semi Condensed"/>
           <w:b/>
           <w:bCs/>
           <w:sz w:val="24"/>
@@ -10580,7 +10580,7 @@
       </w:r>
       <w:r>
         <w:rPr>
-          <w:rFonts w:ascii="Times New Roman" w:cs="Times New Roman" w:eastAsia="Times New Roman" w:hAnsi="Times New Roman"/>
+          <w:rFonts w:ascii="Barlow Semi Condensed" w:cs="Barlow Semi Condensed" w:eastAsia="Barlow Semi Condensed" w:hAnsi="Barlow Semi Condensed"/>
           <w:sz w:val="24"/>
           <w:szCs w:val="24"/>
         </w:rPr>
@@ -10599,7 +10599,7 @@
       </w:pPr>
       <w:r>
         <w:rPr>
-          <w:rFonts w:ascii="Times New Roman" w:cs="Times New Roman" w:eastAsia="Times New Roman" w:hAnsi="Times New Roman"/>
+          <w:rFonts w:ascii="Barlow Semi Condensed" w:cs="Barlow Semi Condensed" w:eastAsia="Barlow Semi Condensed" w:hAnsi="Barlow Semi Condensed"/>
           <w:sz w:val="24"/>
           <w:szCs w:val="24"/>
         </w:rPr>
@@ -10607,7 +10607,7 @@
       </w:r>
       <w:r>
         <w:rPr>
-          <w:rFonts w:ascii="Times New Roman" w:cs="Times New Roman" w:eastAsia="Times New Roman" w:hAnsi="Times New Roman"/>
+          <w:rFonts w:ascii="Barlow Semi Condensed" w:cs="Barlow Semi Condensed" w:eastAsia="Barlow Semi Condensed" w:hAnsi="Barlow Semi Condensed"/>
           <w:b/>
           <w:bCs/>
           <w:sz w:val="24"/>
@@ -10617,7 +10617,7 @@
       </w:r>
       <w:r>
         <w:rPr>
-          <w:rFonts w:ascii="Times New Roman" w:cs="Times New Roman" w:eastAsia="Times New Roman" w:hAnsi="Times New Roman"/>
+          <w:rFonts w:ascii="Barlow Semi Condensed" w:cs="Barlow Semi Condensed" w:eastAsia="Barlow Semi Condensed" w:hAnsi="Barlow Semi Condensed"/>
           <w:sz w:val="24"/>
           <w:szCs w:val="24"/>
         </w:rPr>
@@ -10625,7 +10625,7 @@
       </w:r>
       <w:r>
         <w:rPr>
-          <w:rFonts w:ascii="Times New Roman" w:cs="Times New Roman" w:eastAsia="Times New Roman" w:hAnsi="Times New Roman"/>
+          <w:rFonts w:ascii="Barlow Semi Condensed" w:cs="Barlow Semi Condensed" w:eastAsia="Barlow Semi Condensed" w:hAnsi="Barlow Semi Condensed"/>
           <w:i/>
           <w:iCs/>
           <w:sz w:val="24"/>
@@ -10635,7 +10635,7 @@
       </w:r>
       <w:r>
         <w:rPr>
-          <w:rFonts w:ascii="Times New Roman" w:cs="Times New Roman" w:eastAsia="Times New Roman" w:hAnsi="Times New Roman"/>
+          <w:rFonts w:ascii="Barlow Semi Condensed" w:cs="Barlow Semi Condensed" w:eastAsia="Barlow Semi Condensed" w:hAnsi="Barlow Semi Condensed"/>
           <w:sz w:val="24"/>
           <w:szCs w:val="24"/>
         </w:rPr>
@@ -10654,7 +10654,7 @@
       </w:pPr>
       <w:r>
         <w:rPr>
-          <w:rFonts w:ascii="Times New Roman" w:cs="Times New Roman" w:eastAsia="Times New Roman" w:hAnsi="Times New Roman"/>
+          <w:rFonts w:ascii="Barlow Semi Condensed" w:cs="Barlow Semi Condensed" w:eastAsia="Barlow Semi Condensed" w:hAnsi="Barlow Semi Condensed"/>
           <w:sz w:val="24"/>
           <w:szCs w:val="24"/>
         </w:rPr>
@@ -10662,7 +10662,7 @@
       </w:r>
       <w:r>
         <w:rPr>
-          <w:rFonts w:ascii="Times New Roman" w:cs="Times New Roman" w:eastAsia="Times New Roman" w:hAnsi="Times New Roman"/>
+          <w:rFonts w:ascii="Barlow Semi Condensed" w:cs="Barlow Semi Condensed" w:eastAsia="Barlow Semi Condensed" w:hAnsi="Barlow Semi Condensed"/>
           <w:b/>
           <w:bCs/>
           <w:sz w:val="24"/>
@@ -10672,7 +10672,7 @@
       </w:r>
       <w:r>
         <w:rPr>
-          <w:rFonts w:ascii="Times New Roman" w:cs="Times New Roman" w:eastAsia="Times New Roman" w:hAnsi="Times New Roman"/>
+          <w:rFonts w:ascii="Barlow Semi Condensed" w:cs="Barlow Semi Condensed" w:eastAsia="Barlow Semi Condensed" w:hAnsi="Barlow Semi Condensed"/>
           <w:sz w:val="24"/>
           <w:szCs w:val="24"/>
         </w:rPr>
@@ -10680,7 +10680,7 @@
       </w:r>
       <w:r>
         <w:rPr>
-          <w:rFonts w:ascii="Times New Roman" w:cs="Times New Roman" w:eastAsia="Times New Roman" w:hAnsi="Times New Roman"/>
+          <w:rFonts w:ascii="Barlow Semi Condensed" w:cs="Barlow Semi Condensed" w:eastAsia="Barlow Semi Condensed" w:hAnsi="Barlow Semi Condensed"/>
           <w:b/>
           <w:bCs/>
           <w:sz w:val="24"/>
@@ -10690,7 +10690,7 @@
       </w:r>
       <w:r>
         <w:rPr>
-          <w:rFonts w:ascii="Times New Roman" w:cs="Times New Roman" w:eastAsia="Times New Roman" w:hAnsi="Times New Roman"/>
+          <w:rFonts w:ascii="Barlow Semi Condensed" w:cs="Barlow Semi Condensed" w:eastAsia="Barlow Semi Condensed" w:hAnsi="Barlow Semi Condensed"/>
           <w:sz w:val="24"/>
           <w:szCs w:val="24"/>
         </w:rPr>
@@ -10698,7 +10698,7 @@
       </w:r>
       <w:r>
         <w:rPr>
-          <w:rFonts w:ascii="Times New Roman" w:cs="Times New Roman" w:eastAsia="Times New Roman" w:hAnsi="Times New Roman"/>
+          <w:rFonts w:ascii="Barlow Semi Condensed" w:cs="Barlow Semi Condensed" w:eastAsia="Barlow Semi Condensed" w:hAnsi="Barlow Semi Condensed"/>
           <w:b/>
           <w:bCs/>
           <w:sz w:val="24"/>
@@ -10708,7 +10708,7 @@
       </w:r>
       <w:r>
         <w:rPr>
-          <w:rFonts w:ascii="Times New Roman" w:cs="Times New Roman" w:eastAsia="Times New Roman" w:hAnsi="Times New Roman"/>
+          <w:rFonts w:ascii="Barlow Semi Condensed" w:cs="Barlow Semi Condensed" w:eastAsia="Barlow Semi Condensed" w:hAnsi="Barlow Semi Condensed"/>
           <w:sz w:val="24"/>
           <w:szCs w:val="24"/>
         </w:rPr>
@@ -10727,7 +10727,7 @@
       </w:pPr>
       <w:r>
         <w:rPr>
-          <w:rFonts w:ascii="Times New Roman" w:cs="Times New Roman" w:eastAsia="Times New Roman" w:hAnsi="Times New Roman"/>
+          <w:rFonts w:ascii="Barlow Semi Condensed" w:cs="Barlow Semi Condensed" w:eastAsia="Barlow Semi Condensed" w:hAnsi="Barlow Semi Condensed"/>
           <w:sz w:val="24"/>
           <w:szCs w:val="24"/>
         </w:rPr>
@@ -10735,7 +10735,7 @@
       </w:r>
       <w:r>
         <w:rPr>
-          <w:rFonts w:ascii="Times New Roman" w:cs="Times New Roman" w:eastAsia="Times New Roman" w:hAnsi="Times New Roman"/>
+          <w:rFonts w:ascii="Barlow Semi Condensed" w:cs="Barlow Semi Condensed" w:eastAsia="Barlow Semi Condensed" w:hAnsi="Barlow Semi Condensed"/>
           <w:b/>
           <w:bCs/>
           <w:sz w:val="24"/>
@@ -10745,7 +10745,7 @@
       </w:r>
       <w:r>
         <w:rPr>
-          <w:rFonts w:ascii="Times New Roman" w:cs="Times New Roman" w:eastAsia="Times New Roman" w:hAnsi="Times New Roman"/>
+          <w:rFonts w:ascii="Barlow Semi Condensed" w:cs="Barlow Semi Condensed" w:eastAsia="Barlow Semi Condensed" w:hAnsi="Barlow Semi Condensed"/>
           <w:sz w:val="24"/>
           <w:szCs w:val="24"/>
         </w:rPr>
@@ -10767,7 +10767,7 @@
       </w:pPr>
       <w:r>
         <w:rPr>
-          <w:rFonts w:ascii="Times New Roman" w:cs="Times New Roman" w:eastAsia="Times New Roman" w:hAnsi="Times New Roman"/>
+          <w:rFonts w:ascii="Barlow Semi Condensed" w:cs="Barlow Semi Condensed" w:eastAsia="Barlow Semi Condensed" w:hAnsi="Barlow Semi Condensed"/>
           <w:sz w:val="24"/>
           <w:szCs w:val="24"/>
         </w:rPr>
@@ -10781,7 +10781,7 @@
       </w:pPr>
       <w:r>
         <w:rPr>
-          <w:rFonts w:ascii="Times New Roman" w:cs="Times New Roman" w:eastAsia="Times New Roman" w:hAnsi="Times New Roman"/>
+          <w:rFonts w:ascii="Barlow Semi Condensed" w:cs="Barlow Semi Condensed" w:eastAsia="Barlow Semi Condensed" w:hAnsi="Barlow Semi Condensed"/>
           <w:sz w:val="24"/>
           <w:szCs w:val="24"/>
         </w:rPr>
@@ -10789,7 +10789,7 @@
       </w:r>
       <w:r>
         <w:rPr>
-          <w:rFonts w:ascii="Times New Roman" w:cs="Times New Roman" w:eastAsia="Times New Roman" w:hAnsi="Times New Roman"/>
+          <w:rFonts w:ascii="Barlow Semi Condensed" w:cs="Barlow Semi Condensed" w:eastAsia="Barlow Semi Condensed" w:hAnsi="Barlow Semi Condensed"/>
           <w:b/>
           <w:bCs/>
           <w:sz w:val="24"/>
@@ -10799,7 +10799,7 @@
       </w:r>
       <w:r>
         <w:rPr>
-          <w:rFonts w:ascii="Times New Roman" w:cs="Times New Roman" w:eastAsia="Times New Roman" w:hAnsi="Times New Roman"/>
+          <w:rFonts w:ascii="Barlow Semi Condensed" w:cs="Barlow Semi Condensed" w:eastAsia="Barlow Semi Condensed" w:hAnsi="Barlow Semi Condensed"/>
           <w:sz w:val="24"/>
           <w:szCs w:val="24"/>
         </w:rPr>
@@ -10831,11 +10831,11 @@
           <w:p>
             <w:pPr>
               <w:spacing w:after="20" w:before="20"/>
-              <w:jc w:val="left"/>
-            </w:pPr>
-            <w:r>
-              <w:rPr>
-                <w:rFonts w:ascii="Times New Roman" w:cs="Times New Roman" w:eastAsia="Times New Roman" w:hAnsi="Times New Roman"/>
+              <w:jc w:val="both"/>
+            </w:pPr>
+            <w:r>
+              <w:rPr>
+                <w:rFonts w:ascii="Barlow Semi Condensed" w:cs="Barlow Semi Condensed" w:eastAsia="Barlow Semi Condensed" w:hAnsi="Barlow Semi Condensed"/>
                 <w:b/>
                 <w:bCs/>
                 <w:color w:val="FFFFFF"/>
@@ -10854,11 +10854,11 @@
           <w:p>
             <w:pPr>
               <w:spacing w:after="20" w:before="20"/>
-              <w:jc w:val="left"/>
-            </w:pPr>
-            <w:r>
-              <w:rPr>
-                <w:rFonts w:ascii="Times New Roman" w:cs="Times New Roman" w:eastAsia="Times New Roman" w:hAnsi="Times New Roman"/>
+              <w:jc w:val="both"/>
+            </w:pPr>
+            <w:r>
+              <w:rPr>
+                <w:rFonts w:ascii="Barlow Semi Condensed" w:cs="Barlow Semi Condensed" w:eastAsia="Barlow Semi Condensed" w:hAnsi="Barlow Semi Condensed"/>
                 <w:b/>
                 <w:bCs/>
                 <w:color w:val="FFFFFF"/>
@@ -10878,11 +10878,11 @@
           <w:p>
             <w:pPr>
               <w:spacing w:after="20" w:before="20"/>
-              <w:jc w:val="left"/>
-            </w:pPr>
-            <w:r>
-              <w:rPr>
-                <w:rFonts w:ascii="Times New Roman" w:cs="Times New Roman" w:eastAsia="Times New Roman" w:hAnsi="Times New Roman"/>
+              <w:jc w:val="both"/>
+            </w:pPr>
+            <w:r>
+              <w:rPr>
+                <w:rFonts w:ascii="Barlow Semi Condensed" w:cs="Barlow Semi Condensed" w:eastAsia="Barlow Semi Condensed" w:hAnsi="Barlow Semi Condensed"/>
                 <w:sz w:val="20"/>
                 <w:szCs w:val="20"/>
               </w:rPr>
@@ -10897,11 +10897,11 @@
           <w:p>
             <w:pPr>
               <w:spacing w:after="20" w:before="20"/>
-              <w:jc w:val="left"/>
-            </w:pPr>
-            <w:r>
-              <w:rPr>
-                <w:rFonts w:ascii="Times New Roman" w:cs="Times New Roman" w:eastAsia="Times New Roman" w:hAnsi="Times New Roman"/>
+              <w:jc w:val="both"/>
+            </w:pPr>
+            <w:r>
+              <w:rPr>
+                <w:rFonts w:ascii="Barlow Semi Condensed" w:cs="Barlow Semi Condensed" w:eastAsia="Barlow Semi Condensed" w:hAnsi="Barlow Semi Condensed"/>
                 <w:sz w:val="20"/>
                 <w:szCs w:val="20"/>
               </w:rPr>
@@ -10909,7 +10909,7 @@
             </w:r>
             <w:r>
               <w:rPr>
-                <w:rFonts w:ascii="Times New Roman" w:cs="Times New Roman" w:eastAsia="Times New Roman" w:hAnsi="Times New Roman"/>
+                <w:rFonts w:ascii="Barlow Semi Condensed" w:cs="Barlow Semi Condensed" w:eastAsia="Barlow Semi Condensed" w:hAnsi="Barlow Semi Condensed"/>
                 <w:b/>
                 <w:bCs/>
                 <w:sz w:val="20"/>
@@ -10919,7 +10919,7 @@
             </w:r>
             <w:r>
               <w:rPr>
-                <w:rFonts w:ascii="Times New Roman" w:cs="Times New Roman" w:eastAsia="Times New Roman" w:hAnsi="Times New Roman"/>
+                <w:rFonts w:ascii="Barlow Semi Condensed" w:cs="Barlow Semi Condensed" w:eastAsia="Barlow Semi Condensed" w:hAnsi="Barlow Semi Condensed"/>
                 <w:sz w:val="20"/>
                 <w:szCs w:val="20"/>
               </w:rPr>
@@ -10936,11 +10936,11 @@
           <w:p>
             <w:pPr>
               <w:spacing w:after="20" w:before="20"/>
-              <w:jc w:val="left"/>
-            </w:pPr>
-            <w:r>
-              <w:rPr>
-                <w:rFonts w:ascii="Times New Roman" w:cs="Times New Roman" w:eastAsia="Times New Roman" w:hAnsi="Times New Roman"/>
+              <w:jc w:val="both"/>
+            </w:pPr>
+            <w:r>
+              <w:rPr>
+                <w:rFonts w:ascii="Barlow Semi Condensed" w:cs="Barlow Semi Condensed" w:eastAsia="Barlow Semi Condensed" w:hAnsi="Barlow Semi Condensed"/>
                 <w:sz w:val="20"/>
                 <w:szCs w:val="20"/>
               </w:rPr>
@@ -10955,11 +10955,11 @@
           <w:p>
             <w:pPr>
               <w:spacing w:after="20" w:before="20"/>
-              <w:jc w:val="left"/>
-            </w:pPr>
-            <w:r>
-              <w:rPr>
-                <w:rFonts w:ascii="Times New Roman" w:cs="Times New Roman" w:eastAsia="Times New Roman" w:hAnsi="Times New Roman"/>
+              <w:jc w:val="both"/>
+            </w:pPr>
+            <w:r>
+              <w:rPr>
+                <w:rFonts w:ascii="Barlow Semi Condensed" w:cs="Barlow Semi Condensed" w:eastAsia="Barlow Semi Condensed" w:hAnsi="Barlow Semi Condensed"/>
                 <w:sz w:val="20"/>
                 <w:szCs w:val="20"/>
               </w:rPr>
@@ -10967,7 +10967,7 @@
             </w:r>
             <w:r>
               <w:rPr>
-                <w:rFonts w:ascii="Times New Roman" w:cs="Times New Roman" w:eastAsia="Times New Roman" w:hAnsi="Times New Roman"/>
+                <w:rFonts w:ascii="Barlow Semi Condensed" w:cs="Barlow Semi Condensed" w:eastAsia="Barlow Semi Condensed" w:hAnsi="Barlow Semi Condensed"/>
                 <w:b/>
                 <w:bCs/>
                 <w:sz w:val="20"/>
@@ -10977,7 +10977,7 @@
             </w:r>
             <w:r>
               <w:rPr>
-                <w:rFonts w:ascii="Times New Roman" w:cs="Times New Roman" w:eastAsia="Times New Roman" w:hAnsi="Times New Roman"/>
+                <w:rFonts w:ascii="Barlow Semi Condensed" w:cs="Barlow Semi Condensed" w:eastAsia="Barlow Semi Condensed" w:hAnsi="Barlow Semi Condensed"/>
                 <w:sz w:val="20"/>
                 <w:szCs w:val="20"/>
               </w:rPr>
@@ -10985,7 +10985,7 @@
             </w:r>
             <w:r>
               <w:rPr>
-                <w:rFonts w:ascii="Times New Roman" w:cs="Times New Roman" w:eastAsia="Times New Roman" w:hAnsi="Times New Roman"/>
+                <w:rFonts w:ascii="Barlow Semi Condensed" w:cs="Barlow Semi Condensed" w:eastAsia="Barlow Semi Condensed" w:hAnsi="Barlow Semi Condensed"/>
                 <w:b/>
                 <w:bCs/>
                 <w:sz w:val="20"/>
@@ -10995,7 +10995,7 @@
             </w:r>
             <w:r>
               <w:rPr>
-                <w:rFonts w:ascii="Times New Roman" w:cs="Times New Roman" w:eastAsia="Times New Roman" w:hAnsi="Times New Roman"/>
+                <w:rFonts w:ascii="Barlow Semi Condensed" w:cs="Barlow Semi Condensed" w:eastAsia="Barlow Semi Condensed" w:hAnsi="Barlow Semi Condensed"/>
                 <w:sz w:val="20"/>
                 <w:szCs w:val="20"/>
               </w:rPr>
@@ -11012,11 +11012,11 @@
           <w:p>
             <w:pPr>
               <w:spacing w:after="20" w:before="20"/>
-              <w:jc w:val="left"/>
-            </w:pPr>
-            <w:r>
-              <w:rPr>
-                <w:rFonts w:ascii="Times New Roman" w:cs="Times New Roman" w:eastAsia="Times New Roman" w:hAnsi="Times New Roman"/>
+              <w:jc w:val="both"/>
+            </w:pPr>
+            <w:r>
+              <w:rPr>
+                <w:rFonts w:ascii="Barlow Semi Condensed" w:cs="Barlow Semi Condensed" w:eastAsia="Barlow Semi Condensed" w:hAnsi="Barlow Semi Condensed"/>
                 <w:sz w:val="20"/>
                 <w:szCs w:val="20"/>
               </w:rPr>
@@ -11031,11 +11031,11 @@
           <w:p>
             <w:pPr>
               <w:spacing w:after="20" w:before="20"/>
-              <w:jc w:val="left"/>
-            </w:pPr>
-            <w:r>
-              <w:rPr>
-                <w:rFonts w:ascii="Times New Roman" w:cs="Times New Roman" w:eastAsia="Times New Roman" w:hAnsi="Times New Roman"/>
+              <w:jc w:val="both"/>
+            </w:pPr>
+            <w:r>
+              <w:rPr>
+                <w:rFonts w:ascii="Barlow Semi Condensed" w:cs="Barlow Semi Condensed" w:eastAsia="Barlow Semi Condensed" w:hAnsi="Barlow Semi Condensed"/>
                 <w:sz w:val="20"/>
                 <w:szCs w:val="20"/>
               </w:rPr>
@@ -11043,7 +11043,7 @@
             </w:r>
             <w:r>
               <w:rPr>
-                <w:rFonts w:ascii="Times New Roman" w:cs="Times New Roman" w:eastAsia="Times New Roman" w:hAnsi="Times New Roman"/>
+                <w:rFonts w:ascii="Barlow Semi Condensed" w:cs="Barlow Semi Condensed" w:eastAsia="Barlow Semi Condensed" w:hAnsi="Barlow Semi Condensed"/>
                 <w:b/>
                 <w:bCs/>
                 <w:sz w:val="20"/>
@@ -11053,7 +11053,7 @@
             </w:r>
             <w:r>
               <w:rPr>
-                <w:rFonts w:ascii="Times New Roman" w:cs="Times New Roman" w:eastAsia="Times New Roman" w:hAnsi="Times New Roman"/>
+                <w:rFonts w:ascii="Barlow Semi Condensed" w:cs="Barlow Semi Condensed" w:eastAsia="Barlow Semi Condensed" w:hAnsi="Barlow Semi Condensed"/>
                 <w:sz w:val="20"/>
                 <w:szCs w:val="20"/>
               </w:rPr>
@@ -11061,7 +11061,7 @@
             </w:r>
             <w:r>
               <w:rPr>
-                <w:rFonts w:ascii="Times New Roman" w:cs="Times New Roman" w:eastAsia="Times New Roman" w:hAnsi="Times New Roman"/>
+                <w:rFonts w:ascii="Barlow Semi Condensed" w:cs="Barlow Semi Condensed" w:eastAsia="Barlow Semi Condensed" w:hAnsi="Barlow Semi Condensed"/>
                 <w:b/>
                 <w:bCs/>
                 <w:sz w:val="20"/>
@@ -11071,7 +11071,7 @@
             </w:r>
             <w:r>
               <w:rPr>
-                <w:rFonts w:ascii="Times New Roman" w:cs="Times New Roman" w:eastAsia="Times New Roman" w:hAnsi="Times New Roman"/>
+                <w:rFonts w:ascii="Barlow Semi Condensed" w:cs="Barlow Semi Condensed" w:eastAsia="Barlow Semi Condensed" w:hAnsi="Barlow Semi Condensed"/>
                 <w:sz w:val="20"/>
                 <w:szCs w:val="20"/>
               </w:rPr>
@@ -11079,7 +11079,7 @@
             </w:r>
             <w:r>
               <w:rPr>
-                <w:rFonts w:ascii="Times New Roman" w:cs="Times New Roman" w:eastAsia="Times New Roman" w:hAnsi="Times New Roman"/>
+                <w:rFonts w:ascii="Barlow Semi Condensed" w:cs="Barlow Semi Condensed" w:eastAsia="Barlow Semi Condensed" w:hAnsi="Barlow Semi Condensed"/>
                 <w:b/>
                 <w:bCs/>
                 <w:sz w:val="20"/>
@@ -11089,7 +11089,7 @@
             </w:r>
             <w:r>
               <w:rPr>
-                <w:rFonts w:ascii="Times New Roman" w:cs="Times New Roman" w:eastAsia="Times New Roman" w:hAnsi="Times New Roman"/>
+                <w:rFonts w:ascii="Barlow Semi Condensed" w:cs="Barlow Semi Condensed" w:eastAsia="Barlow Semi Condensed" w:hAnsi="Barlow Semi Condensed"/>
                 <w:sz w:val="20"/>
                 <w:szCs w:val="20"/>
               </w:rPr>
@@ -11111,7 +11111,7 @@
       </w:pPr>
       <w:r>
         <w:rPr>
-          <w:rFonts w:ascii="Times New Roman" w:cs="Times New Roman" w:eastAsia="Times New Roman" w:hAnsi="Times New Roman"/>
+          <w:rFonts w:ascii="Barlow Semi Condensed" w:cs="Barlow Semi Condensed" w:eastAsia="Barlow Semi Condensed" w:hAnsi="Barlow Semi Condensed"/>
           <w:sz w:val="24"/>
           <w:szCs w:val="24"/>
         </w:rPr>
@@ -11119,7 +11119,7 @@
       </w:r>
       <w:r>
         <w:rPr>
-          <w:rFonts w:ascii="Times New Roman" w:cs="Times New Roman" w:eastAsia="Times New Roman" w:hAnsi="Times New Roman"/>
+          <w:rFonts w:ascii="Barlow Semi Condensed" w:cs="Barlow Semi Condensed" w:eastAsia="Barlow Semi Condensed" w:hAnsi="Barlow Semi Condensed"/>
           <w:b/>
           <w:bCs/>
           <w:sz w:val="24"/>
@@ -11129,7 +11129,7 @@
       </w:r>
       <w:r>
         <w:rPr>
-          <w:rFonts w:ascii="Times New Roman" w:cs="Times New Roman" w:eastAsia="Times New Roman" w:hAnsi="Times New Roman"/>
+          <w:rFonts w:ascii="Barlow Semi Condensed" w:cs="Barlow Semi Condensed" w:eastAsia="Barlow Semi Condensed" w:hAnsi="Barlow Semi Condensed"/>
           <w:sz w:val="24"/>
           <w:szCs w:val="24"/>
         </w:rPr>
@@ -11143,7 +11143,7 @@
       </w:pPr>
       <w:r>
         <w:rPr>
-          <w:rFonts w:ascii="Times New Roman" w:cs="Times New Roman" w:eastAsia="Times New Roman" w:hAnsi="Times New Roman"/>
+          <w:rFonts w:ascii="Barlow Semi Condensed" w:cs="Barlow Semi Condensed" w:eastAsia="Barlow Semi Condensed" w:hAnsi="Barlow Semi Condensed"/>
           <w:i/>
           <w:iCs/>
           <w:sz w:val="24"/>
@@ -11340,7 +11340,7 @@
   <w:docDefaults>
     <w:rPrDefault>
       <w:rPr>
-        <w:rFonts w:ascii="Times New Roman" w:cs="Times New Roman" w:eastAsia="Times New Roman" w:hAnsi="Times New Roman"/>
+        <w:rFonts w:ascii="Barlow Semi Condensed" w:cs="Barlow Semi Condensed" w:eastAsia="Barlow Semi Condensed" w:hAnsi="Barlow Semi Condensed"/>
         <w:sz w:val="24"/>
         <w:szCs w:val="24"/>
       </w:rPr>
@@ -11527,7 +11527,7 @@
       <w:spacing w:after="120" w:before="240"/>
     </w:pPr>
     <w:rPr>
-      <w:rFonts w:ascii="Times New Roman" w:cs="Times New Roman" w:eastAsia="Times New Roman" w:hAnsi="Times New Roman"/>
+      <w:rFonts w:ascii="Barlow Semi Condensed" w:cs="Barlow Semi Condensed" w:eastAsia="Barlow Semi Condensed" w:hAnsi="Barlow Semi Condensed"/>
       <w:b/>
       <w:bCs/>
       <w:color w:val="1F3864"/>
@@ -11544,7 +11544,7 @@
       <w:spacing w:after="100" w:before="200"/>
     </w:pPr>
     <w:rPr>
-      <w:rFonts w:ascii="Times New Roman" w:cs="Times New Roman" w:eastAsia="Times New Roman" w:hAnsi="Times New Roman"/>
+      <w:rFonts w:ascii="Barlow Semi Condensed" w:cs="Barlow Semi Condensed" w:eastAsia="Barlow Semi Condensed" w:hAnsi="Barlow Semi Condensed"/>
       <w:b/>
       <w:bCs/>
       <w:color w:val="1F3864"/>
@@ -11561,7 +11561,7 @@
       <w:spacing w:after="80" w:before="160"/>
     </w:pPr>
     <w:rPr>
-      <w:rFonts w:ascii="Times New Roman" w:cs="Times New Roman" w:eastAsia="Times New Roman" w:hAnsi="Times New Roman"/>
+      <w:rFonts w:ascii="Barlow Semi Condensed" w:cs="Barlow Semi Condensed" w:eastAsia="Barlow Semi Condensed" w:hAnsi="Barlow Semi Condensed"/>
       <w:b/>
       <w:bCs/>
       <w:i/>
